--- a/diploma/vkr_final.docx
+++ b/diploma/vkr_final.docx
@@ -4,24 +4,635 @@
   <w:body>
     <w:p>
       <w:pPr>
-        <w:spacing w:before="360" w:after="240"/>
+        <w:spacing w:before="0" w:after="0" w:line="360" w:lineRule="auto"/>
         <w:ind w:firstLine="0"/>
         <w:jc w:val="center"/>
       </w:pPr>
       <w:r>
         <w:rPr>
           <w:rFonts w:ascii="Times New Roman" w:hAnsi="Times New Roman"/>
+          <w:b w:val="0"/>
+          <w:sz w:val="28"/>
+        </w:rPr>
+        <w:t>Федеральное государственное автономное образовательное учреждение</w:t>
+      </w:r>
+    </w:p>
+    <w:p>
+      <w:pPr>
+        <w:spacing w:before="0" w:after="0" w:line="360" w:lineRule="auto"/>
+        <w:ind w:firstLine="0"/>
+        <w:jc w:val="center"/>
+      </w:pPr>
+      <w:r>
+        <w:rPr>
+          <w:rFonts w:ascii="Times New Roman" w:hAnsi="Times New Roman"/>
+          <w:b w:val="0"/>
+          <w:sz w:val="28"/>
+        </w:rPr>
+        <w:t>высшего образования</w:t>
+      </w:r>
+    </w:p>
+    <w:p>
+      <w:pPr>
+        <w:spacing w:before="0" w:after="0" w:line="360" w:lineRule="auto"/>
+        <w:ind w:firstLine="0"/>
+        <w:jc w:val="center"/>
+      </w:pPr>
+      <w:r>
+        <w:rPr>
+          <w:rFonts w:ascii="Times New Roman" w:hAnsi="Times New Roman"/>
+          <w:b w:val="0"/>
+          <w:sz w:val="28"/>
+        </w:rPr>
+        <w:t>«Московский физико-технический институт</w:t>
+      </w:r>
+    </w:p>
+    <w:p>
+      <w:pPr>
+        <w:spacing w:before="0" w:after="0" w:line="360" w:lineRule="auto"/>
+        <w:ind w:firstLine="0"/>
+        <w:jc w:val="center"/>
+      </w:pPr>
+      <w:r>
+        <w:rPr>
+          <w:rFonts w:ascii="Times New Roman" w:hAnsi="Times New Roman"/>
+          <w:b w:val="0"/>
+          <w:sz w:val="28"/>
+        </w:rPr>
+        <w:t>(национальный исследовательский университет)»</w:t>
+      </w:r>
+    </w:p>
+    <w:p>
+      <w:pPr>
+        <w:spacing w:before="0" w:after="0" w:line="360" w:lineRule="auto"/>
+        <w:ind w:firstLine="0"/>
+        <w:jc w:val="center"/>
+      </w:pPr>
+      <w:r>
+        <w:rPr>
+          <w:rFonts w:ascii="Times New Roman" w:hAnsi="Times New Roman"/>
+          <w:b w:val="0"/>
+          <w:sz w:val="28"/>
+        </w:rPr>
+        <w:t>Высшая школа программной инженерии</w:t>
+      </w:r>
+    </w:p>
+    <w:p>
+      <w:pPr>
+        <w:spacing w:before="0" w:after="0"/>
+        <w:ind w:firstLine="0"/>
+      </w:pPr>
+      <w:r>
+        <w:rPr>
+          <w:rFonts w:ascii="Times New Roman" w:hAnsi="Times New Roman"/>
+          <w:sz w:val="28"/>
+        </w:rPr>
+      </w:r>
+    </w:p>
+    <w:p>
+      <w:pPr>
+        <w:spacing w:before="0" w:after="0" w:line="360" w:lineRule="auto"/>
+        <w:ind w:firstLine="0"/>
+        <w:jc w:val="center"/>
+      </w:pPr>
+      <w:r>
+        <w:rPr>
+          <w:rFonts w:ascii="Times New Roman" w:hAnsi="Times New Roman"/>
+          <w:b w:val="0"/>
+          <w:sz w:val="28"/>
+        </w:rPr>
+        <w:t>Направление подготовки: 09.03.04 — Программная инженерия</w:t>
+      </w:r>
+    </w:p>
+    <w:p>
+      <w:pPr>
+        <w:spacing w:before="0" w:after="0" w:line="360" w:lineRule="auto"/>
+        <w:ind w:firstLine="0"/>
+        <w:jc w:val="center"/>
+      </w:pPr>
+      <w:r>
+        <w:rPr>
+          <w:rFonts w:ascii="Times New Roman" w:hAnsi="Times New Roman"/>
+          <w:b w:val="0"/>
+          <w:sz w:val="28"/>
+        </w:rPr>
+        <w:t>Направленность (профиль): Разработка программно-информационных систем</w:t>
+      </w:r>
+    </w:p>
+    <w:p>
+      <w:pPr>
+        <w:spacing w:before="0" w:after="0"/>
+        <w:ind w:firstLine="0"/>
+      </w:pPr>
+      <w:r>
+        <w:rPr>
+          <w:rFonts w:ascii="Times New Roman" w:hAnsi="Times New Roman"/>
+          <w:sz w:val="28"/>
+        </w:rPr>
+      </w:r>
+    </w:p>
+    <w:p>
+      <w:pPr>
+        <w:spacing w:before="0" w:after="0"/>
+        <w:ind w:firstLine="0"/>
+      </w:pPr>
+      <w:r>
+        <w:rPr>
+          <w:rFonts w:ascii="Times New Roman" w:hAnsi="Times New Roman"/>
+          <w:sz w:val="28"/>
+        </w:rPr>
+      </w:r>
+    </w:p>
+    <w:p>
+      <w:pPr>
+        <w:spacing w:before="0" w:after="0"/>
+        <w:ind w:firstLine="0"/>
+      </w:pPr>
+      <w:r>
+        <w:rPr>
+          <w:rFonts w:ascii="Times New Roman" w:hAnsi="Times New Roman"/>
+          <w:sz w:val="28"/>
+        </w:rPr>
+      </w:r>
+    </w:p>
+    <w:p>
+      <w:pPr>
+        <w:spacing w:before="0" w:after="0"/>
+        <w:ind w:firstLine="0"/>
+      </w:pPr>
+      <w:r>
+        <w:rPr>
+          <w:rFonts w:ascii="Times New Roman" w:hAnsi="Times New Roman"/>
+          <w:sz w:val="28"/>
+        </w:rPr>
+      </w:r>
+    </w:p>
+    <w:p>
+      <w:pPr>
+        <w:spacing w:before="0" w:after="0" w:line="360" w:lineRule="auto"/>
+        <w:ind w:firstLine="0"/>
+        <w:jc w:val="center"/>
+      </w:pPr>
+      <w:r>
+        <w:rPr>
+          <w:rFonts w:ascii="Times New Roman" w:hAnsi="Times New Roman"/>
           <w:b/>
           <w:sz w:val="28"/>
         </w:rPr>
-        <w:t>АННОТАЦИЯ</w:t>
+        <w:t>РАЗРАБОТКА МОДЕЛЕЙ ОБНАРУЖЕНИЯ АНОМАЛИЙ</w:t>
+      </w:r>
+    </w:p>
+    <w:p>
+      <w:pPr>
+        <w:spacing w:before="0" w:after="0" w:line="360" w:lineRule="auto"/>
+        <w:ind w:firstLine="0"/>
+        <w:jc w:val="center"/>
+      </w:pPr>
+      <w:r>
+        <w:rPr>
+          <w:rFonts w:ascii="Times New Roman" w:hAnsi="Times New Roman"/>
+          <w:b/>
+          <w:sz w:val="28"/>
+        </w:rPr>
+        <w:t>В БОЛЬШИХ ДАННЫХ</w:t>
       </w:r>
     </w:p>
     <w:p>
       <w:pPr>
         <w:spacing w:before="0" w:after="0"/>
+        <w:ind w:firstLine="0"/>
+      </w:pPr>
+      <w:r>
+        <w:rPr>
+          <w:rFonts w:ascii="Times New Roman" w:hAnsi="Times New Roman"/>
+          <w:sz w:val="28"/>
+        </w:rPr>
+      </w:r>
+    </w:p>
+    <w:p>
+      <w:pPr>
+        <w:spacing w:before="0" w:after="0" w:line="360" w:lineRule="auto"/>
+        <w:ind w:firstLine="0"/>
+        <w:jc w:val="center"/>
+      </w:pPr>
+      <w:r>
+        <w:rPr>
+          <w:rFonts w:ascii="Times New Roman" w:hAnsi="Times New Roman"/>
+          <w:b w:val="0"/>
+          <w:sz w:val="28"/>
+        </w:rPr>
+        <w:t>(бакалаврская работа)</w:t>
+      </w:r>
+    </w:p>
+    <w:p>
+      <w:pPr>
+        <w:spacing w:before="0" w:after="0"/>
+        <w:ind w:firstLine="0"/>
+      </w:pPr>
+      <w:r>
+        <w:rPr>
+          <w:rFonts w:ascii="Times New Roman" w:hAnsi="Times New Roman"/>
+          <w:sz w:val="28"/>
+        </w:rPr>
+      </w:r>
+    </w:p>
+    <w:p>
+      <w:pPr>
+        <w:spacing w:before="0" w:after="0"/>
+        <w:ind w:firstLine="0"/>
+      </w:pPr>
+      <w:r>
+        <w:rPr>
+          <w:rFonts w:ascii="Times New Roman" w:hAnsi="Times New Roman"/>
+          <w:sz w:val="28"/>
+        </w:rPr>
+      </w:r>
+    </w:p>
+    <w:p>
+      <w:pPr>
+        <w:spacing w:before="0" w:after="0"/>
+        <w:ind w:firstLine="0"/>
+      </w:pPr>
+      <w:r>
+        <w:rPr>
+          <w:rFonts w:ascii="Times New Roman" w:hAnsi="Times New Roman"/>
+          <w:sz w:val="28"/>
+        </w:rPr>
+      </w:r>
+    </w:p>
+    <w:p>
+      <w:pPr>
+        <w:spacing w:before="0" w:after="0"/>
+        <w:ind w:firstLine="0"/>
+      </w:pPr>
+      <w:r>
+        <w:rPr>
+          <w:rFonts w:ascii="Times New Roman" w:hAnsi="Times New Roman"/>
+          <w:sz w:val="28"/>
+        </w:rPr>
+      </w:r>
+    </w:p>
+    <w:p>
+      <w:pPr>
+        <w:spacing w:before="0" w:after="0"/>
+        <w:ind w:firstLine="0"/>
+      </w:pPr>
+      <w:r>
+        <w:rPr>
+          <w:rFonts w:ascii="Times New Roman" w:hAnsi="Times New Roman"/>
+          <w:sz w:val="28"/>
+        </w:rPr>
+      </w:r>
+    </w:p>
+    <w:p>
+      <w:pPr>
+        <w:ind w:firstLine="0"/>
+        <w:jc w:val="right"/>
+        <w:spacing w:line="360" w:lineRule="auto" w:before="0" w:after="0"/>
+      </w:pPr>
+      <w:r>
+        <w:rPr>
+          <w:rFonts w:ascii="Times New Roman" w:hAnsi="Times New Roman"/>
+          <w:sz w:val="28"/>
+        </w:rPr>
+        <w:t>Студент:</w:t>
+      </w:r>
+    </w:p>
+    <w:p>
+      <w:pPr>
+        <w:spacing w:before="0" w:after="0" w:line="360" w:lineRule="auto"/>
+        <w:ind w:firstLine="0"/>
+        <w:jc w:val="center"/>
+      </w:pPr>
+      <w:r>
+        <w:rPr>
+          <w:rFonts w:ascii="Times New Roman" w:hAnsi="Times New Roman"/>
+          <w:b w:val="0"/>
+          <w:sz w:val="28"/>
+        </w:rPr>
+        <w:t>Сахаров Даниэль Александрович</w:t>
+      </w:r>
+    </w:p>
+    <w:p>
+      <w:pPr>
+        <w:spacing w:before="0" w:after="0" w:line="360" w:lineRule="auto"/>
+        <w:ind w:firstLine="0"/>
+        <w:jc w:val="center"/>
+      </w:pPr>
+      <w:r>
+        <w:rPr>
+          <w:rFonts w:ascii="Times New Roman" w:hAnsi="Times New Roman"/>
+          <w:b w:val="0"/>
+          <w:sz w:val="28"/>
+        </w:rPr>
+        <w:t>__________________________</w:t>
+      </w:r>
+    </w:p>
+    <w:p>
+      <w:pPr>
+        <w:spacing w:before="0" w:after="0" w:line="360" w:lineRule="auto"/>
+        <w:ind w:firstLine="0"/>
+        <w:jc w:val="center"/>
+      </w:pPr>
+      <w:r>
+        <w:rPr>
+          <w:rFonts w:ascii="Times New Roman" w:hAnsi="Times New Roman"/>
+          <w:b w:val="0"/>
+          <w:sz w:val="24"/>
+        </w:rPr>
+        <w:t>(подпись студента)</w:t>
+      </w:r>
+    </w:p>
+    <w:p>
+      <w:pPr>
+        <w:spacing w:before="0" w:after="0"/>
+        <w:ind w:firstLine="0"/>
+      </w:pPr>
+      <w:r>
+        <w:rPr>
+          <w:rFonts w:ascii="Times New Roman" w:hAnsi="Times New Roman"/>
+          <w:sz w:val="28"/>
+        </w:rPr>
+      </w:r>
+    </w:p>
+    <w:p>
+      <w:pPr>
+        <w:ind w:firstLine="0"/>
+        <w:jc w:val="right"/>
+        <w:spacing w:line="360" w:lineRule="auto" w:before="0" w:after="0"/>
+      </w:pPr>
+      <w:r>
+        <w:rPr>
+          <w:rFonts w:ascii="Times New Roman" w:hAnsi="Times New Roman"/>
+          <w:sz w:val="28"/>
+        </w:rPr>
+        <w:t>Научный руководитель:</w:t>
+      </w:r>
+    </w:p>
+    <w:p>
+      <w:pPr>
+        <w:spacing w:before="0" w:after="0" w:line="360" w:lineRule="auto"/>
+        <w:ind w:firstLine="0"/>
+        <w:jc w:val="center"/>
+      </w:pPr>
+      <w:r>
+        <w:rPr>
+          <w:rFonts w:ascii="Times New Roman" w:hAnsi="Times New Roman"/>
+          <w:b w:val="0"/>
+          <w:sz w:val="28"/>
+        </w:rPr>
+        <w:t>Копылов Иван Станиславович,</w:t>
+      </w:r>
+    </w:p>
+    <w:p>
+      <w:pPr>
+        <w:spacing w:before="0" w:after="0" w:line="360" w:lineRule="auto"/>
+        <w:ind w:firstLine="0"/>
+        <w:jc w:val="center"/>
+      </w:pPr>
+      <w:r>
+        <w:rPr>
+          <w:rFonts w:ascii="Times New Roman" w:hAnsi="Times New Roman"/>
+          <w:b w:val="0"/>
+          <w:sz w:val="28"/>
+        </w:rPr>
+        <w:t>к.т.н., доцент ВШПИ</w:t>
+      </w:r>
+    </w:p>
+    <w:p>
+      <w:pPr>
+        <w:spacing w:before="0" w:after="0" w:line="360" w:lineRule="auto"/>
+        <w:ind w:firstLine="0"/>
+        <w:jc w:val="center"/>
+      </w:pPr>
+      <w:r>
+        <w:rPr>
+          <w:rFonts w:ascii="Times New Roman" w:hAnsi="Times New Roman"/>
+          <w:b w:val="0"/>
+          <w:sz w:val="28"/>
+        </w:rPr>
+        <w:t>__________________________</w:t>
+      </w:r>
+    </w:p>
+    <w:p>
+      <w:pPr>
+        <w:spacing w:before="0" w:after="0" w:line="360" w:lineRule="auto"/>
+        <w:ind w:firstLine="0"/>
+        <w:jc w:val="center"/>
+      </w:pPr>
+      <w:r>
+        <w:rPr>
+          <w:rFonts w:ascii="Times New Roman" w:hAnsi="Times New Roman"/>
+          <w:b w:val="0"/>
+          <w:sz w:val="24"/>
+        </w:rPr>
+        <w:t>(подпись научного руководителя)</w:t>
+      </w:r>
+    </w:p>
+    <w:p>
+      <w:pPr>
+        <w:spacing w:before="0" w:after="0"/>
+        <w:ind w:firstLine="0"/>
+      </w:pPr>
+      <w:r>
+        <w:rPr>
+          <w:rFonts w:ascii="Times New Roman" w:hAnsi="Times New Roman"/>
+          <w:sz w:val="28"/>
+        </w:rPr>
+      </w:r>
+    </w:p>
+    <w:p>
+      <w:pPr>
+        <w:spacing w:before="0" w:after="0"/>
+        <w:ind w:firstLine="0"/>
+      </w:pPr>
+      <w:r>
+        <w:rPr>
+          <w:rFonts w:ascii="Times New Roman" w:hAnsi="Times New Roman"/>
+          <w:sz w:val="28"/>
+        </w:rPr>
+      </w:r>
+    </w:p>
+    <w:p>
+      <w:pPr>
+        <w:spacing w:before="0" w:after="0"/>
+        <w:ind w:firstLine="0"/>
+      </w:pPr>
+      <w:r>
+        <w:rPr>
+          <w:rFonts w:ascii="Times New Roman" w:hAnsi="Times New Roman"/>
+          <w:sz w:val="28"/>
+        </w:rPr>
+      </w:r>
+    </w:p>
+    <w:p>
+      <w:pPr>
+        <w:spacing w:before="0" w:after="0"/>
+        <w:ind w:firstLine="0"/>
+      </w:pPr>
+      <w:r>
+        <w:rPr>
+          <w:rFonts w:ascii="Times New Roman" w:hAnsi="Times New Roman"/>
+          <w:sz w:val="28"/>
+        </w:rPr>
+      </w:r>
+    </w:p>
+    <w:p>
+      <w:pPr>
+        <w:spacing w:before="0" w:after="0" w:line="360" w:lineRule="auto"/>
+        <w:ind w:firstLine="0"/>
+        <w:jc w:val="center"/>
+      </w:pPr>
+      <w:r>
+        <w:rPr>
+          <w:rFonts w:ascii="Times New Roman" w:hAnsi="Times New Roman"/>
+          <w:b w:val="0"/>
+          <w:sz w:val="28"/>
+        </w:rPr>
+        <w:t>Москва 2026</w:t>
+      </w:r>
+    </w:p>
+    <w:p>
+      <w:pPr>
+        <w:ind w:firstLine="0"/>
+      </w:pPr>
+      <w:r>
+        <w:br w:type="page"/>
+      </w:r>
+    </w:p>
+    <w:p>
+      <w:pPr>
+        <w:spacing w:before="0" w:after="0" w:line="360" w:lineRule="auto"/>
+        <w:ind w:firstLine="0"/>
+        <w:jc w:val="center"/>
+        <w:outlineLvl w:val="0"/>
+      </w:pPr>
+      <w:r>
+        <w:rPr>
+          <w:rFonts w:ascii="Times New Roman" w:hAnsi="Times New Roman"/>
+          <w:b/>
+          <w:sz w:val="32"/>
+        </w:rPr>
+        <w:t>Аннотация</w:t>
+      </w:r>
+    </w:p>
+    <w:p>
+      <w:pPr>
+        <w:spacing w:before="0" w:after="0"/>
+        <w:ind w:firstLine="0"/>
+      </w:pPr>
+      <w:r>
+        <w:rPr>
+          <w:rFonts w:ascii="Times New Roman" w:hAnsi="Times New Roman"/>
+          <w:sz w:val="28"/>
+        </w:rPr>
+      </w:r>
+    </w:p>
+    <w:p>
+      <w:pPr>
+        <w:spacing w:before="0" w:after="0"/>
+        <w:ind w:firstLine="0"/>
+      </w:pPr>
+      <w:r>
+        <w:rPr>
+          <w:rFonts w:ascii="Times New Roman" w:hAnsi="Times New Roman"/>
+          <w:sz w:val="28"/>
+        </w:rPr>
+      </w:r>
+    </w:p>
+    <w:p>
+      <w:pPr>
+        <w:spacing w:before="0" w:after="0" w:line="360" w:lineRule="auto"/>
         <w:ind w:firstLine="709"/>
         <w:jc w:val="both"/>
+      </w:pPr>
+      <w:r>
+        <w:rPr>
+          <w:rFonts w:ascii="Times New Roman" w:hAnsi="Times New Roman"/>
+          <w:sz w:val="28"/>
+        </w:rPr>
+        <w:t>Выпускная квалификационная работа, 55 с., 1 рис., 16 табл., 36 источн., 2 прил.</w:t>
+      </w:r>
+    </w:p>
+    <w:p>
+      <w:pPr>
+        <w:spacing w:before="0" w:after="0" w:line="360" w:lineRule="auto"/>
+        <w:ind w:firstLine="709"/>
+        <w:jc w:val="both"/>
+      </w:pPr>
+      <w:r>
+        <w:rPr>
+          <w:rFonts w:ascii="Times New Roman" w:hAnsi="Times New Roman"/>
+          <w:sz w:val="28"/>
+        </w:rPr>
+        <w:t>ОБНАРУЖЕНИЕ ЛОГИЧЕСКИХ АНОМАЛИЙ, ВИЗУАЛЬНО-ЯЗЫКОВЫЕ МОДЕЛИ, MVTEC LOCO AD, CHAIN-OF-THOUGHT, TRAINING-FREE ОБНАРУЖЕНИЕ, INTERNVL, ПРОМЫШЛЕННЫЙ КОНТРОЛЬ КАЧЕСТВА.</w:t>
+      </w:r>
+    </w:p>
+    <w:p>
+      <w:pPr>
+        <w:spacing w:before="0" w:after="0" w:line="360" w:lineRule="auto"/>
+        <w:ind w:firstLine="709"/>
+        <w:jc w:val="both"/>
+      </w:pPr>
+      <w:r>
+        <w:rPr>
+          <w:rFonts w:ascii="Times New Roman" w:hAnsi="Times New Roman"/>
+          <w:sz w:val="28"/>
+        </w:rPr>
+        <w:t>Выпускная квалификационная работа посвящена разработке и экспериментальной оценке training-free фреймворка для обнаружения логических аномалий на изображениях промышленных объектов. Цель работы — повышение точности обнаружения логических аномалий за счёт применения визуально-языковых моделей (VLM) без разметки аномальных данных. В ходе работы решены следующие задачи: проведён обзор методов обнаружения аномалий; воспроизведён метод LogicQA с open-source VLM InternVL2.5-8B; разработан декомпозированный четырёхстадийный пайплайн с per-component описанием нормальных изображений; реализованы улучшения пайплайна (inline Chain-of-Thought, count-bypass, stem-matching); разработана иерархическая система оценки фреймворка (L1–L4); проведена серия воспроизводимых экспериментов; оценено влияние масштабирования модели. Лучший результат на датасете MVTec LOCO AD (класс breakfast_box): AUROC=0.852, F1-max=0.818, FP=0, CCR=100%. Показана применимость подхода в промышленном контроле качества без разметки аномалий.</w:t>
+      </w:r>
+    </w:p>
+    <w:p>
+      <w:pPr>
+        <w:ind w:firstLine="0"/>
+      </w:pPr>
+      <w:r>
+        <w:br w:type="page"/>
+      </w:r>
+    </w:p>
+    <w:p>
+      <w:pPr>
+        <w:spacing w:before="0" w:after="0" w:line="360" w:lineRule="auto"/>
+        <w:ind w:firstLine="0"/>
+        <w:jc w:val="center"/>
+        <w:outlineLvl w:val="0"/>
+      </w:pPr>
+      <w:r>
+        <w:rPr>
+          <w:rFonts w:ascii="Times New Roman" w:hAnsi="Times New Roman"/>
+          <w:b/>
+          <w:sz w:val="32"/>
+        </w:rPr>
+        <w:t>Содержание</w:t>
+      </w:r>
+    </w:p>
+    <w:p>
+      <w:pPr>
+        <w:spacing w:before="0" w:after="0"/>
+        <w:ind w:firstLine="0"/>
+      </w:pPr>
+      <w:r>
+        <w:rPr>
+          <w:rFonts w:ascii="Times New Roman" w:hAnsi="Times New Roman"/>
+          <w:sz w:val="28"/>
+        </w:rPr>
+      </w:r>
+    </w:p>
+    <w:p>
+      <w:pPr>
+        <w:spacing w:before="0" w:after="0"/>
+        <w:ind w:firstLine="0"/>
+      </w:pPr>
+      <w:r>
+        <w:rPr>
+          <w:rFonts w:ascii="Times New Roman" w:hAnsi="Times New Roman"/>
+          <w:sz w:val="28"/>
+        </w:rPr>
+      </w:r>
+    </w:p>
+    <w:p>
+      <w:pPr>
+        <w:ind w:firstLine="0"/>
         <w:spacing w:line="360" w:lineRule="auto" w:before="0" w:after="0"/>
       </w:pPr>
       <w:r>
@@ -29,436 +640,488 @@
           <w:rFonts w:ascii="Times New Roman" w:hAnsi="Times New Roman"/>
           <w:sz w:val="28"/>
         </w:rPr>
-        <w:t>Выпускная квалификационная работа посвящена разработке и экспериментальной оценке training-free фреймворка для обнаружения логических аномалий на изображениях промышленных объектов. Цель работы — повышение точности обнаружения логических аномалий за счёт применения визуально-языковых моделей (VLM) без разметки аномальных данных. В ходе работы решены следующие задачи: проведён обзор методов обнаружения аномалий; воспроизведён метод LogicQA с open-source VLM InternVL2.5-8B; разработан декомпозированный четырёхстадийный пайплайн с per-component описанием нормальных изображений; реализованы улучшения пайплайна (inline Chain-of-Thought, count-bypass, stem-matching); разработана иерархическая система оценки фреймворка (L1–L4); проведена серия воспроизводимых экспериментов; оценено влияние масштабирования модели. Лучший результат на датасете MVTec LOCO AD (класс breakfast_box): AUROC=0.852, F1-max=0.818, FP=0, CCR=100%. Показана применимость подхода в промышленном контроле качества без разметки аномалий.</w:t>
-      </w:r>
-    </w:p>
-    <w:p>
-      <w:pPr>
-        <w:spacing w:before="360" w:after="240"/>
+        <w:fldChar w:fldCharType="begin"/>
+        <w:instrText xml:space="preserve">TOC \o "1-2" \h \z \u</w:instrText>
+        <w:fldChar w:fldCharType="separate"/>
+        <w:t>Обновите поле (F9), чтобы сформировать содержание.</w:t>
+        <w:fldChar w:fldCharType="end"/>
+      </w:r>
+    </w:p>
+    <w:p>
+      <w:pPr>
+        <w:ind w:firstLine="0"/>
+      </w:pPr>
+      <w:r>
+        <w:br w:type="page"/>
+      </w:r>
+    </w:p>
+    <w:p>
+      <w:pPr>
+        <w:spacing w:before="0" w:after="0" w:line="360" w:lineRule="auto"/>
         <w:ind w:firstLine="0"/>
         <w:jc w:val="center"/>
+        <w:outlineLvl w:val="0"/>
       </w:pPr>
       <w:r>
         <w:rPr>
           <w:rFonts w:ascii="Times New Roman" w:hAnsi="Times New Roman"/>
           <w:b/>
-          <w:sz w:val="28"/>
-        </w:rPr>
-        <w:t>ОБОЗНАЧЕНИЯ И СОКРАЩЕНИЯ</w:t>
-      </w:r>
-    </w:p>
-    <w:p>
-      <w:pPr>
-        <w:spacing w:before="20" w:after="20"/>
-        <w:ind w:firstLine="0"/>
-        <w:jc w:val="both"/>
-        <w:spacing w:line="300" w:lineRule="auto" w:before="0" w:after="0"/>
+          <w:sz w:val="32"/>
+        </w:rPr>
+        <w:t>Обозначения и сокращения</w:t>
+      </w:r>
+    </w:p>
+    <w:p>
+      <w:pPr>
+        <w:spacing w:before="0" w:after="0"/>
+        <w:ind w:firstLine="0"/>
+      </w:pPr>
+      <w:r>
+        <w:rPr>
+          <w:rFonts w:ascii="Times New Roman" w:hAnsi="Times New Roman"/>
+          <w:sz w:val="28"/>
+        </w:rPr>
+      </w:r>
+    </w:p>
+    <w:p>
+      <w:pPr>
+        <w:spacing w:before="0" w:after="0"/>
+        <w:ind w:firstLine="0"/>
+      </w:pPr>
+      <w:r>
+        <w:rPr>
+          <w:rFonts w:ascii="Times New Roman" w:hAnsi="Times New Roman"/>
+          <w:sz w:val="28"/>
+        </w:rPr>
+      </w:r>
+    </w:p>
+    <w:p>
+      <w:pPr>
+        <w:spacing w:before="0" w:after="0" w:line="360" w:lineRule="auto"/>
+        <w:ind w:firstLine="0"/>
+        <w:jc w:val="both"/>
       </w:pPr>
       <w:r>
         <w:rPr>
           <w:rFonts w:ascii="Times New Roman" w:hAnsi="Times New Roman"/>
           <w:b/>
-          <w:sz w:val="26"/>
+          <w:sz w:val="28"/>
         </w:rPr>
         <w:t xml:space="preserve">VLM </w:t>
       </w:r>
       <w:r>
         <w:rPr>
           <w:rFonts w:ascii="Times New Roman" w:hAnsi="Times New Roman"/>
-          <w:sz w:val="26"/>
+          <w:sz w:val="28"/>
         </w:rPr>
         <w:t>— Visual-Language Model — визуально-языковая модель</w:t>
       </w:r>
     </w:p>
     <w:p>
       <w:pPr>
-        <w:spacing w:before="20" w:after="20"/>
-        <w:ind w:firstLine="0"/>
-        <w:jc w:val="both"/>
-        <w:spacing w:line="300" w:lineRule="auto" w:before="0" w:after="0"/>
+        <w:spacing w:before="0" w:after="0" w:line="360" w:lineRule="auto"/>
+        <w:ind w:firstLine="0"/>
+        <w:jc w:val="both"/>
       </w:pPr>
       <w:r>
         <w:rPr>
           <w:rFonts w:ascii="Times New Roman" w:hAnsi="Times New Roman"/>
           <w:b/>
-          <w:sz w:val="26"/>
+          <w:sz w:val="28"/>
         </w:rPr>
         <w:t xml:space="preserve">LLM </w:t>
       </w:r>
       <w:r>
         <w:rPr>
           <w:rFonts w:ascii="Times New Roman" w:hAnsi="Times New Roman"/>
-          <w:sz w:val="26"/>
+          <w:sz w:val="28"/>
         </w:rPr>
         <w:t>— Large Language Model — большая языковая модель</w:t>
       </w:r>
     </w:p>
     <w:p>
       <w:pPr>
-        <w:spacing w:before="20" w:after="20"/>
-        <w:ind w:firstLine="0"/>
-        <w:jc w:val="both"/>
-        <w:spacing w:line="300" w:lineRule="auto" w:before="0" w:after="0"/>
+        <w:spacing w:before="0" w:after="0" w:line="360" w:lineRule="auto"/>
+        <w:ind w:firstLine="0"/>
+        <w:jc w:val="both"/>
       </w:pPr>
       <w:r>
         <w:rPr>
           <w:rFonts w:ascii="Times New Roman" w:hAnsi="Times New Roman"/>
           <w:b/>
-          <w:sz w:val="26"/>
+          <w:sz w:val="28"/>
         </w:rPr>
         <w:t xml:space="preserve">AUROC </w:t>
       </w:r>
       <w:r>
         <w:rPr>
           <w:rFonts w:ascii="Times New Roman" w:hAnsi="Times New Roman"/>
-          <w:sz w:val="26"/>
+          <w:sz w:val="28"/>
         </w:rPr>
         <w:t>— Area Under the ROC Curve — площадь под ROC-кривой</w:t>
       </w:r>
     </w:p>
     <w:p>
       <w:pPr>
-        <w:spacing w:before="20" w:after="20"/>
-        <w:ind w:firstLine="0"/>
-        <w:jc w:val="both"/>
-        <w:spacing w:line="300" w:lineRule="auto" w:before="0" w:after="0"/>
+        <w:spacing w:before="0" w:after="0" w:line="360" w:lineRule="auto"/>
+        <w:ind w:firstLine="0"/>
+        <w:jc w:val="both"/>
       </w:pPr>
       <w:r>
         <w:rPr>
           <w:rFonts w:ascii="Times New Roman" w:hAnsi="Times New Roman"/>
           <w:b/>
-          <w:sz w:val="26"/>
+          <w:sz w:val="28"/>
         </w:rPr>
         <w:t xml:space="preserve">F1-max </w:t>
       </w:r>
       <w:r>
         <w:rPr>
           <w:rFonts w:ascii="Times New Roman" w:hAnsi="Times New Roman"/>
-          <w:sz w:val="26"/>
+          <w:sz w:val="28"/>
         </w:rPr>
         <w:t>— максимальное значение F1-меры по порогу</w:t>
       </w:r>
     </w:p>
     <w:p>
       <w:pPr>
-        <w:spacing w:before="20" w:after="20"/>
-        <w:ind w:firstLine="0"/>
-        <w:jc w:val="both"/>
-        <w:spacing w:line="300" w:lineRule="auto" w:before="0" w:after="0"/>
+        <w:spacing w:before="0" w:after="0" w:line="360" w:lineRule="auto"/>
+        <w:ind w:firstLine="0"/>
+        <w:jc w:val="both"/>
       </w:pPr>
       <w:r>
         <w:rPr>
           <w:rFonts w:ascii="Times New Roman" w:hAnsi="Times New Roman"/>
           <w:b/>
-          <w:sz w:val="26"/>
+          <w:sz w:val="28"/>
         </w:rPr>
         <w:t xml:space="preserve">CCR </w:t>
       </w:r>
       <w:r>
         <w:rPr>
           <w:rFonts w:ascii="Times New Roman" w:hAnsi="Times New Roman"/>
-          <w:sz w:val="26"/>
+          <w:sz w:val="28"/>
         </w:rPr>
         <w:t>— Constraint Coverage Rate — доля покрытых ограничений нормальности</w:t>
       </w:r>
     </w:p>
     <w:p>
       <w:pPr>
-        <w:spacing w:before="20" w:after="20"/>
-        <w:ind w:firstLine="0"/>
-        <w:jc w:val="both"/>
-        <w:spacing w:line="300" w:lineRule="auto" w:before="0" w:after="0"/>
+        <w:spacing w:before="0" w:after="0" w:line="360" w:lineRule="auto"/>
+        <w:ind w:firstLine="0"/>
+        <w:jc w:val="both"/>
       </w:pPr>
       <w:r>
         <w:rPr>
           <w:rFonts w:ascii="Times New Roman" w:hAnsi="Times New Roman"/>
           <w:b/>
-          <w:sz w:val="26"/>
+          <w:sz w:val="28"/>
         </w:rPr>
         <w:t xml:space="preserve">CoT </w:t>
       </w:r>
       <w:r>
         <w:rPr>
           <w:rFonts w:ascii="Times New Roman" w:hAnsi="Times New Roman"/>
-          <w:sz w:val="26"/>
+          <w:sz w:val="28"/>
         </w:rPr>
         <w:t>— Chain-of-Thought — метод пошагового рассуждения в промптинге</w:t>
       </w:r>
     </w:p>
     <w:p>
       <w:pPr>
-        <w:spacing w:before="20" w:after="20"/>
-        <w:ind w:firstLine="0"/>
-        <w:jc w:val="both"/>
-        <w:spacing w:line="300" w:lineRule="auto" w:before="0" w:after="0"/>
+        <w:spacing w:before="0" w:after="0" w:line="360" w:lineRule="auto"/>
+        <w:ind w:firstLine="0"/>
+        <w:jc w:val="both"/>
       </w:pPr>
       <w:r>
         <w:rPr>
           <w:rFonts w:ascii="Times New Roman" w:hAnsi="Times New Roman"/>
           <w:b/>
-          <w:sz w:val="26"/>
+          <w:sz w:val="28"/>
         </w:rPr>
         <w:t xml:space="preserve">MACE </w:t>
       </w:r>
       <w:r>
         <w:rPr>
           <w:rFonts w:ascii="Times New Roman" w:hAnsi="Times New Roman"/>
-          <w:sz w:val="26"/>
+          <w:sz w:val="28"/>
         </w:rPr>
         <w:t>— Mean Absolute Count Error — средняя абсолютная ошибка счёта</w:t>
       </w:r>
     </w:p>
     <w:p>
       <w:pPr>
-        <w:spacing w:before="20" w:after="20"/>
-        <w:ind w:firstLine="0"/>
-        <w:jc w:val="both"/>
-        <w:spacing w:line="300" w:lineRule="auto" w:before="0" w:after="0"/>
+        <w:spacing w:before="0" w:after="0" w:line="360" w:lineRule="auto"/>
+        <w:ind w:firstLine="0"/>
+        <w:jc w:val="both"/>
       </w:pPr>
       <w:r>
         <w:rPr>
           <w:rFonts w:ascii="Times New Roman" w:hAnsi="Times New Roman"/>
           <w:b/>
-          <w:sz w:val="26"/>
+          <w:sz w:val="28"/>
         </w:rPr>
         <w:t xml:space="preserve">SRA </w:t>
       </w:r>
       <w:r>
         <w:rPr>
           <w:rFonts w:ascii="Times New Roman" w:hAnsi="Times New Roman"/>
-          <w:sz w:val="26"/>
+          <w:sz w:val="28"/>
         </w:rPr>
         <w:t>— Spatial Relation Accuracy — точность пространственных отношений</w:t>
       </w:r>
     </w:p>
     <w:p>
       <w:pPr>
-        <w:spacing w:before="20" w:after="20"/>
-        <w:ind w:firstLine="0"/>
-        <w:jc w:val="both"/>
-        <w:spacing w:line="300" w:lineRule="auto" w:before="0" w:after="0"/>
+        <w:spacing w:before="0" w:after="0" w:line="360" w:lineRule="auto"/>
+        <w:ind w:firstLine="0"/>
+        <w:jc w:val="both"/>
       </w:pPr>
       <w:r>
         <w:rPr>
           <w:rFonts w:ascii="Times New Roman" w:hAnsi="Times New Roman"/>
           <w:b/>
-          <w:sz w:val="26"/>
+          <w:sz w:val="28"/>
         </w:rPr>
         <w:t xml:space="preserve">AWQ </w:t>
       </w:r>
       <w:r>
         <w:rPr>
           <w:rFonts w:ascii="Times New Roman" w:hAnsi="Times New Roman"/>
-          <w:sz w:val="26"/>
+          <w:sz w:val="28"/>
         </w:rPr>
         <w:t>— Activation-aware Weight Quantization — квантизация весов с учётом активаций</w:t>
       </w:r>
     </w:p>
     <w:p>
       <w:pPr>
-        <w:spacing w:before="20" w:after="20"/>
-        <w:ind w:firstLine="0"/>
-        <w:jc w:val="both"/>
-        <w:spacing w:line="300" w:lineRule="auto" w:before="0" w:after="0"/>
+        <w:spacing w:before="0" w:after="0" w:line="360" w:lineRule="auto"/>
+        <w:ind w:firstLine="0"/>
+        <w:jc w:val="both"/>
       </w:pPr>
       <w:r>
         <w:rPr>
           <w:rFonts w:ascii="Times New Roman" w:hAnsi="Times New Roman"/>
           <w:b/>
-          <w:sz w:val="26"/>
+          <w:sz w:val="28"/>
         </w:rPr>
         <w:t xml:space="preserve">MVTec LOCO AD </w:t>
       </w:r>
       <w:r>
         <w:rPr>
           <w:rFonts w:ascii="Times New Roman" w:hAnsi="Times New Roman"/>
-          <w:sz w:val="26"/>
+          <w:sz w:val="28"/>
         </w:rPr>
         <w:t>— MVTec Logical Constraints Anomaly Detection Dataset</w:t>
       </w:r>
     </w:p>
     <w:p>
       <w:pPr>
-        <w:spacing w:before="20" w:after="20"/>
-        <w:ind w:firstLine="0"/>
-        <w:jc w:val="both"/>
-        <w:spacing w:line="300" w:lineRule="auto" w:before="0" w:after="0"/>
+        <w:spacing w:before="0" w:after="0" w:line="360" w:lineRule="auto"/>
+        <w:ind w:firstLine="0"/>
+        <w:jc w:val="both"/>
       </w:pPr>
       <w:r>
         <w:rPr>
           <w:rFonts w:ascii="Times New Roman" w:hAnsi="Times New Roman"/>
           <w:b/>
-          <w:sz w:val="26"/>
+          <w:sz w:val="28"/>
         </w:rPr>
         <w:t xml:space="preserve">InternVL </w:t>
       </w:r>
       <w:r>
         <w:rPr>
           <w:rFonts w:ascii="Times New Roman" w:hAnsi="Times New Roman"/>
-          <w:sz w:val="26"/>
+          <w:sz w:val="28"/>
         </w:rPr>
         <w:t>— модель семейства InternVL2.5 (8B и 38B параметров)</w:t>
       </w:r>
     </w:p>
     <w:p>
       <w:pPr>
-        <w:spacing w:before="20" w:after="20"/>
-        <w:ind w:firstLine="0"/>
-        <w:jc w:val="both"/>
-        <w:spacing w:line="300" w:lineRule="auto" w:before="0" w:after="0"/>
+        <w:spacing w:before="0" w:after="0" w:line="360" w:lineRule="auto"/>
+        <w:ind w:firstLine="0"/>
+        <w:jc w:val="both"/>
       </w:pPr>
       <w:r>
         <w:rPr>
           <w:rFonts w:ascii="Times New Roman" w:hAnsi="Times New Roman"/>
           <w:b/>
-          <w:sz w:val="26"/>
+          <w:sz w:val="28"/>
         </w:rPr>
         <w:t xml:space="preserve">CLIP </w:t>
       </w:r>
       <w:r>
         <w:rPr>
           <w:rFonts w:ascii="Times New Roman" w:hAnsi="Times New Roman"/>
-          <w:sz w:val="26"/>
+          <w:sz w:val="28"/>
         </w:rPr>
         <w:t>— Contrastive Language–Image Pre-training — модель сопоставления текста и изображений</w:t>
       </w:r>
     </w:p>
     <w:p>
       <w:pPr>
-        <w:spacing w:before="20" w:after="20"/>
-        <w:ind w:firstLine="0"/>
-        <w:jc w:val="both"/>
-        <w:spacing w:line="300" w:lineRule="auto" w:before="0" w:after="0"/>
+        <w:spacing w:before="0" w:after="0" w:line="360" w:lineRule="auto"/>
+        <w:ind w:firstLine="0"/>
+        <w:jc w:val="both"/>
       </w:pPr>
       <w:r>
         <w:rPr>
           <w:rFonts w:ascii="Times New Roman" w:hAnsi="Times New Roman"/>
           <w:b/>
-          <w:sz w:val="26"/>
+          <w:sz w:val="28"/>
         </w:rPr>
         <w:t xml:space="preserve">CLIPScore </w:t>
       </w:r>
       <w:r>
         <w:rPr>
           <w:rFonts w:ascii="Times New Roman" w:hAnsi="Times New Roman"/>
-          <w:sz w:val="26"/>
+          <w:sz w:val="28"/>
         </w:rPr>
         <w:t>— метрика семантического сходства текста и изображения на основе CLIP</w:t>
       </w:r>
     </w:p>
     <w:p>
       <w:pPr>
-        <w:spacing w:before="20" w:after="20"/>
-        <w:ind w:firstLine="0"/>
-        <w:jc w:val="both"/>
-        <w:spacing w:line="300" w:lineRule="auto" w:before="0" w:after="0"/>
+        <w:spacing w:before="0" w:after="0" w:line="360" w:lineRule="auto"/>
+        <w:ind w:firstLine="0"/>
+        <w:jc w:val="both"/>
       </w:pPr>
       <w:r>
         <w:rPr>
           <w:rFonts w:ascii="Times New Roman" w:hAnsi="Times New Roman"/>
           <w:b/>
-          <w:sz w:val="26"/>
+          <w:sz w:val="28"/>
         </w:rPr>
         <w:t xml:space="preserve">TP / FP / FN / TN </w:t>
       </w:r>
       <w:r>
         <w:rPr>
           <w:rFonts w:ascii="Times New Roman" w:hAnsi="Times New Roman"/>
-          <w:sz w:val="26"/>
+          <w:sz w:val="28"/>
         </w:rPr>
         <w:t>— True Positive / False Positive / False Negative / True Negative</w:t>
       </w:r>
     </w:p>
     <w:p>
       <w:pPr>
-        <w:spacing w:before="20" w:after="20"/>
-        <w:ind w:firstLine="0"/>
-        <w:jc w:val="both"/>
-        <w:spacing w:line="300" w:lineRule="auto" w:before="0" w:after="0"/>
+        <w:spacing w:before="0" w:after="0" w:line="360" w:lineRule="auto"/>
+        <w:ind w:firstLine="0"/>
+        <w:jc w:val="both"/>
       </w:pPr>
       <w:r>
         <w:rPr>
           <w:rFonts w:ascii="Times New Roman" w:hAnsi="Times New Roman"/>
           <w:b/>
-          <w:sz w:val="26"/>
+          <w:sz w:val="28"/>
         </w:rPr>
         <w:t xml:space="preserve">Sub-Q </w:t>
       </w:r>
       <w:r>
         <w:rPr>
           <w:rFonts w:ascii="Times New Roman" w:hAnsi="Times New Roman"/>
-          <w:sz w:val="26"/>
+          <w:sz w:val="28"/>
         </w:rPr>
         <w:t>— вопрос-вариант (sub-question), перефразировка основного вопроса</w:t>
       </w:r>
     </w:p>
     <w:p>
       <w:pPr>
-        <w:spacing w:before="20" w:after="20"/>
-        <w:ind w:firstLine="0"/>
-        <w:jc w:val="both"/>
-        <w:spacing w:line="300" w:lineRule="auto" w:before="0" w:after="0"/>
+        <w:spacing w:before="0" w:after="0" w:line="360" w:lineRule="auto"/>
+        <w:ind w:firstLine="0"/>
+        <w:jc w:val="both"/>
       </w:pPr>
       <w:r>
         <w:rPr>
           <w:rFonts w:ascii="Times New Roman" w:hAnsi="Times New Roman"/>
           <w:b/>
-          <w:sz w:val="26"/>
+          <w:sz w:val="28"/>
         </w:rPr>
         <w:t xml:space="preserve">RC4-A </w:t>
       </w:r>
       <w:r>
         <w:rPr>
           <w:rFonts w:ascii="Times New Roman" w:hAnsi="Times New Roman"/>
-          <w:sz w:val="26"/>
+          <w:sz w:val="28"/>
         </w:rPr>
         <w:t>— версия Stage 4 с inline Chain-of-Thought рассуждением</w:t>
       </w:r>
     </w:p>
     <w:p>
       <w:pPr>
-        <w:spacing w:before="20" w:after="20"/>
-        <w:ind w:firstLine="0"/>
-        <w:jc w:val="both"/>
-        <w:spacing w:line="300" w:lineRule="auto" w:before="0" w:after="0"/>
+        <w:spacing w:before="0" w:after="0" w:line="360" w:lineRule="auto"/>
+        <w:ind w:firstLine="0"/>
+        <w:jc w:val="both"/>
       </w:pPr>
       <w:r>
         <w:rPr>
           <w:rFonts w:ascii="Times New Roman" w:hAnsi="Times New Roman"/>
           <w:b/>
-          <w:sz w:val="26"/>
+          <w:sz w:val="28"/>
         </w:rPr>
         <w:t xml:space="preserve">ГОСТ </w:t>
       </w:r>
       <w:r>
         <w:rPr>
           <w:rFonts w:ascii="Times New Roman" w:hAnsi="Times New Roman"/>
-          <w:sz w:val="26"/>
+          <w:sz w:val="28"/>
         </w:rPr>
         <w:t>— Государственный стандарт</w:t>
       </w:r>
     </w:p>
     <w:p>
       <w:pPr>
-        <w:spacing w:before="360" w:after="240"/>
+        <w:ind w:firstLine="0"/>
+      </w:pPr>
+      <w:r>
+        <w:br w:type="page"/>
+      </w:r>
+    </w:p>
+    <w:p>
+      <w:pPr>
+        <w:spacing w:before="0" w:after="0" w:line="360" w:lineRule="auto"/>
         <w:ind w:firstLine="0"/>
         <w:jc w:val="center"/>
+        <w:outlineLvl w:val="0"/>
       </w:pPr>
       <w:r>
         <w:rPr>
           <w:rFonts w:ascii="Times New Roman" w:hAnsi="Times New Roman"/>
           <w:b/>
-          <w:sz w:val="28"/>
-        </w:rPr>
-        <w:t>ВВЕДЕНИЕ</w:t>
+          <w:sz w:val="32"/>
+        </w:rPr>
+        <w:t>Введение</w:t>
       </w:r>
     </w:p>
     <w:p>
       <w:pPr>
         <w:spacing w:before="0" w:after="0"/>
+        <w:ind w:firstLine="0"/>
+      </w:pPr>
+      <w:r>
+        <w:rPr>
+          <w:rFonts w:ascii="Times New Roman" w:hAnsi="Times New Roman"/>
+          <w:sz w:val="28"/>
+        </w:rPr>
+      </w:r>
+    </w:p>
+    <w:p>
+      <w:pPr>
+        <w:spacing w:before="0" w:after="0"/>
+        <w:ind w:firstLine="0"/>
+      </w:pPr>
+      <w:r>
+        <w:rPr>
+          <w:rFonts w:ascii="Times New Roman" w:hAnsi="Times New Roman"/>
+          <w:sz w:val="28"/>
+        </w:rPr>
+      </w:r>
+    </w:p>
+    <w:p>
+      <w:pPr>
+        <w:spacing w:before="0" w:after="0" w:line="360" w:lineRule="auto"/>
         <w:ind w:firstLine="709"/>
         <w:jc w:val="both"/>
-        <w:spacing w:line="360" w:lineRule="auto" w:before="0" w:after="0"/>
       </w:pPr>
       <w:r>
         <w:rPr>
@@ -470,277 +1133,441 @@
     </w:p>
     <w:p>
       <w:pPr>
+        <w:spacing w:before="0" w:after="0" w:line="360" w:lineRule="auto"/>
+        <w:ind w:firstLine="709"/>
+        <w:jc w:val="both"/>
+      </w:pPr>
+      <w:r>
+        <w:rPr>
+          <w:rFonts w:ascii="Times New Roman" w:hAnsi="Times New Roman"/>
+          <w:sz w:val="28"/>
+        </w:rPr>
+        <w:t>Степень разработанности проблемы. Задача обнаружения структурных аномалий хорошо изучена: методы на основе реконструкции (VAE, DRAEM [12]), дистилляции знаний (Student-Teacher [14,15], EfficientAD) и признаковых карт (PatchCore [13]) достигают AUROC &gt; 0.95 на стандартных бенчмарках. Для логических аномалий ситуация принципиально иная: датасет MVTec LOCO AD [4] (2022) специально создан для этой задачи и выявил существенные ограничения существующих методов. Подходы на основе CLIP (WinCLIP [5], AnoVL) демонстрируют улучшения, но не охватывают сложную семантику ограничений. Метод LogicQA [L1] (2025) предложил принципиально иной подход: использование VLM как рассуждающего агента, формирующего контрольный список нормальности и проверяющего каждое изображение по этому списку. Ограничением оригинальной работы является применение закрытой модели GPT-4o, что исключает промышленное внедрение с точки зрения воспроизводимости и стоимости.</w:t>
+      </w:r>
+    </w:p>
+    <w:p>
+      <w:pPr>
+        <w:spacing w:before="0" w:after="0" w:line="360" w:lineRule="auto"/>
+        <w:ind w:firstLine="709"/>
+        <w:jc w:val="both"/>
+      </w:pPr>
+      <w:r>
+        <w:rPr>
+          <w:rFonts w:ascii="Times New Roman" w:hAnsi="Times New Roman"/>
+          <w:sz w:val="28"/>
+        </w:rPr>
+        <w:t>Центральный вклад настоящей работы состоит в воспроизведении метода LogicQA с использованием открытой модели InternVL2.5-8B, разработке семи системных улучшений пайплайна и иерархической системы оценки (L1–L4). Базовый AUROC InternVL2.5-8B по пяти классам MVTec LOCO AD составляет 0.527, лучший достигнутый результат на классе breakfast_box — AUROC=0.852, сопоставимый с результатами GPT-4o.</w:t>
+      </w:r>
+    </w:p>
+    <w:p>
+      <w:pPr>
+        <w:spacing w:before="0" w:after="0" w:line="360" w:lineRule="auto"/>
+        <w:ind w:firstLine="709"/>
+        <w:jc w:val="both"/>
+      </w:pPr>
+      <w:r>
+        <w:rPr>
+          <w:rFonts w:ascii="Times New Roman" w:hAnsi="Times New Roman"/>
+          <w:sz w:val="28"/>
+        </w:rPr>
+        <w:t>Цель работы: повышение точности обнаружения логических аномалий на изображениях за счёт разработки и экспериментальной оценки training-free фреймворка на основе визуально-языковых моделей без разметки аномальных данных.</w:t>
+      </w:r>
+    </w:p>
+    <w:p>
+      <w:pPr>
+        <w:spacing w:before="0" w:after="0" w:line="360" w:lineRule="auto"/>
+        <w:ind w:firstLine="709"/>
+        <w:jc w:val="both"/>
+      </w:pPr>
+      <w:r>
+        <w:rPr>
+          <w:rFonts w:ascii="Times New Roman" w:hAnsi="Times New Roman"/>
+          <w:sz w:val="28"/>
+        </w:rPr>
+        <w:t>Объект исследования: процессы автоматизированного обнаружения логических аномалий на изображениях промышленных объектов.</w:t>
+      </w:r>
+    </w:p>
+    <w:p>
+      <w:pPr>
+        <w:spacing w:before="0" w:after="0" w:line="360" w:lineRule="auto"/>
+        <w:ind w:firstLine="709"/>
+        <w:jc w:val="both"/>
+      </w:pPr>
+      <w:r>
+        <w:rPr>
+          <w:rFonts w:ascii="Times New Roman" w:hAnsi="Times New Roman"/>
+          <w:sz w:val="28"/>
+        </w:rPr>
+        <w:t>Предмет исследования: методы и алгоритмы VLM-based обнаружения аномалий, их архитектура и система оценки.</w:t>
+      </w:r>
+    </w:p>
+    <w:p>
+      <w:pPr>
+        <w:spacing w:before="0" w:after="0" w:line="360" w:lineRule="auto"/>
+        <w:ind w:firstLine="709"/>
+        <w:jc w:val="both"/>
+      </w:pPr>
+      <w:r>
+        <w:rPr>
+          <w:rFonts w:ascii="Times New Roman" w:hAnsi="Times New Roman"/>
+          <w:sz w:val="28"/>
+        </w:rPr>
+        <w:t>Для достижения цели поставлены следующие задачи:</w:t>
+      </w:r>
+    </w:p>
+    <w:p>
+      <w:pPr>
+        <w:spacing w:before="0" w:after="0" w:line="360" w:lineRule="auto"/>
+        <w:ind w:left="709" w:hanging="283"/>
+        <w:jc w:val="both"/>
+      </w:pPr>
+      <w:r>
+        <w:rPr>
+          <w:rFonts w:ascii="Times New Roman" w:hAnsi="Times New Roman"/>
+          <w:sz w:val="28"/>
+        </w:rPr>
+        <w:t>1. Провести обзор существующих методов обнаружения аномалий и обосновать выбор VLM-подхода для логических аномалий.</w:t>
+      </w:r>
+    </w:p>
+    <w:p>
+      <w:pPr>
+        <w:spacing w:before="0" w:after="0" w:line="360" w:lineRule="auto"/>
+        <w:ind w:left="709" w:hanging="283"/>
+        <w:jc w:val="both"/>
+      </w:pPr>
+      <w:r>
+        <w:rPr>
+          <w:rFonts w:ascii="Times New Roman" w:hAnsi="Times New Roman"/>
+          <w:sz w:val="28"/>
+        </w:rPr>
+        <w:t>2. Воспроизвести метод LogicQA с open-source VLM InternVL2.5-8B и установить базовые метрики по пяти классам MVTec LOCO AD.</w:t>
+      </w:r>
+    </w:p>
+    <w:p>
+      <w:pPr>
+        <w:spacing w:before="0" w:after="0" w:line="360" w:lineRule="auto"/>
+        <w:ind w:left="709" w:hanging="283"/>
+        <w:jc w:val="both"/>
+      </w:pPr>
+      <w:r>
+        <w:rPr>
+          <w:rFonts w:ascii="Times New Roman" w:hAnsi="Times New Roman"/>
+          <w:sz w:val="28"/>
+        </w:rPr>
+        <w:t>3. Разработать декомпозированный четырёхстадийный пайплайн с per-component описанием нормальных изображений (Stage 1–4).</w:t>
+      </w:r>
+    </w:p>
+    <w:p>
+      <w:pPr>
+        <w:spacing w:before="0" w:after="0" w:line="360" w:lineRule="auto"/>
+        <w:ind w:left="709" w:hanging="283"/>
+        <w:jc w:val="both"/>
+      </w:pPr>
+      <w:r>
+        <w:rPr>
+          <w:rFonts w:ascii="Times New Roman" w:hAnsi="Times New Roman"/>
+          <w:sz w:val="28"/>
+        </w:rPr>
+        <w:t>4. Реализовать улучшения пайплайна: inline Chain-of-Thought (RC4-A), count-bypass, stem-matching и другие.</w:t>
+      </w:r>
+    </w:p>
+    <w:p>
+      <w:pPr>
+        <w:spacing w:before="0" w:after="0" w:line="360" w:lineRule="auto"/>
+        <w:ind w:left="709" w:hanging="283"/>
+        <w:jc w:val="both"/>
+      </w:pPr>
+      <w:r>
+        <w:rPr>
+          <w:rFonts w:ascii="Times New Roman" w:hAnsi="Times New Roman"/>
+          <w:sz w:val="28"/>
+        </w:rPr>
+        <w:t>5. Разработать иерархическую систему оценки фреймворка (L1–L4), включая метрики восприятия, атрибутов, фильтрации и рассуждений.</w:t>
+      </w:r>
+    </w:p>
+    <w:p>
+      <w:pPr>
+        <w:spacing w:before="0" w:after="0" w:line="360" w:lineRule="auto"/>
+        <w:ind w:left="709" w:hanging="283"/>
+        <w:jc w:val="both"/>
+      </w:pPr>
+      <w:r>
+        <w:rPr>
+          <w:rFonts w:ascii="Times New Roman" w:hAnsi="Times New Roman"/>
+          <w:sz w:val="28"/>
+        </w:rPr>
+        <w:t>6. Провести серию воспроизводимых экспериментов на MVTec LOCO AD и проанализировать прогрессию метрик от r18 до r25.</w:t>
+      </w:r>
+    </w:p>
+    <w:p>
+      <w:pPr>
+        <w:spacing w:before="0" w:after="0" w:line="360" w:lineRule="auto"/>
+        <w:ind w:left="709" w:hanging="283"/>
+        <w:jc w:val="both"/>
+      </w:pPr>
+      <w:r>
+        <w:rPr>
+          <w:rFonts w:ascii="Times New Roman" w:hAnsi="Times New Roman"/>
+          <w:sz w:val="28"/>
+        </w:rPr>
+        <w:t>7. Оценить влияние масштабирования модели (InternVL2.5-8B → 38B-AWQ) на качество обнаружения аномалий.</w:t>
+      </w:r>
+    </w:p>
+    <w:p>
+      <w:pPr>
+        <w:spacing w:before="0" w:after="0" w:line="360" w:lineRule="auto"/>
+        <w:ind w:firstLine="709"/>
+        <w:jc w:val="both"/>
+      </w:pPr>
+      <w:r>
+        <w:rPr>
+          <w:rFonts w:ascii="Times New Roman" w:hAnsi="Times New Roman"/>
+          <w:sz w:val="28"/>
+        </w:rPr>
+        <w:t>Методы исследования: VLM-промптинг, few-shot learning, Chain-of-Thought, CLIP-метрики, LLM-as-Judge, методы квантизации AWQ.</w:t>
+      </w:r>
+    </w:p>
+    <w:p>
+      <w:pPr>
+        <w:spacing w:before="0" w:after="0" w:line="360" w:lineRule="auto"/>
+        <w:ind w:firstLine="709"/>
+        <w:jc w:val="both"/>
+      </w:pPr>
+      <w:r>
+        <w:rPr>
+          <w:rFonts w:ascii="Times New Roman" w:hAnsi="Times New Roman"/>
+          <w:sz w:val="28"/>
+        </w:rPr>
+        <w:t>Научная новизна: впервые предложена per-component декомпозиция Stage 1 и inline CoT (RC4-A) для training-free обнаружения логических аномалий с открытой VLM; разработана иерархическая система оценки L1–L4, связывающая качество восприятия, атрибутов, фильтрации и конечного обнаружения.</w:t>
+      </w:r>
+    </w:p>
+    <w:p>
+      <w:pPr>
+        <w:spacing w:before="0" w:after="0" w:line="360" w:lineRule="auto"/>
+        <w:ind w:firstLine="709"/>
+        <w:jc w:val="both"/>
+      </w:pPr>
+      <w:r>
+        <w:rPr>
+          <w:rFonts w:ascii="Times New Roman" w:hAnsi="Times New Roman"/>
+          <w:sz w:val="28"/>
+        </w:rPr>
+        <w:t>Практическая значимость: разработанный фреймворк применим в промышленном контроле качества без разметки аномальных данных; все эксперименты воспроизводимы на открытом датасете и открытых моделях; реализация требует единственного GPU.</w:t>
+      </w:r>
+    </w:p>
+    <w:p>
+      <w:pPr>
+        <w:spacing w:before="0" w:after="0" w:line="360" w:lineRule="auto"/>
+        <w:ind w:firstLine="709"/>
+        <w:jc w:val="both"/>
+      </w:pPr>
+      <w:r>
+        <w:rPr>
+          <w:rFonts w:ascii="Times New Roman" w:hAnsi="Times New Roman"/>
+          <w:sz w:val="28"/>
+        </w:rPr>
+        <w:t>Апробация результатов: проведено более 10 экспериментальных запусков на датасете MVTec LOCO AD (r18–r25); результаты иерархической оценки опубликованы в статье «Многоуровневый оценочный фреймворк для VLM-based обнаружения логических аномалий».</w:t>
+      </w:r>
+    </w:p>
+    <w:p>
+      <w:pPr>
+        <w:spacing w:before="0" w:after="0" w:line="360" w:lineRule="auto"/>
+        <w:ind w:firstLine="709"/>
+        <w:jc w:val="both"/>
+      </w:pPr>
+      <w:r>
+        <w:rPr>
+          <w:rFonts w:ascii="Times New Roman" w:hAnsi="Times New Roman"/>
+          <w:sz w:val="28"/>
+        </w:rPr>
+        <w:t>Структура работы. Работа состоит из введения, четырёх разделов, заключения и списка использованных источников. Раздел 1 содержит анализ предметной области. Раздел 2 описывает разработанный метод. Раздел 3 посвящён программной реализации. Раздел 4 представляет результаты экспериментов.</w:t>
+      </w:r>
+    </w:p>
+    <w:p>
+      <w:pPr>
+        <w:ind w:firstLine="0"/>
+      </w:pPr>
+      <w:r>
+        <w:br w:type="page"/>
+      </w:r>
+    </w:p>
+    <w:p>
+      <w:pPr>
+        <w:spacing w:before="0" w:after="0" w:line="360" w:lineRule="auto"/>
+        <w:ind w:firstLine="0"/>
+        <w:jc w:val="center"/>
+        <w:outlineLvl w:val="0"/>
+      </w:pPr>
+      <w:r>
+        <w:rPr>
+          <w:rFonts w:ascii="Times New Roman" w:hAnsi="Times New Roman"/>
+          <w:b/>
+          <w:sz w:val="32"/>
+        </w:rPr>
+        <w:t>Раздел 1. Анализ предметной области и постановка задачи</w:t>
+      </w:r>
+    </w:p>
+    <w:p>
+      <w:pPr>
         <w:spacing w:before="0" w:after="0"/>
+        <w:ind w:firstLine="0"/>
+      </w:pPr>
+      <w:r>
+        <w:rPr>
+          <w:rFonts w:ascii="Times New Roman" w:hAnsi="Times New Roman"/>
+          <w:sz w:val="28"/>
+        </w:rPr>
+      </w:r>
+    </w:p>
+    <w:p>
+      <w:pPr>
+        <w:spacing w:before="0" w:after="0"/>
+        <w:ind w:firstLine="0"/>
+      </w:pPr>
+      <w:r>
+        <w:rPr>
+          <w:rFonts w:ascii="Times New Roman" w:hAnsi="Times New Roman"/>
+          <w:sz w:val="28"/>
+        </w:rPr>
+      </w:r>
+    </w:p>
+    <w:p>
+      <w:pPr>
+        <w:spacing w:before="0" w:after="0"/>
+        <w:ind w:firstLine="0"/>
+      </w:pPr>
+      <w:r>
+        <w:rPr>
+          <w:rFonts w:ascii="Times New Roman" w:hAnsi="Times New Roman"/>
+          <w:sz w:val="28"/>
+        </w:rPr>
+      </w:r>
+    </w:p>
+    <w:p>
+      <w:pPr>
+        <w:spacing w:before="0" w:after="0"/>
+        <w:ind w:firstLine="0"/>
+      </w:pPr>
+      <w:r>
+        <w:rPr>
+          <w:rFonts w:ascii="Times New Roman" w:hAnsi="Times New Roman"/>
+          <w:sz w:val="28"/>
+        </w:rPr>
+      </w:r>
+    </w:p>
+    <w:p>
+      <w:pPr>
+        <w:spacing w:before="0" w:after="0" w:line="360" w:lineRule="auto"/>
+        <w:ind w:firstLine="0"/>
+        <w:jc w:val="left"/>
+        <w:outlineLvl w:val="1"/>
+      </w:pPr>
+      <w:r>
+        <w:rPr>
+          <w:rFonts w:ascii="Times New Roman" w:hAnsi="Times New Roman"/>
+          <w:b/>
+          <w:sz w:val="28"/>
+        </w:rPr>
+        <w:t>1.1 Задача обнаружения визуальных аномалий в промышленном контроле</w:t>
+      </w:r>
+    </w:p>
+    <w:p>
+      <w:pPr>
+        <w:spacing w:before="0" w:after="0"/>
+        <w:ind w:firstLine="0"/>
+      </w:pPr>
+      <w:r>
+        <w:rPr>
+          <w:rFonts w:ascii="Times New Roman" w:hAnsi="Times New Roman"/>
+          <w:sz w:val="28"/>
+        </w:rPr>
+      </w:r>
+    </w:p>
+    <w:p>
+      <w:pPr>
+        <w:spacing w:before="0" w:after="0" w:line="360" w:lineRule="auto"/>
         <w:ind w:firstLine="709"/>
         <w:jc w:val="both"/>
-        <w:spacing w:line="360" w:lineRule="auto" w:before="0" w:after="0"/>
-      </w:pPr>
-      <w:r>
-        <w:rPr>
-          <w:rFonts w:ascii="Times New Roman" w:hAnsi="Times New Roman"/>
-          <w:sz w:val="28"/>
-        </w:rPr>
-        <w:t>Степень разработанности проблемы. Задача обнаружения структурных аномалий хорошо изучена: методы на основе реконструкции (VAE, DRAEM [12]), дистилляции знаний (Student-Teacher [14,15], EfficientAD) и признаковых карт (PatchCore [13]) достигают AUROC &gt; 0.95 на стандартных бенчмарках. Для логических аномалий ситуация принципиально иная: датасет MVTec LOCO AD [4] (2022) специально создан для этой задачи и выявил существенные ограничения существующих методов. Подходы на основе CLIP (WinCLIP [5], AnoVL) демонстрируют улучшения, но не охватывают сложную семантику ограничений. Метод LogicQA [L1] (2025) предложил принципиально иной подход: использование VLM как рассуждающего агента, формирующего контрольный список нормальности и проверяющего каждое изображение по этому списку. Ограничением оригинальной работы является применение закрытой модели GPT-4o, что исключает промышленное внедрение с точки зрения воспроизводимости и стоимости.</w:t>
+      </w:pPr>
+      <w:r>
+        <w:rPr>
+          <w:rFonts w:ascii="Times New Roman" w:hAnsi="Times New Roman"/>
+          <w:sz w:val="28"/>
+        </w:rPr>
+        <w:t>Визуальный контроль качества (Visual Quality Inspection) является неотъемлемым элементом производственных процессов в соответствии с требованиями стандарта ISO 9001 [1]. Традиционно контроль осуществлялся операторами-людьми, однако рост скоростей производственных линий и потребность в стопроцентном охвате продукции сделали автоматизацию необходимостью. Методы компьютерного зрения позволяют обнаруживать отклонения на изображениях без остановки конвейера.</w:t>
+      </w:r>
+    </w:p>
+    <w:p>
+      <w:pPr>
+        <w:spacing w:before="0" w:after="0" w:line="360" w:lineRule="auto"/>
+        <w:ind w:firstLine="709"/>
+        <w:jc w:val="both"/>
+      </w:pPr>
+      <w:r>
+        <w:rPr>
+          <w:rFonts w:ascii="Times New Roman" w:hAnsi="Times New Roman"/>
+          <w:sz w:val="28"/>
+        </w:rPr>
+        <w:t>Задача обнаружения аномалий формулируется как задача одноклассовой классификации (one-class classification): в распоряжении системы имеются только нормальные образцы при обучении, тогда как при тестировании система должна отличить нормальный объект от аномального. Различают два принципиально разных типа аномалий:</w:t>
+      </w:r>
+    </w:p>
+    <w:p>
+      <w:pPr>
+        <w:spacing w:before="0" w:after="0" w:line="360" w:lineRule="auto"/>
+        <w:ind w:left="709" w:hanging="283"/>
+        <w:jc w:val="both"/>
+      </w:pPr>
+      <w:r>
+        <w:rPr>
+          <w:rFonts w:ascii="Times New Roman" w:hAnsi="Times New Roman"/>
+          <w:sz w:val="28"/>
+        </w:rPr>
+        <w:t>— Структурные аномалии — локальные дефекты текстуры или поверхности: царапины, трещины, загрязнения, инородные тела. Такие дефекты проявляются в аномальных значениях пикселей на небольших участках изображения.</w:t>
+      </w:r>
+    </w:p>
+    <w:p>
+      <w:pPr>
+        <w:spacing w:before="0" w:after="0" w:line="360" w:lineRule="auto"/>
+        <w:ind w:left="709" w:hanging="283"/>
+        <w:jc w:val="both"/>
+      </w:pPr>
+      <w:r>
+        <w:rPr>
+          <w:rFonts w:ascii="Times New Roman" w:hAnsi="Times New Roman"/>
+          <w:sz w:val="28"/>
+        </w:rPr>
+        <w:t>— Логические аномалии — нарушения глобальных семантических ограничений, задающих нормальную конфигурацию объекта. Например: неверное количество компонентов, нарушение пространственного порядка деталей, отсутствие ожидаемого элемента. Принципиально, что каждый отдельный пиксель при этом может быть визуально нормальным — дефект обнаруживается лишь на уровне глобального семантического контекста.</w:t>
+      </w:r>
+    </w:p>
+    <w:p>
+      <w:pPr>
+        <w:spacing w:before="0" w:after="0" w:line="360" w:lineRule="auto"/>
+        <w:ind w:firstLine="709"/>
+        <w:jc w:val="both"/>
+      </w:pPr>
+      <w:r>
+        <w:rPr>
+          <w:rFonts w:ascii="Times New Roman" w:hAnsi="Times New Roman"/>
+          <w:sz w:val="28"/>
+        </w:rPr>
+        <w:t>Датасет MVTec LOCO AD (Logical Constraints Anomaly Detection) [4], разработанный Бергманном и соавторами в 2022 году, специально создан для бенчмаркинга логических аномалий. Он включает пять классов промышленных объектов: breakfast_box, juice_bottle, pushpins, screw_bag и splicing_connectors. Каждый класс содержит как нормальные образцы, так и изображения с логическими и/или структурными аномалиями.</w:t>
       </w:r>
     </w:p>
     <w:p>
       <w:pPr>
         <w:spacing w:before="0" w:after="0"/>
-        <w:ind w:firstLine="709"/>
-        <w:jc w:val="both"/>
-        <w:spacing w:line="360" w:lineRule="auto" w:before="0" w:after="0"/>
-      </w:pPr>
-      <w:r>
-        <w:rPr>
-          <w:rFonts w:ascii="Times New Roman" w:hAnsi="Times New Roman"/>
-          <w:sz w:val="28"/>
-        </w:rPr>
-        <w:t>Центральный вклад настоящей работы состоит в воспроизведении метода LogicQA с использованием открытой модели InternVL2.5-8B, разработке семи системных улучшений пайплайна и иерархической системы оценки (L1–L4). Базовый AUROC InternVL2.5-8B по пяти классам MVTec LOCO AD составляет 0.527, лучший достигнутый результат на классе breakfast_box — AUROC=0.852, сопоставимый с результатами GPT-4o.</w:t>
-      </w:r>
-    </w:p>
-    <w:p>
-      <w:pPr>
-        <w:spacing w:before="0" w:after="0"/>
-        <w:ind w:firstLine="709"/>
-        <w:jc w:val="both"/>
-        <w:spacing w:line="360" w:lineRule="auto" w:before="0" w:after="0"/>
-      </w:pPr>
-      <w:r>
-        <w:rPr>
-          <w:rFonts w:ascii="Times New Roman" w:hAnsi="Times New Roman"/>
-          <w:sz w:val="28"/>
-        </w:rPr>
-        <w:t>Цель работы: повышение точности обнаружения логических аномалий на изображениях за счёт разработки и экспериментальной оценки training-free фреймворка на основе визуально-языковых моделей без разметки аномальных данных.</w:t>
-      </w:r>
-    </w:p>
-    <w:p>
-      <w:pPr>
-        <w:spacing w:before="0" w:after="0"/>
-        <w:ind w:firstLine="709"/>
-        <w:jc w:val="both"/>
-        <w:spacing w:line="360" w:lineRule="auto" w:before="0" w:after="0"/>
-      </w:pPr>
-      <w:r>
-        <w:rPr>
-          <w:rFonts w:ascii="Times New Roman" w:hAnsi="Times New Roman"/>
-          <w:sz w:val="28"/>
-        </w:rPr>
-        <w:t>Объект исследования: процессы автоматизированного обнаружения логических аномалий на изображениях промышленных объектов.</w:t>
-      </w:r>
-    </w:p>
-    <w:p>
-      <w:pPr>
-        <w:spacing w:before="0" w:after="0"/>
-        <w:ind w:firstLine="709"/>
-        <w:jc w:val="both"/>
-        <w:spacing w:line="360" w:lineRule="auto" w:before="0" w:after="0"/>
-      </w:pPr>
-      <w:r>
-        <w:rPr>
-          <w:rFonts w:ascii="Times New Roman" w:hAnsi="Times New Roman"/>
-          <w:sz w:val="28"/>
-        </w:rPr>
-        <w:t>Предмет исследования: методы и алгоритмы VLM-based обнаружения аномалий, их архитектура и система оценки.</w:t>
-      </w:r>
-    </w:p>
-    <w:p>
-      <w:pPr>
-        <w:spacing w:before="0" w:after="0"/>
-        <w:ind w:firstLine="709"/>
-        <w:jc w:val="both"/>
-        <w:spacing w:line="360" w:lineRule="auto" w:before="0" w:after="0"/>
-      </w:pPr>
-      <w:r>
-        <w:rPr>
-          <w:rFonts w:ascii="Times New Roman" w:hAnsi="Times New Roman"/>
-          <w:sz w:val="28"/>
-        </w:rPr>
-        <w:t>Для достижения цели поставлены следующие задачи:</w:t>
-      </w:r>
-    </w:p>
-    <w:p>
-      <w:pPr>
-        <w:spacing w:before="40" w:after="40"/>
-        <w:ind w:left="709" w:hanging="283"/>
-        <w:jc w:val="both"/>
-        <w:spacing w:line="360" w:lineRule="auto" w:before="0" w:after="0"/>
-      </w:pPr>
-      <w:r>
-        <w:rPr>
-          <w:rFonts w:ascii="Times New Roman" w:hAnsi="Times New Roman"/>
-          <w:sz w:val="28"/>
-        </w:rPr>
-        <w:t>1) Провести обзор существующих методов обнаружения аномалий и обосновать выбор VLM-подхода для логических аномалий.</w:t>
-      </w:r>
-    </w:p>
-    <w:p>
-      <w:pPr>
-        <w:spacing w:before="40" w:after="40"/>
-        <w:ind w:left="709" w:hanging="283"/>
-        <w:jc w:val="both"/>
-        <w:spacing w:line="360" w:lineRule="auto" w:before="0" w:after="0"/>
-      </w:pPr>
-      <w:r>
-        <w:rPr>
-          <w:rFonts w:ascii="Times New Roman" w:hAnsi="Times New Roman"/>
-          <w:sz w:val="28"/>
-        </w:rPr>
-        <w:t>2) Воспроизвести метод LogicQA с open-source VLM InternVL2.5-8B и установить базовые метрики по пяти классам MVTec LOCO AD.</w:t>
-      </w:r>
-    </w:p>
-    <w:p>
-      <w:pPr>
-        <w:spacing w:before="40" w:after="40"/>
-        <w:ind w:left="709" w:hanging="283"/>
-        <w:jc w:val="both"/>
-        <w:spacing w:line="360" w:lineRule="auto" w:before="0" w:after="0"/>
-      </w:pPr>
-      <w:r>
-        <w:rPr>
-          <w:rFonts w:ascii="Times New Roman" w:hAnsi="Times New Roman"/>
-          <w:sz w:val="28"/>
-        </w:rPr>
-        <w:t>3) Разработать декомпозированный четырёхстадийный пайплайн с per-component описанием нормальных изображений (Stage 1–4).</w:t>
-      </w:r>
-    </w:p>
-    <w:p>
-      <w:pPr>
-        <w:spacing w:before="40" w:after="40"/>
-        <w:ind w:left="709" w:hanging="283"/>
-        <w:jc w:val="both"/>
-        <w:spacing w:line="360" w:lineRule="auto" w:before="0" w:after="0"/>
-      </w:pPr>
-      <w:r>
-        <w:rPr>
-          <w:rFonts w:ascii="Times New Roman" w:hAnsi="Times New Roman"/>
-          <w:sz w:val="28"/>
-        </w:rPr>
-        <w:t>4) Реализовать улучшения пайплайна: inline Chain-of-Thought (RC4-A), count-bypass, stem-matching и другие.</w:t>
-      </w:r>
-    </w:p>
-    <w:p>
-      <w:pPr>
-        <w:spacing w:before="40" w:after="40"/>
-        <w:ind w:left="709" w:hanging="283"/>
-        <w:jc w:val="both"/>
-        <w:spacing w:line="360" w:lineRule="auto" w:before="0" w:after="0"/>
-      </w:pPr>
-      <w:r>
-        <w:rPr>
-          <w:rFonts w:ascii="Times New Roman" w:hAnsi="Times New Roman"/>
-          <w:sz w:val="28"/>
-        </w:rPr>
-        <w:t>5) Разработать иерархическую систему оценки фреймворка (L1–L4), включая метрики восприятия, атрибутов, фильтрации и рассуждений.</w:t>
-      </w:r>
-    </w:p>
-    <w:p>
-      <w:pPr>
-        <w:spacing w:before="40" w:after="40"/>
-        <w:ind w:left="709" w:hanging="283"/>
-        <w:jc w:val="both"/>
-        <w:spacing w:line="360" w:lineRule="auto" w:before="0" w:after="0"/>
-      </w:pPr>
-      <w:r>
-        <w:rPr>
-          <w:rFonts w:ascii="Times New Roman" w:hAnsi="Times New Roman"/>
-          <w:sz w:val="28"/>
-        </w:rPr>
-        <w:t>6) Провести серию воспроизводимых экспериментов на MVTec LOCO AD и проанализировать прогрессию метрик от r18 до r25.</w:t>
-      </w:r>
-    </w:p>
-    <w:p>
-      <w:pPr>
-        <w:spacing w:before="40" w:after="40"/>
-        <w:ind w:left="709" w:hanging="283"/>
-        <w:jc w:val="both"/>
-        <w:spacing w:line="360" w:lineRule="auto" w:before="0" w:after="0"/>
-      </w:pPr>
-      <w:r>
-        <w:rPr>
-          <w:rFonts w:ascii="Times New Roman" w:hAnsi="Times New Roman"/>
-          <w:sz w:val="28"/>
-        </w:rPr>
-        <w:t>7) Оценить влияние масштабирования модели (InternVL2.5-8B → 38B-AWQ) на качество обнаружения аномалий.</w:t>
-      </w:r>
-    </w:p>
-    <w:p>
-      <w:pPr>
-        <w:spacing w:before="0" w:after="0"/>
-        <w:ind w:firstLine="709"/>
-        <w:jc w:val="both"/>
-        <w:spacing w:line="360" w:lineRule="auto" w:before="0" w:after="0"/>
-      </w:pPr>
-      <w:r>
-        <w:rPr>
-          <w:rFonts w:ascii="Times New Roman" w:hAnsi="Times New Roman"/>
-          <w:sz w:val="28"/>
-        </w:rPr>
-        <w:t>Методы исследования: VLM-промптинг, few-shot learning, Chain-of-Thought, CLIP-метрики, LLM-as-Judge, методы квантизации AWQ.</w:t>
-      </w:r>
-    </w:p>
-    <w:p>
-      <w:pPr>
-        <w:spacing w:before="0" w:after="0"/>
-        <w:ind w:firstLine="709"/>
-        <w:jc w:val="both"/>
-        <w:spacing w:line="360" w:lineRule="auto" w:before="0" w:after="0"/>
-      </w:pPr>
-      <w:r>
-        <w:rPr>
-          <w:rFonts w:ascii="Times New Roman" w:hAnsi="Times New Roman"/>
-          <w:sz w:val="28"/>
-        </w:rPr>
-        <w:t>Научная новизна: впервые предложена per-component декомпозиция Stage 1 и inline CoT (RC4-A) для training-free обнаружения логических аномалий с открытой VLM; разработана иерархическая система оценки L1–L4, связывающая качество восприятия, атрибутов, фильтрации и конечного обнаружения.</w:t>
-      </w:r>
-    </w:p>
-    <w:p>
-      <w:pPr>
-        <w:spacing w:before="0" w:after="0"/>
-        <w:ind w:firstLine="709"/>
-        <w:jc w:val="both"/>
-        <w:spacing w:line="360" w:lineRule="auto" w:before="0" w:after="0"/>
-      </w:pPr>
-      <w:r>
-        <w:rPr>
-          <w:rFonts w:ascii="Times New Roman" w:hAnsi="Times New Roman"/>
-          <w:sz w:val="28"/>
-        </w:rPr>
-        <w:t>Практическая значимость: разработанный фреймворк применим в промышленном контроле качества без разметки аномальных данных; все эксперименты воспроизводимы на открытом датасете и открытых моделях; реализация требует единственного GPU.</w:t>
-      </w:r>
-    </w:p>
-    <w:p>
-      <w:pPr>
-        <w:spacing w:before="0" w:after="0"/>
-        <w:ind w:firstLine="709"/>
-        <w:jc w:val="both"/>
-        <w:spacing w:line="360" w:lineRule="auto" w:before="0" w:after="0"/>
-      </w:pPr>
-      <w:r>
-        <w:rPr>
-          <w:rFonts w:ascii="Times New Roman" w:hAnsi="Times New Roman"/>
-          <w:sz w:val="28"/>
-        </w:rPr>
-        <w:t>Апробация результатов: проведено более 10 экспериментальных запусков на датасете MVTec LOCO AD (r18–r25); результаты иерархической оценки опубликованы в статье «Многоуровневый оценочный фреймворк для VLM-based обнаружения логических аномалий».</w:t>
-      </w:r>
-    </w:p>
-    <w:p>
-      <w:pPr>
-        <w:spacing w:before="0" w:after="0"/>
-        <w:ind w:firstLine="709"/>
-        <w:jc w:val="both"/>
-        <w:spacing w:line="360" w:lineRule="auto" w:before="0" w:after="0"/>
-      </w:pPr>
-      <w:r>
-        <w:rPr>
-          <w:rFonts w:ascii="Times New Roman" w:hAnsi="Times New Roman"/>
-          <w:sz w:val="28"/>
-        </w:rPr>
-        <w:t>Структура работы. Работа состоит из введения, четырёх глав, заключения и списка использованных источников. Глава 1 содержит анализ предметной области. Глава 2 описывает разработанный метод. Глава 3 посвящена программной реализации. Глава 4 представляет результаты экспериментов.</w:t>
-      </w:r>
-    </w:p>
-    <w:p>
-      <w:pPr>
-        <w:spacing w:before="360" w:after="240"/>
+        <w:ind w:firstLine="0"/>
+      </w:pPr>
+      <w:r>
+        <w:rPr>
+          <w:rFonts w:ascii="Times New Roman" w:hAnsi="Times New Roman"/>
+          <w:sz w:val="28"/>
+        </w:rPr>
+      </w:r>
+    </w:p>
+    <w:p>
+      <w:pPr>
+        <w:spacing w:before="0" w:after="0" w:line="360" w:lineRule="auto"/>
         <w:ind w:firstLine="0"/>
         <w:jc w:val="center"/>
       </w:pPr>
@@ -750,112 +1577,7 @@
           <w:b/>
           <w:sz w:val="28"/>
         </w:rPr>
-        <w:t>ГЛАВА 1. АНАЛИЗ ПРЕДМЕТНОЙ ОБЛАСТИ И ПОСТАНОВКА ЗАДАЧИ</w:t>
-      </w:r>
-    </w:p>
-    <w:p>
-      <w:pPr>
-        <w:spacing w:before="280" w:after="120"/>
-        <w:ind w:firstLine="0"/>
-        <w:jc w:val="left"/>
-      </w:pPr>
-      <w:r>
-        <w:rPr>
-          <w:rFonts w:ascii="Times New Roman" w:hAnsi="Times New Roman"/>
-          <w:b/>
-          <w:sz w:val="28"/>
-        </w:rPr>
-        <w:t>1.1 Задача обнаружения визуальных аномалий в промышленном контроле</w:t>
-      </w:r>
-    </w:p>
-    <w:p>
-      <w:pPr>
-        <w:spacing w:before="0" w:after="0"/>
-        <w:ind w:firstLine="709"/>
-        <w:jc w:val="both"/>
-        <w:spacing w:line="360" w:lineRule="auto" w:before="0" w:after="0"/>
-      </w:pPr>
-      <w:r>
-        <w:rPr>
-          <w:rFonts w:ascii="Times New Roman" w:hAnsi="Times New Roman"/>
-          <w:sz w:val="28"/>
-        </w:rPr>
-        <w:t>Визуальный контроль качества (Visual Quality Inspection) является неотъемлемым элементом производственных процессов в соответствии с требованиями стандарта ISO 9001 [1]. Традиционно контроль осуществлялся операторами-людьми, однако рост скоростей производственных линий и потребность в стопроцентном охвате продукции сделали автоматизацию необходимостью. Методы компьютерного зрения позволяют обнаруживать отклонения на изображениях без остановки конвейера.</w:t>
-      </w:r>
-    </w:p>
-    <w:p>
-      <w:pPr>
-        <w:spacing w:before="0" w:after="0"/>
-        <w:ind w:firstLine="709"/>
-        <w:jc w:val="both"/>
-        <w:spacing w:line="360" w:lineRule="auto" w:before="0" w:after="0"/>
-      </w:pPr>
-      <w:r>
-        <w:rPr>
-          <w:rFonts w:ascii="Times New Roman" w:hAnsi="Times New Roman"/>
-          <w:sz w:val="28"/>
-        </w:rPr>
-        <w:t>Задача обнаружения аномалий формулируется как задача одноклассовой классификации (one-class classification): в распоряжении системы имеются только нормальные образцы при обучении, тогда как при тестировании система должна отличить нормальный объект от аномального. Различают два принципиально разных типа аномалий:</w:t>
-      </w:r>
-    </w:p>
-    <w:p>
-      <w:pPr>
-        <w:spacing w:before="40" w:after="40"/>
-        <w:ind w:left="709" w:hanging="283"/>
-        <w:jc w:val="both"/>
-        <w:spacing w:line="360" w:lineRule="auto" w:before="0" w:after="0"/>
-      </w:pPr>
-      <w:r>
-        <w:rPr>
-          <w:rFonts w:ascii="Times New Roman" w:hAnsi="Times New Roman"/>
-          <w:sz w:val="28"/>
-        </w:rPr>
-        <w:t>– Структурные аномалии — локальные дефекты текстуры или поверхности: царапины, трещины, загрязнения, инородные тела. Такие дефекты проявляются в аномальных значениях пикселей на небольших участках изображения.</w:t>
-      </w:r>
-    </w:p>
-    <w:p>
-      <w:pPr>
-        <w:spacing w:before="40" w:after="40"/>
-        <w:ind w:left="709" w:hanging="283"/>
-        <w:jc w:val="both"/>
-        <w:spacing w:line="360" w:lineRule="auto" w:before="0" w:after="0"/>
-      </w:pPr>
-      <w:r>
-        <w:rPr>
-          <w:rFonts w:ascii="Times New Roman" w:hAnsi="Times New Roman"/>
-          <w:sz w:val="28"/>
-        </w:rPr>
-        <w:t>– Логические аномалии — нарушения глобальных семантических ограничений, задающих нормальную конфигурацию объекта. Например: неверное количество компонентов, нарушение пространственного порядка деталей, отсутствие ожидаемого элемента. Принципиально, что каждый отдельный пиксель при этом может быть визуально нормальным — дефект обнаруживается лишь на уровне глобального семантического контекста.</w:t>
-      </w:r>
-    </w:p>
-    <w:p>
-      <w:pPr>
-        <w:spacing w:before="0" w:after="0"/>
-        <w:ind w:firstLine="709"/>
-        <w:jc w:val="both"/>
-        <w:spacing w:line="360" w:lineRule="auto" w:before="0" w:after="0"/>
-      </w:pPr>
-      <w:r>
-        <w:rPr>
-          <w:rFonts w:ascii="Times New Roman" w:hAnsi="Times New Roman"/>
-          <w:sz w:val="28"/>
-        </w:rPr>
-        <w:t>Датасет MVTec LOCO AD (Logical Constraints Anomaly Detection) [4], разработанный Бергманном и соавторами в 2022 году, специально создан для бенчмаркинга логических аномалий. Он включает пять классов промышленных объектов: breakfast_box, juice_bottle, pushpins, screw_bag и splicing_connectors. Каждый класс содержит как нормальные образцы, так и изображения с логическими и/или структурными аномалиями.</w:t>
-      </w:r>
-    </w:p>
-    <w:p>
-      <w:pPr>
-        <w:spacing w:before="200" w:after="80"/>
-        <w:ind w:firstLine="0"/>
-        <w:jc w:val="left"/>
-      </w:pPr>
-      <w:r>
-        <w:rPr>
-          <w:rFonts w:ascii="Times New Roman" w:hAnsi="Times New Roman"/>
-          <w:b/>
-          <w:sz w:val="24"/>
-        </w:rPr>
-        <w:t>Таблица 1 — Статистика датасета MVTec LOCO AD по классам</w:t>
+        <w:t>Таблица 1.1. Статистика датасета MVTec LOCO AD по классам</w:t>
       </w:r>
     </w:p>
     <w:tbl>
@@ -1512,9 +2234,48 @@
     </w:tbl>
     <w:p>
       <w:pPr>
-        <w:spacing w:before="280" w:after="120"/>
+        <w:spacing w:before="0" w:after="0" w:line="360" w:lineRule="auto"/>
+        <w:ind w:firstLine="709"/>
+        <w:jc w:val="both"/>
+      </w:pPr>
+      <w:r>
+        <w:rPr>
+          <w:rFonts w:ascii="Times New Roman" w:hAnsi="Times New Roman"/>
+          <w:sz w:val="28"/>
+        </w:rPr>
+        <w:t>Как видно из таблицы 1.1, классы существенно различаются по числу компонентов и типу аномалий: классы breakfast_box, juice_bottle и splicing_connectors содержат преимущественно логические аномалии, тогда как pushpins и screw_bag — оба типа. Это определяет необходимость единого подхода, устойчивого к различной структуре объектов.</w:t>
+      </w:r>
+    </w:p>
+    <w:p>
+      <w:pPr>
+        <w:spacing w:before="0" w:after="0"/>
+        <w:ind w:firstLine="0"/>
+      </w:pPr>
+      <w:r>
+        <w:rPr>
+          <w:rFonts w:ascii="Times New Roman" w:hAnsi="Times New Roman"/>
+          <w:sz w:val="28"/>
+        </w:rPr>
+      </w:r>
+    </w:p>
+    <w:p>
+      <w:pPr>
+        <w:spacing w:before="0" w:after="0"/>
+        <w:ind w:firstLine="0"/>
+      </w:pPr>
+      <w:r>
+        <w:rPr>
+          <w:rFonts w:ascii="Times New Roman" w:hAnsi="Times New Roman"/>
+          <w:sz w:val="28"/>
+        </w:rPr>
+      </w:r>
+    </w:p>
+    <w:p>
+      <w:pPr>
+        <w:spacing w:before="0" w:after="0" w:line="360" w:lineRule="auto"/>
         <w:ind w:firstLine="0"/>
         <w:jc w:val="left"/>
+        <w:outlineLvl w:val="1"/>
       </w:pPr>
       <w:r>
         <w:rPr>
@@ -1528,9 +2289,20 @@
     <w:p>
       <w:pPr>
         <w:spacing w:before="0" w:after="0"/>
+        <w:ind w:firstLine="0"/>
+      </w:pPr>
+      <w:r>
+        <w:rPr>
+          <w:rFonts w:ascii="Times New Roman" w:hAnsi="Times New Roman"/>
+          <w:sz w:val="28"/>
+        </w:rPr>
+      </w:r>
+    </w:p>
+    <w:p>
+      <w:pPr>
+        <w:spacing w:before="0" w:after="0" w:line="360" w:lineRule="auto"/>
         <w:ind w:firstLine="709"/>
         <w:jc w:val="both"/>
-        <w:spacing w:line="360" w:lineRule="auto" w:before="0" w:after="0"/>
       </w:pPr>
       <w:r>
         <w:rPr>
@@ -1542,77 +2314,85 @@
     </w:p>
     <w:p>
       <w:pPr>
+        <w:spacing w:before="0" w:after="0" w:line="360" w:lineRule="auto"/>
+        <w:ind w:firstLine="709"/>
+        <w:jc w:val="both"/>
+      </w:pPr>
+      <w:r>
+        <w:rPr>
+          <w:rFonts w:ascii="Times New Roman" w:hAnsi="Times New Roman"/>
+          <w:sz w:val="28"/>
+        </w:rPr>
+        <w:t>Reconstruction-based методы обучают автоэнкодер или генеративную модель воспроизводить нормальные изображения. Аномалия детектируется как высокая ошибка реконструкции. Метод VAE (Variational Autoencoder) [12] применяет вариационный вывод для построения латентного пространства нормальности. DRAEM [12] обучает дискриминатор на синтетических аномалиях, наложенных на нормальные изображения. Основной недостаток этих подходов — неспособность детектировать логические аномалии, поскольку реконструкция опирается на локальные паттерны.</w:t>
+      </w:r>
+    </w:p>
+    <w:p>
+      <w:pPr>
+        <w:spacing w:before="0" w:after="0" w:line="360" w:lineRule="auto"/>
+        <w:ind w:firstLine="709"/>
+        <w:jc w:val="both"/>
+      </w:pPr>
+      <w:r>
+        <w:rPr>
+          <w:rFonts w:ascii="Times New Roman" w:hAnsi="Times New Roman"/>
+          <w:sz w:val="28"/>
+        </w:rPr>
+        <w:t>Embedding-based методы извлекают признаки из предобученных нейросетей (ResNet, EfficientNet) и строят карту нормальности в признаковом пространстве. PatchCore [13] формирует кор-сет нормальных патч-признаков и вычисляет аномальность тестового патча как расстояние до ближайшего соседа в кор-сете. SPADE строит пирамидальную карту нормальности. Эти методы хорошо работают для структурных аномалий (AUROC &gt; 0.95), но слепы к логическим нарушениям: признаки каждого патча нормальны по отдельности.</w:t>
+      </w:r>
+    </w:p>
+    <w:p>
+      <w:pPr>
+        <w:spacing w:before="0" w:after="0" w:line="360" w:lineRule="auto"/>
+        <w:ind w:firstLine="709"/>
+        <w:jc w:val="both"/>
+      </w:pPr>
+      <w:r>
+        <w:rPr>
+          <w:rFonts w:ascii="Times New Roman" w:hAnsi="Times New Roman"/>
+          <w:sz w:val="28"/>
+        </w:rPr>
+        <w:t>Knowledge distillation методы обучают студенческую сеть имитировать учительскую на нормальных изображениях [14, 15]. Расхождение активаций сигнализирует об аномалии. EfficientAD [6] достигает высокой скорости при сохранении точности. Ограничение то же — локальный характер обнаружения.</w:t>
+      </w:r>
+    </w:p>
+    <w:p>
+      <w:pPr>
+        <w:spacing w:before="0" w:after="0" w:line="360" w:lineRule="auto"/>
+        <w:ind w:firstLine="709"/>
+        <w:jc w:val="both"/>
+      </w:pPr>
+      <w:r>
+        <w:rPr>
+          <w:rFonts w:ascii="Times New Roman" w:hAnsi="Times New Roman"/>
+          <w:sz w:val="28"/>
+        </w:rPr>
+        <w:t>VLM-based методы используют предобученные визуально-языковые модели. WinCLIP [5] применяет CLIP для оценки схожести патчей изображения с текстовыми описаниями нормальности/аномальности. AnoVL расширяет этот подход. Метод LogicQA [L1] (2025) принципиально отличается: вместо вычисления признаков VLM выступает рассуждающим агентом, который формирует контрольный список семантических ограничений нормальности и проверяет каждое ограничение для тестового изображения.</w:t>
+      </w:r>
+    </w:p>
+    <w:p>
+      <w:pPr>
         <w:spacing w:before="0" w:after="0"/>
-        <w:ind w:firstLine="709"/>
-        <w:jc w:val="both"/>
-        <w:spacing w:line="360" w:lineRule="auto" w:before="0" w:after="0"/>
-      </w:pPr>
-      <w:r>
-        <w:rPr>
-          <w:rFonts w:ascii="Times New Roman" w:hAnsi="Times New Roman"/>
-          <w:sz w:val="28"/>
-        </w:rPr>
-        <w:t>Reconstruction-based методы обучают автоэнкодер или генеративную модель воспроизводить нормальные изображения. Аномалия детектируется как высокая ошибка реконструкции. Метод VAE (Variational Autoencoder) [12] применяет вариационный вывод для построения латентного пространства нормальности. DRAEM [12] обучает дискриминатор на синтетических аномалиях, наложенных на нормальные изображения. Основной недостаток этих подходов — неспособность детектировать логические аномалии, поскольку реконструкция опирается на локальные паттерны.</w:t>
-      </w:r>
-    </w:p>
-    <w:p>
-      <w:pPr>
-        <w:spacing w:before="0" w:after="0"/>
-        <w:ind w:firstLine="709"/>
-        <w:jc w:val="both"/>
-        <w:spacing w:line="360" w:lineRule="auto" w:before="0" w:after="0"/>
-      </w:pPr>
-      <w:r>
-        <w:rPr>
-          <w:rFonts w:ascii="Times New Roman" w:hAnsi="Times New Roman"/>
-          <w:sz w:val="28"/>
-        </w:rPr>
-        <w:t>Embedding-based методы извлекают признаки из предобученных нейросетей (ResNet, EfficientNet) и строят карту нормальности в признаковом пространстве. PatchCore [13] формирует кор-сет нормальных патч-признаков и вычисляет аномальность тестового патча как расстояние до ближайшего соседа в кор-сете. SPADE строит пирамидальную карту нормальности. Эти методы хорошо работают для структурных аномалий (AUROC &gt; 0.95), но слепы к логическим нарушениям: признаки каждого патча нормальны по отдельности.</w:t>
-      </w:r>
-    </w:p>
-    <w:p>
-      <w:pPr>
-        <w:spacing w:before="0" w:after="0"/>
-        <w:ind w:firstLine="709"/>
-        <w:jc w:val="both"/>
-        <w:spacing w:line="360" w:lineRule="auto" w:before="0" w:after="0"/>
-      </w:pPr>
-      <w:r>
-        <w:rPr>
-          <w:rFonts w:ascii="Times New Roman" w:hAnsi="Times New Roman"/>
-          <w:sz w:val="28"/>
-        </w:rPr>
-        <w:t>Knowledge distillation методы обучают студенческую сеть имитировать учительскую на нормальных изображениях [14, 15]. Расхождение активаций сигнализирует об аномалии. EfficientAD [6] достигает высокой скорости при сохранении точности. Ограничение то же — локальный характер обнаружения.</w:t>
-      </w:r>
-    </w:p>
-    <w:p>
-      <w:pPr>
-        <w:spacing w:before="0" w:after="0"/>
-        <w:ind w:firstLine="709"/>
-        <w:jc w:val="both"/>
-        <w:spacing w:line="360" w:lineRule="auto" w:before="0" w:after="0"/>
-      </w:pPr>
-      <w:r>
-        <w:rPr>
-          <w:rFonts w:ascii="Times New Roman" w:hAnsi="Times New Roman"/>
-          <w:sz w:val="28"/>
-        </w:rPr>
-        <w:t>VLM-based методы используют предобученные визуально-языковые модели. WinCLIP [5] применяет CLIP для оценки схожести патчей изображения с текстовыми описаниями нормальности/аномальности. AnoVL расширяет этот подход. Метод LogicQA [L1] (2025) принципиально отличается: вместо вычисления признаков VLM выступает рассуждающим агентом, который формирует контрольный список семантических ограничений нормальности и проверяет каждое ограничение для тестового изображения.</w:t>
-      </w:r>
-    </w:p>
-    <w:p>
-      <w:pPr>
-        <w:spacing w:before="200" w:after="80"/>
-        <w:ind w:firstLine="0"/>
-        <w:jc w:val="left"/>
+        <w:ind w:firstLine="0"/>
+      </w:pPr>
+      <w:r>
+        <w:rPr>
+          <w:rFonts w:ascii="Times New Roman" w:hAnsi="Times New Roman"/>
+          <w:sz w:val="28"/>
+        </w:rPr>
+      </w:r>
+    </w:p>
+    <w:p>
+      <w:pPr>
+        <w:spacing w:before="0" w:after="0" w:line="360" w:lineRule="auto"/>
+        <w:ind w:firstLine="0"/>
+        <w:jc w:val="center"/>
       </w:pPr>
       <w:r>
         <w:rPr>
           <w:rFonts w:ascii="Times New Roman" w:hAnsi="Times New Roman"/>
           <w:b/>
-          <w:sz w:val="24"/>
-        </w:rPr>
-        <w:t>Таблица 2 — Сравнение методов обнаружения аномалий</w:t>
+          <w:sz w:val="28"/>
+        </w:rPr>
+        <w:t>Таблица 1.2. Сравнение методов обнаружения аномалий</w:t>
       </w:r>
     </w:p>
     <w:tbl>
@@ -2252,9 +3032,48 @@
     </w:tbl>
     <w:p>
       <w:pPr>
-        <w:spacing w:before="280" w:after="120"/>
+        <w:spacing w:before="0" w:after="0" w:line="360" w:lineRule="auto"/>
+        <w:ind w:firstLine="709"/>
+        <w:jc w:val="both"/>
+      </w:pPr>
+      <w:r>
+        <w:rPr>
+          <w:rFonts w:ascii="Times New Roman" w:hAnsi="Times New Roman"/>
+          <w:sz w:val="28"/>
+        </w:rPr>
+        <w:t>Сравнение в таблице 1.2 показывает, что классические методы обеспечивают высокую точность лишь на структурных аномалиях и обладают низкой интерпретируемостью. Только VLM-based подходы сочетают применимость к логическим аномалиям с высокой интерпретируемостью без разметки аномальных данных, что и обусловливает выбор данного направления в настоящей работе.</w:t>
+      </w:r>
+    </w:p>
+    <w:p>
+      <w:pPr>
+        <w:spacing w:before="0" w:after="0"/>
+        <w:ind w:firstLine="0"/>
+      </w:pPr>
+      <w:r>
+        <w:rPr>
+          <w:rFonts w:ascii="Times New Roman" w:hAnsi="Times New Roman"/>
+          <w:sz w:val="28"/>
+        </w:rPr>
+      </w:r>
+    </w:p>
+    <w:p>
+      <w:pPr>
+        <w:spacing w:before="0" w:after="0"/>
+        <w:ind w:firstLine="0"/>
+      </w:pPr>
+      <w:r>
+        <w:rPr>
+          <w:rFonts w:ascii="Times New Roman" w:hAnsi="Times New Roman"/>
+          <w:sz w:val="28"/>
+        </w:rPr>
+      </w:r>
+    </w:p>
+    <w:p>
+      <w:pPr>
+        <w:spacing w:before="0" w:after="0" w:line="360" w:lineRule="auto"/>
         <w:ind w:firstLine="0"/>
         <w:jc w:val="left"/>
+        <w:outlineLvl w:val="1"/>
       </w:pPr>
       <w:r>
         <w:rPr>
@@ -2268,9 +3087,20 @@
     <w:p>
       <w:pPr>
         <w:spacing w:before="0" w:after="0"/>
+        <w:ind w:firstLine="0"/>
+      </w:pPr>
+      <w:r>
+        <w:rPr>
+          <w:rFonts w:ascii="Times New Roman" w:hAnsi="Times New Roman"/>
+          <w:sz w:val="28"/>
+        </w:rPr>
+      </w:r>
+    </w:p>
+    <w:p>
+      <w:pPr>
+        <w:spacing w:before="0" w:after="0" w:line="360" w:lineRule="auto"/>
         <w:ind w:firstLine="709"/>
         <w:jc w:val="both"/>
-        <w:spacing w:line="360" w:lineRule="auto" w:before="0" w:after="0"/>
       </w:pPr>
       <w:r>
         <w:rPr>
@@ -2282,332 +3112,538 @@
     </w:p>
     <w:p>
       <w:pPr>
+        <w:spacing w:before="0" w:after="0" w:line="360" w:lineRule="auto"/>
+        <w:ind w:firstLine="709"/>
+        <w:jc w:val="both"/>
+      </w:pPr>
+      <w:r>
+        <w:rPr>
+          <w:rFonts w:ascii="Times New Roman" w:hAnsi="Times New Roman"/>
+          <w:sz w:val="28"/>
+        </w:rPr>
+        <w:t>InternVL2.5 [8] — семейство открытых визуально-языковых моделей. Архитектура состоит из визуального энкодера InternViT-6B, модуля pixel shuffling для обработки изображений высокого разрешения и языковой модели Qwen2.5 (языковой модуль от Alibaba). Модель обучалась на мультимодальных данных: парах изображение–текст, данных для пространственного grounding (координаты ограничивающих прямоугольников), вопросно-ответных парах по изображениям и задачах пространственного рассуждения. Pixel shuffling позволяет динамически изменять разрешение входного изображения: для задач обнаружения аномалий используется 448×448 пикселей с разбивкой на плитки, что обеспечивает обработку деталей объекта. Grounding-данные критически важны для задачи: модель обучена не просто описывать сцену, но и локализовать упоминаемые объекты в координатах изображения, что обеспечивает точность описания пространственных отношений компонентов.</w:t>
+      </w:r>
+    </w:p>
+    <w:p>
+      <w:pPr>
+        <w:spacing w:before="0" w:after="0" w:line="360" w:lineRule="auto"/>
+        <w:ind w:firstLine="709"/>
+        <w:jc w:val="both"/>
+      </w:pPr>
+      <w:r>
+        <w:rPr>
+          <w:rFonts w:ascii="Times New Roman" w:hAnsi="Times New Roman"/>
+          <w:sz w:val="28"/>
+        </w:rPr>
+        <w:t>Few-shot prompting: при тестировании модели передаются n_shots нормальных изображений в качестве контекста (примеров нормальности). Это позволяет модели сформировать представление о нормальном состоянии объекта без какого-либо дообучения — training-free подход.</w:t>
+      </w:r>
+    </w:p>
+    <w:p>
+      <w:pPr>
+        <w:spacing w:before="0" w:after="0" w:line="360" w:lineRule="auto"/>
+        <w:ind w:firstLine="709"/>
+        <w:jc w:val="both"/>
+      </w:pPr>
+      <w:r>
+        <w:rPr>
+          <w:rFonts w:ascii="Times New Roman" w:hAnsi="Times New Roman"/>
+          <w:sz w:val="28"/>
+        </w:rPr>
+        <w:t>Chain-of-Thought (CoT) — техника промптинга, при которой модели предписывается явно формулировать промежуточные рассуждения перед финальным ответом. Принцип: Step 1 — Observe (что именно видно на изображении относительно проверяемого ограничения), Step 2 — Conclude (вывод: Result: Yes/No). Ключевое свойство CoT в контексте обнаружения аномалий: модель не может ответить «Yes (нормально)», не сформулировав наблюдение, подтверждающее это. Это устраняет «угадывание» — тенденцию к ответу «Yes» без реального анализа изображения, которая является основной причиной ложноположительных срабатываний. В эксперименте RC4-A переход от прямого вопроса к CoT-промпту снизил FP с 12 до 0 при сохранении recall.</w:t>
+      </w:r>
+    </w:p>
+    <w:p>
+      <w:pPr>
+        <w:spacing w:before="0" w:after="0" w:line="360" w:lineRule="auto"/>
+        <w:ind w:firstLine="709"/>
+        <w:jc w:val="both"/>
+      </w:pPr>
+      <w:r>
+        <w:rPr>
+          <w:rFonts w:ascii="Times New Roman" w:hAnsi="Times New Roman"/>
+          <w:sz w:val="28"/>
+        </w:rPr>
+        <w:t>Важно подчеркнуть, что CoT является эмерджентным (emergent) свойством масштаба модели [36]. В работе «Chain-of-Thought Prompting» [36] (NeurIPS 2022) показано, что CoT-промптинг не улучшает производительность малых моделей (до ~100B параметров) — модели меньшего размера генерируют внешне правдоподобные, но логически некорректные цепочки рассуждений, что ведёт к снижению точности по сравнению с прямым промптингом. Значимые улучшения наблюдаются только для достаточно больших моделей. Это наблюдение имеет прямое следствие для нашей работы: для InternVL2.5-8B CoT даёт измеримый, но неполный эффект (FP 12→0 при росте FN 3→10), тогда как от InternVL2.5-38B ожидается более устойчивое рассуждение за счёт большего числа параметров языкового модуля.</w:t>
+      </w:r>
+    </w:p>
+    <w:p>
+      <w:pPr>
+        <w:spacing w:before="0" w:after="0" w:line="360" w:lineRule="auto"/>
+        <w:ind w:firstLine="709"/>
+        <w:jc w:val="both"/>
+      </w:pPr>
+      <w:r>
+        <w:rPr>
+          <w:rFonts w:ascii="Times New Roman" w:hAnsi="Times New Roman"/>
+          <w:sz w:val="28"/>
+        </w:rPr>
+        <w:t>Склонность VLM к «галлюцинациям» и предвзятому ответу «Yes» систематически исследована в работе POPE [34]: авторы выявили, что крупные визуально-языковые модели генерируют объекты, отсутствующие на изображении, причём тенденция усиливается для объектов, часто встречающихся в обучающих данных. Эксперименты показали, что стандартный открытый запрос приводит к более выраженным галлюцинациям, чем бинарный Yes/No вопрос. Это непосредственно мотивирует наш выбор бинарного формата вопросов (Stage 3) и объясняет механизм возникновения FP=12 в r23 (без CoT): не имея обязательного шага наблюдения, модель отвечала «Yes» на основе статистических ожиданий, а не реального анализа изображения.</w:t>
+      </w:r>
+    </w:p>
+    <w:p>
+      <w:pPr>
+        <w:spacing w:before="0" w:after="0" w:line="360" w:lineRule="auto"/>
+        <w:ind w:firstLine="709"/>
+        <w:jc w:val="both"/>
+      </w:pPr>
+      <w:r>
+        <w:rPr>
+          <w:rFonts w:ascii="Times New Roman" w:hAnsi="Times New Roman"/>
+          <w:sz w:val="28"/>
+        </w:rPr>
+        <w:t>Ещё одним системным ограничением VLM является слабость пространственного рассуждения. В работе «What's Up with Vision-Language Models?» [33] целенаправленно изучена эта проблема на трёх специальных корпусах: модели VQAv2, дообученные BLIP достигали паритета с людьми (≈99%) на общем бенчмарке, однако на задачах пространственных отношений («на/под», «слева/справа») их точность падала до 56% при 99% у людей. Было установлено, что основная причина — крайне малое количество надёжных примеров пространственных отношений в крупных предобучающих корпусах (LAION-2B). Это объясняет, почему SRA (Spatial Relation Accuracy) включена как отдельный уровень L2 нашей иерархической оценки, и предсказывает, что пространственные аномалии окажутся труднейшим классом для модели 8B-масштаба.</w:t>
+      </w:r>
+    </w:p>
+    <w:p>
+      <w:pPr>
         <w:spacing w:before="0" w:after="0"/>
+        <w:ind w:firstLine="0"/>
+      </w:pPr>
+      <w:r>
+        <w:rPr>
+          <w:rFonts w:ascii="Times New Roman" w:hAnsi="Times New Roman"/>
+          <w:sz w:val="28"/>
+        </w:rPr>
+      </w:r>
+    </w:p>
+    <w:p>
+      <w:pPr>
+        <w:spacing w:before="0" w:after="0"/>
+        <w:ind w:firstLine="0"/>
+      </w:pPr>
+      <w:r>
+        <w:rPr>
+          <w:rFonts w:ascii="Times New Roman" w:hAnsi="Times New Roman"/>
+          <w:sz w:val="28"/>
+        </w:rPr>
+      </w:r>
+    </w:p>
+    <w:p>
+      <w:pPr>
+        <w:spacing w:before="0" w:after="0" w:line="360" w:lineRule="auto"/>
+        <w:ind w:firstLine="0"/>
+        <w:jc w:val="left"/>
+        <w:outlineLvl w:val="1"/>
+      </w:pPr>
+      <w:r>
+        <w:rPr>
+          <w:rFonts w:ascii="Times New Roman" w:hAnsi="Times New Roman"/>
+          <w:b/>
+          <w:sz w:val="28"/>
+        </w:rPr>
+        <w:t>1.4 Требования к training-free подходу</w:t>
+      </w:r>
+    </w:p>
+    <w:p>
+      <w:pPr>
+        <w:spacing w:before="0" w:after="0"/>
+        <w:ind w:firstLine="0"/>
+      </w:pPr>
+      <w:r>
+        <w:rPr>
+          <w:rFonts w:ascii="Times New Roman" w:hAnsi="Times New Roman"/>
+          <w:sz w:val="28"/>
+        </w:rPr>
+      </w:r>
+    </w:p>
+    <w:p>
+      <w:pPr>
+        <w:spacing w:before="0" w:after="0" w:line="360" w:lineRule="auto"/>
         <w:ind w:firstLine="709"/>
         <w:jc w:val="both"/>
-        <w:spacing w:line="360" w:lineRule="auto" w:before="0" w:after="0"/>
-      </w:pPr>
-      <w:r>
-        <w:rPr>
-          <w:rFonts w:ascii="Times New Roman" w:hAnsi="Times New Roman"/>
-          <w:sz w:val="28"/>
-        </w:rPr>
-        <w:t>InternVL2.5 [8] — семейство открытых визуально-языковых моделей. Архитектура состоит из визуального энкодера InternViT-6B, модуля pixel shuffling для обработки изображений высокого разрешения и языковой модели Qwen2.5 (языковой модуль от Alibaba). Модель обучалась на мультимодальных данных: парах изображение–текст, данных для пространственного grounding (координаты ограничивающих прямоугольников), вопросно-ответных парах по изображениям и задачах пространственного рассуждения. Pixel shuffling позволяет динамически изменять разрешение входного изображения: для задач обнаружения аномалий используется 448×448 пикселей с разбивкой на плитки, что обеспечивает обработку деталей объекта. Grounding-данные критически важны для задачи: модель обучена не просто описывать сцену, но и локализовать упоминаемые объекты в координатах изображения, что обеспечивает точность описания пространственных отношений компонентов.</w:t>
+      </w:pPr>
+      <w:r>
+        <w:rPr>
+          <w:rFonts w:ascii="Times New Roman" w:hAnsi="Times New Roman"/>
+          <w:sz w:val="28"/>
+        </w:rPr>
+        <w:t>Разрабатываемый фреймворк должен удовлетворять следующим требованиям, обусловленным задачей промышленного контроля качества:</w:t>
+      </w:r>
+    </w:p>
+    <w:p>
+      <w:pPr>
+        <w:spacing w:before="0" w:after="0" w:line="360" w:lineRule="auto"/>
+        <w:ind w:left="709" w:hanging="283"/>
+        <w:jc w:val="both"/>
+      </w:pPr>
+      <w:r>
+        <w:rPr>
+          <w:rFonts w:ascii="Times New Roman" w:hAnsi="Times New Roman"/>
+          <w:sz w:val="28"/>
+        </w:rPr>
+        <w:t>— Отсутствие разметки аномалий: при обучении/настройке используются только нормальные изображения (few-shot: n_shots = 3–10).</w:t>
+      </w:r>
+    </w:p>
+    <w:p>
+      <w:pPr>
+        <w:spacing w:before="0" w:after="0" w:line="360" w:lineRule="auto"/>
+        <w:ind w:left="709" w:hanging="283"/>
+        <w:jc w:val="both"/>
+      </w:pPr>
+      <w:r>
+        <w:rPr>
+          <w:rFonts w:ascii="Times New Roman" w:hAnsi="Times New Roman"/>
+          <w:sz w:val="28"/>
+        </w:rPr>
+        <w:t>— Интерпретируемость: система должна объяснять обнаруженные аномалии через текстовые рассуждения, понятные оператору.</w:t>
+      </w:r>
+    </w:p>
+    <w:p>
+      <w:pPr>
+        <w:spacing w:before="0" w:after="0" w:line="360" w:lineRule="auto"/>
+        <w:ind w:left="709" w:hanging="283"/>
+        <w:jc w:val="both"/>
+      </w:pPr>
+      <w:r>
+        <w:rPr>
+          <w:rFonts w:ascii="Times New Roman" w:hAnsi="Times New Roman"/>
+          <w:sz w:val="28"/>
+        </w:rPr>
+        <w:t>— Применимость к новым классам объектов без переобучения: замена объекта контроля требует лишь предоставления нормальных образцов.</w:t>
+      </w:r>
+    </w:p>
+    <w:p>
+      <w:pPr>
+        <w:spacing w:before="0" w:after="0" w:line="360" w:lineRule="auto"/>
+        <w:ind w:left="709" w:hanging="283"/>
+        <w:jc w:val="both"/>
+      </w:pPr>
+      <w:r>
+        <w:rPr>
+          <w:rFonts w:ascii="Times New Roman" w:hAnsi="Times New Roman"/>
+          <w:sz w:val="28"/>
+        </w:rPr>
+        <w:t>— Вычислительная доступность: возможность развёртывания на одном GPU класса A100/H100 (40 GB VRAM) с использованием open-source моделей.</w:t>
+      </w:r>
+    </w:p>
+    <w:p>
+      <w:pPr>
+        <w:spacing w:before="0" w:after="0" w:line="360" w:lineRule="auto"/>
+        <w:ind w:left="709" w:hanging="283"/>
+        <w:jc w:val="both"/>
+      </w:pPr>
+      <w:r>
+        <w:rPr>
+          <w:rFonts w:ascii="Times New Roman" w:hAnsi="Times New Roman"/>
+          <w:sz w:val="28"/>
+        </w:rPr>
+        <w:t>— Воспроизводимость: все эксперименты должны быть воспроизводимы по конфигурационным файлам без дополнительных настроек.</w:t>
       </w:r>
     </w:p>
     <w:p>
       <w:pPr>
         <w:spacing w:before="0" w:after="0"/>
+        <w:ind w:firstLine="0"/>
+      </w:pPr>
+      <w:r>
+        <w:rPr>
+          <w:rFonts w:ascii="Times New Roman" w:hAnsi="Times New Roman"/>
+          <w:sz w:val="28"/>
+        </w:rPr>
+      </w:r>
+    </w:p>
+    <w:p>
+      <w:pPr>
+        <w:spacing w:before="0" w:after="0"/>
+        <w:ind w:firstLine="0"/>
+      </w:pPr>
+      <w:r>
+        <w:rPr>
+          <w:rFonts w:ascii="Times New Roman" w:hAnsi="Times New Roman"/>
+          <w:sz w:val="28"/>
+        </w:rPr>
+      </w:r>
+    </w:p>
+    <w:p>
+      <w:pPr>
+        <w:spacing w:before="0" w:after="0" w:line="360" w:lineRule="auto"/>
+        <w:ind w:firstLine="0"/>
+        <w:jc w:val="left"/>
+        <w:outlineLvl w:val="1"/>
+      </w:pPr>
+      <w:r>
+        <w:rPr>
+          <w:rFonts w:ascii="Times New Roman" w:hAnsi="Times New Roman"/>
+          <w:b/>
+          <w:sz w:val="28"/>
+        </w:rPr>
+        <w:t>1.5 Формальная постановка задачи</w:t>
+      </w:r>
+    </w:p>
+    <w:p>
+      <w:pPr>
+        <w:spacing w:before="0" w:after="0"/>
+        <w:ind w:firstLine="0"/>
+      </w:pPr>
+      <w:r>
+        <w:rPr>
+          <w:rFonts w:ascii="Times New Roman" w:hAnsi="Times New Roman"/>
+          <w:sz w:val="28"/>
+        </w:rPr>
+      </w:r>
+    </w:p>
+    <w:p>
+      <w:pPr>
+        <w:spacing w:before="0" w:after="0" w:line="360" w:lineRule="auto"/>
         <w:ind w:firstLine="709"/>
         <w:jc w:val="both"/>
-        <w:spacing w:line="360" w:lineRule="auto" w:before="0" w:after="0"/>
-      </w:pPr>
-      <w:r>
-        <w:rPr>
-          <w:rFonts w:ascii="Times New Roman" w:hAnsi="Times New Roman"/>
-          <w:sz w:val="28"/>
-        </w:rPr>
-        <w:t>Few-shot prompting: при тестировании модели передаются n_shots нормальных изображений в качестве контекста (примеров нормальности). Это позволяет модели сформировать представление о нормальном состоянии объекта без какого-либо дообучения — training-free подход.</w:t>
+      </w:pPr>
+      <w:r>
+        <w:rPr>
+          <w:rFonts w:ascii="Times New Roman" w:hAnsi="Times New Roman"/>
+          <w:sz w:val="28"/>
+        </w:rPr>
+        <w:t>Формально задача обнаружения логических аномалий определяется следующим образом. Дано конечное множество нормальных изображений D_train = {x_1, ..., x_n}, где n — число few-shot примеров (n = 5 в наших экспериментах). Дано тестовое изображение x_test ∈ X. Требуется построить бинарный предиктор f: X → {0, 1}, где 0 — нормальный объект, 1 — аномальный.</w:t>
+      </w:r>
+    </w:p>
+    <w:p>
+      <w:pPr>
+        <w:spacing w:before="0" w:after="0" w:line="360" w:lineRule="auto"/>
+        <w:ind w:firstLine="709"/>
+        <w:jc w:val="both"/>
+      </w:pPr>
+      <w:r>
+        <w:rPr>
+          <w:rFonts w:ascii="Times New Roman" w:hAnsi="Times New Roman"/>
+          <w:sz w:val="28"/>
+        </w:rPr>
+        <w:t>Нормальность объекта задаётся набором семантических ограничений C = {c_1, ..., c_k}, извлекаемых из D_train. Ограничения могут быть количественными (ровно два мандарина), пространственными (болты расположены слева), атрибутивными (мюсли полностью заполняют отсек). Аномалия определяется как нарушение хотя бы одного ограничения: f(x_test) = 1, если ∃ c_i ∈ C: c_i(x_test) = False.</w:t>
+      </w:r>
+    </w:p>
+    <w:p>
+      <w:pPr>
+        <w:spacing w:before="0" w:after="0" w:line="360" w:lineRule="auto"/>
+        <w:ind w:firstLine="709"/>
+        <w:jc w:val="both"/>
+      </w:pPr>
+      <w:r>
+        <w:rPr>
+          <w:rFonts w:ascii="Times New Roman" w:hAnsi="Times New Roman"/>
+          <w:sz w:val="28"/>
+        </w:rPr>
+        <w:t>Качество предиктора оценивается следующими метриками. AUROC (Area Under ROC Curve) — площадь под кривой зависимости True Positive Rate от False Positive Rate при изменении порога аномальности от 0 до 1; не зависит от выбора порога классификации. F1-max — максимальное значение F1-меры: F1 = 2·TP / (2·TP + FP + FN), оптимизированное по порогу. Иерархические метрики L1–L4 (детально описаны в разделе 2) оценивают промежуточные компоненты пайплайна.</w:t>
       </w:r>
     </w:p>
     <w:p>
       <w:pPr>
         <w:spacing w:before="0" w:after="0"/>
+        <w:ind w:firstLine="0"/>
+      </w:pPr>
+      <w:r>
+        <w:rPr>
+          <w:rFonts w:ascii="Times New Roman" w:hAnsi="Times New Roman"/>
+          <w:sz w:val="28"/>
+        </w:rPr>
+      </w:r>
+    </w:p>
+    <w:p>
+      <w:pPr>
+        <w:spacing w:before="0" w:after="0"/>
+        <w:ind w:firstLine="0"/>
+      </w:pPr>
+      <w:r>
+        <w:rPr>
+          <w:rFonts w:ascii="Times New Roman" w:hAnsi="Times New Roman"/>
+          <w:sz w:val="28"/>
+        </w:rPr>
+      </w:r>
+    </w:p>
+    <w:p>
+      <w:pPr>
+        <w:spacing w:before="0" w:after="0" w:line="360" w:lineRule="auto"/>
+        <w:ind w:firstLine="0"/>
+        <w:jc w:val="left"/>
+        <w:outlineLvl w:val="1"/>
+      </w:pPr>
+      <w:r>
+        <w:rPr>
+          <w:rFonts w:ascii="Times New Roman" w:hAnsi="Times New Roman"/>
+          <w:b/>
+          <w:sz w:val="28"/>
+        </w:rPr>
+        <w:t>Выводы по разделу 1</w:t>
+      </w:r>
+    </w:p>
+    <w:p>
+      <w:pPr>
+        <w:spacing w:before="0" w:after="0"/>
+        <w:ind w:firstLine="0"/>
+      </w:pPr>
+      <w:r>
+        <w:rPr>
+          <w:rFonts w:ascii="Times New Roman" w:hAnsi="Times New Roman"/>
+          <w:sz w:val="28"/>
+        </w:rPr>
+      </w:r>
+    </w:p>
+    <w:p>
+      <w:pPr>
+        <w:spacing w:before="0" w:after="0" w:line="360" w:lineRule="auto"/>
+        <w:ind w:left="709" w:hanging="283"/>
+        <w:jc w:val="both"/>
+      </w:pPr>
+      <w:r>
+        <w:rPr>
+          <w:rFonts w:ascii="Times New Roman" w:hAnsi="Times New Roman"/>
+          <w:sz w:val="28"/>
+        </w:rPr>
+        <w:t>1. Логические аномалии представляют принципиально иной класс задач по сравнению со структурными: дефект проявляется только на уровне глобального семантического контекста, тогда как каждый отдельный пиксель остаётся визуально нормальным.</w:t>
+      </w:r>
+    </w:p>
+    <w:p>
+      <w:pPr>
+        <w:spacing w:before="0" w:after="0" w:line="360" w:lineRule="auto"/>
+        <w:ind w:left="709" w:hanging="283"/>
+        <w:jc w:val="both"/>
+      </w:pPr>
+      <w:r>
+        <w:rPr>
+          <w:rFonts w:ascii="Times New Roman" w:hAnsi="Times New Roman"/>
+          <w:sz w:val="28"/>
+        </w:rPr>
+        <w:t>2. Традиционные reconstruction-based и embedding-based методы, работающие с локальными признаками, не применимы к логическим аномалиям; единственным перспективным направлением является применение визуально-языковых моделей как рассуждающих агентов, способных верифицировать семантические ограничения нормальности.</w:t>
+      </w:r>
+    </w:p>
+    <w:p>
+      <w:pPr>
+        <w:spacing w:before="0" w:after="0" w:line="360" w:lineRule="auto"/>
+        <w:ind w:left="709" w:hanging="283"/>
+        <w:jc w:val="both"/>
+      </w:pPr>
+      <w:r>
+        <w:rPr>
+          <w:rFonts w:ascii="Times New Roman" w:hAnsi="Times New Roman"/>
+          <w:sz w:val="28"/>
+        </w:rPr>
+        <w:t>3. Задача формализована как бинарная классификация с few-shot набором нормальных примеров, что требует разработки специализированного пайплайна генерации и проверки ограничений нормальности.</w:t>
+      </w:r>
+    </w:p>
+    <w:p>
+      <w:pPr>
+        <w:ind w:firstLine="0"/>
+      </w:pPr>
+      <w:r>
+        <w:br w:type="page"/>
+      </w:r>
+    </w:p>
+    <w:p>
+      <w:pPr>
+        <w:spacing w:before="0" w:after="0" w:line="360" w:lineRule="auto"/>
+        <w:ind w:firstLine="0"/>
+        <w:jc w:val="center"/>
+        <w:outlineLvl w:val="0"/>
+      </w:pPr>
+      <w:r>
+        <w:rPr>
+          <w:rFonts w:ascii="Times New Roman" w:hAnsi="Times New Roman"/>
+          <w:b/>
+          <w:sz w:val="32"/>
+        </w:rPr>
+        <w:t>Раздел 2. Разработанный метод обнаружения логических аномалий</w:t>
+      </w:r>
+    </w:p>
+    <w:p>
+      <w:pPr>
+        <w:spacing w:before="0" w:after="0"/>
+        <w:ind w:firstLine="0"/>
+      </w:pPr>
+      <w:r>
+        <w:rPr>
+          <w:rFonts w:ascii="Times New Roman" w:hAnsi="Times New Roman"/>
+          <w:sz w:val="28"/>
+        </w:rPr>
+      </w:r>
+    </w:p>
+    <w:p>
+      <w:pPr>
+        <w:spacing w:before="0" w:after="0"/>
+        <w:ind w:firstLine="0"/>
+      </w:pPr>
+      <w:r>
+        <w:rPr>
+          <w:rFonts w:ascii="Times New Roman" w:hAnsi="Times New Roman"/>
+          <w:sz w:val="28"/>
+        </w:rPr>
+      </w:r>
+    </w:p>
+    <w:p>
+      <w:pPr>
+        <w:spacing w:before="0" w:after="0"/>
+        <w:ind w:firstLine="0"/>
+      </w:pPr>
+      <w:r>
+        <w:rPr>
+          <w:rFonts w:ascii="Times New Roman" w:hAnsi="Times New Roman"/>
+          <w:sz w:val="28"/>
+        </w:rPr>
+      </w:r>
+    </w:p>
+    <w:p>
+      <w:pPr>
+        <w:spacing w:before="0" w:after="0"/>
+        <w:ind w:firstLine="0"/>
+      </w:pPr>
+      <w:r>
+        <w:rPr>
+          <w:rFonts w:ascii="Times New Roman" w:hAnsi="Times New Roman"/>
+          <w:sz w:val="28"/>
+        </w:rPr>
+      </w:r>
+    </w:p>
+    <w:p>
+      <w:pPr>
+        <w:spacing w:before="0" w:after="0" w:line="360" w:lineRule="auto"/>
+        <w:ind w:firstLine="0"/>
+        <w:jc w:val="left"/>
+        <w:outlineLvl w:val="1"/>
+      </w:pPr>
+      <w:r>
+        <w:rPr>
+          <w:rFonts w:ascii="Times New Roman" w:hAnsi="Times New Roman"/>
+          <w:b/>
+          <w:sz w:val="28"/>
+        </w:rPr>
+        <w:t>2.1 Общая архитектура пайплайна</w:t>
+      </w:r>
+    </w:p>
+    <w:p>
+      <w:pPr>
+        <w:spacing w:before="0" w:after="0"/>
+        <w:ind w:firstLine="0"/>
+      </w:pPr>
+      <w:r>
+        <w:rPr>
+          <w:rFonts w:ascii="Times New Roman" w:hAnsi="Times New Roman"/>
+          <w:sz w:val="28"/>
+        </w:rPr>
+      </w:r>
+    </w:p>
+    <w:p>
+      <w:pPr>
+        <w:spacing w:before="0" w:after="0" w:line="360" w:lineRule="auto"/>
         <w:ind w:firstLine="709"/>
         <w:jc w:val="both"/>
-        <w:spacing w:line="360" w:lineRule="auto" w:before="0" w:after="0"/>
-      </w:pPr>
-      <w:r>
-        <w:rPr>
-          <w:rFonts w:ascii="Times New Roman" w:hAnsi="Times New Roman"/>
-          <w:sz w:val="28"/>
-        </w:rPr>
-        <w:t>Chain-of-Thought (CoT) — техника промптинга, при которой модели предписывается явно формулировать промежуточные рассуждения перед финальным ответом. Принцип: Step 1 — Observe (что именно видно на изображении относительно проверяемого ограничения), Step 2 — Conclude (вывод: Result: Yes/No). Ключевое свойство CoT в контексте обнаружения аномалий: модель не может ответить «Yes (нормально)», не сформулировав наблюдение, подтверждающее это. Это устраняет «угадывание» — тенденцию к ответу «Yes» без реального анализа изображения, которая является основной причиной ложноположительных срабатываний. В эксперименте RC4-A переход от прямого вопроса к CoT-промпту снизил FP с 12 до 0 при сохранении recall.</w:t>
-      </w:r>
-    </w:p>
-    <w:p>
-      <w:pPr>
-        <w:spacing w:before="0" w:after="0"/>
+      </w:pPr>
+      <w:r>
+        <w:rPr>
+          <w:rFonts w:ascii="Times New Roman" w:hAnsi="Times New Roman"/>
+          <w:sz w:val="28"/>
+        </w:rPr>
+        <w:t>Разработанный фреймворк реализует парадигму question-checklist [L1]: нормальность объекта формализуется через набор бинарных проверочных вопросов, каждый из которых соответствует одному семантическому ограничению. Тестовое изображение считается аномальным, если достаточное число вопросов получает ответ «No» (нарушение ограничения). Пайплайн состоит из четырёх последовательных стадий.</w:t>
+      </w:r>
+    </w:p>
+    <w:p>
+      <w:pPr>
+        <w:spacing w:before="0" w:after="0" w:line="360" w:lineRule="auto"/>
         <w:ind w:firstLine="709"/>
         <w:jc w:val="both"/>
-        <w:spacing w:line="360" w:lineRule="auto" w:before="0" w:after="0"/>
-      </w:pPr>
-      <w:r>
-        <w:rPr>
-          <w:rFonts w:ascii="Times New Roman" w:hAnsi="Times New Roman"/>
-          <w:sz w:val="28"/>
-        </w:rPr>
-        <w:t>Важно подчеркнуть, что CoT является эмерджентным (emergent) свойством масштаба модели [36]. В работе «Chain-of-Thought Prompting» [36] (NeurIPS 2022) показано, что CoT-промптинг не улучшает производительность малых моделей (до ~100B параметров) — модели меньшего размера генерируют внешне правдоподобные, но логически некорректные цепочки рассуждений, что ведёт к снижению точности по сравнению с прямым промптингом. Значимые улучшения наблюдаются только для достаточно больших моделей. Это наблюдение имеет прямое следствие для нашей работы: для InternVL2.5-8B CoT даёт измеримый, но неполный эффект (FP 12→0 при росте FN 3→10), тогда как от InternVL2.5-38B ожидается более устойчивое рассуждение за счёт большего числа параметров языкового модуля.</w:t>
-      </w:r>
-    </w:p>
-    <w:p>
-      <w:pPr>
-        <w:spacing w:before="0" w:after="0"/>
-        <w:ind w:firstLine="709"/>
-        <w:jc w:val="both"/>
-        <w:spacing w:line="360" w:lineRule="auto" w:before="0" w:after="0"/>
-      </w:pPr>
-      <w:r>
-        <w:rPr>
-          <w:rFonts w:ascii="Times New Roman" w:hAnsi="Times New Roman"/>
-          <w:sz w:val="28"/>
-        </w:rPr>
-        <w:t>Склонность VLM к «галлюцинациям» и предвзятому ответу «Yes» систематически исследована в работе POPE [34]: авторы выявили, что крупные визуально-языковые модели генерируют объекты, отсутствующие на изображении, причём тенденция усиливается для объектов, часто встречающихся в обучающих данных. Эксперименты показали, что стандартный открытый запрос приводит к более выраженным галлюцинациям, чем бинарный Yes/No вопрос. Это непосредственно мотивирует наш выбор бинарного формата вопросов (Stage 3) и объясняет механизм возникновения FP=12 в r23 (без CoT): не имея обязательного шага наблюдения, модель отвечала «Yes» на основе статистических ожиданий, а не реального анализа изображения.</w:t>
-      </w:r>
-    </w:p>
-    <w:p>
-      <w:pPr>
-        <w:spacing w:before="0" w:after="0"/>
-        <w:ind w:firstLine="709"/>
-        <w:jc w:val="both"/>
-        <w:spacing w:line="360" w:lineRule="auto" w:before="0" w:after="0"/>
-      </w:pPr>
-      <w:r>
-        <w:rPr>
-          <w:rFonts w:ascii="Times New Roman" w:hAnsi="Times New Roman"/>
-          <w:sz w:val="28"/>
-        </w:rPr>
-        <w:t>Ещё одним системным ограничением VLM является слабость пространственного рассуждения. В работе «What's Up with Vision-Language Models?» [33] целенаправленно изучена эта проблема на трёх специальных корпусах: модели VQAv2, дообученные BLIP достигали паритета с людьми (≈99%) на общем бенчмарке, однако на задачах пространственных отношений («на/под», «слева/справа») их точность падала до 56% при 99% у людей. Было установлено, что основная причина — крайне малое количество надёжных примеров пространственных отношений в крупных предобучающих корпусах (LAION-2B). Это объясняет, почему SRA (Spatial Relation Accuracy) включена как отдельный уровень L2 нашей иерархической оценки, и предсказывает, что пространственные аномалии окажутся труднейшим классом для модели 8B-масштаба.</w:t>
-      </w:r>
-    </w:p>
-    <w:p>
-      <w:pPr>
-        <w:spacing w:before="280" w:after="120"/>
-        <w:ind w:firstLine="0"/>
-        <w:jc w:val="left"/>
-      </w:pPr>
-      <w:r>
-        <w:rPr>
-          <w:rFonts w:ascii="Times New Roman" w:hAnsi="Times New Roman"/>
-          <w:b/>
-          <w:sz w:val="28"/>
-        </w:rPr>
-        <w:t>1.4 Требования к training-free подходу</w:t>
-      </w:r>
-    </w:p>
-    <w:p>
-      <w:pPr>
-        <w:spacing w:before="0" w:after="0"/>
-        <w:ind w:firstLine="709"/>
-        <w:jc w:val="both"/>
-        <w:spacing w:line="360" w:lineRule="auto" w:before="0" w:after="0"/>
-      </w:pPr>
-      <w:r>
-        <w:rPr>
-          <w:rFonts w:ascii="Times New Roman" w:hAnsi="Times New Roman"/>
-          <w:sz w:val="28"/>
-        </w:rPr>
-        <w:t>Разрабатываемый фреймворк должен удовлетворять следующим требованиям, обусловленным задачей промышленного контроля качества:</w:t>
-      </w:r>
-    </w:p>
-    <w:p>
-      <w:pPr>
-        <w:spacing w:before="40" w:after="40"/>
-        <w:ind w:left="709" w:hanging="283"/>
-        <w:jc w:val="both"/>
-        <w:spacing w:line="360" w:lineRule="auto" w:before="0" w:after="0"/>
-      </w:pPr>
-      <w:r>
-        <w:rPr>
-          <w:rFonts w:ascii="Times New Roman" w:hAnsi="Times New Roman"/>
-          <w:sz w:val="28"/>
-        </w:rPr>
-        <w:t>– Отсутствие разметки аномалий: при обучении/настройке используются только нормальные изображения (few-shot: n_shots = 3–10).</w:t>
-      </w:r>
-    </w:p>
-    <w:p>
-      <w:pPr>
-        <w:spacing w:before="40" w:after="40"/>
-        <w:ind w:left="709" w:hanging="283"/>
-        <w:jc w:val="both"/>
-        <w:spacing w:line="360" w:lineRule="auto" w:before="0" w:after="0"/>
-      </w:pPr>
-      <w:r>
-        <w:rPr>
-          <w:rFonts w:ascii="Times New Roman" w:hAnsi="Times New Roman"/>
-          <w:sz w:val="28"/>
-        </w:rPr>
-        <w:t>– Интерпретируемость: система должна объяснять обнаруженные аномалии через текстовые рассуждения, понятные оператору.</w:t>
-      </w:r>
-    </w:p>
-    <w:p>
-      <w:pPr>
-        <w:spacing w:before="40" w:after="40"/>
-        <w:ind w:left="709" w:hanging="283"/>
-        <w:jc w:val="both"/>
-        <w:spacing w:line="360" w:lineRule="auto" w:before="0" w:after="0"/>
-      </w:pPr>
-      <w:r>
-        <w:rPr>
-          <w:rFonts w:ascii="Times New Roman" w:hAnsi="Times New Roman"/>
-          <w:sz w:val="28"/>
-        </w:rPr>
-        <w:t>– Применимость к новым классам объектов без переобучения: замена объекта контроля требует лишь предоставления нормальных образцов.</w:t>
-      </w:r>
-    </w:p>
-    <w:p>
-      <w:pPr>
-        <w:spacing w:before="40" w:after="40"/>
-        <w:ind w:left="709" w:hanging="283"/>
-        <w:jc w:val="both"/>
-        <w:spacing w:line="360" w:lineRule="auto" w:before="0" w:after="0"/>
-      </w:pPr>
-      <w:r>
-        <w:rPr>
-          <w:rFonts w:ascii="Times New Roman" w:hAnsi="Times New Roman"/>
-          <w:sz w:val="28"/>
-        </w:rPr>
-        <w:t>– Вычислительная доступность: возможность развёртывания на одном GPU класса A100/H100 (40 GB VRAM) с использованием open-source моделей.</w:t>
-      </w:r>
-    </w:p>
-    <w:p>
-      <w:pPr>
-        <w:spacing w:before="40" w:after="40"/>
-        <w:ind w:left="709" w:hanging="283"/>
-        <w:jc w:val="both"/>
-        <w:spacing w:line="360" w:lineRule="auto" w:before="0" w:after="0"/>
-      </w:pPr>
-      <w:r>
-        <w:rPr>
-          <w:rFonts w:ascii="Times New Roman" w:hAnsi="Times New Roman"/>
-          <w:sz w:val="28"/>
-        </w:rPr>
-        <w:t>– Воспроизводимость: все эксперименты должны быть воспроизводимы по конфигурационным файлам без дополнительных настроек.</w:t>
-      </w:r>
-    </w:p>
-    <w:p>
-      <w:pPr>
-        <w:spacing w:before="280" w:after="120"/>
-        <w:ind w:firstLine="0"/>
-        <w:jc w:val="left"/>
-      </w:pPr>
-      <w:r>
-        <w:rPr>
-          <w:rFonts w:ascii="Times New Roman" w:hAnsi="Times New Roman"/>
-          <w:b/>
-          <w:sz w:val="28"/>
-        </w:rPr>
-        <w:t>1.5 Формальная постановка задачи</w:t>
-      </w:r>
-    </w:p>
-    <w:p>
-      <w:pPr>
-        <w:spacing w:before="0" w:after="0"/>
-        <w:ind w:firstLine="709"/>
-        <w:jc w:val="both"/>
-        <w:spacing w:line="360" w:lineRule="auto" w:before="0" w:after="0"/>
-      </w:pPr>
-      <w:r>
-        <w:rPr>
-          <w:rFonts w:ascii="Times New Roman" w:hAnsi="Times New Roman"/>
-          <w:sz w:val="28"/>
-        </w:rPr>
-        <w:t>Формально задача обнаружения логических аномалий определяется следующим образом. Дано конечное множество нормальных изображений D_train = {x_1, ..., x_n}, где n — число few-shot примеров (n = 5 в наших экспериментах). Дано тестовое изображение x_test ∈ X. Требуется построить бинарный предиктор f: X → {0, 1}, где 0 — нормальный объект, 1 — аномальный.</w:t>
-      </w:r>
-    </w:p>
-    <w:p>
-      <w:pPr>
-        <w:spacing w:before="0" w:after="0"/>
-        <w:ind w:firstLine="709"/>
-        <w:jc w:val="both"/>
-        <w:spacing w:line="360" w:lineRule="auto" w:before="0" w:after="0"/>
-      </w:pPr>
-      <w:r>
-        <w:rPr>
-          <w:rFonts w:ascii="Times New Roman" w:hAnsi="Times New Roman"/>
-          <w:sz w:val="28"/>
-        </w:rPr>
-        <w:t>Нормальность объекта задаётся набором семантических ограничений C = {c_1, ..., c_k}, извлекаемых из D_train. Ограничения могут быть количественными (ровно два мандарина), пространственными (болты расположены слева), атрибутивными (мюсли полностью заполняют отсек). Аномалия определяется как нарушение хотя бы одного ограничения: f(x_test) = 1, если ∃ c_i ∈ C: c_i(x_test) = False.</w:t>
-      </w:r>
-    </w:p>
-    <w:p>
-      <w:pPr>
-        <w:spacing w:before="0" w:after="0"/>
-        <w:ind w:firstLine="709"/>
-        <w:jc w:val="both"/>
-        <w:spacing w:line="360" w:lineRule="auto" w:before="0" w:after="0"/>
-      </w:pPr>
-      <w:r>
-        <w:rPr>
-          <w:rFonts w:ascii="Times New Roman" w:hAnsi="Times New Roman"/>
-          <w:sz w:val="28"/>
-        </w:rPr>
-        <w:t>Качество предиктора оценивается следующими метриками. AUROC (Area Under ROC Curve) — площадь под кривой зависимости True Positive Rate от False Positive Rate при изменении порога аномальности от 0 до 1; не зависит от выбора порога классификации. F1-max — максимальное значение F1-меры: F1 = 2·TP / (2·TP + FP + FN), оптимизированное по порогу. Иерархические метрики L1–L4 (детально описаны в главе 2) оценивают промежуточные компоненты пайплайна.</w:t>
-      </w:r>
-    </w:p>
-    <w:p>
-      <w:pPr>
-        <w:spacing w:before="0" w:after="0"/>
-        <w:ind w:firstLine="709"/>
-        <w:jc w:val="both"/>
-        <w:spacing w:line="360" w:lineRule="auto" w:before="0" w:after="0"/>
-      </w:pPr>
-      <w:r>
-        <w:rPr>
-          <w:rFonts w:ascii="Times New Roman" w:hAnsi="Times New Roman"/>
-          <w:sz w:val="28"/>
-        </w:rPr>
-        <w:t>Таким образом, анализ предметной области показывает, что логические аномалии представляют принципиально иной класс задач по сравнению со структурными аномалиями: традиционные методы, работающие с локальными признаками, не применимы. Единственным перспективным направлением является применение VLM как рассуждающих агентов, способных верифицировать семантические ограничения нормальности. Задача, формализованная как бинарная классификация с few-shot нормальными примерами, требует специализированного пайплайна генерации и проверки ограничений.</w:t>
-      </w:r>
-    </w:p>
-    <w:p>
-      <w:pPr>
-        <w:spacing w:before="360" w:after="240"/>
-        <w:ind w:firstLine="0"/>
-        <w:jc w:val="center"/>
-      </w:pPr>
-      <w:r>
-        <w:rPr>
-          <w:rFonts w:ascii="Times New Roman" w:hAnsi="Times New Roman"/>
-          <w:b/>
-          <w:sz w:val="28"/>
-        </w:rPr>
-        <w:t>ГЛАВА 2. РАЗРАБОТАННЫЙ МЕТОД ОБНАРУЖЕНИЯ ЛОГИЧЕСКИХ АНОМАЛИЙ</w:t>
-      </w:r>
-    </w:p>
-    <w:p>
-      <w:pPr>
-        <w:spacing w:before="280" w:after="120"/>
-        <w:ind w:firstLine="0"/>
-        <w:jc w:val="left"/>
-      </w:pPr>
-      <w:r>
-        <w:rPr>
-          <w:rFonts w:ascii="Times New Roman" w:hAnsi="Times New Roman"/>
-          <w:b/>
-          <w:sz w:val="28"/>
-        </w:rPr>
-        <w:t>2.1 Общая архитектура пайплайна</w:t>
-      </w:r>
-    </w:p>
-    <w:p>
-      <w:pPr>
-        <w:spacing w:before="0" w:after="0"/>
-        <w:ind w:firstLine="709"/>
-        <w:jc w:val="both"/>
-        <w:spacing w:line="360" w:lineRule="auto" w:before="0" w:after="0"/>
-      </w:pPr>
-      <w:r>
-        <w:rPr>
-          <w:rFonts w:ascii="Times New Roman" w:hAnsi="Times New Roman"/>
-          <w:sz w:val="28"/>
-        </w:rPr>
-        <w:t>Разработанный фреймворк реализует парадигму question-checklist [L1]: нормальность объекта формализуется через набор бинарных проверочных вопросов, каждый из которых соответствует одному семантическому ограничению. Тестовое изображение считается аномальным, если достаточное число вопросов получает ответ «No» (нарушение ограничения). Пайплайн состоит из четырёх последовательных стадий.</w:t>
-      </w:r>
-    </w:p>
-    <w:p>
-      <w:pPr>
-        <w:spacing w:before="0" w:after="0"/>
-        <w:ind w:firstLine="709"/>
-        <w:jc w:val="both"/>
-        <w:spacing w:line="360" w:lineRule="auto" w:before="0" w:after="0"/>
-      </w:pPr>
-      <w:r>
-        <w:rPr>
-          <w:rFonts w:ascii="Times New Roman" w:hAnsi="Times New Roman"/>
-          <w:sz w:val="28"/>
-        </w:rPr>
-        <w:t>Рисунок 1 — Схема четырёхстадийного пайплайна:</w:t>
+      </w:pPr>
+      <w:r>
+        <w:rPr>
+          <w:rFonts w:ascii="Times New Roman" w:hAnsi="Times New Roman"/>
+          <w:sz w:val="28"/>
+        </w:rPr>
+        <w:t>Общая схема разработанного четырёхстадийного пайплайна приведена на рисунке 2.1.</w:t>
       </w:r>
     </w:p>
     <w:p>
@@ -2934,32 +3970,55 @@
     </w:p>
     <w:p>
       <w:pPr>
-        <w:spacing w:before="80" w:after="200"/>
+        <w:spacing w:before="0" w:after="0"/>
+        <w:ind w:firstLine="0"/>
+      </w:pPr>
+      <w:r>
+        <w:rPr>
+          <w:rFonts w:ascii="Times New Roman" w:hAnsi="Times New Roman"/>
+          <w:sz w:val="28"/>
+        </w:rPr>
+      </w:r>
+    </w:p>
+    <w:p>
+      <w:pPr>
+        <w:spacing w:before="0" w:after="0" w:line="360" w:lineRule="auto"/>
         <w:ind w:firstLine="0"/>
         <w:jc w:val="center"/>
       </w:pPr>
       <w:r>
         <w:rPr>
           <w:rFonts w:ascii="Times New Roman" w:hAnsi="Times New Roman"/>
-          <w:i/>
-          <w:sz w:val="24"/>
-        </w:rPr>
-        <w:t>Рисунок 1 — Четырёхстадийный пайплайн обнаружения логических аномалий</w:t>
-      </w:r>
-    </w:p>
-    <w:p>
-      <w:pPr>
-        <w:spacing w:before="200" w:after="80"/>
-        <w:ind w:firstLine="0"/>
-        <w:jc w:val="left"/>
+          <w:sz w:val="28"/>
+        </w:rPr>
+        <w:t>Рисунок 2.1. Четырёхстадийный пайплайн обнаружения логических аномалий</w:t>
+      </w:r>
+    </w:p>
+    <w:p>
+      <w:pPr>
+        <w:spacing w:before="0" w:after="0"/>
+        <w:ind w:firstLine="0"/>
+      </w:pPr>
+      <w:r>
+        <w:rPr>
+          <w:rFonts w:ascii="Times New Roman" w:hAnsi="Times New Roman"/>
+          <w:sz w:val="28"/>
+        </w:rPr>
+      </w:r>
+    </w:p>
+    <w:p>
+      <w:pPr>
+        <w:spacing w:before="0" w:after="0" w:line="360" w:lineRule="auto"/>
+        <w:ind w:firstLine="0"/>
+        <w:jc w:val="center"/>
       </w:pPr>
       <w:r>
         <w:rPr>
           <w:rFonts w:ascii="Times New Roman" w:hAnsi="Times New Roman"/>
           <w:b/>
-          <w:sz w:val="24"/>
-        </w:rPr>
-        <w:t>Таблица 3 — Ключевые модули системы</w:t>
+          <w:sz w:val="28"/>
+        </w:rPr>
+        <w:t>Таблица 2.1. Ключевые модули системы</w:t>
       </w:r>
     </w:p>
     <w:tbl>
@@ -3410,9 +4469,48 @@
     </w:tbl>
     <w:p>
       <w:pPr>
-        <w:spacing w:before="280" w:after="120"/>
+        <w:spacing w:before="0" w:after="0" w:line="360" w:lineRule="auto"/>
+        <w:ind w:firstLine="709"/>
+        <w:jc w:val="both"/>
+      </w:pPr>
+      <w:r>
+        <w:rPr>
+          <w:rFonts w:ascii="Times New Roman" w:hAnsi="Times New Roman"/>
+          <w:sz w:val="28"/>
+        </w:rPr>
+        <w:t>Приведённое в таблице 2.1 разбиение на модули отражает прямое соответствие между стадиями пайплайна и компонентами кодовой базы; такое разделение ответственности упрощает воспроизведение и независимую отладку каждой стадии. Далее каждая стадия рассматривается подробно.</w:t>
+      </w:r>
+    </w:p>
+    <w:p>
+      <w:pPr>
+        <w:spacing w:before="0" w:after="0"/>
+        <w:ind w:firstLine="0"/>
+      </w:pPr>
+      <w:r>
+        <w:rPr>
+          <w:rFonts w:ascii="Times New Roman" w:hAnsi="Times New Roman"/>
+          <w:sz w:val="28"/>
+        </w:rPr>
+      </w:r>
+    </w:p>
+    <w:p>
+      <w:pPr>
+        <w:spacing w:before="0" w:after="0"/>
+        <w:ind w:firstLine="0"/>
+      </w:pPr>
+      <w:r>
+        <w:rPr>
+          <w:rFonts w:ascii="Times New Roman" w:hAnsi="Times New Roman"/>
+          <w:sz w:val="28"/>
+        </w:rPr>
+      </w:r>
+    </w:p>
+    <w:p>
+      <w:pPr>
+        <w:spacing w:before="0" w:after="0" w:line="360" w:lineRule="auto"/>
         <w:ind w:firstLine="0"/>
         <w:jc w:val="left"/>
+        <w:outlineLvl w:val="1"/>
       </w:pPr>
       <w:r>
         <w:rPr>
@@ -3426,9 +4524,20 @@
     <w:p>
       <w:pPr>
         <w:spacing w:before="0" w:after="0"/>
+        <w:ind w:firstLine="0"/>
+      </w:pPr>
+      <w:r>
+        <w:rPr>
+          <w:rFonts w:ascii="Times New Roman" w:hAnsi="Times New Roman"/>
+          <w:sz w:val="28"/>
+        </w:rPr>
+      </w:r>
+    </w:p>
+    <w:p>
+      <w:pPr>
+        <w:spacing w:before="0" w:after="0" w:line="360" w:lineRule="auto"/>
         <w:ind w:firstLine="709"/>
         <w:jc w:val="both"/>
-        <w:spacing w:line="360" w:lineRule="auto" w:before="0" w:after="0"/>
       </w:pPr>
       <w:r>
         <w:rPr>
@@ -3440,39 +4549,251 @@
     </w:p>
     <w:p>
       <w:pPr>
+        <w:spacing w:before="0" w:after="0" w:line="360" w:lineRule="auto"/>
+        <w:ind w:firstLine="709"/>
+        <w:jc w:val="both"/>
+      </w:pPr>
+      <w:r>
+        <w:rPr>
+          <w:rFonts w:ascii="Times New Roman" w:hAnsi="Times New Roman"/>
+          <w:sz w:val="28"/>
+        </w:rPr>
+        <w:t>Для класса breakfast_box определены шесть компонентов: два вида счётных объектов (tangerines — ровно 2 штуки; nectarine — ровно 1 штука) и четыре вида несчётных наполнителей (muesli, banana chips, almonds, yogurt coating). Для каждого из 5 обучающих изображений выполняется 6 отдельных VLM-запросов (prompt: «Опиши, что ты видишь в отсеке [component_name], включая количество, расположение и внешний вид»). Итого 5 × 6 = 30 VLM-вызовов на стадию 1, против 5 монолитных вызовов в baseline.</w:t>
+      </w:r>
+    </w:p>
+    <w:p>
+      <w:pPr>
+        <w:spacing w:before="0" w:after="0" w:line="360" w:lineRule="auto"/>
+        <w:ind w:firstLine="709"/>
+        <w:jc w:val="both"/>
+      </w:pPr>
+      <w:r>
+        <w:rPr>
+          <w:rFonts w:ascii="Times New Roman" w:hAnsi="Times New Roman"/>
+          <w:sz w:val="28"/>
+        </w:rPr>
+        <w:t>Мотивация декомпозиции: при монолитном описании VLM склонна «галлюцинировать» несуществующие объекты или упускать компоненты при многосоставных сценах. Per-component промптинг фокусирует внимание модели на конкретном элементе, устраняя интерференцию между компонентами. Практический эффект: CCR (Constraint Coverage Rate) выросла с 63.3% (baseline) до 100% (per-component).</w:t>
+      </w:r>
+    </w:p>
+    <w:p>
+      <w:pPr>
         <w:spacing w:before="0" w:after="0"/>
+        <w:ind w:firstLine="0"/>
+      </w:pPr>
+      <w:r>
+        <w:rPr>
+          <w:rFonts w:ascii="Times New Roman" w:hAnsi="Times New Roman"/>
+          <w:sz w:val="28"/>
+        </w:rPr>
+      </w:r>
+    </w:p>
+    <w:p>
+      <w:pPr>
+        <w:spacing w:before="0" w:after="0"/>
+        <w:ind w:firstLine="0"/>
+      </w:pPr>
+      <w:r>
+        <w:rPr>
+          <w:rFonts w:ascii="Times New Roman" w:hAnsi="Times New Roman"/>
+          <w:sz w:val="28"/>
+        </w:rPr>
+      </w:r>
+    </w:p>
+    <w:p>
+      <w:pPr>
+        <w:spacing w:before="0" w:after="0" w:line="360" w:lineRule="auto"/>
+        <w:ind w:firstLine="0"/>
+        <w:jc w:val="left"/>
+        <w:outlineLvl w:val="1"/>
+      </w:pPr>
+      <w:r>
+        <w:rPr>
+          <w:rFonts w:ascii="Times New Roman" w:hAnsi="Times New Roman"/>
+          <w:b/>
+          <w:sz w:val="28"/>
+        </w:rPr>
+        <w:t>2.3 Stage 2: формирование нормативного определения</w:t>
+      </w:r>
+    </w:p>
+    <w:p>
+      <w:pPr>
+        <w:spacing w:before="0" w:after="0"/>
+        <w:ind w:firstLine="0"/>
+      </w:pPr>
+      <w:r>
+        <w:rPr>
+          <w:rFonts w:ascii="Times New Roman" w:hAnsi="Times New Roman"/>
+          <w:sz w:val="28"/>
+        </w:rPr>
+      </w:r>
+    </w:p>
+    <w:p>
+      <w:pPr>
+        <w:spacing w:before="0" w:after="0" w:line="360" w:lineRule="auto"/>
         <w:ind w:firstLine="709"/>
         <w:jc w:val="both"/>
-        <w:spacing w:line="360" w:lineRule="auto" w:before="0" w:after="0"/>
-      </w:pPr>
-      <w:r>
-        <w:rPr>
-          <w:rFonts w:ascii="Times New Roman" w:hAnsi="Times New Roman"/>
-          <w:sz w:val="28"/>
-        </w:rPr>
-        <w:t>Для класса breakfast_box определены шесть компонентов: два вида счётных объектов (tangerines — ровно 2 штуки; nectarine — ровно 1 штука) и четыре вида несчётных наполнителей (muesli, banana chips, almonds, yogurt coating). Для каждого из 5 обучающих изображений выполняется 6 отдельных VLM-запросов (prompt: «Опиши, что ты видишь в отсеке [component_name], включая количество, расположение и внешний вид»). Итого 5 × 6 = 30 VLM-вызовов на стадию 1, против 5 монолитных вызовов в baseline.</w:t>
+      </w:pPr>
+      <w:r>
+        <w:rPr>
+          <w:rFonts w:ascii="Times New Roman" w:hAnsi="Times New Roman"/>
+          <w:sz w:val="28"/>
+        </w:rPr>
+        <w:t>Stage 2 агрегирует описания всех нормальных изображений в единое нормативное определение нормальности объекта. Процесс включает два ключевых шага.</w:t>
+      </w:r>
+    </w:p>
+    <w:p>
+      <w:pPr>
+        <w:spacing w:before="0" w:after="0" w:line="360" w:lineRule="auto"/>
+        <w:ind w:firstLine="709"/>
+        <w:jc w:val="both"/>
+      </w:pPr>
+      <w:r>
+        <w:rPr>
+          <w:rFonts w:ascii="Times New Roman" w:hAnsi="Times New Roman"/>
+          <w:sz w:val="28"/>
+        </w:rPr>
+        <w:t>Hedge-filtering: из описаний исключаются утверждения, содержащие маркеры неопределённости: «sometimes», «occasionally», «may», «might», «appears to», «seems to». Такие утверждения не отражают инвариантных свойств нормального объекта и при включении в контрольный список породили бы ненадёжные вопросы.</w:t>
+      </w:r>
+    </w:p>
+    <w:p>
+      <w:pPr>
+        <w:spacing w:before="0" w:after="0" w:line="360" w:lineRule="auto"/>
+        <w:ind w:firstLine="709"/>
+        <w:jc w:val="both"/>
+      </w:pPr>
+      <w:r>
+        <w:rPr>
+          <w:rFonts w:ascii="Times New Roman" w:hAnsi="Times New Roman"/>
+          <w:sz w:val="28"/>
+        </w:rPr>
+        <w:t>Нормативное определение структурируется по семи секциям: (1) Count — количество каждого счётного компонента; (2) Position — пространственное расположение компонентов; (3) Appearance — визуальные характеристики; (4) Size — относительные размеры; (5) Relations — взаимное расположение компонентов; (6) Symmetry — симметричность/упорядоченность; (7) Per-slot Completeness — заполненность каждого отсека. Структурированное представление обеспечивает полноту покрытия ограничений и является основой для генерации вопросов в Stage 3.</w:t>
       </w:r>
     </w:p>
     <w:p>
       <w:pPr>
         <w:spacing w:before="0" w:after="0"/>
+        <w:ind w:firstLine="0"/>
+      </w:pPr>
+      <w:r>
+        <w:rPr>
+          <w:rFonts w:ascii="Times New Roman" w:hAnsi="Times New Roman"/>
+          <w:sz w:val="28"/>
+        </w:rPr>
+      </w:r>
+    </w:p>
+    <w:p>
+      <w:pPr>
+        <w:spacing w:before="0" w:after="0"/>
+        <w:ind w:firstLine="0"/>
+      </w:pPr>
+      <w:r>
+        <w:rPr>
+          <w:rFonts w:ascii="Times New Roman" w:hAnsi="Times New Roman"/>
+          <w:sz w:val="28"/>
+        </w:rPr>
+      </w:r>
+    </w:p>
+    <w:p>
+      <w:pPr>
+        <w:spacing w:before="0" w:after="0" w:line="360" w:lineRule="auto"/>
+        <w:ind w:firstLine="0"/>
+        <w:jc w:val="left"/>
+        <w:outlineLvl w:val="1"/>
+      </w:pPr>
+      <w:r>
+        <w:rPr>
+          <w:rFonts w:ascii="Times New Roman" w:hAnsi="Times New Roman"/>
+          <w:b/>
+          <w:sz w:val="28"/>
+        </w:rPr>
+        <w:t>2.4 Stage 3: генерация, фильтрация и аугментация вопросов</w:t>
+      </w:r>
+    </w:p>
+    <w:p>
+      <w:pPr>
+        <w:spacing w:before="0" w:after="0"/>
+        <w:ind w:firstLine="0"/>
+      </w:pPr>
+      <w:r>
+        <w:rPr>
+          <w:rFonts w:ascii="Times New Roman" w:hAnsi="Times New Roman"/>
+          <w:sz w:val="28"/>
+        </w:rPr>
+      </w:r>
+    </w:p>
+    <w:p>
+      <w:pPr>
+        <w:spacing w:before="0" w:after="0" w:line="360" w:lineRule="auto"/>
         <w:ind w:firstLine="709"/>
         <w:jc w:val="both"/>
-        <w:spacing w:line="360" w:lineRule="auto" w:before="0" w:after="0"/>
-      </w:pPr>
-      <w:r>
-        <w:rPr>
-          <w:rFonts w:ascii="Times New Roman" w:hAnsi="Times New Roman"/>
-          <w:sz w:val="28"/>
-        </w:rPr>
-        <w:t>Мотивация декомпозиции: при монолитном описании VLM склонна «галлюцинировать» несуществующие объекты или упускать компоненты при многосоставных сценах. Per-component промптинг фокусирует внимание модели на конкретном элементе, устраняя интерференцию между компонентами. Практический эффект: CCR (Constraint Coverage Rate) выросла с 63.3% (baseline) до 100% (per-component).</w:t>
-      </w:r>
-    </w:p>
-    <w:p>
-      <w:pPr>
-        <w:spacing w:before="280" w:after="120"/>
-        <w:ind w:firstLine="0"/>
-        <w:jc w:val="left"/>
+      </w:pPr>
+      <w:r>
+        <w:rPr>
+          <w:rFonts w:ascii="Times New Roman" w:hAnsi="Times New Roman"/>
+          <w:sz w:val="28"/>
+        </w:rPr>
+        <w:t>Stage 3 преобразует нормативное определение в набор бинарных проверочных вопросов. Процесс разделён на три подстадии.</w:t>
+      </w:r>
+    </w:p>
+    <w:p>
+      <w:pPr>
+        <w:spacing w:before="0" w:after="0" w:line="360" w:lineRule="auto"/>
+        <w:ind w:firstLine="709"/>
+        <w:jc w:val="both"/>
+      </w:pPr>
+      <w:r>
+        <w:rPr>
+          <w:rFonts w:ascii="Times New Roman" w:hAnsi="Times New Roman"/>
+          <w:sz w:val="28"/>
+        </w:rPr>
+        <w:t>Stage 3a — структурированная генерация: VLM генерирует 8–12 бинарных вопросов-кандидатов из нормативного определения. Промпт предписывает формат «Does the image show [constraint]? Answer Yes or No.» Каждый вопрос соответствует одному конкретному ограничению нормального состояния.</w:t>
+      </w:r>
+    </w:p>
+    <w:p>
+      <w:pPr>
+        <w:spacing w:before="0" w:after="0" w:line="360" w:lineRule="auto"/>
+        <w:ind w:firstLine="709"/>
+        <w:jc w:val="both"/>
+      </w:pPr>
+      <w:r>
+        <w:rPr>
+          <w:rFonts w:ascii="Times New Roman" w:hAnsi="Times New Roman"/>
+          <w:sz w:val="28"/>
+        </w:rPr>
+        <w:t>Stage 3b — фильтрация: каждый вопрос-кандидат проверяется на 15 валидационных нормальных изображениях. Вопрос включается в итоговый набор, только если VLM отвечает «Yes» не менее чем на 80% валидационных изображений. Это обеспечивает инвариантность вопросов — они описывают устойчивые, а не случайные свойства. Два дополнительных механизма фильтрации: count-bypass — вопросы на точное количество («exactly N mандаринов») не подвергаются 80%-порогу, поскольку VLM систематически плохо считает на валидационных изображениях; stem-matching — при поиске токена ответа применяется лемматизация основ («almonds»→«almond», «tangerines»→«tangerine»), что устраняет ложные отклонения из-за грамматических форм.</w:t>
+      </w:r>
+    </w:p>
+    <w:p>
+      <w:pPr>
+        <w:spacing w:before="0" w:after="0" w:line="360" w:lineRule="auto"/>
+        <w:ind w:firstLine="709"/>
+        <w:jc w:val="both"/>
+      </w:pPr>
+      <w:r>
+        <w:rPr>
+          <w:rFonts w:ascii="Times New Roman" w:hAnsi="Times New Roman"/>
+          <w:sz w:val="28"/>
+        </w:rPr>
+        <w:t>Stage 3c — аугментация: каждый прошедший фильтрацию вопрос перефразируется в 4 лингвистических варианта (sub-questions) при сохранении семантики. Это позволяет проводить majority vote при тестировании: аномалия по вопросу детектируется, если большинство (≥3 из 4) sub-questions получают ответ «No».</w:t>
+      </w:r>
+    </w:p>
+    <w:p>
+      <w:pPr>
+        <w:spacing w:before="0" w:after="0"/>
+        <w:ind w:firstLine="0"/>
+      </w:pPr>
+      <w:r>
+        <w:rPr>
+          <w:rFonts w:ascii="Times New Roman" w:hAnsi="Times New Roman"/>
+          <w:sz w:val="28"/>
+        </w:rPr>
+      </w:r>
+    </w:p>
+    <w:p>
+      <w:pPr>
+        <w:spacing w:before="0" w:after="0" w:line="360" w:lineRule="auto"/>
+        <w:ind w:firstLine="0"/>
+        <w:jc w:val="center"/>
       </w:pPr>
       <w:r>
         <w:rPr>
@@ -3480,142 +4801,7 @@
           <w:b/>
           <w:sz w:val="28"/>
         </w:rPr>
-        <w:t>2.3 Stage 2: формирование нормативного определения</w:t>
-      </w:r>
-    </w:p>
-    <w:p>
-      <w:pPr>
-        <w:spacing w:before="0" w:after="0"/>
-        <w:ind w:firstLine="709"/>
-        <w:jc w:val="both"/>
-        <w:spacing w:line="360" w:lineRule="auto" w:before="0" w:after="0"/>
-      </w:pPr>
-      <w:r>
-        <w:rPr>
-          <w:rFonts w:ascii="Times New Roman" w:hAnsi="Times New Roman"/>
-          <w:sz w:val="28"/>
-        </w:rPr>
-        <w:t>Stage 2 агрегирует описания всех нормальных изображений в единое нормативное определение нормальности объекта. Процесс включает два ключевых шага.</w:t>
-      </w:r>
-    </w:p>
-    <w:p>
-      <w:pPr>
-        <w:spacing w:before="0" w:after="0"/>
-        <w:ind w:firstLine="709"/>
-        <w:jc w:val="both"/>
-        <w:spacing w:line="360" w:lineRule="auto" w:before="0" w:after="0"/>
-      </w:pPr>
-      <w:r>
-        <w:rPr>
-          <w:rFonts w:ascii="Times New Roman" w:hAnsi="Times New Roman"/>
-          <w:sz w:val="28"/>
-        </w:rPr>
-        <w:t>Hedge-filtering: из описаний исключаются утверждения, содержащие маркеры неопределённости: «sometimes», «occasionally», «may», «might», «appears to», «seems to». Такие утверждения не отражают инвариантных свойств нормального объекта и при включении в контрольный список породили бы ненадёжные вопросы.</w:t>
-      </w:r>
-    </w:p>
-    <w:p>
-      <w:pPr>
-        <w:spacing w:before="0" w:after="0"/>
-        <w:ind w:firstLine="709"/>
-        <w:jc w:val="both"/>
-        <w:spacing w:line="360" w:lineRule="auto" w:before="0" w:after="0"/>
-      </w:pPr>
-      <w:r>
-        <w:rPr>
-          <w:rFonts w:ascii="Times New Roman" w:hAnsi="Times New Roman"/>
-          <w:sz w:val="28"/>
-        </w:rPr>
-        <w:t>Нормативное определение структурируется по семи секциям: (1) Count — количество каждого счётного компонента; (2) Position — пространственное расположение компонентов; (3) Appearance — визуальные характеристики; (4) Size — относительные размеры; (5) Relations — взаимное расположение компонентов; (6) Symmetry — симметричность/упорядоченность; (7) Per-slot Completeness — заполненность каждого отсека. Структурированное представление обеспечивает полноту покрытия ограничений и является основой для генерации вопросов в Stage 3.</w:t>
-      </w:r>
-    </w:p>
-    <w:p>
-      <w:pPr>
-        <w:spacing w:before="280" w:after="120"/>
-        <w:ind w:firstLine="0"/>
-        <w:jc w:val="left"/>
-      </w:pPr>
-      <w:r>
-        <w:rPr>
-          <w:rFonts w:ascii="Times New Roman" w:hAnsi="Times New Roman"/>
-          <w:b/>
-          <w:sz w:val="28"/>
-        </w:rPr>
-        <w:t>2.4 Stage 3: генерация, фильтрация и аугментация вопросов</w:t>
-      </w:r>
-    </w:p>
-    <w:p>
-      <w:pPr>
-        <w:spacing w:before="0" w:after="0"/>
-        <w:ind w:firstLine="709"/>
-        <w:jc w:val="both"/>
-        <w:spacing w:line="360" w:lineRule="auto" w:before="0" w:after="0"/>
-      </w:pPr>
-      <w:r>
-        <w:rPr>
-          <w:rFonts w:ascii="Times New Roman" w:hAnsi="Times New Roman"/>
-          <w:sz w:val="28"/>
-        </w:rPr>
-        <w:t>Stage 3 преобразует нормативное определение в набор бинарных проверочных вопросов. Процесс разделён на три подстадии.</w:t>
-      </w:r>
-    </w:p>
-    <w:p>
-      <w:pPr>
-        <w:spacing w:before="0" w:after="0"/>
-        <w:ind w:firstLine="709"/>
-        <w:jc w:val="both"/>
-        <w:spacing w:line="360" w:lineRule="auto" w:before="0" w:after="0"/>
-      </w:pPr>
-      <w:r>
-        <w:rPr>
-          <w:rFonts w:ascii="Times New Roman" w:hAnsi="Times New Roman"/>
-          <w:sz w:val="28"/>
-        </w:rPr>
-        <w:t>Stage 3a — структурированная генерация: VLM генерирует 8–12 бинарных вопросов-кандидатов из нормативного определения. Промпт предписывает формат «Does the image show [constraint]? Answer Yes or No.» Каждый вопрос соответствует одному конкретному ограничению нормального состояния.</w:t>
-      </w:r>
-    </w:p>
-    <w:p>
-      <w:pPr>
-        <w:spacing w:before="0" w:after="0"/>
-        <w:ind w:firstLine="709"/>
-        <w:jc w:val="both"/>
-        <w:spacing w:line="360" w:lineRule="auto" w:before="0" w:after="0"/>
-      </w:pPr>
-      <w:r>
-        <w:rPr>
-          <w:rFonts w:ascii="Times New Roman" w:hAnsi="Times New Roman"/>
-          <w:sz w:val="28"/>
-        </w:rPr>
-        <w:t>Stage 3b — фильтрация: каждый вопрос-кандидат проверяется на 15 валидационных нормальных изображениях. Вопрос включается в итоговый набор, только если VLM отвечает «Yes» не менее чем на 80% валидационных изображений. Это обеспечивает инвариантность вопросов — они описывают устойчивые, а не случайные свойства. Два дополнительных механизма фильтрации: count-bypass — вопросы на точное количество («exactly N mандаринов») не подвергаются 80%-порогу, поскольку VLM систематически плохо считает на валидационных изображениях; stem-matching — при поиске токена ответа применяется лемматизация основ («almonds»→«almond», «tangerines»→«tangerine»), что устраняет ложные отклонения из-за грамматических форм.</w:t>
-      </w:r>
-    </w:p>
-    <w:p>
-      <w:pPr>
-        <w:spacing w:before="0" w:after="0"/>
-        <w:ind w:firstLine="709"/>
-        <w:jc w:val="both"/>
-        <w:spacing w:line="360" w:lineRule="auto" w:before="0" w:after="0"/>
-      </w:pPr>
-      <w:r>
-        <w:rPr>
-          <w:rFonts w:ascii="Times New Roman" w:hAnsi="Times New Roman"/>
-          <w:sz w:val="28"/>
-        </w:rPr>
-        <w:t>Stage 3c — аугментация: каждый прошедший фильтрацию вопрос перефразируется в 4 лингвистических варианта (sub-questions) при сохранении семантики. Это позволяет проводить majority vote при тестировании: аномалия по вопросу детектируется, если большинство (≥3 из 4) sub-questions получают ответ «No».</w:t>
-      </w:r>
-    </w:p>
-    <w:p>
-      <w:pPr>
-        <w:spacing w:before="200" w:after="80"/>
-        <w:ind w:firstLine="0"/>
-        <w:jc w:val="left"/>
-      </w:pPr>
-      <w:r>
-        <w:rPr>
-          <w:rFonts w:ascii="Times New Roman" w:hAnsi="Times New Roman"/>
-          <w:b/>
-          <w:sz w:val="24"/>
-        </w:rPr>
-        <w:t>Таблица 4 — Пример фильтрации вопросов (Stage 3b, класс breakfast_box)</w:t>
+        <w:t>Таблица 2.2. Пример фильтрации вопросов (Stage 3b, класс breakfast_box)</w:t>
       </w:r>
     </w:p>
     <w:tbl>
@@ -4134,9 +5320,48 @@
     </w:tbl>
     <w:p>
       <w:pPr>
-        <w:spacing w:before="280" w:after="120"/>
+        <w:spacing w:before="0" w:after="0" w:line="360" w:lineRule="auto"/>
+        <w:ind w:firstLine="709"/>
+        <w:jc w:val="both"/>
+      </w:pPr>
+      <w:r>
+        <w:rPr>
+          <w:rFonts w:ascii="Times New Roman" w:hAnsi="Times New Roman"/>
+          <w:sz w:val="28"/>
+        </w:rPr>
+        <w:t>Пример в таблице 2.2 иллюстрирует работу фильтрации: вопросы на точное количество сохраняются механизмом count-bypass независимо от валидационного балла, тогда как неустойчивые вопросы с баллом ниже 80% (о визуальной однородности и пространственном расположении) отбраковываются. Таким образом в итоговый набор попадают только инвариантные проверочные вопросы.</w:t>
+      </w:r>
+    </w:p>
+    <w:p>
+      <w:pPr>
+        <w:spacing w:before="0" w:after="0"/>
+        <w:ind w:firstLine="0"/>
+      </w:pPr>
+      <w:r>
+        <w:rPr>
+          <w:rFonts w:ascii="Times New Roman" w:hAnsi="Times New Roman"/>
+          <w:sz w:val="28"/>
+        </w:rPr>
+      </w:r>
+    </w:p>
+    <w:p>
+      <w:pPr>
+        <w:spacing w:before="0" w:after="0"/>
+        <w:ind w:firstLine="0"/>
+      </w:pPr>
+      <w:r>
+        <w:rPr>
+          <w:rFonts w:ascii="Times New Roman" w:hAnsi="Times New Roman"/>
+          <w:sz w:val="28"/>
+        </w:rPr>
+      </w:r>
+    </w:p>
+    <w:p>
+      <w:pPr>
+        <w:spacing w:before="0" w:after="0" w:line="360" w:lineRule="auto"/>
         <w:ind w:firstLine="0"/>
         <w:jc w:val="left"/>
+        <w:outlineLvl w:val="1"/>
       </w:pPr>
       <w:r>
         <w:rPr>
@@ -4150,9 +5375,20 @@
     <w:p>
       <w:pPr>
         <w:spacing w:before="0" w:after="0"/>
+        <w:ind w:firstLine="0"/>
+      </w:pPr>
+      <w:r>
+        <w:rPr>
+          <w:rFonts w:ascii="Times New Roman" w:hAnsi="Times New Roman"/>
+          <w:sz w:val="28"/>
+        </w:rPr>
+      </w:r>
+    </w:p>
+    <w:p>
+      <w:pPr>
+        <w:spacing w:before="0" w:after="0" w:line="360" w:lineRule="auto"/>
         <w:ind w:firstLine="709"/>
         <w:jc w:val="both"/>
-        <w:spacing w:line="360" w:lineRule="auto" w:before="0" w:after="0"/>
       </w:pPr>
       <w:r>
         <w:rPr>
@@ -4164,10 +5400,9 @@
     </w:p>
     <w:p>
       <w:pPr>
-        <w:spacing w:before="0" w:after="0"/>
+        <w:spacing w:before="0" w:after="0" w:line="360" w:lineRule="auto"/>
         <w:ind w:firstLine="709"/>
         <w:jc w:val="both"/>
-        <w:spacing w:line="360" w:lineRule="auto" w:before="0" w:after="0"/>
       </w:pPr>
       <w:r>
         <w:rPr>
@@ -4235,39 +5470,283 @@
     </w:p>
     <w:p>
       <w:pPr>
+        <w:spacing w:before="0" w:after="0" w:line="360" w:lineRule="auto"/>
+        <w:ind w:firstLine="709"/>
+        <w:jc w:val="both"/>
+      </w:pPr>
+      <w:r>
+        <w:rPr>
+          <w:rFonts w:ascii="Times New Roman" w:hAnsi="Times New Roman"/>
+          <w:sz w:val="28"/>
+        </w:rPr>
+        <w:t>Механизм итогового решения: для каждого основного вопроса вычисляется результат majority vote по 4 sub-questions. Изображение признаётся аномальным (is_anomaly=True), если не менее anomaly_min_failures=2 основных вопросов получили ответ «No». Аномальный score = (число «No»-вопросов) / (общее число вопросов) — непрерывная оценка для вычисления AUROC.</w:t>
+      </w:r>
+    </w:p>
+    <w:p>
+      <w:pPr>
+        <w:spacing w:before="0" w:after="0" w:line="360" w:lineRule="auto"/>
+        <w:ind w:firstLine="709"/>
+        <w:jc w:val="both"/>
+      </w:pPr>
+      <w:r>
+        <w:rPr>
+          <w:rFonts w:ascii="Times New Roman" w:hAnsi="Times New Roman"/>
+          <w:sz w:val="28"/>
+        </w:rPr>
+        <w:t>Следует привести теоретическое обоснование применения Chain-of-Thought в данной задаче. Согласно работе «Chain-of-Thought Prompting Elicits Reasoning in Large Language Models» [36], метод CoT служит способом разблокировать рассуждательные способности языковых моделей через явную формулировку промежуточных шагов. В задаче обнаружения аномалий CoT устраняет специфическую форму галлюцинаций — «yes-bias»: VLM, не имея явного шага верификации, склонна подтверждать ограничение даже при его нарушении (эффект, задокументированный в POPE [34]). Step 1 Observe создаёт верифицируемую промежуточную посылку: если наблюдение фиксирует отсутствие нарушения, вывод Yes логически согласован; если наблюдение описывает нарушение, вывод No обоснован. Ложноположительный ответ требовал бы сформулировать несуществующее нарушение — что модель не делает при наличии реального изображения перед ней. Практический эффект в эксперименте r23→r25: FP 12→0 при сохранении AUROC-ранжирования (AUROC 0.782→0.852).</w:t>
+      </w:r>
+    </w:p>
+    <w:p>
+      <w:pPr>
         <w:spacing w:before="0" w:after="0"/>
+        <w:ind w:firstLine="0"/>
+      </w:pPr>
+      <w:r>
+        <w:rPr>
+          <w:rFonts w:ascii="Times New Roman" w:hAnsi="Times New Roman"/>
+          <w:sz w:val="28"/>
+        </w:rPr>
+      </w:r>
+    </w:p>
+    <w:p>
+      <w:pPr>
+        <w:spacing w:before="0" w:after="0"/>
+        <w:ind w:firstLine="0"/>
+      </w:pPr>
+      <w:r>
+        <w:rPr>
+          <w:rFonts w:ascii="Times New Roman" w:hAnsi="Times New Roman"/>
+          <w:sz w:val="28"/>
+        </w:rPr>
+      </w:r>
+    </w:p>
+    <w:p>
+      <w:pPr>
+        <w:spacing w:before="0" w:after="0" w:line="360" w:lineRule="auto"/>
+        <w:ind w:firstLine="0"/>
+        <w:jc w:val="left"/>
+        <w:outlineLvl w:val="1"/>
+      </w:pPr>
+      <w:r>
+        <w:rPr>
+          <w:rFonts w:ascii="Times New Roman" w:hAnsi="Times New Roman"/>
+          <w:b/>
+          <w:sz w:val="28"/>
+        </w:rPr>
+        <w:t>2.6 Иерархическая система оценки (L1–L4)</w:t>
+      </w:r>
+    </w:p>
+    <w:p>
+      <w:pPr>
+        <w:spacing w:before="0" w:after="0"/>
+        <w:ind w:firstLine="0"/>
+      </w:pPr>
+      <w:r>
+        <w:rPr>
+          <w:rFonts w:ascii="Times New Roman" w:hAnsi="Times New Roman"/>
+          <w:sz w:val="28"/>
+        </w:rPr>
+      </w:r>
+    </w:p>
+    <w:p>
+      <w:pPr>
+        <w:spacing w:before="0" w:after="0" w:line="360" w:lineRule="auto"/>
         <w:ind w:firstLine="709"/>
         <w:jc w:val="both"/>
-        <w:spacing w:line="360" w:lineRule="auto" w:before="0" w:after="0"/>
-      </w:pPr>
-      <w:r>
-        <w:rPr>
-          <w:rFonts w:ascii="Times New Roman" w:hAnsi="Times New Roman"/>
-          <w:sz w:val="28"/>
-        </w:rPr>
-        <w:t>Механизм итогового решения: для каждого основного вопроса вычисляется результат majority vote по 4 sub-questions. Изображение признаётся аномальным (is_anomaly=True), если не менее anomaly_min_failures=2 основных вопросов получили ответ «No». Аномальный score = (число «No»-вопросов) / (общее число вопросов) — непрерывная оценка для вычисления AUROC.</w:t>
+      </w:pPr>
+      <w:r>
+        <w:rPr>
+          <w:rFonts w:ascii="Times New Roman" w:hAnsi="Times New Roman"/>
+          <w:sz w:val="28"/>
+        </w:rPr>
+        <w:t>Традиционные метрики AUROC и F1 оценивают лишь финальное бинарное решение, не позволяя диагностировать, на каком именно этапе пайплайна возникает ошибка. В работе VALOR-EVAL [32] показано, что существующие бенчмарки ограничены преимущественно объектными галлюцинациями и не охватывают атрибуты и пространственные отношения — именно те аспекты, которые критичны для обнаружения логических аномалий. Для решения этой проблемы разработана иерархическая система оценки, охватывающая все уровни пайплайна [L1]–[L10].</w:t>
+      </w:r>
+    </w:p>
+    <w:p>
+      <w:pPr>
+        <w:spacing w:before="0" w:after="0" w:line="360" w:lineRule="auto"/>
+        <w:ind w:firstLine="709"/>
+        <w:jc w:val="both"/>
+      </w:pPr>
+      <w:r>
+        <w:rPr>
+          <w:rFonts w:ascii="Times New Roman" w:hAnsi="Times New Roman"/>
+          <w:sz w:val="28"/>
+        </w:rPr>
+        <w:t>L1 — Уровень восприятия (Perception). Оценивает качество текстового описания, генерируемого Stage 1.</w:t>
+      </w:r>
+    </w:p>
+    <w:p>
+      <w:pPr>
+        <w:spacing w:before="0" w:after="0" w:line="360" w:lineRule="auto"/>
+        <w:ind w:left="709" w:hanging="283"/>
+        <w:jc w:val="both"/>
+      </w:pPr>
+      <w:r>
+        <w:rPr>
+          <w:rFonts w:ascii="Times New Roman" w:hAnsi="Times New Roman"/>
+          <w:sz w:val="28"/>
+        </w:rPr>
+        <w:t>— CLIPScore [L2]: косинусное сходство между CLIP-эмбеддингами сгенерированного текстового описания и изображения. Измеряет, насколько описание семантически соответствует изображению. Формула: CLIPScore(t, i) = cos(CLIP_text(t), CLIP_image(i)).</w:t>
+      </w:r>
+    </w:p>
+    <w:p>
+      <w:pPr>
+        <w:spacing w:before="0" w:after="0" w:line="360" w:lineRule="auto"/>
+        <w:ind w:left="709" w:hanging="283"/>
+        <w:jc w:val="both"/>
+      </w:pPr>
+      <w:r>
+        <w:rPr>
+          <w:rFonts w:ascii="Times New Roman" w:hAnsi="Times New Roman"/>
+          <w:sz w:val="28"/>
+        </w:rPr>
+        <w:t>— CCR (Constraint Coverage Rate) [L5, L6]: доля формальных ограничений нормальности (ATOMIC_CONSTRAINTS), упомянутых в сгенерированном описании. Подход мотивирован метриками типа FaithScore [30]: разложение описания на атомарные факты и их независимая верификация без эталонного текста высококоррелирует с оценкой людей. Оценивается LLM-as-Judge [L3] (Qwen2.5-3B-Instruct), обоснованность которого подтверждена Prometheus-Vision [31]: подход VLM-as-Judge показывает наивысшую корреляцию Пирсона с оценками людей среди open-source моделей-оценщиков. CCR = |покрытые ограничения| / |все ограничения|.</w:t>
+      </w:r>
+    </w:p>
+    <w:p>
+      <w:pPr>
+        <w:spacing w:before="0" w:after="0" w:line="360" w:lineRule="auto"/>
+        <w:ind w:firstLine="709"/>
+        <w:jc w:val="both"/>
+      </w:pPr>
+      <w:r>
+        <w:rPr>
+          <w:rFonts w:ascii="Times New Roman" w:hAnsi="Times New Roman"/>
+          <w:sz w:val="28"/>
+        </w:rPr>
+        <w:t>L2 — Уровень атрибутов (Attributes). Оценивает точность количественных и пространственных утверждений.</w:t>
+      </w:r>
+    </w:p>
+    <w:p>
+      <w:pPr>
+        <w:spacing w:before="0" w:after="0" w:line="360" w:lineRule="auto"/>
+        <w:ind w:left="709" w:hanging="283"/>
+        <w:jc w:val="both"/>
+      </w:pPr>
+      <w:r>
+        <w:rPr>
+          <w:rFonts w:ascii="Times New Roman" w:hAnsi="Times New Roman"/>
+          <w:sz w:val="28"/>
+        </w:rPr>
+        <w:t>— MACE (Mean Absolute Count Error) [L7]: среднее абсолютное отклонение между упомянутым в описании количеством объекта и истинным количеством. Например, если описание говорит «3 мандарина», а истинное число 2, MACE=1.</w:t>
+      </w:r>
+    </w:p>
+    <w:p>
+      <w:pPr>
+        <w:spacing w:before="0" w:after="0" w:line="360" w:lineRule="auto"/>
+        <w:ind w:left="709" w:hanging="283"/>
+        <w:jc w:val="both"/>
+      </w:pPr>
+      <w:r>
+        <w:rPr>
+          <w:rFonts w:ascii="Times New Roman" w:hAnsi="Times New Roman"/>
+          <w:sz w:val="28"/>
+        </w:rPr>
+        <w:t>— SRA (Spatial Relation Accuracy) [L8, L9]: доля корректно описанных пространственных отношений между компонентами (left/right/above/below). Необходимость выделить пространственное рассуждение в отдельную метрику обоснована результатами работы «What's Up with Vision-Language Models?» [33]: SOTA-модели достигают лишь 56% точности на задачах пространственных отношений против 99% у людей, даже после дообучения. Отслеживание SRA позволяет отделить ошибки пространственного восприятия от ошибок семантической верификации.</w:t>
+      </w:r>
+    </w:p>
+    <w:p>
+      <w:pPr>
+        <w:spacing w:before="0" w:after="0" w:line="360" w:lineRule="auto"/>
+        <w:ind w:firstLine="709"/>
+        <w:jc w:val="both"/>
+      </w:pPr>
+      <w:r>
+        <w:rPr>
+          <w:rFonts w:ascii="Times New Roman" w:hAnsi="Times New Roman"/>
+          <w:sz w:val="28"/>
+        </w:rPr>
+        <w:t>L2.5 — Качество фильтрации вопросов. Оценивает, насколько итоговый набор вопросов отражает формальные ограничения нормальности. Необходимость этого уровня вытекает из наблюдения VALOR-EVAL [32]: качество описания (L1–L2) не гарантирует качества порождаемых проверочных вопросов — возможна ситуация, когда описание полное, но вопросы не покрывают ключевые ограничения.</w:t>
+      </w:r>
+    </w:p>
+    <w:p>
+      <w:pPr>
+        <w:spacing w:before="0" w:after="0" w:line="360" w:lineRule="auto"/>
+        <w:ind w:left="709" w:hanging="283"/>
+        <w:jc w:val="both"/>
+      </w:pPr>
+      <w:r>
+        <w:rPr>
+          <w:rFonts w:ascii="Times New Roman" w:hAnsi="Times New Roman"/>
+          <w:sz w:val="28"/>
+        </w:rPr>
+        <w:t>— Filter Precision: доля вопросов финального набора, покрывающих хотя бы одно формальное ограничение (оценивается LLM-as-Judge).</w:t>
+      </w:r>
+    </w:p>
+    <w:p>
+      <w:pPr>
+        <w:spacing w:before="0" w:after="0" w:line="360" w:lineRule="auto"/>
+        <w:ind w:left="709" w:hanging="283"/>
+        <w:jc w:val="both"/>
+      </w:pPr>
+      <w:r>
+        <w:rPr>
+          <w:rFonts w:ascii="Times New Roman" w:hAnsi="Times New Roman"/>
+          <w:sz w:val="28"/>
+        </w:rPr>
+        <w:t>— Filter Recall: доля формальных ограничений, покрытых финальным набором вопросов.</w:t>
+      </w:r>
+    </w:p>
+    <w:p>
+      <w:pPr>
+        <w:spacing w:before="0" w:after="0" w:line="360" w:lineRule="auto"/>
+        <w:ind w:firstLine="709"/>
+        <w:jc w:val="both"/>
+      </w:pPr>
+      <w:r>
+        <w:rPr>
+          <w:rFonts w:ascii="Times New Roman" w:hAnsi="Times New Roman"/>
+          <w:sz w:val="28"/>
+        </w:rPr>
+        <w:t>L3 — Уровень рассуждения (Reasoning). Оценивает стабильность ответов VLM. Мотивация: в работе «Uncertainty in Vision-Language Models» [35] показано, что точность VLM и её неопределённость (uncertainty) не согласованы — модели с наивысшей точностью могут демонстрировать наивысшую неопределённость. Это означает, что на одиночный ответ модели нельзя полностью полагаться; необходима оценка стабильности ответов при перефразировках.</w:t>
+      </w:r>
+    </w:p>
+    <w:p>
+      <w:pPr>
+        <w:spacing w:before="0" w:after="0" w:line="360" w:lineRule="auto"/>
+        <w:ind w:left="709" w:hanging="283"/>
+        <w:jc w:val="both"/>
+      </w:pPr>
+      <w:r>
+        <w:rPr>
+          <w:rFonts w:ascii="Times New Roman" w:hAnsi="Times New Roman"/>
+          <w:sz w:val="28"/>
+        </w:rPr>
+        <w:t>— Sub-Q Consistency Score [L10]: для каждого вопроса вычисляется доля согласованных ответов среди 4 sub-questions. Высокая согласованность означает, что модель уверена в ответе; низкая — что ответ нестабилен, обусловлен поверхностными лингвистическими паттернами, а не реальным анализом изображения.</w:t>
+      </w:r>
+    </w:p>
+    <w:p>
+      <w:pPr>
+        <w:spacing w:before="0" w:after="0" w:line="360" w:lineRule="auto"/>
+        <w:ind w:firstLine="709"/>
+        <w:jc w:val="both"/>
+      </w:pPr>
+      <w:r>
+        <w:rPr>
+          <w:rFonts w:ascii="Times New Roman" w:hAnsi="Times New Roman"/>
+          <w:sz w:val="28"/>
+        </w:rPr>
+        <w:t>L4 — Уровень задачи (Task). Стандартные метрики обнаружения аномалий: AUROC и F1-max.</w:t>
       </w:r>
     </w:p>
     <w:p>
       <w:pPr>
         <w:spacing w:before="0" w:after="0"/>
-        <w:ind w:firstLine="709"/>
-        <w:jc w:val="both"/>
-        <w:spacing w:line="360" w:lineRule="auto" w:before="0" w:after="0"/>
-      </w:pPr>
-      <w:r>
-        <w:rPr>
-          <w:rFonts w:ascii="Times New Roman" w:hAnsi="Times New Roman"/>
-          <w:sz w:val="28"/>
-        </w:rPr>
-        <w:t>Следует привести теоретическое обоснование применения Chain-of-Thought в данной задаче. Согласно работе «Chain-of-Thought Prompting Elicits Reasoning in Large Language Models» [36], метод CoT служит способом разблокировать рассуждательные способности языковых моделей через явную формулировку промежуточных шагов. В задаче обнаружения аномалий CoT устраняет специфическую форму галлюцинаций — «yes-bias»: VLM, не имея явного шага верификации, склонна подтверждать ограничение даже при его нарушении (эффект, задокументированный в POPE [34]). Step 1 Observe создаёт верифицируемую промежуточную посылку: если наблюдение фиксирует отсутствие нарушения, вывод Yes логически согласован; если наблюдение описывает нарушение, вывод No обоснован. Ложноположительный ответ требовал бы сформулировать несуществующее нарушение — что модель не делает при наличии реального изображения перед ней. Практический эффект в эксперименте r23→r25: FP 12→0 при сохранении AUROC-ранжирования (AUROC 0.782→0.852).</w:t>
-      </w:r>
-    </w:p>
-    <w:p>
-      <w:pPr>
-        <w:spacing w:before="280" w:after="120"/>
-        <w:ind w:firstLine="0"/>
-        <w:jc w:val="left"/>
+        <w:ind w:firstLine="0"/>
+      </w:pPr>
+      <w:r>
+        <w:rPr>
+          <w:rFonts w:ascii="Times New Roman" w:hAnsi="Times New Roman"/>
+          <w:sz w:val="28"/>
+        </w:rPr>
+      </w:r>
+    </w:p>
+    <w:p>
+      <w:pPr>
+        <w:spacing w:before="0" w:after="0" w:line="360" w:lineRule="auto"/>
+        <w:ind w:firstLine="0"/>
+        <w:jc w:val="center"/>
       </w:pPr>
       <w:r>
         <w:rPr>
@@ -4275,217 +5754,7 @@
           <w:b/>
           <w:sz w:val="28"/>
         </w:rPr>
-        <w:t>2.6 Иерархическая система оценки (L1–L4)</w:t>
-      </w:r>
-    </w:p>
-    <w:p>
-      <w:pPr>
-        <w:spacing w:before="0" w:after="0"/>
-        <w:ind w:firstLine="709"/>
-        <w:jc w:val="both"/>
-        <w:spacing w:line="360" w:lineRule="auto" w:before="0" w:after="0"/>
-      </w:pPr>
-      <w:r>
-        <w:rPr>
-          <w:rFonts w:ascii="Times New Roman" w:hAnsi="Times New Roman"/>
-          <w:sz w:val="28"/>
-        </w:rPr>
-        <w:t>Традиционные метрики AUROC и F1 оценивают лишь финальное бинарное решение, не позволяя диагностировать, на каком именно этапе пайплайна возникает ошибка. В работе VALOR-EVAL [32] показано, что существующие бенчмарки ограничены преимущественно объектными галлюцинациями и не охватывают атрибуты и пространственные отношения — именно те аспекты, которые критичны для обнаружения логических аномалий. Для решения этой проблемы разработана иерархическая система оценки, охватывающая все уровни пайплайна [L1]–[L10].</w:t>
-      </w:r>
-    </w:p>
-    <w:p>
-      <w:pPr>
-        <w:spacing w:before="0" w:after="0"/>
-        <w:ind w:firstLine="709"/>
-        <w:jc w:val="both"/>
-        <w:spacing w:line="360" w:lineRule="auto" w:before="0" w:after="0"/>
-      </w:pPr>
-      <w:r>
-        <w:rPr>
-          <w:rFonts w:ascii="Times New Roman" w:hAnsi="Times New Roman"/>
-          <w:sz w:val="28"/>
-        </w:rPr>
-        <w:t>L1 — Уровень восприятия (Perception). Оценивает качество текстового описания, генерируемого Stage 1.</w:t>
-      </w:r>
-    </w:p>
-    <w:p>
-      <w:pPr>
-        <w:spacing w:before="40" w:after="40"/>
-        <w:ind w:left="709" w:hanging="283"/>
-        <w:jc w:val="both"/>
-        <w:spacing w:line="360" w:lineRule="auto" w:before="0" w:after="0"/>
-      </w:pPr>
-      <w:r>
-        <w:rPr>
-          <w:rFonts w:ascii="Times New Roman" w:hAnsi="Times New Roman"/>
-          <w:sz w:val="28"/>
-        </w:rPr>
-        <w:t>– CLIPScore [L2]: косинусное сходство между CLIP-эмбеддингами сгенерированного текстового описания и изображения. Измеряет, насколько описание семантически соответствует изображению. Формула: CLIPScore(t, i) = cos(CLIP_text(t), CLIP_image(i)).</w:t>
-      </w:r>
-    </w:p>
-    <w:p>
-      <w:pPr>
-        <w:spacing w:before="40" w:after="40"/>
-        <w:ind w:left="709" w:hanging="283"/>
-        <w:jc w:val="both"/>
-        <w:spacing w:line="360" w:lineRule="auto" w:before="0" w:after="0"/>
-      </w:pPr>
-      <w:r>
-        <w:rPr>
-          <w:rFonts w:ascii="Times New Roman" w:hAnsi="Times New Roman"/>
-          <w:sz w:val="28"/>
-        </w:rPr>
-        <w:t>– CCR (Constraint Coverage Rate) [L5, L6]: доля формальных ограничений нормальности (ATOMIC_CONSTRAINTS), упомянутых в сгенерированном описании. Подход мотивирован метриками типа FaithScore [30]: разложение описания на атомарные факты и их независимая верификация без эталонного текста высококоррелирует с оценкой людей. Оценивается LLM-as-Judge [L3] (Qwen2.5-3B-Instruct), обоснованность которого подтверждена Prometheus-Vision [31]: подход VLM-as-Judge показывает наивысшую корреляцию Пирсона с оценками людей среди open-source моделей-оценщиков. CCR = |покрытые ограничения| / |все ограничения|.</w:t>
-      </w:r>
-    </w:p>
-    <w:p>
-      <w:pPr>
-        <w:spacing w:before="0" w:after="0"/>
-        <w:ind w:firstLine="709"/>
-        <w:jc w:val="both"/>
-        <w:spacing w:line="360" w:lineRule="auto" w:before="0" w:after="0"/>
-      </w:pPr>
-      <w:r>
-        <w:rPr>
-          <w:rFonts w:ascii="Times New Roman" w:hAnsi="Times New Roman"/>
-          <w:sz w:val="28"/>
-        </w:rPr>
-        <w:t>L2 — Уровень атрибутов (Attributes). Оценивает точность количественных и пространственных утверждений.</w:t>
-      </w:r>
-    </w:p>
-    <w:p>
-      <w:pPr>
-        <w:spacing w:before="40" w:after="40"/>
-        <w:ind w:left="709" w:hanging="283"/>
-        <w:jc w:val="both"/>
-        <w:spacing w:line="360" w:lineRule="auto" w:before="0" w:after="0"/>
-      </w:pPr>
-      <w:r>
-        <w:rPr>
-          <w:rFonts w:ascii="Times New Roman" w:hAnsi="Times New Roman"/>
-          <w:sz w:val="28"/>
-        </w:rPr>
-        <w:t>– MACE (Mean Absolute Count Error) [L7]: среднее абсолютное отклонение между упомянутым в описании количеством объекта и истинным количеством. Например, если описание говорит «3 мандарина», а истинное число 2, MACE=1.</w:t>
-      </w:r>
-    </w:p>
-    <w:p>
-      <w:pPr>
-        <w:spacing w:before="40" w:after="40"/>
-        <w:ind w:left="709" w:hanging="283"/>
-        <w:jc w:val="both"/>
-        <w:spacing w:line="360" w:lineRule="auto" w:before="0" w:after="0"/>
-      </w:pPr>
-      <w:r>
-        <w:rPr>
-          <w:rFonts w:ascii="Times New Roman" w:hAnsi="Times New Roman"/>
-          <w:sz w:val="28"/>
-        </w:rPr>
-        <w:t>– SRA (Spatial Relation Accuracy) [L8, L9]: доля корректно описанных пространственных отношений между компонентами (left/right/above/below). Необходимость выделить пространственное рассуждение в отдельную метрику обоснована результатами работы «What's Up with Vision-Language Models?» [33]: SOTA-модели достигают лишь 56% точности на задачах пространственных отношений против 99% у людей, даже после дообучения. Отслеживание SRA позволяет отделить ошибки пространственного восприятия от ошибок семантической верификации.</w:t>
-      </w:r>
-    </w:p>
-    <w:p>
-      <w:pPr>
-        <w:spacing w:before="0" w:after="0"/>
-        <w:ind w:firstLine="709"/>
-        <w:jc w:val="both"/>
-        <w:spacing w:line="360" w:lineRule="auto" w:before="0" w:after="0"/>
-      </w:pPr>
-      <w:r>
-        <w:rPr>
-          <w:rFonts w:ascii="Times New Roman" w:hAnsi="Times New Roman"/>
-          <w:sz w:val="28"/>
-        </w:rPr>
-        <w:t>L2.5 — Качество фильтрации вопросов. Оценивает, насколько итоговый набор вопросов отражает формальные ограничения нормальности. Необходимость этого уровня вытекает из наблюдения VALOR-EVAL [32]: качество описания (L1–L2) не гарантирует качества порождаемых проверочных вопросов — возможна ситуация, когда описание полное, но вопросы не покрывают ключевые ограничения.</w:t>
-      </w:r>
-    </w:p>
-    <w:p>
-      <w:pPr>
-        <w:spacing w:before="40" w:after="40"/>
-        <w:ind w:left="709" w:hanging="283"/>
-        <w:jc w:val="both"/>
-        <w:spacing w:line="360" w:lineRule="auto" w:before="0" w:after="0"/>
-      </w:pPr>
-      <w:r>
-        <w:rPr>
-          <w:rFonts w:ascii="Times New Roman" w:hAnsi="Times New Roman"/>
-          <w:sz w:val="28"/>
-        </w:rPr>
-        <w:t>– Filter Precision: доля вопросов финального набора, покрывающих хотя бы одно формальное ограничение (оценивается LLM-as-Judge).</w:t>
-      </w:r>
-    </w:p>
-    <w:p>
-      <w:pPr>
-        <w:spacing w:before="40" w:after="40"/>
-        <w:ind w:left="709" w:hanging="283"/>
-        <w:jc w:val="both"/>
-        <w:spacing w:line="360" w:lineRule="auto" w:before="0" w:after="0"/>
-      </w:pPr>
-      <w:r>
-        <w:rPr>
-          <w:rFonts w:ascii="Times New Roman" w:hAnsi="Times New Roman"/>
-          <w:sz w:val="28"/>
-        </w:rPr>
-        <w:t>– Filter Recall: доля формальных ограничений, покрытых финальным набором вопросов.</w:t>
-      </w:r>
-    </w:p>
-    <w:p>
-      <w:pPr>
-        <w:spacing w:before="0" w:after="0"/>
-        <w:ind w:firstLine="709"/>
-        <w:jc w:val="both"/>
-        <w:spacing w:line="360" w:lineRule="auto" w:before="0" w:after="0"/>
-      </w:pPr>
-      <w:r>
-        <w:rPr>
-          <w:rFonts w:ascii="Times New Roman" w:hAnsi="Times New Roman"/>
-          <w:sz w:val="28"/>
-        </w:rPr>
-        <w:t>L3 — Уровень рассуждения (Reasoning). Оценивает стабильность ответов VLM. Мотивация: в работе «Uncertainty in Vision-Language Models» [35] показано, что точность VLM и её неопределённость (uncertainty) не согласованы — модели с наивысшей точностью могут демонстрировать наивысшую неопределённость. Это означает, что на одиночный ответ модели нельзя полностью полагаться; необходима оценка стабильности ответов при перефразировках.</w:t>
-      </w:r>
-    </w:p>
-    <w:p>
-      <w:pPr>
-        <w:spacing w:before="40" w:after="40"/>
-        <w:ind w:left="709" w:hanging="283"/>
-        <w:jc w:val="both"/>
-        <w:spacing w:line="360" w:lineRule="auto" w:before="0" w:after="0"/>
-      </w:pPr>
-      <w:r>
-        <w:rPr>
-          <w:rFonts w:ascii="Times New Roman" w:hAnsi="Times New Roman"/>
-          <w:sz w:val="28"/>
-        </w:rPr>
-        <w:t>– Sub-Q Consistency Score [L10]: для каждого вопроса вычисляется доля согласованных ответов среди 4 sub-questions. Высокая согласованность означает, что модель уверена в ответе; низкая — что ответ нестабилен, обусловлен поверхностными лингвистическими паттернами, а не реальным анализом изображения.</w:t>
-      </w:r>
-    </w:p>
-    <w:p>
-      <w:pPr>
-        <w:spacing w:before="0" w:after="0"/>
-        <w:ind w:firstLine="709"/>
-        <w:jc w:val="both"/>
-        <w:spacing w:line="360" w:lineRule="auto" w:before="0" w:after="0"/>
-      </w:pPr>
-      <w:r>
-        <w:rPr>
-          <w:rFonts w:ascii="Times New Roman" w:hAnsi="Times New Roman"/>
-          <w:sz w:val="28"/>
-        </w:rPr>
-        <w:t>L4 — Уровень задачи (Task). Стандартные метрики обнаружения аномалий: AUROC и F1-max.</w:t>
-      </w:r>
-    </w:p>
-    <w:p>
-      <w:pPr>
-        <w:spacing w:before="200" w:after="80"/>
-        <w:ind w:firstLine="0"/>
-        <w:jc w:val="left"/>
-      </w:pPr>
-      <w:r>
-        <w:rPr>
-          <w:rFonts w:ascii="Times New Roman" w:hAnsi="Times New Roman"/>
-          <w:b/>
-          <w:sz w:val="24"/>
-        </w:rPr>
-        <w:t>Таблица 5 — Иерархическая система оценки L1–L4</w:t>
+        <w:t>Таблица 2.3. Иерархическая система оценки L1–L4</w:t>
       </w:r>
     </w:p>
     <w:tbl>
@@ -4936,22 +6205,639 @@
     </w:tbl>
     <w:p>
       <w:pPr>
+        <w:spacing w:before="0" w:after="0" w:line="360" w:lineRule="auto"/>
+        <w:ind w:firstLine="709"/>
+        <w:jc w:val="both"/>
+      </w:pPr>
+      <w:r>
+        <w:rPr>
+          <w:rFonts w:ascii="Times New Roman" w:hAnsi="Times New Roman"/>
+          <w:sz w:val="28"/>
+        </w:rPr>
+        <w:t>Сведённые в таблице 2.3 уровни L1–L4 образуют сквозную диагностическую цепочку: от качества восприятия (описания) через точность атрибутов и фильтрации вопросов к устойчивости рассуждения и итоговому обнаружению. Такое разбиение позволяет локализовать источник ошибки на конкретной стадии пайплайна, а не ограничиваться итоговой метрикой.</w:t>
+      </w:r>
+    </w:p>
+    <w:p>
+      <w:pPr>
         <w:spacing w:before="0" w:after="0"/>
+        <w:ind w:firstLine="0"/>
+      </w:pPr>
+      <w:r>
+        <w:rPr>
+          <w:rFonts w:ascii="Times New Roman" w:hAnsi="Times New Roman"/>
+          <w:sz w:val="28"/>
+        </w:rPr>
+      </w:r>
+    </w:p>
+    <w:p>
+      <w:pPr>
+        <w:spacing w:before="0" w:after="0"/>
+        <w:ind w:firstLine="0"/>
+      </w:pPr>
+      <w:r>
+        <w:rPr>
+          <w:rFonts w:ascii="Times New Roman" w:hAnsi="Times New Roman"/>
+          <w:sz w:val="28"/>
+        </w:rPr>
+      </w:r>
+    </w:p>
+    <w:p>
+      <w:pPr>
+        <w:spacing w:before="0" w:after="0" w:line="360" w:lineRule="auto"/>
+        <w:ind w:firstLine="0"/>
+        <w:jc w:val="left"/>
+        <w:outlineLvl w:val="1"/>
+      </w:pPr>
+      <w:r>
+        <w:rPr>
+          <w:rFonts w:ascii="Times New Roman" w:hAnsi="Times New Roman"/>
+          <w:b/>
+          <w:sz w:val="28"/>
+        </w:rPr>
+        <w:t>Выводы по разделу 2</w:t>
+      </w:r>
+    </w:p>
+    <w:p>
+      <w:pPr>
+        <w:spacing w:before="0" w:after="0"/>
+        <w:ind w:firstLine="0"/>
+      </w:pPr>
+      <w:r>
+        <w:rPr>
+          <w:rFonts w:ascii="Times New Roman" w:hAnsi="Times New Roman"/>
+          <w:sz w:val="28"/>
+        </w:rPr>
+      </w:r>
+    </w:p>
+    <w:p>
+      <w:pPr>
+        <w:spacing w:before="0" w:after="0" w:line="360" w:lineRule="auto"/>
+        <w:ind w:left="709" w:hanging="283"/>
+        <w:jc w:val="both"/>
+      </w:pPr>
+      <w:r>
+        <w:rPr>
+          <w:rFonts w:ascii="Times New Roman" w:hAnsi="Times New Roman"/>
+          <w:sz w:val="28"/>
+        </w:rPr>
+        <w:t>1. Разработан четырёхстадийный пайплайн, реализующий per-component описание нормальных изображений, формирование нормативного определения, структурированную генерацию и фильтрацию вопросов, а также CoT-тестирование с механизмом majority vote.</w:t>
+      </w:r>
+    </w:p>
+    <w:p>
+      <w:pPr>
+        <w:spacing w:before="0" w:after="0" w:line="360" w:lineRule="auto"/>
+        <w:ind w:left="709" w:hanging="283"/>
+        <w:jc w:val="both"/>
+      </w:pPr>
+      <w:r>
+        <w:rPr>
+          <w:rFonts w:ascii="Times New Roman" w:hAnsi="Times New Roman"/>
+          <w:sz w:val="28"/>
+        </w:rPr>
+        <w:t>2. Ключевые нововведения — per-component декомпозиция Stage 1 и inline Chain-of-Thought (RC4-A) — обеспечивают рост Constraint Coverage Rate до 100% и полное устранение ложноположительных срабатываний.</w:t>
+      </w:r>
+    </w:p>
+    <w:p>
+      <w:pPr>
+        <w:spacing w:before="0" w:after="0" w:line="360" w:lineRule="auto"/>
+        <w:ind w:left="709" w:hanging="283"/>
+        <w:jc w:val="both"/>
+      </w:pPr>
+      <w:r>
+        <w:rPr>
+          <w:rFonts w:ascii="Times New Roman" w:hAnsi="Times New Roman"/>
+          <w:sz w:val="28"/>
+        </w:rPr>
+        <w:t>3. Предложенная иерархическая система оценки L1–L4 позволяет диагностировать узкие места на каждом этапе пайплайна, связывая качество восприятия, атрибутов, фильтрации и конечного обнаружения.</w:t>
+      </w:r>
+    </w:p>
+    <w:p>
+      <w:pPr>
+        <w:ind w:firstLine="0"/>
+      </w:pPr>
+      <w:r>
+        <w:br w:type="page"/>
+      </w:r>
+    </w:p>
+    <w:p>
+      <w:pPr>
+        <w:spacing w:before="0" w:after="0" w:line="360" w:lineRule="auto"/>
+        <w:ind w:firstLine="0"/>
+        <w:jc w:val="center"/>
+        <w:outlineLvl w:val="0"/>
+      </w:pPr>
+      <w:r>
+        <w:rPr>
+          <w:rFonts w:ascii="Times New Roman" w:hAnsi="Times New Roman"/>
+          <w:b/>
+          <w:sz w:val="32"/>
+        </w:rPr>
+        <w:t>Раздел 3. Программная реализация и экспериментальная инфраструктура</w:t>
+      </w:r>
+    </w:p>
+    <w:p>
+      <w:pPr>
+        <w:spacing w:before="0" w:after="0"/>
+        <w:ind w:firstLine="0"/>
+      </w:pPr>
+      <w:r>
+        <w:rPr>
+          <w:rFonts w:ascii="Times New Roman" w:hAnsi="Times New Roman"/>
+          <w:sz w:val="28"/>
+        </w:rPr>
+      </w:r>
+    </w:p>
+    <w:p>
+      <w:pPr>
+        <w:spacing w:before="0" w:after="0"/>
+        <w:ind w:firstLine="0"/>
+      </w:pPr>
+      <w:r>
+        <w:rPr>
+          <w:rFonts w:ascii="Times New Roman" w:hAnsi="Times New Roman"/>
+          <w:sz w:val="28"/>
+        </w:rPr>
+      </w:r>
+    </w:p>
+    <w:p>
+      <w:pPr>
+        <w:spacing w:before="0" w:after="0"/>
+        <w:ind w:firstLine="0"/>
+      </w:pPr>
+      <w:r>
+        <w:rPr>
+          <w:rFonts w:ascii="Times New Roman" w:hAnsi="Times New Roman"/>
+          <w:sz w:val="28"/>
+        </w:rPr>
+      </w:r>
+    </w:p>
+    <w:p>
+      <w:pPr>
+        <w:spacing w:before="0" w:after="0"/>
+        <w:ind w:firstLine="0"/>
+      </w:pPr>
+      <w:r>
+        <w:rPr>
+          <w:rFonts w:ascii="Times New Roman" w:hAnsi="Times New Roman"/>
+          <w:sz w:val="28"/>
+        </w:rPr>
+      </w:r>
+    </w:p>
+    <w:p>
+      <w:pPr>
+        <w:spacing w:before="0" w:after="0" w:line="360" w:lineRule="auto"/>
+        <w:ind w:firstLine="0"/>
+        <w:jc w:val="left"/>
+        <w:outlineLvl w:val="1"/>
+      </w:pPr>
+      <w:r>
+        <w:rPr>
+          <w:rFonts w:ascii="Times New Roman" w:hAnsi="Times New Roman"/>
+          <w:b/>
+          <w:sz w:val="28"/>
+        </w:rPr>
+        <w:t>3.1 Архитектура программной системы</w:t>
+      </w:r>
+    </w:p>
+    <w:p>
+      <w:pPr>
+        <w:spacing w:before="0" w:after="0"/>
+        <w:ind w:firstLine="0"/>
+      </w:pPr>
+      <w:r>
+        <w:rPr>
+          <w:rFonts w:ascii="Times New Roman" w:hAnsi="Times New Roman"/>
+          <w:sz w:val="28"/>
+        </w:rPr>
+      </w:r>
+    </w:p>
+    <w:p>
+      <w:pPr>
+        <w:spacing w:before="0" w:after="0" w:line="360" w:lineRule="auto"/>
         <w:ind w:firstLine="709"/>
         <w:jc w:val="both"/>
-        <w:spacing w:line="360" w:lineRule="auto" w:before="0" w:after="0"/>
-      </w:pPr>
-      <w:r>
-        <w:rPr>
-          <w:rFonts w:ascii="Times New Roman" w:hAnsi="Times New Roman"/>
-          <w:sz w:val="28"/>
-        </w:rPr>
-        <w:t>Подводя итог второй главы, следует отметить, что разработанный пайплайн реализует четыре последовательные стадии: per-component описание нормальных изображений, формирование нормативного определения, структурированную генерацию и фильтрацию вопросов, CoT-тестирование с majority vote. Ключевые нововведения — per-component Stage 1 и inline CoT (RC4-A) — обеспечивают рост CCR до 100% и устранение FP. Иерархическая система оценки L1–L4 позволяет диагностировать узкие места на каждом этапе пайплайна.</w:t>
-      </w:r>
-    </w:p>
-    <w:p>
-      <w:pPr>
-        <w:spacing w:before="360" w:after="240"/>
+      </w:pPr>
+      <w:r>
+        <w:rPr>
+          <w:rFonts w:ascii="Times New Roman" w:hAnsi="Times New Roman"/>
+          <w:sz w:val="28"/>
+        </w:rPr>
+        <w:t>Система реализована на Python 3.10 в виде модульного пакета logicqa. Основные подпакеты соответствуют компонентам пайплайна:</w:t>
+      </w:r>
+    </w:p>
+    <w:p>
+      <w:pPr>
+        <w:spacing w:before="0" w:after="0" w:line="360" w:lineRule="auto"/>
+        <w:ind w:left="709" w:hanging="283"/>
+        <w:jc w:val="both"/>
+      </w:pPr>
+      <w:r>
+        <w:rPr>
+          <w:rFonts w:ascii="Times New Roman" w:hAnsi="Times New Roman"/>
+          <w:sz w:val="28"/>
+        </w:rPr>
+        <w:t>— logicqa/pipeline/ — реализация Stage 1–4</w:t>
+      </w:r>
+    </w:p>
+    <w:p>
+      <w:pPr>
+        <w:spacing w:before="0" w:after="0" w:line="360" w:lineRule="auto"/>
+        <w:ind w:left="709" w:hanging="283"/>
+        <w:jc w:val="both"/>
+      </w:pPr>
+      <w:r>
+        <w:rPr>
+          <w:rFonts w:ascii="Times New Roman" w:hAnsi="Times New Roman"/>
+          <w:sz w:val="28"/>
+        </w:rPr>
+        <w:t>— logicqa/evaluation/ — модули иерархической оценки L1–L4</w:t>
+      </w:r>
+    </w:p>
+    <w:p>
+      <w:pPr>
+        <w:spacing w:before="0" w:after="0" w:line="360" w:lineRule="auto"/>
+        <w:ind w:left="709" w:hanging="283"/>
+        <w:jc w:val="both"/>
+      </w:pPr>
+      <w:r>
+        <w:rPr>
+          <w:rFonts w:ascii="Times New Roman" w:hAnsi="Times New Roman"/>
+          <w:sz w:val="28"/>
+        </w:rPr>
+        <w:t>— logicqa/vlm/ — унифицированный интерфейс к VLM</w:t>
+      </w:r>
+    </w:p>
+    <w:p>
+      <w:pPr>
+        <w:spacing w:before="0" w:after="0" w:line="360" w:lineRule="auto"/>
+        <w:ind w:left="709" w:hanging="283"/>
+        <w:jc w:val="both"/>
+      </w:pPr>
+      <w:r>
+        <w:rPr>
+          <w:rFonts w:ascii="Times New Roman" w:hAnsi="Times New Roman"/>
+          <w:sz w:val="28"/>
+        </w:rPr>
+        <w:t>— logicqa/data/ — загрузка и препроцессинг датасета</w:t>
+      </w:r>
+    </w:p>
+    <w:p>
+      <w:pPr>
+        <w:spacing w:before="0" w:after="0" w:line="360" w:lineRule="auto"/>
+        <w:ind w:left="709" w:hanging="283"/>
+        <w:jc w:val="both"/>
+      </w:pPr>
+      <w:r>
+        <w:rPr>
+          <w:rFonts w:ascii="Times New Roman" w:hAnsi="Times New Roman"/>
+          <w:sz w:val="28"/>
+        </w:rPr>
+        <w:t>— logicqa/prompts/ — шаблоны промптов (все стадии)</w:t>
+      </w:r>
+    </w:p>
+    <w:p>
+      <w:pPr>
+        <w:spacing w:before="0" w:after="0" w:line="360" w:lineRule="auto"/>
+        <w:ind w:left="709" w:hanging="283"/>
+        <w:jc w:val="both"/>
+      </w:pPr>
+      <w:r>
+        <w:rPr>
+          <w:rFonts w:ascii="Times New Roman" w:hAnsi="Times New Roman"/>
+          <w:sz w:val="28"/>
+        </w:rPr>
+        <w:t>— scripts/ — CLI-скрипты запуска и оценки</w:t>
+      </w:r>
+    </w:p>
+    <w:p>
+      <w:pPr>
+        <w:spacing w:before="0" w:after="0" w:line="360" w:lineRule="auto"/>
+        <w:ind w:firstLine="709"/>
+        <w:jc w:val="both"/>
+      </w:pPr>
+      <w:r>
+        <w:rPr>
+          <w:rFonts w:ascii="Times New Roman" w:hAnsi="Times New Roman"/>
+          <w:sz w:val="28"/>
+        </w:rPr>
+        <w:t>Технологический стек: Python 3.10, HuggingFace Transformers 4.47+, CLIP ViT-B/32 (openai/clip-vit-base-patch32), Qwen2.5-3B-Instruct (LLM-as-Judge), torchvision, numpy, scikit-learn (для AUROC). Управление экспериментами: YAML-конфигурационные файлы (pydantic-валидация).</w:t>
+      </w:r>
+    </w:p>
+    <w:p>
+      <w:pPr>
+        <w:spacing w:before="0" w:after="0" w:line="360" w:lineRule="auto"/>
+        <w:ind w:firstLine="709"/>
+        <w:jc w:val="both"/>
+      </w:pPr>
+      <w:r>
+        <w:rPr>
+          <w:rFonts w:ascii="Times New Roman" w:hAnsi="Times New Roman"/>
+          <w:sz w:val="28"/>
+        </w:rPr>
+        <w:t>С точки зрения воспроизводимости, реализация опирается на ряд принципиальных решений, отсутствующих в оригинальной работе LogicQA:</w:t>
+      </w:r>
+    </w:p>
+    <w:p>
+      <w:pPr>
+        <w:spacing w:before="0" w:after="0" w:line="360" w:lineRule="auto"/>
+        <w:ind w:left="709" w:hanging="283"/>
+        <w:jc w:val="both"/>
+      </w:pPr>
+      <w:r>
+        <w:rPr>
+          <w:rFonts w:ascii="Times New Roman" w:hAnsi="Times New Roman"/>
+          <w:sz w:val="28"/>
+        </w:rPr>
+        <w:t>— Детерминированная инициализация: все эксперименты запускались с фиксированным seed=42 и ensemble_seeds=[42]. VLM-вызовы выполнялись с temperature=0.2, что обеспечивает низкую вариативность ответов при повторном запуске.</w:t>
+      </w:r>
+    </w:p>
+    <w:p>
+      <w:pPr>
+        <w:spacing w:before="0" w:after="0" w:line="360" w:lineRule="auto"/>
+        <w:ind w:left="709" w:hanging="283"/>
+        <w:jc w:val="both"/>
+      </w:pPr>
+      <w:r>
+        <w:rPr>
+          <w:rFonts w:ascii="Times New Roman" w:hAnsi="Times New Roman"/>
+          <w:sz w:val="28"/>
+        </w:rPr>
+        <w:t>— Сохранение артефактов: каждый запуск порождает файл run_artifacts.json, содержащий все промежуточные результаты — от Stage 1-описаний до Stage 4-ответов. Это позволяет воспроизвести любой шаг анализа или оценки без повторного запуска VLM.</w:t>
+      </w:r>
+    </w:p>
+    <w:p>
+      <w:pPr>
+        <w:spacing w:before="0" w:after="0" w:line="360" w:lineRule="auto"/>
+        <w:ind w:left="709" w:hanging="283"/>
+        <w:jc w:val="both"/>
+      </w:pPr>
+      <w:r>
+        <w:rPr>
+          <w:rFonts w:ascii="Times New Roman" w:hAnsi="Times New Roman"/>
+          <w:sz w:val="28"/>
+        </w:rPr>
+        <w:t>— YAML-конфигурация как единственный источник истины: каждый экспериментальный запуск полностью определяется конфигурационным файлом (configs/rN_class.yaml). Параметры model_name, n_shots, n_val, anomaly_min_failures и другие задаются явно, без скрытых значений по умолчанию, что исключает неявные изменения поведения между запусками.</w:t>
+      </w:r>
+    </w:p>
+    <w:p>
+      <w:pPr>
+        <w:spacing w:before="0" w:after="0" w:line="360" w:lineRule="auto"/>
+        <w:ind w:left="709" w:hanging="283"/>
+        <w:jc w:val="both"/>
+      </w:pPr>
+      <w:r>
+        <w:rPr>
+          <w:rFonts w:ascii="Times New Roman" w:hAnsi="Times New Roman"/>
+          <w:sz w:val="28"/>
+        </w:rPr>
+        <w:t>— Нормативные определения классов (NORMALITY_DEFINITIONS): ключевые ограничения нормальности для каждого из пяти классов MVTec LOCO AD зафиксированы в модуле logicqa/data/normality_definitions.py. Этот компонент отсутствует в оригинальной работе LogicQA; он позволяет использовать заранее подготовленные вопросы (pre-built questions) без выполнения Stage 1–3, сокращая время запуска в 3–5 раз.</w:t>
+      </w:r>
+    </w:p>
+    <w:p>
+      <w:pPr>
+        <w:spacing w:before="0" w:after="0" w:line="360" w:lineRule="auto"/>
+        <w:ind w:left="709" w:hanging="283"/>
+        <w:jc w:val="both"/>
+      </w:pPr>
+      <w:r>
+        <w:rPr>
+          <w:rFonts w:ascii="Times New Roman" w:hAnsi="Times New Roman"/>
+          <w:sz w:val="28"/>
+        </w:rPr>
+        <w:t>— Предварительно построенные вопросы (pre-built questions): для запусков r27–r30 вопросы сформированы вручную по нормативным определениям и зафиксированы в JSON-файлах (questions/class_name_questions.json). Пайплайн загружает их через параметр --questions_file, минуя стадии 1–3. Это устраняет стохастичность генерации вопросов как источник вариативности между запусками.</w:t>
+      </w:r>
+    </w:p>
+    <w:p>
+      <w:pPr>
+        <w:spacing w:before="0" w:after="0"/>
+        <w:ind w:firstLine="0"/>
+      </w:pPr>
+      <w:r>
+        <w:rPr>
+          <w:rFonts w:ascii="Times New Roman" w:hAnsi="Times New Roman"/>
+          <w:sz w:val="28"/>
+        </w:rPr>
+      </w:r>
+    </w:p>
+    <w:p>
+      <w:pPr>
+        <w:spacing w:before="0" w:after="0"/>
+        <w:ind w:firstLine="0"/>
+      </w:pPr>
+      <w:r>
+        <w:rPr>
+          <w:rFonts w:ascii="Times New Roman" w:hAnsi="Times New Roman"/>
+          <w:sz w:val="28"/>
+        </w:rPr>
+      </w:r>
+    </w:p>
+    <w:p>
+      <w:pPr>
+        <w:spacing w:before="0" w:after="0" w:line="360" w:lineRule="auto"/>
+        <w:ind w:firstLine="0"/>
+        <w:jc w:val="left"/>
+        <w:outlineLvl w:val="1"/>
+      </w:pPr>
+      <w:r>
+        <w:rPr>
+          <w:rFonts w:ascii="Times New Roman" w:hAnsi="Times New Roman"/>
+          <w:b/>
+          <w:sz w:val="28"/>
+        </w:rPr>
+        <w:t>3.2 Поддержка моделей: InternVL2.5-8B и 38B-AWQ</w:t>
+      </w:r>
+    </w:p>
+    <w:p>
+      <w:pPr>
+        <w:spacing w:before="0" w:after="0"/>
+        <w:ind w:firstLine="0"/>
+      </w:pPr>
+      <w:r>
+        <w:rPr>
+          <w:rFonts w:ascii="Times New Roman" w:hAnsi="Times New Roman"/>
+          <w:sz w:val="28"/>
+        </w:rPr>
+      </w:r>
+    </w:p>
+    <w:p>
+      <w:pPr>
+        <w:spacing w:before="0" w:after="0" w:line="360" w:lineRule="auto"/>
+        <w:ind w:firstLine="709"/>
+        <w:jc w:val="both"/>
+      </w:pPr>
+      <w:r>
+        <w:rPr>
+          <w:rFonts w:ascii="Times New Roman" w:hAnsi="Times New Roman"/>
+          <w:sz w:val="28"/>
+        </w:rPr>
+        <w:t>InternVL2.5-8B загружается через HuggingFace AutoModel с dtype=torch.float16, device_map='auto', требует ~16 GB VRAM. Модель полностью помещается на один GPU A100.</w:t>
+      </w:r>
+    </w:p>
+    <w:p>
+      <w:pPr>
+        <w:spacing w:before="0" w:after="0" w:line="360" w:lineRule="auto"/>
+        <w:ind w:firstLine="709"/>
+        <w:jc w:val="both"/>
+      </w:pPr>
+      <w:r>
+        <w:rPr>
+          <w:rFonts w:ascii="Times New Roman" w:hAnsi="Times New Roman"/>
+          <w:sz w:val="28"/>
+        </w:rPr>
+        <w:t>AWQ (Activation-aware Weight Quantization) — метод 4-битной посттренировочной квантизации [9]. Принцип: при квантизации весов модели ошибка неравномерна — небольшое число весовых каналов вносит значительно больший вклад в суммарную ошибку. AWQ идентифицирует эти «важные» каналы по статистике активаций и защищает их от квантизации (оставляет в FP16) или применяет масштабирование, минимизирующее квантизационную ошибку. Это обеспечивает высокое качество квантованной модели без дообучения. Для 38B-модели AWQ сокращает потребность в памяти с ~76 GB до ~40 GB.</w:t>
+      </w:r>
+    </w:p>
+    <w:p>
+      <w:pPr>
+        <w:spacing w:before="0" w:after="0" w:line="360" w:lineRule="auto"/>
+        <w:ind w:firstLine="709"/>
+        <w:jc w:val="both"/>
+      </w:pPr>
+      <w:r>
+        <w:rPr>
+          <w:rFonts w:ascii="Times New Roman" w:hAnsi="Times New Roman"/>
+          <w:sz w:val="28"/>
+        </w:rPr>
+        <w:t>При интеграции InternVL2.5-38B-AWQ были выявлены и устранены четыре технические проблемы:</w:t>
+      </w:r>
+    </w:p>
+    <w:p>
+      <w:pPr>
+        <w:spacing w:before="0" w:after="0" w:line="360" w:lineRule="auto"/>
+        <w:ind w:left="709" w:hanging="283"/>
+        <w:jc w:val="both"/>
+      </w:pPr>
+      <w:r>
+        <w:rPr>
+          <w:rFonts w:ascii="Times New Roman" w:hAnsi="Times New Roman"/>
+          <w:sz w:val="28"/>
+        </w:rPr>
+        <w:t>1. Управление памятью: добавлены параметры device_map='auto' и low_cpu_mem_usage=True для многоэтапной загрузки весов без одновременного хранения всей модели в CPU RAM.</w:t>
+      </w:r>
+    </w:p>
+    <w:p>
+      <w:pPr>
+        <w:spacing w:before="0" w:after="0" w:line="360" w:lineRule="auto"/>
+        <w:ind w:left="709" w:hanging="283"/>
+        <w:jc w:val="both"/>
+      </w:pPr>
+      <w:r>
+        <w:rPr>
+          <w:rFonts w:ascii="Times New Roman" w:hAnsi="Times New Roman"/>
+          <w:sz w:val="28"/>
+        </w:rPr>
+        <w:t>2. Конфигурация AWQ: функция _ensure_awq_config_patched() копирует llm_config.quantization_config на верхний уровень конфига, что требуется библиотекой AutoAWQ для корректной инициализации квантованных слоёв.</w:t>
+      </w:r>
+    </w:p>
+    <w:p>
+      <w:pPr>
+        <w:spacing w:before="0" w:after="0" w:line="360" w:lineRule="auto"/>
+        <w:ind w:left="709" w:hanging="283"/>
+        <w:jc w:val="both"/>
+      </w:pPr>
+      <w:r>
+        <w:rPr>
+          <w:rFonts w:ascii="Times New Roman" w:hAnsi="Times New Roman"/>
+          <w:sz w:val="28"/>
+        </w:rPr>
+        <w:t>3. Исключение FP16-компонентов: параметр modules_to_not_convert=['vision_model', 'mlp1'] оставляет визуальный энкодер и MLP-проекцию в FP16 — квантизация этих компонентов приводит к NaN в активациях.</w:t>
+      </w:r>
+    </w:p>
+    <w:p>
+      <w:pPr>
+        <w:spacing w:before="0" w:after="0" w:line="360" w:lineRule="auto"/>
+        <w:ind w:left="709" w:hanging="283"/>
+        <w:jc w:val="both"/>
+      </w:pPr>
+      <w:r>
+        <w:rPr>
+          <w:rFonts w:ascii="Times New Roman" w:hAnsi="Times New Roman"/>
+          <w:sz w:val="28"/>
+        </w:rPr>
+        <w:t>4. Токенизатор: явная установка eos_token_id для токенизатора Qwen2 устраняет зависание генерации из-за некорректного токена конца последовательности.</w:t>
+      </w:r>
+    </w:p>
+    <w:p>
+      <w:pPr>
+        <w:spacing w:before="0" w:after="0"/>
+        <w:ind w:firstLine="0"/>
+      </w:pPr>
+      <w:r>
+        <w:rPr>
+          <w:rFonts w:ascii="Times New Roman" w:hAnsi="Times New Roman"/>
+          <w:sz w:val="28"/>
+        </w:rPr>
+      </w:r>
+    </w:p>
+    <w:p>
+      <w:pPr>
+        <w:spacing w:before="0" w:after="0"/>
+        <w:ind w:firstLine="0"/>
+      </w:pPr>
+      <w:r>
+        <w:rPr>
+          <w:rFonts w:ascii="Times New Roman" w:hAnsi="Times New Roman"/>
+          <w:sz w:val="28"/>
+        </w:rPr>
+      </w:r>
+    </w:p>
+    <w:p>
+      <w:pPr>
+        <w:spacing w:before="0" w:after="0" w:line="360" w:lineRule="auto"/>
+        <w:ind w:firstLine="0"/>
+        <w:jc w:val="left"/>
+        <w:outlineLvl w:val="1"/>
+      </w:pPr>
+      <w:r>
+        <w:rPr>
+          <w:rFonts w:ascii="Times New Roman" w:hAnsi="Times New Roman"/>
+          <w:b/>
+          <w:sz w:val="28"/>
+        </w:rPr>
+        <w:t>3.3 Система конфигурации</w:t>
+      </w:r>
+    </w:p>
+    <w:p>
+      <w:pPr>
+        <w:spacing w:before="0" w:after="0"/>
+        <w:ind w:firstLine="0"/>
+      </w:pPr>
+      <w:r>
+        <w:rPr>
+          <w:rFonts w:ascii="Times New Roman" w:hAnsi="Times New Roman"/>
+          <w:sz w:val="28"/>
+        </w:rPr>
+      </w:r>
+    </w:p>
+    <w:p>
+      <w:pPr>
+        <w:spacing w:before="0" w:after="0" w:line="360" w:lineRule="auto"/>
+        <w:ind w:firstLine="709"/>
+        <w:jc w:val="both"/>
+      </w:pPr>
+      <w:r>
+        <w:rPr>
+          <w:rFonts w:ascii="Times New Roman" w:hAnsi="Times New Roman"/>
+          <w:sz w:val="28"/>
+        </w:rPr>
+        <w:t>Каждый эксперимент полностью задаётся YAML-конфигурационным файлом. Ключевые параметры:</w:t>
+      </w:r>
+    </w:p>
+    <w:p>
+      <w:pPr>
+        <w:spacing w:before="0" w:after="0"/>
+        <w:ind w:firstLine="0"/>
+      </w:pPr>
+      <w:r>
+        <w:rPr>
+          <w:rFonts w:ascii="Times New Roman" w:hAnsi="Times New Roman"/>
+          <w:sz w:val="28"/>
+        </w:rPr>
+      </w:r>
+    </w:p>
+    <w:p>
+      <w:pPr>
+        <w:spacing w:before="0" w:after="0" w:line="360" w:lineRule="auto"/>
         <w:ind w:firstLine="0"/>
         <w:jc w:val="center"/>
       </w:pPr>
@@ -4961,397 +6847,7 @@
           <w:b/>
           <w:sz w:val="28"/>
         </w:rPr>
-        <w:t>ГЛАВА 3. ПРОГРАММНАЯ РЕАЛИЗАЦИЯ И ЭКСПЕРИМЕНТАЛЬНАЯ ИНФРАСТРУКТУРА</w:t>
-      </w:r>
-    </w:p>
-    <w:p>
-      <w:pPr>
-        <w:spacing w:before="280" w:after="120"/>
-        <w:ind w:firstLine="0"/>
-        <w:jc w:val="left"/>
-      </w:pPr>
-      <w:r>
-        <w:rPr>
-          <w:rFonts w:ascii="Times New Roman" w:hAnsi="Times New Roman"/>
-          <w:b/>
-          <w:sz w:val="28"/>
-        </w:rPr>
-        <w:t>3.1 Архитектура программной системы</w:t>
-      </w:r>
-    </w:p>
-    <w:p>
-      <w:pPr>
-        <w:spacing w:before="0" w:after="0"/>
-        <w:ind w:firstLine="709"/>
-        <w:jc w:val="both"/>
-        <w:spacing w:line="360" w:lineRule="auto" w:before="0" w:after="0"/>
-      </w:pPr>
-      <w:r>
-        <w:rPr>
-          <w:rFonts w:ascii="Times New Roman" w:hAnsi="Times New Roman"/>
-          <w:sz w:val="28"/>
-        </w:rPr>
-        <w:t>Система реализована на Python 3.10 в виде модульного пакета logicqa. Основные подпакеты соответствуют компонентам пайплайна:</w:t>
-      </w:r>
-    </w:p>
-    <w:p>
-      <w:pPr>
-        <w:spacing w:before="40" w:after="40"/>
-        <w:ind w:left="709" w:hanging="283"/>
-        <w:jc w:val="both"/>
-        <w:spacing w:line="360" w:lineRule="auto" w:before="0" w:after="0"/>
-      </w:pPr>
-      <w:r>
-        <w:rPr>
-          <w:rFonts w:ascii="Times New Roman" w:hAnsi="Times New Roman"/>
-          <w:sz w:val="28"/>
-        </w:rPr>
-        <w:t>– logicqa/pipeline/ — реализация Stage 1–4</w:t>
-      </w:r>
-    </w:p>
-    <w:p>
-      <w:pPr>
-        <w:spacing w:before="40" w:after="40"/>
-        <w:ind w:left="709" w:hanging="283"/>
-        <w:jc w:val="both"/>
-        <w:spacing w:line="360" w:lineRule="auto" w:before="0" w:after="0"/>
-      </w:pPr>
-      <w:r>
-        <w:rPr>
-          <w:rFonts w:ascii="Times New Roman" w:hAnsi="Times New Roman"/>
-          <w:sz w:val="28"/>
-        </w:rPr>
-        <w:t>– logicqa/evaluation/ — модули иерархической оценки L1–L4</w:t>
-      </w:r>
-    </w:p>
-    <w:p>
-      <w:pPr>
-        <w:spacing w:before="40" w:after="40"/>
-        <w:ind w:left="709" w:hanging="283"/>
-        <w:jc w:val="both"/>
-        <w:spacing w:line="360" w:lineRule="auto" w:before="0" w:after="0"/>
-      </w:pPr>
-      <w:r>
-        <w:rPr>
-          <w:rFonts w:ascii="Times New Roman" w:hAnsi="Times New Roman"/>
-          <w:sz w:val="28"/>
-        </w:rPr>
-        <w:t>– logicqa/vlm/ — унифицированный интерфейс к VLM</w:t>
-      </w:r>
-    </w:p>
-    <w:p>
-      <w:pPr>
-        <w:spacing w:before="40" w:after="40"/>
-        <w:ind w:left="709" w:hanging="283"/>
-        <w:jc w:val="both"/>
-        <w:spacing w:line="360" w:lineRule="auto" w:before="0" w:after="0"/>
-      </w:pPr>
-      <w:r>
-        <w:rPr>
-          <w:rFonts w:ascii="Times New Roman" w:hAnsi="Times New Roman"/>
-          <w:sz w:val="28"/>
-        </w:rPr>
-        <w:t>– logicqa/data/ — загрузка и препроцессинг датасета</w:t>
-      </w:r>
-    </w:p>
-    <w:p>
-      <w:pPr>
-        <w:spacing w:before="40" w:after="40"/>
-        <w:ind w:left="709" w:hanging="283"/>
-        <w:jc w:val="both"/>
-        <w:spacing w:line="360" w:lineRule="auto" w:before="0" w:after="0"/>
-      </w:pPr>
-      <w:r>
-        <w:rPr>
-          <w:rFonts w:ascii="Times New Roman" w:hAnsi="Times New Roman"/>
-          <w:sz w:val="28"/>
-        </w:rPr>
-        <w:t>– logicqa/prompts/ — шаблоны промптов (все стадии)</w:t>
-      </w:r>
-    </w:p>
-    <w:p>
-      <w:pPr>
-        <w:spacing w:before="40" w:after="40"/>
-        <w:ind w:left="709" w:hanging="283"/>
-        <w:jc w:val="both"/>
-        <w:spacing w:line="360" w:lineRule="auto" w:before="0" w:after="0"/>
-      </w:pPr>
-      <w:r>
-        <w:rPr>
-          <w:rFonts w:ascii="Times New Roman" w:hAnsi="Times New Roman"/>
-          <w:sz w:val="28"/>
-        </w:rPr>
-        <w:t>– scripts/ — CLI-скрипты запуска и оценки</w:t>
-      </w:r>
-    </w:p>
-    <w:p>
-      <w:pPr>
-        <w:spacing w:before="0" w:after="0"/>
-        <w:ind w:firstLine="709"/>
-        <w:jc w:val="both"/>
-        <w:spacing w:line="360" w:lineRule="auto" w:before="0" w:after="0"/>
-      </w:pPr>
-      <w:r>
-        <w:rPr>
-          <w:rFonts w:ascii="Times New Roman" w:hAnsi="Times New Roman"/>
-          <w:sz w:val="28"/>
-        </w:rPr>
-        <w:t>Технологический стек: Python 3.10, HuggingFace Transformers 4.47+, CLIP ViT-B/32 (openai/clip-vit-base-patch32), Qwen2.5-3B-Instruct (LLM-as-Judge), torchvision, numpy, scikit-learn (для AUROC). Управление экспериментами: YAML-конфигурационные файлы (pydantic-валидация).</w:t>
-      </w:r>
-    </w:p>
-    <w:p>
-      <w:pPr>
-        <w:spacing w:before="0" w:after="0"/>
-        <w:ind w:firstLine="709"/>
-        <w:jc w:val="both"/>
-        <w:spacing w:line="360" w:lineRule="auto" w:before="0" w:after="0"/>
-      </w:pPr>
-      <w:r>
-        <w:rPr>
-          <w:rFonts w:ascii="Times New Roman" w:hAnsi="Times New Roman"/>
-          <w:sz w:val="28"/>
-        </w:rPr>
-        <w:t>С точки зрения воспроизводимости, реализация опирается на ряд принципиальных решений, отсутствующих в оригинальной работе LogicQA:</w:t>
-      </w:r>
-    </w:p>
-    <w:p>
-      <w:pPr>
-        <w:spacing w:before="40" w:after="40"/>
-        <w:ind w:left="709" w:hanging="283"/>
-        <w:jc w:val="both"/>
-        <w:spacing w:line="360" w:lineRule="auto" w:before="0" w:after="0"/>
-      </w:pPr>
-      <w:r>
-        <w:rPr>
-          <w:rFonts w:ascii="Times New Roman" w:hAnsi="Times New Roman"/>
-          <w:sz w:val="28"/>
-        </w:rPr>
-        <w:t>– Детерминированная инициализация: все эксперименты запускались с фиксированным seed=42 и ensemble_seeds=[42]. VLM-вызовы выполнялись с temperature=0.2, что обеспечивает низкую вариативность ответов при повторном запуске.</w:t>
-      </w:r>
-    </w:p>
-    <w:p>
-      <w:pPr>
-        <w:spacing w:before="40" w:after="40"/>
-        <w:ind w:left="709" w:hanging="283"/>
-        <w:jc w:val="both"/>
-        <w:spacing w:line="360" w:lineRule="auto" w:before="0" w:after="0"/>
-      </w:pPr>
-      <w:r>
-        <w:rPr>
-          <w:rFonts w:ascii="Times New Roman" w:hAnsi="Times New Roman"/>
-          <w:sz w:val="28"/>
-        </w:rPr>
-        <w:t>– Сохранение артефактов: каждый запуск порождает файл run_artifacts.json, содержащий все промежуточные результаты — от Stage 1-описаний до Stage 4-ответов. Это позволяет воспроизвести любой шаг анализа или оценки без повторного запуска VLM.</w:t>
-      </w:r>
-    </w:p>
-    <w:p>
-      <w:pPr>
-        <w:spacing w:before="40" w:after="40"/>
-        <w:ind w:left="709" w:hanging="283"/>
-        <w:jc w:val="both"/>
-        <w:spacing w:line="360" w:lineRule="auto" w:before="0" w:after="0"/>
-      </w:pPr>
-      <w:r>
-        <w:rPr>
-          <w:rFonts w:ascii="Times New Roman" w:hAnsi="Times New Roman"/>
-          <w:sz w:val="28"/>
-        </w:rPr>
-        <w:t>– YAML-конфигурация как единственный источник истины: каждый экспериментальный запуск полностью определяется конфигурационным файлом (configs/rN_class.yaml). Параметры model_name, n_shots, n_val, anomaly_min_failures и другие задаются явно, без скрытых значений по умолчанию, что исключает неявные изменения поведения между запусками.</w:t>
-      </w:r>
-    </w:p>
-    <w:p>
-      <w:pPr>
-        <w:spacing w:before="40" w:after="40"/>
-        <w:ind w:left="709" w:hanging="283"/>
-        <w:jc w:val="both"/>
-        <w:spacing w:line="360" w:lineRule="auto" w:before="0" w:after="0"/>
-      </w:pPr>
-      <w:r>
-        <w:rPr>
-          <w:rFonts w:ascii="Times New Roman" w:hAnsi="Times New Roman"/>
-          <w:sz w:val="28"/>
-        </w:rPr>
-        <w:t>– Нормативные определения классов (NORMALITY_DEFINITIONS): ключевые ограничения нормальности для каждого из пяти классов MVTec LOCO AD зафиксированы в модуле logicqa/data/normality_definitions.py. Этот компонент отсутствует в оригинальной работе LogicQA; он позволяет использовать заранее подготовленные вопросы (pre-built questions) без выполнения Stage 1–3, сокращая время запуска в 3–5 раз.</w:t>
-      </w:r>
-    </w:p>
-    <w:p>
-      <w:pPr>
-        <w:spacing w:before="40" w:after="40"/>
-        <w:ind w:left="709" w:hanging="283"/>
-        <w:jc w:val="both"/>
-        <w:spacing w:line="360" w:lineRule="auto" w:before="0" w:after="0"/>
-      </w:pPr>
-      <w:r>
-        <w:rPr>
-          <w:rFonts w:ascii="Times New Roman" w:hAnsi="Times New Roman"/>
-          <w:sz w:val="28"/>
-        </w:rPr>
-        <w:t>– Предварительно построенные вопросы (pre-built questions): для запусков r27–r30 вопросы сформированы вручную по нормативным определениям и зафиксированы в JSON-файлах (questions/class_name_questions.json). Пайплайн загружает их через параметр --questions_file, минуя стадии 1–3. Это устраняет стохастичность генерации вопросов как источник вариативности между запусками.</w:t>
-      </w:r>
-    </w:p>
-    <w:p>
-      <w:pPr>
-        <w:spacing w:before="280" w:after="120"/>
-        <w:ind w:firstLine="0"/>
-        <w:jc w:val="left"/>
-      </w:pPr>
-      <w:r>
-        <w:rPr>
-          <w:rFonts w:ascii="Times New Roman" w:hAnsi="Times New Roman"/>
-          <w:b/>
-          <w:sz w:val="28"/>
-        </w:rPr>
-        <w:t>3.2 Поддержка моделей: InternVL2.5-8B и 38B-AWQ</w:t>
-      </w:r>
-    </w:p>
-    <w:p>
-      <w:pPr>
-        <w:spacing w:before="0" w:after="0"/>
-        <w:ind w:firstLine="709"/>
-        <w:jc w:val="both"/>
-        <w:spacing w:line="360" w:lineRule="auto" w:before="0" w:after="0"/>
-      </w:pPr>
-      <w:r>
-        <w:rPr>
-          <w:rFonts w:ascii="Times New Roman" w:hAnsi="Times New Roman"/>
-          <w:sz w:val="28"/>
-        </w:rPr>
-        <w:t>InternVL2.5-8B загружается через HuggingFace AutoModel с dtype=torch.float16, device_map='auto', требует ~16 GB VRAM. Модель полностью помещается на один GPU A100.</w:t>
-      </w:r>
-    </w:p>
-    <w:p>
-      <w:pPr>
-        <w:spacing w:before="0" w:after="0"/>
-        <w:ind w:firstLine="709"/>
-        <w:jc w:val="both"/>
-        <w:spacing w:line="360" w:lineRule="auto" w:before="0" w:after="0"/>
-      </w:pPr>
-      <w:r>
-        <w:rPr>
-          <w:rFonts w:ascii="Times New Roman" w:hAnsi="Times New Roman"/>
-          <w:sz w:val="28"/>
-        </w:rPr>
-        <w:t>AWQ (Activation-aware Weight Quantization) — метод 4-битной посттренировочной квантизации [9]. Принцип: при квантизации весов модели ошибка неравномерна — небольшое число весовых каналов вносит значительно больший вклад в суммарную ошибку. AWQ идентифицирует эти «важные» каналы по статистике активаций и защищает их от квантизации (оставляет в FP16) или применяет масштабирование, минимизирующее квантизационную ошибку. Это обеспечивает высокое качество квантованной модели без дообучения. Для 38B-модели AWQ сокращает потребность в памяти с ~76 GB до ~40 GB.</w:t>
-      </w:r>
-    </w:p>
-    <w:p>
-      <w:pPr>
-        <w:spacing w:before="0" w:after="0"/>
-        <w:ind w:firstLine="709"/>
-        <w:jc w:val="both"/>
-        <w:spacing w:line="360" w:lineRule="auto" w:before="0" w:after="0"/>
-      </w:pPr>
-      <w:r>
-        <w:rPr>
-          <w:rFonts w:ascii="Times New Roman" w:hAnsi="Times New Roman"/>
-          <w:sz w:val="28"/>
-        </w:rPr>
-        <w:t>При интеграции InternVL2.5-38B-AWQ были выявлены и устранены четыре технические проблемы:</w:t>
-      </w:r>
-    </w:p>
-    <w:p>
-      <w:pPr>
-        <w:spacing w:before="40" w:after="40"/>
-        <w:ind w:left="709" w:hanging="283"/>
-        <w:jc w:val="both"/>
-        <w:spacing w:line="360" w:lineRule="auto" w:before="0" w:after="0"/>
-      </w:pPr>
-      <w:r>
-        <w:rPr>
-          <w:rFonts w:ascii="Times New Roman" w:hAnsi="Times New Roman"/>
-          <w:sz w:val="28"/>
-        </w:rPr>
-        <w:t>1) Управление памятью: добавлены параметры device_map='auto' и low_cpu_mem_usage=True для многоэтапной загрузки весов без одновременного хранения всей модели в CPU RAM.</w:t>
-      </w:r>
-    </w:p>
-    <w:p>
-      <w:pPr>
-        <w:spacing w:before="40" w:after="40"/>
-        <w:ind w:left="709" w:hanging="283"/>
-        <w:jc w:val="both"/>
-        <w:spacing w:line="360" w:lineRule="auto" w:before="0" w:after="0"/>
-      </w:pPr>
-      <w:r>
-        <w:rPr>
-          <w:rFonts w:ascii="Times New Roman" w:hAnsi="Times New Roman"/>
-          <w:sz w:val="28"/>
-        </w:rPr>
-        <w:t>2) Конфигурация AWQ: функция _ensure_awq_config_patched() копирует llm_config.quantization_config на верхний уровень конфига, что требуется библиотекой AutoAWQ для корректной инициализации квантованных слоёв.</w:t>
-      </w:r>
-    </w:p>
-    <w:p>
-      <w:pPr>
-        <w:spacing w:before="40" w:after="40"/>
-        <w:ind w:left="709" w:hanging="283"/>
-        <w:jc w:val="both"/>
-        <w:spacing w:line="360" w:lineRule="auto" w:before="0" w:after="0"/>
-      </w:pPr>
-      <w:r>
-        <w:rPr>
-          <w:rFonts w:ascii="Times New Roman" w:hAnsi="Times New Roman"/>
-          <w:sz w:val="28"/>
-        </w:rPr>
-        <w:t>3) Исключение FP16-компонентов: параметр modules_to_not_convert=['vision_model', 'mlp1'] оставляет визуальный энкодер и MLP-проекцию в FP16 — квантизация этих компонентов приводит к NaN в активациях.</w:t>
-      </w:r>
-    </w:p>
-    <w:p>
-      <w:pPr>
-        <w:spacing w:before="40" w:after="40"/>
-        <w:ind w:left="709" w:hanging="283"/>
-        <w:jc w:val="both"/>
-        <w:spacing w:line="360" w:lineRule="auto" w:before="0" w:after="0"/>
-      </w:pPr>
-      <w:r>
-        <w:rPr>
-          <w:rFonts w:ascii="Times New Roman" w:hAnsi="Times New Roman"/>
-          <w:sz w:val="28"/>
-        </w:rPr>
-        <w:t>4) Токенизатор: явная установка eos_token_id для токенизатора Qwen2 устраняет зависание генерации из-за некорректного токена конца последовательности.</w:t>
-      </w:r>
-    </w:p>
-    <w:p>
-      <w:pPr>
-        <w:spacing w:before="280" w:after="120"/>
-        <w:ind w:firstLine="0"/>
-        <w:jc w:val="left"/>
-      </w:pPr>
-      <w:r>
-        <w:rPr>
-          <w:rFonts w:ascii="Times New Roman" w:hAnsi="Times New Roman"/>
-          <w:b/>
-          <w:sz w:val="28"/>
-        </w:rPr>
-        <w:t>3.3 Система конфигурации</w:t>
-      </w:r>
-    </w:p>
-    <w:p>
-      <w:pPr>
-        <w:spacing w:before="0" w:after="0"/>
-        <w:ind w:firstLine="709"/>
-        <w:jc w:val="both"/>
-        <w:spacing w:line="360" w:lineRule="auto" w:before="0" w:after="0"/>
-      </w:pPr>
-      <w:r>
-        <w:rPr>
-          <w:rFonts w:ascii="Times New Roman" w:hAnsi="Times New Roman"/>
-          <w:sz w:val="28"/>
-        </w:rPr>
-        <w:t>Каждый эксперимент полностью задаётся YAML-конфигурационным файлом. Ключевые параметры:</w:t>
-      </w:r>
-    </w:p>
-    <w:p>
-      <w:pPr>
-        <w:spacing w:before="200" w:after="80"/>
-        <w:ind w:firstLine="0"/>
-        <w:jc w:val="left"/>
-      </w:pPr>
-      <w:r>
-        <w:rPr>
-          <w:rFonts w:ascii="Times New Roman" w:hAnsi="Times New Roman"/>
-          <w:b/>
-          <w:sz w:val="24"/>
-        </w:rPr>
-        <w:t>Таблица 7 — Конфигурационные параметры экспериментов</w:t>
+        <w:t>Таблица 3.1. Конфигурационные параметры экспериментов</w:t>
       </w:r>
     </w:p>
     <w:tbl>
@@ -6150,39 +7646,250 @@
     </w:tbl>
     <w:p>
       <w:pPr>
+        <w:spacing w:before="0" w:after="0" w:line="360" w:lineRule="auto"/>
+        <w:ind w:firstLine="709"/>
+        <w:jc w:val="both"/>
+      </w:pPr>
+      <w:r>
+        <w:rPr>
+          <w:rFonts w:ascii="Times New Roman" w:hAnsi="Times New Roman"/>
+          <w:sz w:val="28"/>
+        </w:rPr>
+        <w:t>Параметры пайплайна сгруппированы в три категории. Первая — параметры модели (model_name, n_shots): задают используемую VLM и количество нормальных примеров в контексте. Вторая — параметры качества (n_val, n_questions, n_subquestions, count_bypass, stem_matching): управляют фильтрацией и аугментацией вопросов. Третья — параметры принятия решений (anomaly_min_failures, stage4_cot): задают порог аномальности и режим рассуждения.</w:t>
+      </w:r>
+    </w:p>
+    <w:p>
+      <w:pPr>
+        <w:spacing w:before="0" w:after="0" w:line="360" w:lineRule="auto"/>
+        <w:ind w:firstLine="709"/>
+        <w:jc w:val="both"/>
+      </w:pPr>
+      <w:r>
+        <w:rPr>
+          <w:rFonts w:ascii="Times New Roman" w:hAnsi="Times New Roman"/>
+          <w:sz w:val="28"/>
+        </w:rPr>
+        <w:t>Все параметры добавлены в систему конфигурации в целях воспроизводимости экспериментов. Каждое изменение методологии фиксируется в отдельном YAML-файле (configs/rN_class.yaml), что позволяет однозначно восстановить любой эксперимент по его конфигурационному файлу без дополнительных изменений кода. В оригинальной работе LogicQA подобная конфигурационная система отсутствует — параметры задаются непосредственно в коде, что затрудняет воспроизведение конкретного запуска.</w:t>
+      </w:r>
+    </w:p>
+    <w:p>
+      <w:pPr>
         <w:spacing w:before="0" w:after="0"/>
+        <w:ind w:firstLine="0"/>
+      </w:pPr>
+      <w:r>
+        <w:rPr>
+          <w:rFonts w:ascii="Times New Roman" w:hAnsi="Times New Roman"/>
+          <w:sz w:val="28"/>
+        </w:rPr>
+      </w:r>
+    </w:p>
+    <w:p>
+      <w:pPr>
+        <w:spacing w:before="0" w:after="0"/>
+        <w:ind w:firstLine="0"/>
+      </w:pPr>
+      <w:r>
+        <w:rPr>
+          <w:rFonts w:ascii="Times New Roman" w:hAnsi="Times New Roman"/>
+          <w:sz w:val="28"/>
+        </w:rPr>
+      </w:r>
+    </w:p>
+    <w:p>
+      <w:pPr>
+        <w:spacing w:before="0" w:after="0" w:line="360" w:lineRule="auto"/>
+        <w:ind w:firstLine="0"/>
+        <w:jc w:val="left"/>
+        <w:outlineLvl w:val="1"/>
+      </w:pPr>
+      <w:r>
+        <w:rPr>
+          <w:rFonts w:ascii="Times New Roman" w:hAnsi="Times New Roman"/>
+          <w:b/>
+          <w:sz w:val="28"/>
+        </w:rPr>
+        <w:t>3.4 Инфраструктура оценки</w:t>
+      </w:r>
+    </w:p>
+    <w:p>
+      <w:pPr>
+        <w:spacing w:before="0" w:after="0"/>
+        <w:ind w:firstLine="0"/>
+      </w:pPr>
+      <w:r>
+        <w:rPr>
+          <w:rFonts w:ascii="Times New Roman" w:hAnsi="Times New Roman"/>
+          <w:sz w:val="28"/>
+        </w:rPr>
+      </w:r>
+    </w:p>
+    <w:p>
+      <w:pPr>
+        <w:spacing w:before="0" w:after="0" w:line="360" w:lineRule="auto"/>
         <w:ind w:firstLine="709"/>
         <w:jc w:val="both"/>
-        <w:spacing w:line="360" w:lineRule="auto" w:before="0" w:after="0"/>
-      </w:pPr>
-      <w:r>
-        <w:rPr>
-          <w:rFonts w:ascii="Times New Roman" w:hAnsi="Times New Roman"/>
-          <w:sz w:val="28"/>
-        </w:rPr>
-        <w:t>Параметры пайплайна сгруппированы в три категории. Первая — параметры модели (model_name, n_shots): задают используемую VLM и количество нормальных примеров в контексте. Вторая — параметры качества (n_val, n_questions, n_subquestions, count_bypass, stem_matching): управляют фильтрацией и аугментацией вопросов. Третья — параметры принятия решений (anomaly_min_failures, stage4_cot): задают порог аномальности и режим рассуждения.</w:t>
+      </w:pPr>
+      <w:r>
+        <w:rPr>
+          <w:rFonts w:ascii="Times New Roman" w:hAnsi="Times New Roman"/>
+          <w:sz w:val="28"/>
+        </w:rPr>
+        <w:t>Все промежуточные результаты сохраняются в файле run_artifacts.json. Структура файла включает десять ключей: stage1_descriptions (описания по компонентам), stage2_summary (нормативное определение), stage3_candidates (кандидаты), stage3_filtered (после фильтрации), stage3_subquestions (аугментированные вопросы), stage4_responses (ответы VLM с CoT), stage4_scores (anomaly_score по изображениям), stage4_final_results (предсказания + GT), run_config (конфигурация), eval_metrics (итоговые метрики).</w:t>
+      </w:r>
+    </w:p>
+    <w:p>
+      <w:pPr>
+        <w:spacing w:before="0" w:after="0" w:line="360" w:lineRule="auto"/>
+        <w:ind w:firstLine="709"/>
+        <w:jc w:val="both"/>
+      </w:pPr>
+      <w:r>
+        <w:rPr>
+          <w:rFonts w:ascii="Times New Roman" w:hAnsi="Times New Roman"/>
+          <w:sz w:val="28"/>
+        </w:rPr>
+        <w:t>Модуль evaluate_run.py загружает run_artifacts.json и вычисляет иерархические метрики. LLMJudge (Qwen2.5-3B-Instruct) выполняет методы evaluate_ccr и map_question_to_constraints. PerceptionEvaluator использует CLIP ViT-B/32 для вычисления CLIPScore. Все метрики записываются обратно в run_artifacts.json.</w:t>
       </w:r>
     </w:p>
     <w:p>
       <w:pPr>
         <w:spacing w:before="0" w:after="0"/>
+        <w:ind w:firstLine="0"/>
+      </w:pPr>
+      <w:r>
+        <w:rPr>
+          <w:rFonts w:ascii="Times New Roman" w:hAnsi="Times New Roman"/>
+          <w:sz w:val="28"/>
+        </w:rPr>
+      </w:r>
+    </w:p>
+    <w:p>
+      <w:pPr>
+        <w:spacing w:before="0" w:after="0"/>
+        <w:ind w:firstLine="0"/>
+      </w:pPr>
+      <w:r>
+        <w:rPr>
+          <w:rFonts w:ascii="Times New Roman" w:hAnsi="Times New Roman"/>
+          <w:sz w:val="28"/>
+        </w:rPr>
+      </w:r>
+    </w:p>
+    <w:p>
+      <w:pPr>
+        <w:spacing w:before="0" w:after="0" w:line="360" w:lineRule="auto"/>
+        <w:ind w:firstLine="0"/>
+        <w:jc w:val="left"/>
+        <w:outlineLvl w:val="1"/>
+      </w:pPr>
+      <w:r>
+        <w:rPr>
+          <w:rFonts w:ascii="Times New Roman" w:hAnsi="Times New Roman"/>
+          <w:b/>
+          <w:sz w:val="28"/>
+        </w:rPr>
+        <w:t>3.5 Ограничения реализации</w:t>
+      </w:r>
+    </w:p>
+    <w:p>
+      <w:pPr>
+        <w:spacing w:before="0" w:after="0"/>
+        <w:ind w:firstLine="0"/>
+      </w:pPr>
+      <w:r>
+        <w:rPr>
+          <w:rFonts w:ascii="Times New Roman" w:hAnsi="Times New Roman"/>
+          <w:sz w:val="28"/>
+        </w:rPr>
+      </w:r>
+    </w:p>
+    <w:p>
+      <w:pPr>
+        <w:spacing w:before="0" w:after="0" w:line="360" w:lineRule="auto"/>
         <w:ind w:firstLine="709"/>
         <w:jc w:val="both"/>
-        <w:spacing w:line="360" w:lineRule="auto" w:before="0" w:after="0"/>
-      </w:pPr>
-      <w:r>
-        <w:rPr>
-          <w:rFonts w:ascii="Times New Roman" w:hAnsi="Times New Roman"/>
-          <w:sz w:val="28"/>
-        </w:rPr>
-        <w:t>Все параметры добавлены в систему конфигурации в целях воспроизводимости экспериментов. Каждое изменение методологии фиксируется в отдельном YAML-файле (configs/rN_class.yaml), что позволяет однозначно восстановить любой эксперимент по его конфигурационному файлу без дополнительных изменений кода. В оригинальной работе LogicQA подобная конфигурационная система отсутствует — параметры задаются непосредственно в коде, что затрудняет воспроизведение конкретного запуска.</w:t>
-      </w:r>
-    </w:p>
-    <w:p>
-      <w:pPr>
-        <w:spacing w:before="280" w:after="120"/>
+      </w:pPr>
+      <w:r>
+        <w:rPr>
+          <w:rFonts w:ascii="Times New Roman" w:hAnsi="Times New Roman"/>
+          <w:sz w:val="28"/>
+        </w:rPr>
+        <w:t>В ходе разработки выявлен ряд ограничений текущей реализации:</w:t>
+      </w:r>
+    </w:p>
+    <w:p>
+      <w:pPr>
+        <w:spacing w:before="0" w:after="0" w:line="360" w:lineRule="auto"/>
+        <w:ind w:left="709" w:hanging="283"/>
+        <w:jc w:val="both"/>
+      </w:pPr>
+      <w:r>
+        <w:rPr>
+          <w:rFonts w:ascii="Times New Roman" w:hAnsi="Times New Roman"/>
+          <w:sz w:val="28"/>
+        </w:rPr>
+        <w:t>— Один GPU: отсутствует multi-GPU inference, что ограничивает применение 8B-модели одним устройством A100 (16 GB VRAM).</w:t>
+      </w:r>
+    </w:p>
+    <w:p>
+      <w:pPr>
+        <w:spacing w:before="0" w:after="0" w:line="360" w:lineRule="auto"/>
+        <w:ind w:left="709" w:hanging="283"/>
+        <w:jc w:val="both"/>
+      </w:pPr>
+      <w:r>
+        <w:rPr>
+          <w:rFonts w:ascii="Times New Roman" w:hAnsi="Times New Roman"/>
+          <w:sz w:val="28"/>
+        </w:rPr>
+        <w:t>— Качество LLM-судьи: Qwen2.5-3B-Instruct демонстрирует Filter Precision=21.05% — низкую точность сопоставления вопросов с формальными ограничениями. Причина: 3B-модель недостаточно точна в семантическом сопоставлении перефразировок. Для повышения точности требуется более крупная модель-судья.</w:t>
+      </w:r>
+    </w:p>
+    <w:p>
+      <w:pPr>
+        <w:spacing w:before="0" w:after="0" w:line="360" w:lineRule="auto"/>
+        <w:ind w:left="709" w:hanging="283"/>
+        <w:jc w:val="both"/>
+      </w:pPr>
+      <w:r>
+        <w:rPr>
+          <w:rFonts w:ascii="Times New Roman" w:hAnsi="Times New Roman"/>
+          <w:sz w:val="28"/>
+        </w:rPr>
+        <w:t>— Подмножество тестовых изображений: для декомпозированного пайплайна использовались 50 тестовых изображений (25 good + 25 anomaly) вместо полных 275 в baseline. Это позволяет быстро итерировать, но ограничивает статистическую значимость.</w:t>
+      </w:r>
+    </w:p>
+    <w:p>
+      <w:pPr>
+        <w:spacing w:before="0" w:after="0"/>
+        <w:ind w:firstLine="0"/>
+      </w:pPr>
+      <w:r>
+        <w:rPr>
+          <w:rFonts w:ascii="Times New Roman" w:hAnsi="Times New Roman"/>
+          <w:sz w:val="28"/>
+        </w:rPr>
+      </w:r>
+    </w:p>
+    <w:p>
+      <w:pPr>
+        <w:spacing w:before="0" w:after="0"/>
+        <w:ind w:firstLine="0"/>
+      </w:pPr>
+      <w:r>
+        <w:rPr>
+          <w:rFonts w:ascii="Times New Roman" w:hAnsi="Times New Roman"/>
+          <w:sz w:val="28"/>
+        </w:rPr>
+      </w:r>
+    </w:p>
+    <w:p>
+      <w:pPr>
+        <w:spacing w:before="0" w:after="0" w:line="360" w:lineRule="auto"/>
         <w:ind w:firstLine="0"/>
         <w:jc w:val="left"/>
+        <w:outlineLvl w:val="1"/>
       </w:pPr>
       <w:r>
         <w:rPr>
@@ -6190,44 +7897,260 @@
           <w:b/>
           <w:sz w:val="28"/>
         </w:rPr>
-        <w:t>3.4 Инфраструктура оценки</w:t>
+        <w:t>Выводы по разделу 3</w:t>
       </w:r>
     </w:p>
     <w:p>
       <w:pPr>
         <w:spacing w:before="0" w:after="0"/>
+        <w:ind w:firstLine="0"/>
+      </w:pPr>
+      <w:r>
+        <w:rPr>
+          <w:rFonts w:ascii="Times New Roman" w:hAnsi="Times New Roman"/>
+          <w:sz w:val="28"/>
+        </w:rPr>
+      </w:r>
+    </w:p>
+    <w:p>
+      <w:pPr>
+        <w:spacing w:before="0" w:after="0" w:line="360" w:lineRule="auto"/>
+        <w:ind w:left="709" w:hanging="283"/>
+        <w:jc w:val="both"/>
+      </w:pPr>
+      <w:r>
+        <w:rPr>
+          <w:rFonts w:ascii="Times New Roman" w:hAnsi="Times New Roman"/>
+          <w:sz w:val="28"/>
+        </w:rPr>
+        <w:t>1. Система реализована как воспроизводимый модульный пакет на Python с YAML-конфигурацией и сохранением всех промежуточных артефактов, что обеспечивает однозначное воспроизведение каждого эксперимента.</w:t>
+      </w:r>
+    </w:p>
+    <w:p>
+      <w:pPr>
+        <w:spacing w:before="0" w:after="0" w:line="360" w:lineRule="auto"/>
+        <w:ind w:left="709" w:hanging="283"/>
+        <w:jc w:val="both"/>
+      </w:pPr>
+      <w:r>
+        <w:rPr>
+          <w:rFonts w:ascii="Times New Roman" w:hAnsi="Times New Roman"/>
+          <w:sz w:val="28"/>
+        </w:rPr>
+        <w:t>2. Реализована поддержка AWQ-квантизации, позволяющая запускать модель InternVL2.5-38B на одном GPU A100; устранены четыре технические проблемы загрузки квантованной модели.</w:t>
+      </w:r>
+    </w:p>
+    <w:p>
+      <w:pPr>
+        <w:spacing w:before="0" w:after="0" w:line="360" w:lineRule="auto"/>
+        <w:ind w:left="709" w:hanging="283"/>
+        <w:jc w:val="both"/>
+      </w:pPr>
+      <w:r>
+        <w:rPr>
+          <w:rFonts w:ascii="Times New Roman" w:hAnsi="Times New Roman"/>
+          <w:sz w:val="28"/>
+        </w:rPr>
+        <w:t>3. Выявленные ограничения реализации — качество LLM-судьи Qwen2.5-3B и использование подмножества тестовых изображений — обозначают направления для дальнейшего улучшения.</w:t>
+      </w:r>
+    </w:p>
+    <w:p>
+      <w:pPr>
+        <w:ind w:firstLine="0"/>
+      </w:pPr>
+      <w:r>
+        <w:br w:type="page"/>
+      </w:r>
+    </w:p>
+    <w:p>
+      <w:pPr>
+        <w:spacing w:before="0" w:after="0" w:line="360" w:lineRule="auto"/>
+        <w:ind w:firstLine="0"/>
+        <w:jc w:val="center"/>
+        <w:outlineLvl w:val="0"/>
+      </w:pPr>
+      <w:r>
+        <w:rPr>
+          <w:rFonts w:ascii="Times New Roman" w:hAnsi="Times New Roman"/>
+          <w:b/>
+          <w:sz w:val="32"/>
+        </w:rPr>
+        <w:t>Раздел 4. Эксперименты и анализ результатов</w:t>
+      </w:r>
+    </w:p>
+    <w:p>
+      <w:pPr>
+        <w:spacing w:before="0" w:after="0"/>
+        <w:ind w:firstLine="0"/>
+      </w:pPr>
+      <w:r>
+        <w:rPr>
+          <w:rFonts w:ascii="Times New Roman" w:hAnsi="Times New Roman"/>
+          <w:sz w:val="28"/>
+        </w:rPr>
+      </w:r>
+    </w:p>
+    <w:p>
+      <w:pPr>
+        <w:spacing w:before="0" w:after="0"/>
+        <w:ind w:firstLine="0"/>
+      </w:pPr>
+      <w:r>
+        <w:rPr>
+          <w:rFonts w:ascii="Times New Roman" w:hAnsi="Times New Roman"/>
+          <w:sz w:val="28"/>
+        </w:rPr>
+      </w:r>
+    </w:p>
+    <w:p>
+      <w:pPr>
+        <w:spacing w:before="0" w:after="0"/>
+        <w:ind w:firstLine="0"/>
+      </w:pPr>
+      <w:r>
+        <w:rPr>
+          <w:rFonts w:ascii="Times New Roman" w:hAnsi="Times New Roman"/>
+          <w:sz w:val="28"/>
+        </w:rPr>
+      </w:r>
+    </w:p>
+    <w:p>
+      <w:pPr>
+        <w:spacing w:before="0" w:after="0"/>
+        <w:ind w:firstLine="0"/>
+      </w:pPr>
+      <w:r>
+        <w:rPr>
+          <w:rFonts w:ascii="Times New Roman" w:hAnsi="Times New Roman"/>
+          <w:sz w:val="28"/>
+        </w:rPr>
+      </w:r>
+    </w:p>
+    <w:p>
+      <w:pPr>
+        <w:spacing w:before="0" w:after="0" w:line="360" w:lineRule="auto"/>
+        <w:ind w:firstLine="0"/>
+        <w:jc w:val="left"/>
+        <w:outlineLvl w:val="1"/>
+      </w:pPr>
+      <w:r>
+        <w:rPr>
+          <w:rFonts w:ascii="Times New Roman" w:hAnsi="Times New Roman"/>
+          <w:b/>
+          <w:sz w:val="28"/>
+        </w:rPr>
+        <w:t>4.1 Экспериментальная установка</w:t>
+      </w:r>
+    </w:p>
+    <w:p>
+      <w:pPr>
+        <w:spacing w:before="0" w:after="0"/>
+        <w:ind w:firstLine="0"/>
+      </w:pPr>
+      <w:r>
+        <w:rPr>
+          <w:rFonts w:ascii="Times New Roman" w:hAnsi="Times New Roman"/>
+          <w:sz w:val="28"/>
+        </w:rPr>
+      </w:r>
+    </w:p>
+    <w:p>
+      <w:pPr>
+        <w:spacing w:before="0" w:after="0" w:line="360" w:lineRule="auto"/>
         <w:ind w:firstLine="709"/>
         <w:jc w:val="both"/>
-        <w:spacing w:line="360" w:lineRule="auto" w:before="0" w:after="0"/>
-      </w:pPr>
-      <w:r>
-        <w:rPr>
-          <w:rFonts w:ascii="Times New Roman" w:hAnsi="Times New Roman"/>
-          <w:sz w:val="28"/>
-        </w:rPr>
-        <w:t>Все промежуточные результаты сохраняются в файле run_artifacts.json. Структура файла включает десять ключей: stage1_descriptions (описания по компонентам), stage2_summary (нормативное определение), stage3_candidates (кандидаты), stage3_filtered (после фильтрации), stage3_subquestions (аугментированные вопросы), stage4_responses (ответы VLM с CoT), stage4_scores (anomaly_score по изображениям), stage4_final_results (предсказания + GT), run_config (конфигурация), eval_metrics (итоговые метрики).</w:t>
+      </w:pPr>
+      <w:r>
+        <w:rPr>
+          <w:rFonts w:ascii="Times New Roman" w:hAnsi="Times New Roman"/>
+          <w:sz w:val="28"/>
+        </w:rPr>
+        <w:t>Эксперименты проводились на датасете MVTec LOCO AD [4], версия 1.0, 5 классов. Для базового сравнения (baseline_full) использовался полный тестовый набор: breakfast_box — 275 изображений, juice_bottle — 280, pushpins — 309, screw_bag — 345, splicing_connectors — 312. Для серии разработочных экспериментов (r18–r25) применялось подмножество 50 изображений класса breakfast_box (25 good + 25 anomaly). Оборудование: NVIDIA A100 80 GB (для InternVL2.5-38B-AWQ) и NVIDIA A100 40 GB (для 8B-модели). Все эксперименты запускались с единственным случайным зерном seed=42.</w:t>
       </w:r>
     </w:p>
     <w:p>
       <w:pPr>
         <w:spacing w:before="0" w:after="0"/>
+        <w:ind w:firstLine="0"/>
+      </w:pPr>
+      <w:r>
+        <w:rPr>
+          <w:rFonts w:ascii="Times New Roman" w:hAnsi="Times New Roman"/>
+          <w:sz w:val="28"/>
+        </w:rPr>
+      </w:r>
+    </w:p>
+    <w:p>
+      <w:pPr>
+        <w:spacing w:before="0" w:after="0"/>
+        <w:ind w:firstLine="0"/>
+      </w:pPr>
+      <w:r>
+        <w:rPr>
+          <w:rFonts w:ascii="Times New Roman" w:hAnsi="Times New Roman"/>
+          <w:sz w:val="28"/>
+        </w:rPr>
+      </w:r>
+    </w:p>
+    <w:p>
+      <w:pPr>
+        <w:spacing w:before="0" w:after="0" w:line="360" w:lineRule="auto"/>
+        <w:ind w:firstLine="0"/>
+        <w:jc w:val="left"/>
+        <w:outlineLvl w:val="1"/>
+      </w:pPr>
+      <w:r>
+        <w:rPr>
+          <w:rFonts w:ascii="Times New Roman" w:hAnsi="Times New Roman"/>
+          <w:b/>
+          <w:sz w:val="28"/>
+        </w:rPr>
+        <w:t>4.2 Базовые результаты: пять классов MVTec LOCO AD</w:t>
+      </w:r>
+    </w:p>
+    <w:p>
+      <w:pPr>
+        <w:spacing w:before="0" w:after="0"/>
+        <w:ind w:firstLine="0"/>
+      </w:pPr>
+      <w:r>
+        <w:rPr>
+          <w:rFonts w:ascii="Times New Roman" w:hAnsi="Times New Roman"/>
+          <w:sz w:val="28"/>
+        </w:rPr>
+      </w:r>
+    </w:p>
+    <w:p>
+      <w:pPr>
+        <w:spacing w:before="0" w:after="0" w:line="360" w:lineRule="auto"/>
         <w:ind w:firstLine="709"/>
         <w:jc w:val="both"/>
-        <w:spacing w:line="360" w:lineRule="auto" w:before="0" w:after="0"/>
-      </w:pPr>
-      <w:r>
-        <w:rPr>
-          <w:rFonts w:ascii="Times New Roman" w:hAnsi="Times New Roman"/>
-          <w:sz w:val="28"/>
-        </w:rPr>
-        <w:t>Модуль evaluate_run.py загружает run_artifacts.json и вычисляет иерархические метрики. LLMJudge (Qwen2.5-3B-Instruct) выполняет методы evaluate_ccr и map_question_to_constraints. PerceptionEvaluator использует CLIP ViT-B/32 для вычисления CLIPScore. Все метрики записываются обратно в run_artifacts.json.</w:t>
-      </w:r>
-    </w:p>
-    <w:p>
-      <w:pPr>
-        <w:spacing w:before="280" w:after="120"/>
-        <w:ind w:firstLine="0"/>
-        <w:jc w:val="left"/>
+      </w:pPr>
+      <w:r>
+        <w:rPr>
+          <w:rFonts w:ascii="Times New Roman" w:hAnsi="Times New Roman"/>
+          <w:sz w:val="28"/>
+        </w:rPr>
+        <w:t>Для установления базовой линии (baseline) воспроизведён оригинальный пайплайн LogicQA с монолитным Stage 1, n_shots=3, без CoT, без per-component декомпозиции, с применением InternVL2.5-8B вместо GPT-4o. Результаты на полном тестовом наборе:</w:t>
+      </w:r>
+    </w:p>
+    <w:p>
+      <w:pPr>
+        <w:spacing w:before="0" w:after="0"/>
+        <w:ind w:firstLine="0"/>
+      </w:pPr>
+      <w:r>
+        <w:rPr>
+          <w:rFonts w:ascii="Times New Roman" w:hAnsi="Times New Roman"/>
+          <w:sz w:val="28"/>
+        </w:rPr>
+      </w:r>
+    </w:p>
+    <w:p>
+      <w:pPr>
+        <w:spacing w:before="0" w:after="0" w:line="360" w:lineRule="auto"/>
+        <w:ind w:firstLine="0"/>
+        <w:jc w:val="center"/>
       </w:pPr>
       <w:r>
         <w:rPr>
@@ -6235,172 +8158,7 @@
           <w:b/>
           <w:sz w:val="28"/>
         </w:rPr>
-        <w:t>3.5 Ограничения реализации</w:t>
-      </w:r>
-    </w:p>
-    <w:p>
-      <w:pPr>
-        <w:spacing w:before="0" w:after="0"/>
-        <w:ind w:firstLine="709"/>
-        <w:jc w:val="both"/>
-        <w:spacing w:line="360" w:lineRule="auto" w:before="0" w:after="0"/>
-      </w:pPr>
-      <w:r>
-        <w:rPr>
-          <w:rFonts w:ascii="Times New Roman" w:hAnsi="Times New Roman"/>
-          <w:sz w:val="28"/>
-        </w:rPr>
-        <w:t>В ходе разработки выявлен ряд ограничений текущей реализации:</w:t>
-      </w:r>
-    </w:p>
-    <w:p>
-      <w:pPr>
-        <w:spacing w:before="40" w:after="40"/>
-        <w:ind w:left="709" w:hanging="283"/>
-        <w:jc w:val="both"/>
-        <w:spacing w:line="360" w:lineRule="auto" w:before="0" w:after="0"/>
-      </w:pPr>
-      <w:r>
-        <w:rPr>
-          <w:rFonts w:ascii="Times New Roman" w:hAnsi="Times New Roman"/>
-          <w:sz w:val="28"/>
-        </w:rPr>
-        <w:t>– Один GPU: отсутствует multi-GPU inference, что ограничивает применение 8B-модели одним устройством A100 (16 GB VRAM).</w:t>
-      </w:r>
-    </w:p>
-    <w:p>
-      <w:pPr>
-        <w:spacing w:before="40" w:after="40"/>
-        <w:ind w:left="709" w:hanging="283"/>
-        <w:jc w:val="both"/>
-        <w:spacing w:line="360" w:lineRule="auto" w:before="0" w:after="0"/>
-      </w:pPr>
-      <w:r>
-        <w:rPr>
-          <w:rFonts w:ascii="Times New Roman" w:hAnsi="Times New Roman"/>
-          <w:sz w:val="28"/>
-        </w:rPr>
-        <w:t>– Качество LLM-судьи: Qwen2.5-3B-Instruct демонстрирует Filter Precision=21.05% — низкую точность сопоставления вопросов с формальными ограничениями. Причина: 3B-модель недостаточно точна в семантическом сопоставлении перефразировок. Для повышения точности требуется более крупная модель-судья.</w:t>
-      </w:r>
-    </w:p>
-    <w:p>
-      <w:pPr>
-        <w:spacing w:before="40" w:after="40"/>
-        <w:ind w:left="709" w:hanging="283"/>
-        <w:jc w:val="both"/>
-        <w:spacing w:line="360" w:lineRule="auto" w:before="0" w:after="0"/>
-      </w:pPr>
-      <w:r>
-        <w:rPr>
-          <w:rFonts w:ascii="Times New Roman" w:hAnsi="Times New Roman"/>
-          <w:sz w:val="28"/>
-        </w:rPr>
-        <w:t>– Подмножество тестовых изображений: для декомпозированного пайплайна использовались 50 тестовых изображений (25 good + 25 anomaly) вместо полных 275 в baseline. Это позволяет быстро итерировать, но ограничивает статистическую значимость.</w:t>
-      </w:r>
-    </w:p>
-    <w:p>
-      <w:pPr>
-        <w:spacing w:before="0" w:after="0"/>
-        <w:ind w:firstLine="709"/>
-        <w:jc w:val="both"/>
-        <w:spacing w:line="360" w:lineRule="auto" w:before="0" w:after="0"/>
-      </w:pPr>
-      <w:r>
-        <w:rPr>
-          <w:rFonts w:ascii="Times New Roman" w:hAnsi="Times New Roman"/>
-          <w:sz w:val="28"/>
-        </w:rPr>
-        <w:t>В целом, система реализована как воспроизводимый модульный пакет с YAML-конфигурацией и сохранением всех артефактов. Поддержка AWQ позволяет запускать 38B-модель на одном A100 GPU. Выявленные ограничения (качество судьи, подмножество тестов) обозначают направления улучшений для будущей работы.</w:t>
-      </w:r>
-    </w:p>
-    <w:p>
-      <w:pPr>
-        <w:spacing w:before="360" w:after="240"/>
-        <w:ind w:firstLine="0"/>
-        <w:jc w:val="center"/>
-      </w:pPr>
-      <w:r>
-        <w:rPr>
-          <w:rFonts w:ascii="Times New Roman" w:hAnsi="Times New Roman"/>
-          <w:b/>
-          <w:sz w:val="28"/>
-        </w:rPr>
-        <w:t>ГЛАВА 4. ЭКСПЕРИМЕНТЫ И АНАЛИЗ РЕЗУЛЬТАТОВ</w:t>
-      </w:r>
-    </w:p>
-    <w:p>
-      <w:pPr>
-        <w:spacing w:before="280" w:after="120"/>
-        <w:ind w:firstLine="0"/>
-        <w:jc w:val="left"/>
-      </w:pPr>
-      <w:r>
-        <w:rPr>
-          <w:rFonts w:ascii="Times New Roman" w:hAnsi="Times New Roman"/>
-          <w:b/>
-          <w:sz w:val="28"/>
-        </w:rPr>
-        <w:t>4.1 Экспериментальная установка</w:t>
-      </w:r>
-    </w:p>
-    <w:p>
-      <w:pPr>
-        <w:spacing w:before="0" w:after="0"/>
-        <w:ind w:firstLine="709"/>
-        <w:jc w:val="both"/>
-        <w:spacing w:line="360" w:lineRule="auto" w:before="0" w:after="0"/>
-      </w:pPr>
-      <w:r>
-        <w:rPr>
-          <w:rFonts w:ascii="Times New Roman" w:hAnsi="Times New Roman"/>
-          <w:sz w:val="28"/>
-        </w:rPr>
-        <w:t>Эксперименты проводились на датасете MVTec LOCO AD [4], версия 1.0, 5 классов. Для базового сравнения (baseline_full) использовался полный тестовый набор: breakfast_box — 275 изображений, juice_bottle — 280, pushpins — 309, screw_bag — 345, splicing_connectors — 312. Для серии разработочных экспериментов (r18–r25) применялось подмножество 50 изображений класса breakfast_box (25 good + 25 anomaly). Оборудование: NVIDIA A100 80 GB (для InternVL2.5-38B-AWQ) и NVIDIA A100 40 GB (для 8B-модели). Все эксперименты запускались с единственным случайным зерном seed=42.</w:t>
-      </w:r>
-    </w:p>
-    <w:p>
-      <w:pPr>
-        <w:spacing w:before="280" w:after="120"/>
-        <w:ind w:firstLine="0"/>
-        <w:jc w:val="left"/>
-      </w:pPr>
-      <w:r>
-        <w:rPr>
-          <w:rFonts w:ascii="Times New Roman" w:hAnsi="Times New Roman"/>
-          <w:b/>
-          <w:sz w:val="28"/>
-        </w:rPr>
-        <w:t>4.2 Базовые результаты: пять классов MVTec LOCO AD</w:t>
-      </w:r>
-    </w:p>
-    <w:p>
-      <w:pPr>
-        <w:spacing w:before="0" w:after="0"/>
-        <w:ind w:firstLine="709"/>
-        <w:jc w:val="both"/>
-        <w:spacing w:line="360" w:lineRule="auto" w:before="0" w:after="0"/>
-      </w:pPr>
-      <w:r>
-        <w:rPr>
-          <w:rFonts w:ascii="Times New Roman" w:hAnsi="Times New Roman"/>
-          <w:sz w:val="28"/>
-        </w:rPr>
-        <w:t>Для установления базовой линии (baseline) воспроизведён оригинальный пайплайн LogicQA с монолитным Stage 1, n_shots=3, без CoT, без per-component декомпозиции, с применением InternVL2.5-8B вместо GPT-4o. Результаты на полном тестовом наборе:</w:t>
-      </w:r>
-    </w:p>
-    <w:p>
-      <w:pPr>
-        <w:spacing w:before="200" w:after="80"/>
-        <w:ind w:firstLine="0"/>
-        <w:jc w:val="left"/>
-      </w:pPr>
-      <w:r>
-        <w:rPr>
-          <w:rFonts w:ascii="Times New Roman" w:hAnsi="Times New Roman"/>
-          <w:b/>
-          <w:sz w:val="24"/>
-        </w:rPr>
-        <w:t>Таблица 8 — Базовые метрики по пяти классам MVTec LOCO AD (InternVL2.5-8B)</w:t>
+        <w:t>Таблица 4.1. Базовые метрики по пяти классам MVTec LOCO AD (InternVL2.5-8B)</w:t>
       </w:r>
     </w:p>
     <w:tbl>
@@ -7403,39 +9161,115 @@
     </w:tbl>
     <w:p>
       <w:pPr>
+        <w:spacing w:before="0" w:after="0" w:line="360" w:lineRule="auto"/>
+        <w:ind w:firstLine="709"/>
+        <w:jc w:val="both"/>
+      </w:pPr>
+      <w:r>
+        <w:rPr>
+          <w:rFonts w:ascii="Times New Roman" w:hAnsi="Times New Roman"/>
+          <w:sz w:val="28"/>
+        </w:rPr>
+        <w:t>Средний AUROC 0.527 по пяти классам существенно ниже результатов оригинального LogicQA с GPT-4o (≈0.876). Разрыв объясняется принципиальными различиями моделей: GPT-4o обладает значительно более сильными возможностями пространственного рассуждения и понимания счёта, чем open-source InternVL2.5-8B. Это подтверждает задачу настоящей работы: компенсировать ограничения модели через улучшение пайплайна.</w:t>
+      </w:r>
+    </w:p>
+    <w:p>
+      <w:pPr>
+        <w:spacing w:before="0" w:after="0" w:line="360" w:lineRule="auto"/>
+        <w:ind w:firstLine="709"/>
+        <w:jc w:val="both"/>
+      </w:pPr>
+      <w:r>
+        <w:rPr>
+          <w:rFonts w:ascii="Times New Roman" w:hAnsi="Times New Roman"/>
+          <w:sz w:val="28"/>
+        </w:rPr>
+        <w:t>Дополнительно проверены результаты InternVL2.5-8B на полном тестовом наборе breakfast_box (275 изображений) без улучшений: AUROC=0.683, F1-max=0.772 (TP=109, FP=27, FN=64, TN=75). Расхождение с результатом 50-изображений (AUROC=0.589) связано с различием тестовых подмножеств и случайной выборкой при n=50.</w:t>
+      </w:r>
+    </w:p>
+    <w:p>
+      <w:pPr>
         <w:spacing w:before="0" w:after="0"/>
+        <w:ind w:firstLine="0"/>
+      </w:pPr>
+      <w:r>
+        <w:rPr>
+          <w:rFonts w:ascii="Times New Roman" w:hAnsi="Times New Roman"/>
+          <w:sz w:val="28"/>
+        </w:rPr>
+      </w:r>
+    </w:p>
+    <w:p>
+      <w:pPr>
+        <w:spacing w:before="0" w:after="0"/>
+        <w:ind w:firstLine="0"/>
+      </w:pPr>
+      <w:r>
+        <w:rPr>
+          <w:rFonts w:ascii="Times New Roman" w:hAnsi="Times New Roman"/>
+          <w:sz w:val="28"/>
+        </w:rPr>
+      </w:r>
+    </w:p>
+    <w:p>
+      <w:pPr>
+        <w:spacing w:before="0" w:after="0" w:line="360" w:lineRule="auto"/>
+        <w:ind w:firstLine="0"/>
+        <w:jc w:val="left"/>
+        <w:outlineLvl w:val="1"/>
+      </w:pPr>
+      <w:r>
+        <w:rPr>
+          <w:rFonts w:ascii="Times New Roman" w:hAnsi="Times New Roman"/>
+          <w:b/>
+          <w:sz w:val="28"/>
+        </w:rPr>
+        <w:t>4.3 Прогрессия экспериментов: от baseline к r25</w:t>
+      </w:r>
+    </w:p>
+    <w:p>
+      <w:pPr>
+        <w:spacing w:before="0" w:after="0"/>
+        <w:ind w:firstLine="0"/>
+      </w:pPr>
+      <w:r>
+        <w:rPr>
+          <w:rFonts w:ascii="Times New Roman" w:hAnsi="Times New Roman"/>
+          <w:sz w:val="28"/>
+        </w:rPr>
+      </w:r>
+    </w:p>
+    <w:p>
+      <w:pPr>
+        <w:spacing w:before="0" w:after="0" w:line="360" w:lineRule="auto"/>
         <w:ind w:firstLine="709"/>
         <w:jc w:val="both"/>
-        <w:spacing w:line="360" w:lineRule="auto" w:before="0" w:after="0"/>
-      </w:pPr>
-      <w:r>
-        <w:rPr>
-          <w:rFonts w:ascii="Times New Roman" w:hAnsi="Times New Roman"/>
-          <w:sz w:val="28"/>
-        </w:rPr>
-        <w:t>Средний AUROC 0.527 по пяти классам существенно ниже результатов оригинального LogicQA с GPT-4o (≈0.876). Разрыв объясняется принципиальными различиями моделей: GPT-4o обладает значительно более сильными возможностями пространственного рассуждения и понимания счёта, чем open-source InternVL2.5-8B. Это подтверждает задачу настоящей работы: компенсировать ограничения модели через улучшение пайплайна.</w:t>
+      </w:pPr>
+      <w:r>
+        <w:rPr>
+          <w:rFonts w:ascii="Times New Roman" w:hAnsi="Times New Roman"/>
+          <w:sz w:val="28"/>
+        </w:rPr>
+        <w:t>Разработка улучшений велась итеративно. Ниже представлены все ключевые запуски на 50-изображений подмножестве breakfast_box:</w:t>
       </w:r>
     </w:p>
     <w:p>
       <w:pPr>
         <w:spacing w:before="0" w:after="0"/>
-        <w:ind w:firstLine="709"/>
-        <w:jc w:val="both"/>
-        <w:spacing w:line="360" w:lineRule="auto" w:before="0" w:after="0"/>
-      </w:pPr>
-      <w:r>
-        <w:rPr>
-          <w:rFonts w:ascii="Times New Roman" w:hAnsi="Times New Roman"/>
-          <w:sz w:val="28"/>
-        </w:rPr>
-        <w:t>Дополнительно проверены результаты InternVL2.5-8B на полном тестовом наборе breakfast_box (275 изображений) без улучшений: AUROC=0.683, F1-max=0.772 (TP=109, FP=27, FN=64, TN=75). Расхождение с результатом 50-изображений (AUROC=0.589) связано с различием тестовых подмножеств и случайной выборкой при n=50.</w:t>
-      </w:r>
-    </w:p>
-    <w:p>
-      <w:pPr>
-        <w:spacing w:before="280" w:after="120"/>
-        <w:ind w:firstLine="0"/>
-        <w:jc w:val="left"/>
+        <w:ind w:firstLine="0"/>
+      </w:pPr>
+      <w:r>
+        <w:rPr>
+          <w:rFonts w:ascii="Times New Roman" w:hAnsi="Times New Roman"/>
+          <w:sz w:val="28"/>
+        </w:rPr>
+      </w:r>
+    </w:p>
+    <w:p>
+      <w:pPr>
+        <w:spacing w:before="0" w:after="0" w:line="360" w:lineRule="auto"/>
+        <w:ind w:firstLine="0"/>
+        <w:jc w:val="center"/>
       </w:pPr>
       <w:r>
         <w:rPr>
@@ -7443,37 +9277,7 @@
           <w:b/>
           <w:sz w:val="28"/>
         </w:rPr>
-        <w:t>4.3 Прогрессия экспериментов: от baseline к r25</w:t>
-      </w:r>
-    </w:p>
-    <w:p>
-      <w:pPr>
-        <w:spacing w:before="0" w:after="0"/>
-        <w:ind w:firstLine="709"/>
-        <w:jc w:val="both"/>
-        <w:spacing w:line="360" w:lineRule="auto" w:before="0" w:after="0"/>
-      </w:pPr>
-      <w:r>
-        <w:rPr>
-          <w:rFonts w:ascii="Times New Roman" w:hAnsi="Times New Roman"/>
-          <w:sz w:val="28"/>
-        </w:rPr>
-        <w:t>Разработка улучшений велась итеративно. Ниже представлены все ключевые запуски на 50-изображений подмножестве breakfast_box:</w:t>
-      </w:r>
-    </w:p>
-    <w:p>
-      <w:pPr>
-        <w:spacing w:before="200" w:after="80"/>
-        <w:ind w:firstLine="0"/>
-        <w:jc w:val="left"/>
-      </w:pPr>
-      <w:r>
-        <w:rPr>
-          <w:rFonts w:ascii="Times New Roman" w:hAnsi="Times New Roman"/>
-          <w:b/>
-          <w:sz w:val="24"/>
-        </w:rPr>
-        <w:t>Таблица 9 — Хронология экспериментальных запусков (50 изображений, breakfast_box)</w:t>
+        <w:t>Таблица 4.2. Хронология экспериментальных запусков (50 изображений, breakfast_box)</w:t>
       </w:r>
     </w:p>
     <w:tbl>
@@ -9372,24 +11176,101 @@
     </w:tbl>
     <w:p>
       <w:pPr>
+        <w:spacing w:before="0" w:after="0" w:line="360" w:lineRule="auto"/>
+        <w:ind w:firstLine="709"/>
+        <w:jc w:val="both"/>
+      </w:pPr>
+      <w:r>
+        <w:rPr>
+          <w:rFonts w:ascii="Times New Roman" w:hAnsi="Times New Roman"/>
+          <w:sz w:val="28"/>
+        </w:rPr>
+        <w:t>Анализ хронологии. Первая группа экспериментов (structured_bb50 — visual_grounding_retry) исследовала монолитные подходы. Visual grounding retry достиг AUROC=0.797, однако с FP=19 — недопустимо высоким числом ложных тревог. Запуски r18–r21 ввели декомпозированный Stage 1, однако регрессировали на AUROC≈0.5 из-за ошибок в реализации фильтрации и аугментации. Ключевой скачок произошёл в r23 (AUROC=0.782) после исправления Stage 3b, 3c и 4. Лучший результат r25 (AUROC=0.852, FP=0) получен после внедрения RC4-A CoT.</w:t>
+      </w:r>
+    </w:p>
+    <w:p>
+      <w:pPr>
         <w:spacing w:before="0" w:after="0"/>
+        <w:ind w:firstLine="0"/>
+      </w:pPr>
+      <w:r>
+        <w:rPr>
+          <w:rFonts w:ascii="Times New Roman" w:hAnsi="Times New Roman"/>
+          <w:sz w:val="28"/>
+        </w:rPr>
+      </w:r>
+    </w:p>
+    <w:p>
+      <w:pPr>
+        <w:spacing w:before="0" w:after="0"/>
+        <w:ind w:firstLine="0"/>
+      </w:pPr>
+      <w:r>
+        <w:rPr>
+          <w:rFonts w:ascii="Times New Roman" w:hAnsi="Times New Roman"/>
+          <w:sz w:val="28"/>
+        </w:rPr>
+      </w:r>
+    </w:p>
+    <w:p>
+      <w:pPr>
+        <w:spacing w:before="0" w:after="0" w:line="360" w:lineRule="auto"/>
+        <w:ind w:firstLine="0"/>
+        <w:jc w:val="left"/>
+        <w:outlineLvl w:val="1"/>
+      </w:pPr>
+      <w:r>
+        <w:rPr>
+          <w:rFonts w:ascii="Times New Roman" w:hAnsi="Times New Roman"/>
+          <w:b/>
+          <w:sz w:val="28"/>
+        </w:rPr>
+        <w:t>4.4 Ablation: вклад каждого улучшения</w:t>
+      </w:r>
+    </w:p>
+    <w:p>
+      <w:pPr>
+        <w:spacing w:before="0" w:after="0"/>
+        <w:ind w:firstLine="0"/>
+      </w:pPr>
+      <w:r>
+        <w:rPr>
+          <w:rFonts w:ascii="Times New Roman" w:hAnsi="Times New Roman"/>
+          <w:sz w:val="28"/>
+        </w:rPr>
+      </w:r>
+    </w:p>
+    <w:p>
+      <w:pPr>
+        <w:spacing w:before="0" w:after="0" w:line="360" w:lineRule="auto"/>
         <w:ind w:firstLine="709"/>
         <w:jc w:val="both"/>
-        <w:spacing w:line="360" w:lineRule="auto" w:before="0" w:after="0"/>
-      </w:pPr>
-      <w:r>
-        <w:rPr>
-          <w:rFonts w:ascii="Times New Roman" w:hAnsi="Times New Roman"/>
-          <w:sz w:val="28"/>
-        </w:rPr>
-        <w:t>Анализ хронологии. Первая группа экспериментов (structured_bb50 — visual_grounding_retry) исследовала монолитные подходы. Visual grounding retry достиг AUROC=0.797, однако с FP=19 — недопустимо высоким числом ложных тревог. Запуски r18–r21 ввели декомпозированный Stage 1, однако регрессировали на AUROC≈0.5 из-за ошибок в реализации фильтрации и аугментации. Ключевой скачок произошёл в r23 (AUROC=0.782) после исправления Stage 3b, 3c и 4. Лучший результат r25 (AUROC=0.852, FP=0) получен после внедрения RC4-A CoT.</w:t>
-      </w:r>
-    </w:p>
-    <w:p>
-      <w:pPr>
-        <w:spacing w:before="280" w:after="120"/>
-        <w:ind w:firstLine="0"/>
-        <w:jc w:val="left"/>
+      </w:pPr>
+      <w:r>
+        <w:rPr>
+          <w:rFonts w:ascii="Times New Roman" w:hAnsi="Times New Roman"/>
+          <w:sz w:val="28"/>
+        </w:rPr>
+        <w:t>Проведён анализ вклада каждого из семи улучшений пайплайна. Таблица составлена на основе сравнения попарно близких запусков:</w:t>
+      </w:r>
+    </w:p>
+    <w:p>
+      <w:pPr>
+        <w:spacing w:before="0" w:after="0"/>
+        <w:ind w:firstLine="0"/>
+      </w:pPr>
+      <w:r>
+        <w:rPr>
+          <w:rFonts w:ascii="Times New Roman" w:hAnsi="Times New Roman"/>
+          <w:sz w:val="28"/>
+        </w:rPr>
+      </w:r>
+    </w:p>
+    <w:p>
+      <w:pPr>
+        <w:spacing w:before="0" w:after="0" w:line="360" w:lineRule="auto"/>
+        <w:ind w:firstLine="0"/>
+        <w:jc w:val="center"/>
       </w:pPr>
       <w:r>
         <w:rPr>
@@ -9397,37 +11278,7 @@
           <w:b/>
           <w:sz w:val="28"/>
         </w:rPr>
-        <w:t>4.4 Ablation: вклад каждого улучшения</w:t>
-      </w:r>
-    </w:p>
-    <w:p>
-      <w:pPr>
-        <w:spacing w:before="0" w:after="0"/>
-        <w:ind w:firstLine="709"/>
-        <w:jc w:val="both"/>
-        <w:spacing w:line="360" w:lineRule="auto" w:before="0" w:after="0"/>
-      </w:pPr>
-      <w:r>
-        <w:rPr>
-          <w:rFonts w:ascii="Times New Roman" w:hAnsi="Times New Roman"/>
-          <w:sz w:val="28"/>
-        </w:rPr>
-        <w:t>Проведён анализ вклада каждого из семи улучшений пайплайна. Таблица составлена на основе сравнения попарно близких запусков:</w:t>
-      </w:r>
-    </w:p>
-    <w:p>
-      <w:pPr>
-        <w:spacing w:before="200" w:after="80"/>
-        <w:ind w:firstLine="0"/>
-        <w:jc w:val="left"/>
-      </w:pPr>
-      <w:r>
-        <w:rPr>
-          <w:rFonts w:ascii="Times New Roman" w:hAnsi="Times New Roman"/>
-          <w:b/>
-          <w:sz w:val="24"/>
-        </w:rPr>
-        <w:t>Таблица 10 — Вклад улучшений пайплайна (ablation)</w:t>
+        <w:t>Таблица 4.3. Вклад улучшений пайплайна (ablation)</w:t>
       </w:r>
     </w:p>
     <w:tbl>
@@ -10016,9 +11867,48 @@
     </w:tbl>
     <w:p>
       <w:pPr>
-        <w:spacing w:before="280" w:after="120"/>
+        <w:spacing w:before="0" w:after="0" w:line="360" w:lineRule="auto"/>
+        <w:ind w:firstLine="709"/>
+        <w:jc w:val="both"/>
+      </w:pPr>
+      <w:r>
+        <w:rPr>
+          <w:rFonts w:ascii="Times New Roman" w:hAnsi="Times New Roman"/>
+          <w:sz w:val="28"/>
+        </w:rPr>
+        <w:t>Из таблицы 4.3 видно, что наибольший прирост качества дают исправление механизма count-bypass на стадии 3b (AUROC 0.500→0.782) и внедрение inline CoT на стадии 4 (AUROC 0.782→0.852 при полном устранении ложноположительных срабатываний). Остальные улучшения играют преимущественно стабилизирующую роль, повышая устойчивость пайплайна.</w:t>
+      </w:r>
+    </w:p>
+    <w:p>
+      <w:pPr>
+        <w:spacing w:before="0" w:after="0"/>
+        <w:ind w:firstLine="0"/>
+      </w:pPr>
+      <w:r>
+        <w:rPr>
+          <w:rFonts w:ascii="Times New Roman" w:hAnsi="Times New Roman"/>
+          <w:sz w:val="28"/>
+        </w:rPr>
+      </w:r>
+    </w:p>
+    <w:p>
+      <w:pPr>
+        <w:spacing w:before="0" w:after="0"/>
+        <w:ind w:firstLine="0"/>
+      </w:pPr>
+      <w:r>
+        <w:rPr>
+          <w:rFonts w:ascii="Times New Roman" w:hAnsi="Times New Roman"/>
+          <w:sz w:val="28"/>
+        </w:rPr>
+      </w:r>
+    </w:p>
+    <w:p>
+      <w:pPr>
+        <w:spacing w:before="0" w:after="0" w:line="360" w:lineRule="auto"/>
         <w:ind w:firstLine="0"/>
         <w:jc w:val="left"/>
+        <w:outlineLvl w:val="1"/>
       </w:pPr>
       <w:r>
         <w:rPr>
@@ -10032,9 +11922,20 @@
     <w:p>
       <w:pPr>
         <w:spacing w:before="0" w:after="0"/>
+        <w:ind w:firstLine="0"/>
+      </w:pPr>
+      <w:r>
+        <w:rPr>
+          <w:rFonts w:ascii="Times New Roman" w:hAnsi="Times New Roman"/>
+          <w:sz w:val="28"/>
+        </w:rPr>
+      </w:r>
+    </w:p>
+    <w:p>
+      <w:pPr>
+        <w:spacing w:before="0" w:after="0" w:line="360" w:lineRule="auto"/>
         <w:ind w:firstLine="709"/>
         <w:jc w:val="both"/>
-        <w:spacing w:line="360" w:lineRule="auto" w:before="0" w:after="0"/>
       </w:pPr>
       <w:r>
         <w:rPr>
@@ -10046,17 +11947,29 @@
     </w:p>
     <w:p>
       <w:pPr>
-        <w:spacing w:before="200" w:after="80"/>
-        <w:ind w:firstLine="0"/>
-        <w:jc w:val="left"/>
+        <w:spacing w:before="0" w:after="0"/>
+        <w:ind w:firstLine="0"/>
+      </w:pPr>
+      <w:r>
+        <w:rPr>
+          <w:rFonts w:ascii="Times New Roman" w:hAnsi="Times New Roman"/>
+          <w:sz w:val="28"/>
+        </w:rPr>
+      </w:r>
+    </w:p>
+    <w:p>
+      <w:pPr>
+        <w:spacing w:before="0" w:after="0" w:line="360" w:lineRule="auto"/>
+        <w:ind w:firstLine="0"/>
+        <w:jc w:val="center"/>
       </w:pPr>
       <w:r>
         <w:rPr>
           <w:rFonts w:ascii="Times New Roman" w:hAnsi="Times New Roman"/>
           <w:b/>
-          <w:sz w:val="24"/>
-        </w:rPr>
-        <w:t>Таблица 11 — Иерархические метрики промежуточного этапа (visual_grounding-уровень)</w:t>
+          <w:sz w:val="28"/>
+        </w:rPr>
+        <w:t>Таблица 4.4. Иерархические метрики промежуточного этапа (visual_grounding-уровень)</w:t>
       </w:r>
     </w:p>
     <w:tbl>
@@ -10454,47 +12367,57 @@
     </w:tbl>
     <w:p>
       <w:pPr>
+        <w:spacing w:before="0" w:after="0" w:line="360" w:lineRule="auto"/>
+        <w:ind w:firstLine="709"/>
+        <w:jc w:val="both"/>
+      </w:pPr>
+      <w:r>
+        <w:rPr>
+          <w:rFonts w:ascii="Times New Roman" w:hAnsi="Times New Roman"/>
+          <w:sz w:val="28"/>
+        </w:rPr>
+        <w:t>Таблица 4.4 отражает состояние пайплайна на промежуточном этапе разработки — до внедрения per-component Stage 1 и RC4-A. CLIPScore 84.77% для breakfast_box свидетельствует о хорошем семантическом соответствии генерируемых описаний изображениям. Однако CCR=63.33% означает, что треть формальных ограничений нормальности не отражается в описаниях — именно это является основной причиной пропущенных аномалий на данном этапе. Для screw_bag CCR=44.00% ещё ниже: при шести типах счётных деталей монолитный промпт не способен равномерно уделить внимание каждому компоненту. Sub-Q Consistency 58.33% для breakfast_box указывает на нестабильность ответов VLM: при перефразировке одного вопроса модель в почти половине случаев меняет ответ — что делает majority vote ненадёжным.</w:t>
+      </w:r>
+    </w:p>
+    <w:p>
+      <w:pPr>
+        <w:spacing w:before="0" w:after="0" w:line="360" w:lineRule="auto"/>
+        <w:ind w:firstLine="709"/>
+        <w:jc w:val="both"/>
+      </w:pPr>
+      <w:r>
+        <w:rPr>
+          <w:rFonts w:ascii="Times New Roman" w:hAnsi="Times New Roman"/>
+          <w:sz w:val="28"/>
+        </w:rPr>
+        <w:t>Полная иерархическая оценка лучшего запуска r25:</w:t>
+      </w:r>
+    </w:p>
+    <w:p>
+      <w:pPr>
         <w:spacing w:before="0" w:after="0"/>
-        <w:ind w:firstLine="709"/>
-        <w:jc w:val="both"/>
-        <w:spacing w:line="360" w:lineRule="auto" w:before="0" w:after="0"/>
-      </w:pPr>
-      <w:r>
-        <w:rPr>
-          <w:rFonts w:ascii="Times New Roman" w:hAnsi="Times New Roman"/>
-          <w:sz w:val="28"/>
-        </w:rPr>
-        <w:t>Таблица 11 отражает состояние пайплайна на промежуточном этапе разработки — до внедрения per-component Stage 1 и RC4-A. CLIPScore 84.77% для breakfast_box свидетельствует о хорошем семантическом соответствии генерируемых описаний изображениям. Однако CCR=63.33% означает, что треть формальных ограничений нормальности не отражается в описаниях — именно это является основной причиной пропущенных аномалий на данном этапе. Для screw_bag CCR=44.00% ещё ниже: при шести типах счётных деталей монолитный промпт не способен равномерно уделить внимание каждому компоненту. Sub-Q Consistency 58.33% для breakfast_box указывает на нестабильность ответов VLM: при перефразировке одного вопроса модель в почти половине случаев меняет ответ — что делает majority vote ненадёжным.</w:t>
-      </w:r>
-    </w:p>
-    <w:p>
-      <w:pPr>
-        <w:spacing w:before="0" w:after="0"/>
-        <w:ind w:firstLine="709"/>
-        <w:jc w:val="both"/>
-        <w:spacing w:line="360" w:lineRule="auto" w:before="0" w:after="0"/>
-      </w:pPr>
-      <w:r>
-        <w:rPr>
-          <w:rFonts w:ascii="Times New Roman" w:hAnsi="Times New Roman"/>
-          <w:sz w:val="28"/>
-        </w:rPr>
-        <w:t>Полная иерархическая оценка лучшего запуска r25:</w:t>
-      </w:r>
-    </w:p>
-    <w:p>
-      <w:pPr>
-        <w:spacing w:before="200" w:after="80"/>
-        <w:ind w:firstLine="0"/>
-        <w:jc w:val="left"/>
+        <w:ind w:firstLine="0"/>
+      </w:pPr>
+      <w:r>
+        <w:rPr>
+          <w:rFonts w:ascii="Times New Roman" w:hAnsi="Times New Roman"/>
+          <w:sz w:val="28"/>
+        </w:rPr>
+      </w:r>
+    </w:p>
+    <w:p>
+      <w:pPr>
+        <w:spacing w:before="0" w:after="0" w:line="360" w:lineRule="auto"/>
+        <w:ind w:firstLine="0"/>
+        <w:jc w:val="center"/>
       </w:pPr>
       <w:r>
         <w:rPr>
           <w:rFonts w:ascii="Times New Roman" w:hAnsi="Times New Roman"/>
           <w:b/>
-          <w:sz w:val="24"/>
-        </w:rPr>
-        <w:t>Таблица 12 — Иерархическая оценка r25 по уровням L1–L4</w:t>
+          <w:sz w:val="28"/>
+        </w:rPr>
+        <w:t>Таблица 4.5. Иерархическая оценка r25 по уровням L1–L4</w:t>
       </w:r>
     </w:p>
     <w:tbl>
@@ -11223,39 +13146,115 @@
     </w:tbl>
     <w:p>
       <w:pPr>
+        <w:spacing w:before="0" w:after="0" w:line="360" w:lineRule="auto"/>
+        <w:ind w:firstLine="709"/>
+        <w:jc w:val="both"/>
+      </w:pPr>
+      <w:r>
+        <w:rPr>
+          <w:rFonts w:ascii="Times New Roman" w:hAnsi="Times New Roman"/>
+          <w:sz w:val="28"/>
+        </w:rPr>
+        <w:t>Таблица 4.5 демонстрирует полный диагностический профиль лучшего запуска r25. На уровне L1 достигнуто CCR=100%: per-component декомпозиция Stage 1 обеспечивает полное покрытие всех формальных ограничений нормальности в описаниях — это прямой результат фокусировки VLM на отдельных компонентах вместо монолитного описания. CLIPScore=69.72% — умеренное значение, ниже, чем у промежуточного этапа (84.77%): per-component описания более специализированы и менее полно описывают общую сцену, что снижает косинусное сходство с изображением в целом. На уровне L2 MACE=0.24 означает низкую ошибку счёта — модель корректно определяет количество компонентов в большинстве случаев. Spatial Accuracy=64.25% отражает частичную точность пространственных утверждений и является основным источником оставшихся ошибок детекции (FN=10). На уровне L3 Sub-Q Consistency=70.51% — умеренная стабильность: модель согласованно отвечает примерно в 7 из 10 случаев при перефразировках вопроса. На уровне L4 AUROC=100% и F1-max=100% получены на 50-изображений подмножестве, что означает полное разделение нормальных и аномальных изображений по anomaly_score при оптимальном пороге.</w:t>
+      </w:r>
+    </w:p>
+    <w:p>
+      <w:pPr>
+        <w:spacing w:before="0" w:after="0" w:line="360" w:lineRule="auto"/>
+        <w:ind w:firstLine="709"/>
+        <w:jc w:val="both"/>
+      </w:pPr>
+      <w:r>
+        <w:rPr>
+          <w:rFonts w:ascii="Times New Roman" w:hAnsi="Times New Roman"/>
+          <w:sz w:val="28"/>
+        </w:rPr>
+        <w:t>Анализ L2.5 Filter Precision=21.05% выявил принципиальное ограничение: Qwen2.5-3B-Instruct не различает семантически близкие перефразировки при сопоставлении с формальными ограничениями. Судья часто ошибочно классифицирует корректные вопросы как не покрывающие ограничения. Это не влияет на качество детекции (L4), но снижает диагностическую ценность метрики L2.5. Решение — использование более мощного судьи (GPT-4o или InternVL-38B).</w:t>
+      </w:r>
+    </w:p>
+    <w:p>
+      <w:pPr>
         <w:spacing w:before="0" w:after="0"/>
+        <w:ind w:firstLine="0"/>
+      </w:pPr>
+      <w:r>
+        <w:rPr>
+          <w:rFonts w:ascii="Times New Roman" w:hAnsi="Times New Roman"/>
+          <w:sz w:val="28"/>
+        </w:rPr>
+      </w:r>
+    </w:p>
+    <w:p>
+      <w:pPr>
+        <w:spacing w:before="0" w:after="0"/>
+        <w:ind w:firstLine="0"/>
+      </w:pPr>
+      <w:r>
+        <w:rPr>
+          <w:rFonts w:ascii="Times New Roman" w:hAnsi="Times New Roman"/>
+          <w:sz w:val="28"/>
+        </w:rPr>
+      </w:r>
+    </w:p>
+    <w:p>
+      <w:pPr>
+        <w:spacing w:before="0" w:after="0" w:line="360" w:lineRule="auto"/>
+        <w:ind w:firstLine="0"/>
+        <w:jc w:val="left"/>
+        <w:outlineLvl w:val="1"/>
+      </w:pPr>
+      <w:r>
+        <w:rPr>
+          <w:rFonts w:ascii="Times New Roman" w:hAnsi="Times New Roman"/>
+          <w:b/>
+          <w:sz w:val="28"/>
+        </w:rPr>
+        <w:t>4.6 Анализ ошибок</w:t>
+      </w:r>
+    </w:p>
+    <w:p>
+      <w:pPr>
+        <w:spacing w:before="0" w:after="0"/>
+        <w:ind w:firstLine="0"/>
+      </w:pPr>
+      <w:r>
+        <w:rPr>
+          <w:rFonts w:ascii="Times New Roman" w:hAnsi="Times New Roman"/>
+          <w:sz w:val="28"/>
+        </w:rPr>
+      </w:r>
+    </w:p>
+    <w:p>
+      <w:pPr>
+        <w:spacing w:before="0" w:after="0" w:line="360" w:lineRule="auto"/>
         <w:ind w:firstLine="709"/>
         <w:jc w:val="both"/>
-        <w:spacing w:line="360" w:lineRule="auto" w:before="0" w:after="0"/>
-      </w:pPr>
-      <w:r>
-        <w:rPr>
-          <w:rFonts w:ascii="Times New Roman" w:hAnsi="Times New Roman"/>
-          <w:sz w:val="28"/>
-        </w:rPr>
-        <w:t>Таблица 12 демонстрирует полный диагностический профиль лучшего запуска r25. На уровне L1 достигнуто CCR=100%: per-component декомпозиция Stage 1 обеспечивает полное покрытие всех формальных ограничений нормальности в описаниях — это прямой результат фокусировки VLM на отдельных компонентах вместо монолитного описания. CLIPScore=69.72% — умеренное значение, ниже, чем у промежуточного этапа (84.77%): per-component описания более специализированы и менее полно описывают общую сцену, что снижает косинусное сходство с изображением в целом. На уровне L2 MACE=0.24 означает низкую ошибку счёта — модель корректно определяет количество компонентов в большинстве случаев. Spatial Accuracy=64.25% отражает частичную точность пространственных утверждений и является основным источником оставшихся ошибок детекции (FN=10). На уровне L3 Sub-Q Consistency=70.51% — умеренная стабильность: модель согласованно отвечает примерно в 7 из 10 случаев при перефразировках вопроса. На уровне L4 AUROC=100% и F1-max=100% получены на 50-изображений подмножестве, что означает полное разделение нормальных и аномальных изображений по anomaly_score при оптимальном пороге.</w:t>
+      </w:pPr>
+      <w:r>
+        <w:rPr>
+          <w:rFonts w:ascii="Times New Roman" w:hAnsi="Times New Roman"/>
+          <w:sz w:val="28"/>
+        </w:rPr>
+        <w:t>Сравнение r23 и r25 позволяет изолировать эффект RC4-A:</w:t>
       </w:r>
     </w:p>
     <w:p>
       <w:pPr>
         <w:spacing w:before="0" w:after="0"/>
-        <w:ind w:firstLine="709"/>
-        <w:jc w:val="both"/>
-        <w:spacing w:line="360" w:lineRule="auto" w:before="0" w:after="0"/>
-      </w:pPr>
-      <w:r>
-        <w:rPr>
-          <w:rFonts w:ascii="Times New Roman" w:hAnsi="Times New Roman"/>
-          <w:sz w:val="28"/>
-        </w:rPr>
-        <w:t>Анализ L2.5 Filter Precision=21.05% выявил принципиальное ограничение: Qwen2.5-3B-Instruct не различает семантически близкие перефразировки при сопоставлении с формальными ограничениями. Судья часто ошибочно классифицирует корректные вопросы как не покрывающие ограничения. Это не влияет на качество детекции (L4), но снижает диагностическую ценность метрики L2.5. Решение — использование более мощного судьи (GPT-4o или InternVL-38B).</w:t>
-      </w:r>
-    </w:p>
-    <w:p>
-      <w:pPr>
-        <w:spacing w:before="280" w:after="120"/>
-        <w:ind w:firstLine="0"/>
-        <w:jc w:val="left"/>
+        <w:ind w:firstLine="0"/>
+      </w:pPr>
+      <w:r>
+        <w:rPr>
+          <w:rFonts w:ascii="Times New Roman" w:hAnsi="Times New Roman"/>
+          <w:sz w:val="28"/>
+        </w:rPr>
+      </w:r>
+    </w:p>
+    <w:p>
+      <w:pPr>
+        <w:spacing w:before="0" w:after="0" w:line="360" w:lineRule="auto"/>
+        <w:ind w:firstLine="0"/>
+        <w:jc w:val="center"/>
       </w:pPr>
       <w:r>
         <w:rPr>
@@ -11263,37 +13262,7 @@
           <w:b/>
           <w:sz w:val="28"/>
         </w:rPr>
-        <w:t>4.6 Анализ ошибок</w:t>
-      </w:r>
-    </w:p>
-    <w:p>
-      <w:pPr>
-        <w:spacing w:before="0" w:after="0"/>
-        <w:ind w:firstLine="709"/>
-        <w:jc w:val="both"/>
-        <w:spacing w:line="360" w:lineRule="auto" w:before="0" w:after="0"/>
-      </w:pPr>
-      <w:r>
-        <w:rPr>
-          <w:rFonts w:ascii="Times New Roman" w:hAnsi="Times New Roman"/>
-          <w:sz w:val="28"/>
-        </w:rPr>
-        <w:t>Сравнение r23 и r25 позволяет изолировать эффект RC4-A:</w:t>
-      </w:r>
-    </w:p>
-    <w:p>
-      <w:pPr>
-        <w:spacing w:before="200" w:after="80"/>
-        <w:ind w:firstLine="0"/>
-        <w:jc w:val="left"/>
-      </w:pPr>
-      <w:r>
-        <w:rPr>
-          <w:rFonts w:ascii="Times New Roman" w:hAnsi="Times New Roman"/>
-          <w:b/>
-          <w:sz w:val="24"/>
-        </w:rPr>
-        <w:t>Таблица 13 — Сравнение r23 и r25 (50 изображений, breakfast_box)</w:t>
+        <w:t>Таблица 4.6. Сравнение r23 и r25 (50 изображений, breakfast_box)</w:t>
       </w:r>
     </w:p>
     <w:tbl>
@@ -11882,97 +13851,1078 @@
     </w:tbl>
     <w:p>
       <w:pPr>
+        <w:spacing w:before="0" w:after="0" w:line="360" w:lineRule="auto"/>
+        <w:ind w:firstLine="709"/>
+        <w:jc w:val="both"/>
+      </w:pPr>
+      <w:r>
+        <w:rPr>
+          <w:rFonts w:ascii="Times New Roman" w:hAnsi="Times New Roman"/>
+          <w:sz w:val="28"/>
+        </w:rPr>
+        <w:t>RC4-A полностью устраняет ложные срабатывания (FP: 12→0), однако увеличивает число пропущенных аномалий (FN: 3→10). Это характерный trade-off: более строгая верификация (обязательное наблюдение перед выводом) повышает специфичность за счёт чувствительности. Механизм устранения FP подтверждается логикой POPE [34]: в r23 модель давала «Yes» не потому что нарушения не было, а потому что не была вынуждена его искать; RC4-A перекрыл этот shortcut.</w:t>
+      </w:r>
+    </w:p>
+    <w:p>
+      <w:pPr>
+        <w:spacing w:before="0" w:after="0" w:line="360" w:lineRule="auto"/>
+        <w:ind w:firstLine="709"/>
+        <w:jc w:val="both"/>
+      </w:pPr>
+      <w:r>
+        <w:rPr>
+          <w:rFonts w:ascii="Times New Roman" w:hAnsi="Times New Roman"/>
+          <w:sz w:val="28"/>
+        </w:rPr>
+        <w:t>Анализ структуры FN=10 показывает, что около 70% пропущенных аномалий — пространственные нарушения: неправильное расположение компонентов относительно друг друга или относительно отсеков коробки. Это полностью согласуется с систематической слабостью VLM в пространственном рассуждении, задокументированной в «What's Up with VLMs?» [33]: даже дообученные SOTA-модели достигают лишь 56% точности на задачах пространственных отношений против 99% у людей. CoT-наблюдение в Step 1 корректно описывает геометрию сцены, но языковой модуль 8B-размера не всегда способен верифицировать нормативное пространственное ограничение относительно описанной геометрии. Это объясняет, почему наш SRA=64.25% значительно выше случайного уровня, но ниже человеческого — и напрямую определяет основную часть оставшихся ошибок. Гипотеза: InternVL2.5-38B, обладающий более мощным языковым модулем (Qwen2.5-72B в основе), должен демонстрировать существенно лучшее пространственное рассуждение [8] и снизить FN за счёт пространственных аномалий.</w:t>
+      </w:r>
+    </w:p>
+    <w:p>
+      <w:pPr>
         <w:spacing w:before="0" w:after="0"/>
+        <w:ind w:firstLine="0"/>
+      </w:pPr>
+      <w:r>
+        <w:rPr>
+          <w:rFonts w:ascii="Times New Roman" w:hAnsi="Times New Roman"/>
+          <w:sz w:val="28"/>
+        </w:rPr>
+      </w:r>
+    </w:p>
+    <w:p>
+      <w:pPr>
+        <w:spacing w:before="0" w:after="0"/>
+        <w:ind w:firstLine="0"/>
+      </w:pPr>
+      <w:r>
+        <w:rPr>
+          <w:rFonts w:ascii="Times New Roman" w:hAnsi="Times New Roman"/>
+          <w:sz w:val="28"/>
+        </w:rPr>
+      </w:r>
+    </w:p>
+    <w:p>
+      <w:pPr>
+        <w:spacing w:before="0" w:after="0" w:line="360" w:lineRule="auto"/>
+        <w:ind w:firstLine="0"/>
+        <w:jc w:val="left"/>
+        <w:outlineLvl w:val="1"/>
+      </w:pPr>
+      <w:r>
+        <w:rPr>
+          <w:rFonts w:ascii="Times New Roman" w:hAnsi="Times New Roman"/>
+          <w:b/>
+          <w:sz w:val="28"/>
+        </w:rPr>
+        <w:t>4.7 Сравнение с оригинальной статьёй LogicQA</w:t>
+      </w:r>
+    </w:p>
+    <w:p>
+      <w:pPr>
+        <w:spacing w:before="0" w:after="0"/>
+        <w:ind w:firstLine="0"/>
+      </w:pPr>
+      <w:r>
+        <w:rPr>
+          <w:rFonts w:ascii="Times New Roman" w:hAnsi="Times New Roman"/>
+          <w:sz w:val="28"/>
+        </w:rPr>
+      </w:r>
+    </w:p>
+    <w:p>
+      <w:pPr>
+        <w:spacing w:before="0" w:after="0" w:line="360" w:lineRule="auto"/>
         <w:ind w:firstLine="709"/>
         <w:jc w:val="both"/>
-        <w:spacing w:line="360" w:lineRule="auto" w:before="0" w:after="0"/>
-      </w:pPr>
-      <w:r>
-        <w:rPr>
-          <w:rFonts w:ascii="Times New Roman" w:hAnsi="Times New Roman"/>
-          <w:sz w:val="28"/>
-        </w:rPr>
-        <w:t>RC4-A полностью устраняет ложные срабатывания (FP: 12→0), однако увеличивает число пропущенных аномалий (FN: 3→10). Это характерный trade-off: более строгая верификация (обязательное наблюдение перед выводом) повышает специфичность за счёт чувствительности. Механизм устранения FP подтверждается логикой POPE [34]: в r23 модель давала «Yes» не потому что нарушения не было, а потому что не была вынуждена его искать; RC4-A перекрыл этот shortcut.</w:t>
+      </w:pPr>
+      <w:r>
+        <w:rPr>
+          <w:rFonts w:ascii="Times New Roman" w:hAnsi="Times New Roman"/>
+          <w:sz w:val="28"/>
+        </w:rPr>
+        <w:t>Для контекстуализации результатов сопоставим наш метод с оригинальным LogicQA [L1]:</w:t>
+      </w:r>
+    </w:p>
+    <w:p>
+      <w:pPr>
+        <w:spacing w:before="0" w:after="0" w:line="360" w:lineRule="auto"/>
+        <w:ind w:firstLine="709"/>
+        <w:jc w:val="both"/>
+      </w:pPr>
+      <w:r>
+        <w:rPr>
+          <w:rFonts w:ascii="Times New Roman" w:hAnsi="Times New Roman"/>
+          <w:sz w:val="28"/>
+        </w:rPr>
+        <w:t>Оригинальный LogicQA (GPT-4o): средний AUROC ≈ 0.876 по всем 5 классам MVTec LOCO AD. Наш базовый метод (InternVL2.5-8B): средний AUROC = 0.527. Наш лучший результат (InternVL2.5-8B, r25): AUROC = 0.852 на breakfast_box. Таким образом, разработанные улучшения пайплайна позволяют single-class результату достичь уровня, сопоставимого с GPT-4o, несмотря на использование значительно менее мощной открытой модели. Ключевое практическое преимущество: полная воспроизводимость, нулевая стоимость API, возможность локального развёртывания.</w:t>
       </w:r>
     </w:p>
     <w:p>
       <w:pPr>
         <w:spacing w:before="0" w:after="0"/>
+        <w:ind w:firstLine="0"/>
+      </w:pPr>
+      <w:r>
+        <w:rPr>
+          <w:rFonts w:ascii="Times New Roman" w:hAnsi="Times New Roman"/>
+          <w:sz w:val="28"/>
+        </w:rPr>
+      </w:r>
+    </w:p>
+    <w:p>
+      <w:pPr>
+        <w:spacing w:before="0" w:after="0"/>
+        <w:ind w:firstLine="0"/>
+      </w:pPr>
+      <w:r>
+        <w:rPr>
+          <w:rFonts w:ascii="Times New Roman" w:hAnsi="Times New Roman"/>
+          <w:sz w:val="28"/>
+        </w:rPr>
+      </w:r>
+    </w:p>
+    <w:p>
+      <w:pPr>
+        <w:spacing w:before="0" w:after="0" w:line="360" w:lineRule="auto"/>
+        <w:ind w:firstLine="0"/>
+        <w:jc w:val="left"/>
+        <w:outlineLvl w:val="1"/>
+      </w:pPr>
+      <w:r>
+        <w:rPr>
+          <w:rFonts w:ascii="Times New Roman" w:hAnsi="Times New Roman"/>
+          <w:b/>
+          <w:sz w:val="28"/>
+        </w:rPr>
+        <w:t>Выводы по разделу 4</w:t>
+      </w:r>
+    </w:p>
+    <w:p>
+      <w:pPr>
+        <w:spacing w:before="0" w:after="0"/>
+        <w:ind w:firstLine="0"/>
+      </w:pPr>
+      <w:r>
+        <w:rPr>
+          <w:rFonts w:ascii="Times New Roman" w:hAnsi="Times New Roman"/>
+          <w:sz w:val="28"/>
+        </w:rPr>
+      </w:r>
+    </w:p>
+    <w:p>
+      <w:pPr>
+        <w:spacing w:before="0" w:after="0" w:line="360" w:lineRule="auto"/>
+        <w:ind w:left="709" w:hanging="283"/>
+        <w:jc w:val="both"/>
+      </w:pPr>
+      <w:r>
+        <w:rPr>
+          <w:rFonts w:ascii="Times New Roman" w:hAnsi="Times New Roman"/>
+          <w:sz w:val="28"/>
+        </w:rPr>
+        <w:t>1. Базовый средний AUROC InternVL2.5-8B по пяти классам MVTec LOCO AD составил 0.527, что значительно ниже результатов оригинального LogicQA на GPT-4o (0.876) и подтверждает необходимость компенсации ограничений открытой модели через улучшение пайплайна.</w:t>
+      </w:r>
+    </w:p>
+    <w:p>
+      <w:pPr>
+        <w:spacing w:before="0" w:after="0" w:line="360" w:lineRule="auto"/>
+        <w:ind w:left="709" w:hanging="283"/>
+        <w:jc w:val="both"/>
+      </w:pPr>
+      <w:r>
+        <w:rPr>
+          <w:rFonts w:ascii="Times New Roman" w:hAnsi="Times New Roman"/>
+          <w:sz w:val="28"/>
+        </w:rPr>
+        <w:t>2. Серия из более чем десяти экспериментов продемонстрировала постепенный рост AUROC с 0.521 (r18) до 0.852 (r25) на классе breakfast_box; наибольший вклад внесли устранение ошибок реализации Stage 3b/3c (r23, +0.28 AUROC) и внедрение RC4-A CoT (r25, +0.07 AUROC при FP=0).</w:t>
+      </w:r>
+    </w:p>
+    <w:p>
+      <w:pPr>
+        <w:spacing w:before="0" w:after="0" w:line="360" w:lineRule="auto"/>
+        <w:ind w:left="709" w:hanging="283"/>
+        <w:jc w:val="both"/>
+      </w:pPr>
+      <w:r>
+        <w:rPr>
+          <w:rFonts w:ascii="Times New Roman" w:hAnsi="Times New Roman"/>
+          <w:sz w:val="28"/>
+        </w:rPr>
+        <w:t>3. Лучший результат сопоставим с GPT-4o при нулевой стоимости API и полной воспроизводимости; иерархическая оценка выявила узкое место на уровне L2.5 — ограниченность судьи Qwen2.5-3B в семантическом сопоставлении вопросов с формальными ограничениями.</w:t>
+      </w:r>
+    </w:p>
+    <w:p>
+      <w:pPr>
+        <w:ind w:firstLine="0"/>
+      </w:pPr>
+      <w:r>
+        <w:br w:type="page"/>
+      </w:r>
+    </w:p>
+    <w:p>
+      <w:pPr>
+        <w:spacing w:before="0" w:after="0" w:line="360" w:lineRule="auto"/>
+        <w:ind w:firstLine="0"/>
+        <w:jc w:val="center"/>
+        <w:outlineLvl w:val="0"/>
+      </w:pPr>
+      <w:r>
+        <w:rPr>
+          <w:rFonts w:ascii="Times New Roman" w:hAnsi="Times New Roman"/>
+          <w:b/>
+          <w:sz w:val="32"/>
+        </w:rPr>
+        <w:t>Заключение</w:t>
+      </w:r>
+    </w:p>
+    <w:p>
+      <w:pPr>
+        <w:spacing w:before="0" w:after="0"/>
+        <w:ind w:firstLine="0"/>
+      </w:pPr>
+      <w:r>
+        <w:rPr>
+          <w:rFonts w:ascii="Times New Roman" w:hAnsi="Times New Roman"/>
+          <w:sz w:val="28"/>
+        </w:rPr>
+      </w:r>
+    </w:p>
+    <w:p>
+      <w:pPr>
+        <w:spacing w:before="0" w:after="0"/>
+        <w:ind w:firstLine="0"/>
+      </w:pPr>
+      <w:r>
+        <w:rPr>
+          <w:rFonts w:ascii="Times New Roman" w:hAnsi="Times New Roman"/>
+          <w:sz w:val="28"/>
+        </w:rPr>
+      </w:r>
+    </w:p>
+    <w:p>
+      <w:pPr>
+        <w:spacing w:before="0" w:after="0" w:line="360" w:lineRule="auto"/>
         <w:ind w:firstLine="709"/>
         <w:jc w:val="both"/>
-        <w:spacing w:line="360" w:lineRule="auto" w:before="0" w:after="0"/>
-      </w:pPr>
-      <w:r>
-        <w:rPr>
-          <w:rFonts w:ascii="Times New Roman" w:hAnsi="Times New Roman"/>
-          <w:sz w:val="28"/>
-        </w:rPr>
-        <w:t>Анализ структуры FN=10 показывает, что около 70% пропущенных аномалий — пространственные нарушения: неправильное расположение компонентов относительно друг друга или относительно отсеков коробки. Это полностью согласуется с систематической слабостью VLM в пространственном рассуждении, задокументированной в «What's Up with VLMs?» [33]: даже дообученные SOTA-модели достигают лишь 56% точности на задачах пространственных отношений против 99% у людей. CoT-наблюдение в Step 1 корректно описывает геометрию сцены, но языковой модуль 8B-размера не всегда способен верифицировать нормативное пространственное ограничение относительно описанной геометрии. Это объясняет, почему наш SRA=64.25% значительно выше случайного уровня, но ниже человеческого — и напрямую определяет основную часть оставшихся ошибок. Гипотеза: InternVL2.5-38B, обладающий более мощным языковым модулем (Qwen2.5-72B в основе), должен демонстрировать существенно лучшее пространственное рассуждение [8] и снизить FN за счёт пространственных аномалий.</w:t>
-      </w:r>
-    </w:p>
-    <w:p>
-      <w:pPr>
-        <w:spacing w:before="280" w:after="120"/>
-        <w:ind w:firstLine="0"/>
-        <w:jc w:val="left"/>
+      </w:pPr>
+      <w:r>
+        <w:rPr>
+          <w:rFonts w:ascii="Times New Roman" w:hAnsi="Times New Roman"/>
+          <w:sz w:val="28"/>
+        </w:rPr>
+        <w:t>Целью настоящей работы являлось повышение точности обнаружения логических аномалий на изображениях за счёт разработки и экспериментальной оценки training-free фреймворка на основе визуально-языковых моделей без разметки аномальных данных.</w:t>
+      </w:r>
+    </w:p>
+    <w:p>
+      <w:pPr>
+        <w:spacing w:before="0" w:after="0" w:line="360" w:lineRule="auto"/>
+        <w:ind w:firstLine="709"/>
+        <w:jc w:val="both"/>
+      </w:pPr>
+      <w:r>
+        <w:rPr>
+          <w:rFonts w:ascii="Times New Roman" w:hAnsi="Times New Roman"/>
+          <w:sz w:val="28"/>
+        </w:rPr>
+        <w:t>В ходе работы решены следующие задачи:</w:t>
+      </w:r>
+    </w:p>
+    <w:p>
+      <w:pPr>
+        <w:spacing w:before="0" w:after="0" w:line="360" w:lineRule="auto"/>
+        <w:ind w:left="709" w:hanging="283"/>
+        <w:jc w:val="both"/>
+      </w:pPr>
+      <w:r>
+        <w:rPr>
+          <w:rFonts w:ascii="Times New Roman" w:hAnsi="Times New Roman"/>
+          <w:sz w:val="28"/>
+        </w:rPr>
+        <w:t>1. Проведён обзор существующих методов обнаружения аномалий. Установлено, что embedding-based и reconstruction-based методы не применимы к логическим аномалиям; единственным перспективным подходом является VLM-based семантическое рассуждение.</w:t>
+      </w:r>
+    </w:p>
+    <w:p>
+      <w:pPr>
+        <w:spacing w:before="0" w:after="0" w:line="360" w:lineRule="auto"/>
+        <w:ind w:left="709" w:hanging="283"/>
+        <w:jc w:val="both"/>
+      </w:pPr>
+      <w:r>
+        <w:rPr>
+          <w:rFonts w:ascii="Times New Roman" w:hAnsi="Times New Roman"/>
+          <w:sz w:val="28"/>
+        </w:rPr>
+        <w:t>2. Воспроизведён метод LogicQA с InternVL2.5-8B и установлены базовые метрики: средний AUROC = 0.527 по пяти классам MVTec LOCO AD.</w:t>
+      </w:r>
+    </w:p>
+    <w:p>
+      <w:pPr>
+        <w:spacing w:before="0" w:after="0" w:line="360" w:lineRule="auto"/>
+        <w:ind w:left="709" w:hanging="283"/>
+        <w:jc w:val="both"/>
+      </w:pPr>
+      <w:r>
+        <w:rPr>
+          <w:rFonts w:ascii="Times New Roman" w:hAnsi="Times New Roman"/>
+          <w:sz w:val="28"/>
+        </w:rPr>
+        <w:t>3. Разработан декомпозированный четырёхстадийный пайплайн с per-component описанием нормальных изображений. CCR увеличена с 63.3% до 100% за счёт фокусировки VLM на отдельных компонентах.</w:t>
+      </w:r>
+    </w:p>
+    <w:p>
+      <w:pPr>
+        <w:spacing w:before="0" w:after="0" w:line="360" w:lineRule="auto"/>
+        <w:ind w:left="709" w:hanging="283"/>
+        <w:jc w:val="both"/>
+      </w:pPr>
+      <w:r>
+        <w:rPr>
+          <w:rFonts w:ascii="Times New Roman" w:hAnsi="Times New Roman"/>
+          <w:sz w:val="28"/>
+        </w:rPr>
+        <w:t>4. Реализованы улучшения пайплайна: inline Chain-of-Thought (RC4-A), count-bypass, stem-matching, hedge-filtering, sub-question аугментация. CoT устранил все ложные срабатывания (FP: 12→0).</w:t>
+      </w:r>
+    </w:p>
+    <w:p>
+      <w:pPr>
+        <w:spacing w:before="0" w:after="0" w:line="360" w:lineRule="auto"/>
+        <w:ind w:left="709" w:hanging="283"/>
+        <w:jc w:val="both"/>
+      </w:pPr>
+      <w:r>
+        <w:rPr>
+          <w:rFonts w:ascii="Times New Roman" w:hAnsi="Times New Roman"/>
+          <w:sz w:val="28"/>
+        </w:rPr>
+        <w:t>5. Разработана иерархическая система оценки L1–L4, включающая CLIPScore, CCR, MACE, SRA, Filter Precision/Recall, Sub-Q Consistency, AUROC и F1-max. Система позволяет диагностировать узкие места на каждом этапе пайплайна.</w:t>
+      </w:r>
+    </w:p>
+    <w:p>
+      <w:pPr>
+        <w:spacing w:before="0" w:after="0" w:line="360" w:lineRule="auto"/>
+        <w:ind w:left="709" w:hanging="283"/>
+        <w:jc w:val="both"/>
+      </w:pPr>
+      <w:r>
+        <w:rPr>
+          <w:rFonts w:ascii="Times New Roman" w:hAnsi="Times New Roman"/>
+          <w:sz w:val="28"/>
+        </w:rPr>
+        <w:t>6. Проведена серия из 10+ воспроизводимых экспериментов на MVTec LOCO AD. Прогрессия от r18 до r25 показала рост AUROC с 0.521 до 0.852.</w:t>
+      </w:r>
+    </w:p>
+    <w:p>
+      <w:pPr>
+        <w:spacing w:before="0" w:after="0" w:line="360" w:lineRule="auto"/>
+        <w:ind w:left="709" w:hanging="283"/>
+        <w:jc w:val="both"/>
+      </w:pPr>
+      <w:r>
+        <w:rPr>
+          <w:rFonts w:ascii="Times New Roman" w:hAnsi="Times New Roman"/>
+          <w:sz w:val="28"/>
+        </w:rPr>
+        <w:t>7. Выполнена интеграция InternVL2.5-38B-AWQ с устранением четырёх технических проблем загрузки квантованной модели. Подготовлена инфраструктура для тестирования масштабирования модели (38B).</w:t>
+      </w:r>
+    </w:p>
+    <w:p>
+      <w:pPr>
+        <w:spacing w:before="0" w:after="0" w:line="360" w:lineRule="auto"/>
+        <w:ind w:firstLine="709"/>
+        <w:jc w:val="both"/>
+      </w:pPr>
+      <w:r>
+        <w:rPr>
+          <w:rFonts w:ascii="Times New Roman" w:hAnsi="Times New Roman"/>
+          <w:sz w:val="28"/>
+        </w:rPr>
+        <w:t>Лучший достигнутый результат: AUROC=0.852, F1-max=0.818, FP=0, CCR=100% на классе breakfast_box датасета MVTec LOCO AD. Данный результат сопоставим с оригинальным LogicQA на GPT-4o (AUROC≈0.876) при полном отсутствии API-зависимостей.</w:t>
+      </w:r>
+    </w:p>
+    <w:p>
+      <w:pPr>
+        <w:spacing w:before="0" w:after="0" w:line="360" w:lineRule="auto"/>
+        <w:ind w:firstLine="709"/>
+        <w:jc w:val="both"/>
+      </w:pPr>
+      <w:r>
+        <w:rPr>
+          <w:rFonts w:ascii="Times New Roman" w:hAnsi="Times New Roman"/>
+          <w:sz w:val="28"/>
+        </w:rPr>
+        <w:t>Ограничения работы: детальная оптимизация проводилась для одного класса (breakfast_box); пространственные аномалии остаются источником FN (10 из 10); Qwen2.5-3B-Instruct как судья ограничен (Filter Precision=21%).</w:t>
+      </w:r>
+    </w:p>
+    <w:p>
+      <w:pPr>
+        <w:spacing w:before="0" w:after="0" w:line="360" w:lineRule="auto"/>
+        <w:ind w:firstLine="709"/>
+        <w:jc w:val="both"/>
+      </w:pPr>
+      <w:r>
+        <w:rPr>
+          <w:rFonts w:ascii="Times New Roman" w:hAnsi="Times New Roman"/>
+          <w:sz w:val="28"/>
+        </w:rPr>
+        <w:t>Направления дальнейшего исследования: перенос оптимизированного пайплайна на все 5 классов MVTec LOCO AD; повышение порога anomaly_min_failures с 2 до 1 для класса breakfast_box (ожидаемый рост Bin-F1 с 0.750 до 0.818); замена судьи на InternVL2.5-38B для улучшения L2.5-метрик; количественная оценка эффекта масштабирования модели (8B vs 38B-AWQ).</w:t>
+      </w:r>
+    </w:p>
+    <w:p>
+      <w:pPr>
+        <w:ind w:firstLine="0"/>
+      </w:pPr>
+      <w:r>
+        <w:br w:type="page"/>
+      </w:r>
+    </w:p>
+    <w:p>
+      <w:pPr>
+        <w:spacing w:before="0" w:after="0" w:line="360" w:lineRule="auto"/>
+        <w:ind w:firstLine="0"/>
+        <w:jc w:val="center"/>
+        <w:outlineLvl w:val="0"/>
       </w:pPr>
       <w:r>
         <w:rPr>
           <w:rFonts w:ascii="Times New Roman" w:hAnsi="Times New Roman"/>
           <w:b/>
-          <w:sz w:val="28"/>
-        </w:rPr>
-        <w:t>4.7 Сравнение с оригинальной статьёй LogicQA</w:t>
+          <w:sz w:val="32"/>
+        </w:rPr>
+        <w:t>Список использованных источников</w:t>
       </w:r>
     </w:p>
     <w:p>
       <w:pPr>
         <w:spacing w:before="0" w:after="0"/>
+        <w:ind w:firstLine="0"/>
+      </w:pPr>
+      <w:r>
+        <w:rPr>
+          <w:rFonts w:ascii="Times New Roman" w:hAnsi="Times New Roman"/>
+          <w:sz w:val="28"/>
+        </w:rPr>
+      </w:r>
+    </w:p>
+    <w:p>
+      <w:pPr>
+        <w:spacing w:before="0" w:after="0"/>
+        <w:ind w:firstLine="0"/>
+      </w:pPr>
+      <w:r>
+        <w:rPr>
+          <w:rFonts w:ascii="Times New Roman" w:hAnsi="Times New Roman"/>
+          <w:sz w:val="28"/>
+        </w:rPr>
+      </w:r>
+    </w:p>
+    <w:p>
+      <w:pPr>
+        <w:spacing w:before="0" w:after="0" w:line="360" w:lineRule="auto"/>
+        <w:ind w:left="567" w:hanging="567"/>
+        <w:jc w:val="both"/>
+      </w:pPr>
+      <w:r>
+        <w:rPr>
+          <w:rFonts w:ascii="Times New Roman" w:hAnsi="Times New Roman"/>
+          <w:sz w:val="28"/>
+        </w:rPr>
+        <w:t>1. ISO 9001:2015. Quality management systems — Requirements. — Geneva: ISO, 2015. — 29 p.</w:t>
+      </w:r>
+    </w:p>
+    <w:p>
+      <w:pPr>
+        <w:spacing w:before="0" w:after="0" w:line="360" w:lineRule="auto"/>
+        <w:ind w:left="567" w:hanging="567"/>
+        <w:jc w:val="both"/>
+      </w:pPr>
+      <w:r>
+        <w:rPr>
+          <w:rFonts w:ascii="Times New Roman" w:hAnsi="Times New Roman"/>
+          <w:sz w:val="28"/>
+        </w:rPr>
+        <w:t>2. Goodfellow I., Bengio Y., Courville A. Deep learning. — MIT Press, 2016. — 800 p.</w:t>
+      </w:r>
+    </w:p>
+    <w:p>
+      <w:pPr>
+        <w:spacing w:before="0" w:after="0" w:line="360" w:lineRule="auto"/>
+        <w:ind w:left="567" w:hanging="567"/>
+        <w:jc w:val="both"/>
+      </w:pPr>
+      <w:r>
+        <w:rPr>
+          <w:rFonts w:ascii="Times New Roman" w:hAnsi="Times New Roman"/>
+          <w:sz w:val="28"/>
+        </w:rPr>
+        <w:t>3. LeCun Y., Bengio Y., Hinton G. Deep learning // Nature. — 2015. — Vol. 521. — P. 436–444.</w:t>
+      </w:r>
+    </w:p>
+    <w:p>
+      <w:pPr>
+        <w:spacing w:before="0" w:after="0" w:line="360" w:lineRule="auto"/>
+        <w:ind w:left="567" w:hanging="567"/>
+        <w:jc w:val="both"/>
+      </w:pPr>
+      <w:r>
+        <w:rPr>
+          <w:rFonts w:ascii="Times New Roman" w:hAnsi="Times New Roman"/>
+          <w:sz w:val="28"/>
+        </w:rPr>
+        <w:t>4. Bergmann P., Batzner K., Fauser M. et al. The MVTec Anomaly Detection Dataset: A Comprehensive Real-World Dataset for Unsupervised Anomaly Detection // International Journal of Computer Vision. — 2021. — Vol. 129. — P. 1038–1059.</w:t>
+      </w:r>
+    </w:p>
+    <w:p>
+      <w:pPr>
+        <w:spacing w:before="0" w:after="0" w:line="360" w:lineRule="auto"/>
+        <w:ind w:left="567" w:hanging="567"/>
+        <w:jc w:val="both"/>
+      </w:pPr>
+      <w:r>
+        <w:rPr>
+          <w:rFonts w:ascii="Times New Roman" w:hAnsi="Times New Roman"/>
+          <w:sz w:val="28"/>
+        </w:rPr>
+        <w:t>5. Jeong J., Zou Y., Kim T., et al. WinCLIP: Zero-/Few-Shot Anomaly Classification and Segmentation // Proceedings of CVPR. — 2023. — P. 19606–19616.</w:t>
+      </w:r>
+    </w:p>
+    <w:p>
+      <w:pPr>
+        <w:spacing w:before="0" w:after="0" w:line="360" w:lineRule="auto"/>
+        <w:ind w:left="567" w:hanging="567"/>
+        <w:jc w:val="both"/>
+      </w:pPr>
+      <w:r>
+        <w:rPr>
+          <w:rFonts w:ascii="Times New Roman" w:hAnsi="Times New Roman"/>
+          <w:sz w:val="28"/>
+        </w:rPr>
+        <w:t>6. Batzner K., Heckler L., Büttner R. EfficientAD: Accurate Visual Anomaly Detection at Millisecond-Level Latencies // Proceedings of WACV. — 2024. — P. 128–138.</w:t>
+      </w:r>
+    </w:p>
+    <w:p>
+      <w:pPr>
+        <w:spacing w:before="0" w:after="0" w:line="360" w:lineRule="auto"/>
+        <w:ind w:left="567" w:hanging="567"/>
+        <w:jc w:val="both"/>
+      </w:pPr>
+      <w:r>
+        <w:rPr>
+          <w:rFonts w:ascii="Times New Roman" w:hAnsi="Times New Roman"/>
+          <w:sz w:val="28"/>
+        </w:rPr>
+        <w:t>7. Radford A., Kim J.W., Hallacy C. et al. Learning Transferable Visual Models From Natural Language Supervision // Proceedings of ICML. — 2021. — P. 8748–8763.</w:t>
+      </w:r>
+    </w:p>
+    <w:p>
+      <w:pPr>
+        <w:spacing w:before="0" w:after="0" w:line="360" w:lineRule="auto"/>
+        <w:ind w:left="567" w:hanging="567"/>
+        <w:jc w:val="both"/>
+      </w:pPr>
+      <w:r>
+        <w:rPr>
+          <w:rFonts w:ascii="Times New Roman" w:hAnsi="Times New Roman"/>
+          <w:sz w:val="28"/>
+        </w:rPr>
+        <w:t>8. Chen Z., Wu J., Wang W. et al. InternVL: Scaling up Vision Foundation Models and Aligning for Generic Visual-Linguistic Tasks // arXiv:2312.14238. — 2024.</w:t>
+      </w:r>
+    </w:p>
+    <w:p>
+      <w:pPr>
+        <w:spacing w:before="0" w:after="0" w:line="360" w:lineRule="auto"/>
+        <w:ind w:left="567" w:hanging="567"/>
+        <w:jc w:val="both"/>
+      </w:pPr>
+      <w:r>
+        <w:rPr>
+          <w:rFonts w:ascii="Times New Roman" w:hAnsi="Times New Roman"/>
+          <w:sz w:val="28"/>
+        </w:rPr>
+        <w:t>9. Lin J., Tang J., Tang H. et al. AWQ: Activation-aware Weight Quantization for LLM Compression and Acceleration // Proceedings of MLSys. — 2024.</w:t>
+      </w:r>
+    </w:p>
+    <w:p>
+      <w:pPr>
+        <w:spacing w:before="0" w:after="0" w:line="360" w:lineRule="auto"/>
+        <w:ind w:left="567" w:hanging="567"/>
+        <w:jc w:val="both"/>
+      </w:pPr>
+      <w:r>
+        <w:rPr>
+          <w:rFonts w:ascii="Times New Roman" w:hAnsi="Times New Roman"/>
+          <w:sz w:val="28"/>
+        </w:rPr>
+        <w:t>10. Roth K., Pemula L., Zepeda J. et al. Towards Total Recall in Industrial Anomaly Detection (PatchCore) // Proceedings of CVPR. — 2022. — P. 14298–14308.</w:t>
+      </w:r>
+    </w:p>
+    <w:p>
+      <w:pPr>
+        <w:spacing w:before="0" w:after="0" w:line="360" w:lineRule="auto"/>
+        <w:ind w:left="567" w:hanging="567"/>
+        <w:jc w:val="both"/>
+      </w:pPr>
+      <w:r>
+        <w:rPr>
+          <w:rFonts w:ascii="Times New Roman" w:hAnsi="Times New Roman"/>
+          <w:sz w:val="28"/>
+        </w:rPr>
+        <w:t>11. Defard T., Setkov A., Loesch A., Audigier R. PaDiM: A Patch Distribution Modeling Framework for Anomaly Detection and Localization // ICPR. — 2021.</w:t>
+      </w:r>
+    </w:p>
+    <w:p>
+      <w:pPr>
+        <w:spacing w:before="0" w:after="0" w:line="360" w:lineRule="auto"/>
+        <w:ind w:left="567" w:hanging="567"/>
+        <w:jc w:val="both"/>
+      </w:pPr>
+      <w:r>
+        <w:rPr>
+          <w:rFonts w:ascii="Times New Roman" w:hAnsi="Times New Roman"/>
+          <w:sz w:val="28"/>
+        </w:rPr>
+        <w:t>12. Zavrtanik V., Kristan M., Skočaj D. DRAEM — A Discriminatively Trained Reconstruction Embedding for Surface Anomaly Detection // ICCV. — 2021.</w:t>
+      </w:r>
+    </w:p>
+    <w:p>
+      <w:pPr>
+        <w:spacing w:before="0" w:after="0" w:line="360" w:lineRule="auto"/>
+        <w:ind w:left="567" w:hanging="567"/>
+        <w:jc w:val="both"/>
+      </w:pPr>
+      <w:r>
+        <w:rPr>
+          <w:rFonts w:ascii="Times New Roman" w:hAnsi="Times New Roman"/>
+          <w:sz w:val="28"/>
+        </w:rPr>
+        <w:t>13. Roth K., Pemula L., Zepeda J. et al. Towards Total Recall in Industrial Anomaly Detection // CVPR. — 2022. — P. 14298–14308.</w:t>
+      </w:r>
+    </w:p>
+    <w:p>
+      <w:pPr>
+        <w:spacing w:before="0" w:after="0" w:line="360" w:lineRule="auto"/>
+        <w:ind w:left="567" w:hanging="567"/>
+        <w:jc w:val="both"/>
+      </w:pPr>
+      <w:r>
+        <w:rPr>
+          <w:rFonts w:ascii="Times New Roman" w:hAnsi="Times New Roman"/>
+          <w:sz w:val="28"/>
+        </w:rPr>
+        <w:t>14. Wang G., Han S., Ding E., Huang D. Student-Teacher Feature Pyramid Matching for Unsupervised Anomaly Detection // BMVC. — 2021.</w:t>
+      </w:r>
+    </w:p>
+    <w:p>
+      <w:pPr>
+        <w:spacing w:before="0" w:after="0" w:line="360" w:lineRule="auto"/>
+        <w:ind w:left="567" w:hanging="567"/>
+        <w:jc w:val="both"/>
+      </w:pPr>
+      <w:r>
+        <w:rPr>
+          <w:rFonts w:ascii="Times New Roman" w:hAnsi="Times New Roman"/>
+          <w:sz w:val="28"/>
+        </w:rPr>
+        <w:t>15. Deng H., Li X. Anomaly Detection via Reverse Distillation from One-Class Embedding // CVPR. — 2022.</w:t>
+      </w:r>
+    </w:p>
+    <w:p>
+      <w:pPr>
+        <w:spacing w:before="0" w:after="0" w:line="360" w:lineRule="auto"/>
+        <w:ind w:left="567" w:hanging="567"/>
+        <w:jc w:val="both"/>
+      </w:pPr>
+      <w:r>
+        <w:rPr>
+          <w:rFonts w:ascii="Times New Roman" w:hAnsi="Times New Roman"/>
+          <w:sz w:val="28"/>
+        </w:rPr>
+        <w:t>16. Lee S., Lee S., Song B.C. CFA: Coupled-Hypersphere-Based Feature Adaptation for Target-Oriented Anomaly Localization // IEEE Access. — 2022.</w:t>
+      </w:r>
+    </w:p>
+    <w:p>
+      <w:pPr>
+        <w:spacing w:before="0" w:after="0" w:line="360" w:lineRule="auto"/>
+        <w:ind w:left="567" w:hanging="567"/>
+        <w:jc w:val="both"/>
+      </w:pPr>
+      <w:r>
+        <w:rPr>
+          <w:rFonts w:ascii="Times New Roman" w:hAnsi="Times New Roman"/>
+          <w:sz w:val="28"/>
+        </w:rPr>
+        <w:t>17. Vaswani A., Shazeer N., Parmar N. et al. Attention Is All You Need // Advances in NeurIPS. — 2017. — Vol. 30.</w:t>
+      </w:r>
+    </w:p>
+    <w:p>
+      <w:pPr>
+        <w:spacing w:before="0" w:after="0" w:line="360" w:lineRule="auto"/>
+        <w:ind w:left="567" w:hanging="567"/>
+        <w:jc w:val="both"/>
+      </w:pPr>
+      <w:r>
+        <w:rPr>
+          <w:rFonts w:ascii="Times New Roman" w:hAnsi="Times New Roman"/>
+          <w:sz w:val="28"/>
+        </w:rPr>
+        <w:t>18. Dosovitskiy A., Beyer L., Kolesnikov A. et al. An Image is Worth 16x16 Words: Transformers for Image Recognition at Scale // ICLR. — 2021.</w:t>
+      </w:r>
+    </w:p>
+    <w:p>
+      <w:pPr>
+        <w:spacing w:before="0" w:after="0" w:line="360" w:lineRule="auto"/>
+        <w:ind w:left="567" w:hanging="567"/>
+        <w:jc w:val="both"/>
+      </w:pPr>
+      <w:r>
+        <w:rPr>
+          <w:rFonts w:ascii="Times New Roman" w:hAnsi="Times New Roman"/>
+          <w:sz w:val="28"/>
+        </w:rPr>
+        <w:t>19. Liu Z., Lin Y., Cao Y. et al. Swin Transformer: Hierarchical Vision Transformer using Shifted Windows // ICCV. — 2021.</w:t>
+      </w:r>
+    </w:p>
+    <w:p>
+      <w:pPr>
+        <w:spacing w:before="0" w:after="0" w:line="360" w:lineRule="auto"/>
+        <w:ind w:left="567" w:hanging="567"/>
+        <w:jc w:val="both"/>
+      </w:pPr>
+      <w:r>
+        <w:rPr>
+          <w:rFonts w:ascii="Times New Roman" w:hAnsi="Times New Roman"/>
+          <w:sz w:val="28"/>
+        </w:rPr>
+        <w:t>20. He K., Zhang X., Ren S., Sun J. Deep Residual Learning for Image Recognition // CVPR. — 2016. — P. 770–778.</w:t>
+      </w:r>
+    </w:p>
+    <w:p>
+      <w:pPr>
+        <w:spacing w:before="0" w:after="0" w:line="360" w:lineRule="auto"/>
+        <w:ind w:left="567" w:hanging="567"/>
+        <w:jc w:val="both"/>
+      </w:pPr>
+      <w:r>
+        <w:rPr>
+          <w:rFonts w:ascii="Times New Roman" w:hAnsi="Times New Roman"/>
+          <w:sz w:val="28"/>
+        </w:rPr>
+        <w:t>21. Brown T., Mann B., Ryder N. et al. Language Models are Few-Shot Learners // Advances in NeurIPS. — 2020. — Vol. 33.</w:t>
+      </w:r>
+    </w:p>
+    <w:p>
+      <w:pPr>
+        <w:spacing w:before="0" w:after="0" w:line="360" w:lineRule="auto"/>
+        <w:ind w:left="567" w:hanging="567"/>
+        <w:jc w:val="both"/>
+      </w:pPr>
+      <w:r>
+        <w:rPr>
+          <w:rFonts w:ascii="Times New Roman" w:hAnsi="Times New Roman"/>
+          <w:sz w:val="28"/>
+        </w:rPr>
+        <w:t>22. Kwon Y., Kim S., Choi J. LogicQA: Question-Checklist-Based Anomaly Detection Using VLMs // arXiv:2503.20252. — 2025.</w:t>
+      </w:r>
+    </w:p>
+    <w:p>
+      <w:pPr>
+        <w:spacing w:before="0" w:after="0" w:line="360" w:lineRule="auto"/>
+        <w:ind w:left="567" w:hanging="567"/>
+        <w:jc w:val="both"/>
+      </w:pPr>
+      <w:r>
+        <w:rPr>
+          <w:rFonts w:ascii="Times New Roman" w:hAnsi="Times New Roman"/>
+          <w:sz w:val="28"/>
+        </w:rPr>
+        <w:t>23. Bergmann P., Batzner K., Fauser M. et al. Beyond Dents and Scratches: Logical Constraints in Unsupervised Anomaly Detection and Localization // International Journal of Computer Vision. — 2022. — Vol. 130. — P. 947–969.</w:t>
+      </w:r>
+    </w:p>
+    <w:p>
+      <w:pPr>
+        <w:spacing w:before="0" w:after="0" w:line="360" w:lineRule="auto"/>
+        <w:ind w:left="567" w:hanging="567"/>
+        <w:jc w:val="both"/>
+      </w:pPr>
+      <w:r>
+        <w:rPr>
+          <w:rFonts w:ascii="Times New Roman" w:hAnsi="Times New Roman"/>
+          <w:sz w:val="28"/>
+        </w:rPr>
+        <w:t>24. Chen Z., Wang W., Tian H. et al. InternVL2.5: Expanding Performance Frontiers for Multimodal Models // arXiv:2412.05271. — 2024.</w:t>
+      </w:r>
+    </w:p>
+    <w:p>
+      <w:pPr>
+        <w:spacing w:before="0" w:after="0" w:line="360" w:lineRule="auto"/>
+        <w:ind w:left="567" w:hanging="567"/>
+        <w:jc w:val="both"/>
+      </w:pPr>
+      <w:r>
+        <w:rPr>
+          <w:rFonts w:ascii="Times New Roman" w:hAnsi="Times New Roman"/>
+          <w:sz w:val="28"/>
+        </w:rPr>
+        <w:t>25. Jeong J., Zou Y., Kim T. et al. WinCLIP: Zero-/Few-Shot Anomaly Classification and Segmentation // CVPR. — 2023.</w:t>
+      </w:r>
+    </w:p>
+    <w:p>
+      <w:pPr>
+        <w:spacing w:before="0" w:after="0" w:line="360" w:lineRule="auto"/>
+        <w:ind w:left="567" w:hanging="567"/>
+        <w:jc w:val="both"/>
+      </w:pPr>
+      <w:r>
+        <w:rPr>
+          <w:rFonts w:ascii="Times New Roman" w:hAnsi="Times New Roman"/>
+          <w:sz w:val="28"/>
+        </w:rPr>
+        <w:t>26. Batzner K., Heckler L., Büttner R. EfficientAD: Accurate Visual Anomaly Detection at Millisecond-Level Latencies // WACV. — 2024.</w:t>
+      </w:r>
+    </w:p>
+    <w:p>
+      <w:pPr>
+        <w:spacing w:before="0" w:after="0" w:line="360" w:lineRule="auto"/>
+        <w:ind w:left="567" w:hanging="567"/>
+        <w:jc w:val="both"/>
+      </w:pPr>
+      <w:r>
+        <w:rPr>
+          <w:rFonts w:ascii="Times New Roman" w:hAnsi="Times New Roman"/>
+          <w:sz w:val="28"/>
+        </w:rPr>
+        <w:t>27. Hessel J., Holtzman A., Forbes M. et al. CLIPScore: A Reference-free Evaluation Metric for Image Captioning // EMNLP. — 2021. — P. 7514–7528.</w:t>
+      </w:r>
+    </w:p>
+    <w:p>
+      <w:pPr>
+        <w:spacing w:before="0" w:after="0" w:line="360" w:lineRule="auto"/>
+        <w:ind w:left="567" w:hanging="567"/>
+        <w:jc w:val="both"/>
+      </w:pPr>
+      <w:r>
+        <w:rPr>
+          <w:rFonts w:ascii="Times New Roman" w:hAnsi="Times New Roman"/>
+          <w:sz w:val="28"/>
+        </w:rPr>
+        <w:t>28. Zheng L., Chiang W.L., Sheng Y. et al. Judging LLM-as-a-Judge with MT-Bench and Chatbot Arena // Advances in NeurIPS. — 2023.</w:t>
+      </w:r>
+    </w:p>
+    <w:p>
+      <w:pPr>
+        <w:spacing w:before="0" w:after="0" w:line="360" w:lineRule="auto"/>
+        <w:ind w:left="567" w:hanging="567"/>
+        <w:jc w:val="both"/>
+      </w:pPr>
+      <w:r>
+        <w:rPr>
+          <w:rFonts w:ascii="Times New Roman" w:hAnsi="Times New Roman"/>
+          <w:sz w:val="28"/>
+        </w:rPr>
+        <w:t>29. Bergmann P., Fauser M., Sattlegger D., Steger C. MVTec AD: A Real-World Dataset for Unsupervised Anomaly Detection // CVPR. — 2019.</w:t>
+      </w:r>
+    </w:p>
+    <w:p>
+      <w:pPr>
+        <w:spacing w:before="0" w:after="0" w:line="360" w:lineRule="auto"/>
+        <w:ind w:left="567" w:hanging="567"/>
+        <w:jc w:val="both"/>
+      </w:pPr>
+      <w:r>
+        <w:rPr>
+          <w:rFonts w:ascii="Times New Roman" w:hAnsi="Times New Roman"/>
+          <w:sz w:val="28"/>
+        </w:rPr>
+        <w:t>30. Jing L., Li R., Chen Y. et al. FaithScore: Evaluating Hallucinations in Large Vision-Language Models // arXiv:2311.01477. — 2023.</w:t>
+      </w:r>
+    </w:p>
+    <w:p>
+      <w:pPr>
+        <w:spacing w:before="0" w:after="0" w:line="360" w:lineRule="auto"/>
+        <w:ind w:left="567" w:hanging="567"/>
+        <w:jc w:val="both"/>
+      </w:pPr>
+      <w:r>
+        <w:rPr>
+          <w:rFonts w:ascii="Times New Roman" w:hAnsi="Times New Roman"/>
+          <w:sz w:val="28"/>
+        </w:rPr>
+        <w:t>31. Lee S., Choi S., Shin J. et al. Prometheus-Vision: Vision-Language Model as a Judge for Fine-Grained Evaluation // ACL. — 2024.</w:t>
+      </w:r>
+    </w:p>
+    <w:p>
+      <w:pPr>
+        <w:spacing w:before="0" w:after="0" w:line="360" w:lineRule="auto"/>
+        <w:ind w:left="567" w:hanging="567"/>
+        <w:jc w:val="both"/>
+      </w:pPr>
+      <w:r>
+        <w:rPr>
+          <w:rFonts w:ascii="Times New Roman" w:hAnsi="Times New Roman"/>
+          <w:sz w:val="28"/>
+        </w:rPr>
+        <w:t>32. Qiu H., Zhang P., Tang X. et al. VALOR-EVAL: Holistic Coverage and Faithfulness Evaluation of Large Vision-Language Models // arXiv:2404.13874. — 2024.</w:t>
+      </w:r>
+    </w:p>
+    <w:p>
+      <w:pPr>
+        <w:spacing w:before="0" w:after="0" w:line="360" w:lineRule="auto"/>
+        <w:ind w:left="567" w:hanging="567"/>
+        <w:jc w:val="both"/>
+      </w:pPr>
+      <w:r>
+        <w:rPr>
+          <w:rFonts w:ascii="Times New Roman" w:hAnsi="Times New Roman"/>
+          <w:sz w:val="28"/>
+        </w:rPr>
+        <w:t>33. Kamath A., Hessel J., Chang K.W. What's "up" with Vision-Language Models? Investigating Their Struggle with Spatial Reasoning // EMNLP. — 2023.</w:t>
+      </w:r>
+    </w:p>
+    <w:p>
+      <w:pPr>
+        <w:spacing w:before="0" w:after="0" w:line="360" w:lineRule="auto"/>
+        <w:ind w:left="567" w:hanging="567"/>
+        <w:jc w:val="both"/>
+      </w:pPr>
+      <w:r>
+        <w:rPr>
+          <w:rFonts w:ascii="Times New Roman" w:hAnsi="Times New Roman"/>
+          <w:sz w:val="28"/>
+        </w:rPr>
+        <w:t>34. Li Y., Du Y., Zhou K. et al. Evaluating Object Hallucination in Large Vision-Language Models (POPE) // EMNLP. — 2023. — P. 292–305.</w:t>
+      </w:r>
+    </w:p>
+    <w:p>
+      <w:pPr>
+        <w:spacing w:before="0" w:after="0" w:line="360" w:lineRule="auto"/>
+        <w:ind w:left="567" w:hanging="567"/>
+        <w:jc w:val="both"/>
+      </w:pPr>
+      <w:r>
+        <w:rPr>
+          <w:rFonts w:ascii="Times New Roman" w:hAnsi="Times New Roman"/>
+          <w:sz w:val="28"/>
+        </w:rPr>
+        <w:t>35. Kostumov V., Borisov V., Belyy A. et al. Uncertainty in Vision-Language Models: Towards Reliable Evaluation // arXiv:2402.14418. — 2024.</w:t>
+      </w:r>
+    </w:p>
+    <w:p>
+      <w:pPr>
+        <w:spacing w:before="0" w:after="0" w:line="360" w:lineRule="auto"/>
+        <w:ind w:left="567" w:hanging="567"/>
+        <w:jc w:val="both"/>
+      </w:pPr>
+      <w:r>
+        <w:rPr>
+          <w:rFonts w:ascii="Times New Roman" w:hAnsi="Times New Roman"/>
+          <w:sz w:val="28"/>
+        </w:rPr>
+        <w:t>36. Wei J., Wang X., Schuurmans D. et al. Chain-of-Thought Prompting Elicits Reasoning in Large Language Models // Advances in Neural Information Processing Systems (NeurIPS). — 2022. — Vol. 35. — P. 24824–24837.</w:t>
+      </w:r>
+    </w:p>
+    <w:p>
+      <w:pPr>
+        <w:ind w:firstLine="0"/>
+      </w:pPr>
+      <w:r>
+        <w:br w:type="page"/>
+      </w:r>
+    </w:p>
+    <w:p>
+      <w:pPr>
+        <w:spacing w:before="0" w:after="0" w:line="360" w:lineRule="auto"/>
+        <w:ind w:firstLine="0"/>
+        <w:jc w:val="center"/>
+        <w:outlineLvl w:val="0"/>
+      </w:pPr>
+      <w:r>
+        <w:rPr>
+          <w:rFonts w:ascii="Times New Roman" w:hAnsi="Times New Roman"/>
+          <w:b/>
+          <w:sz w:val="32"/>
+        </w:rPr>
+        <w:t>Приложение А</w:t>
+      </w:r>
+    </w:p>
+    <w:p>
+      <w:pPr>
+        <w:spacing w:before="0" w:after="0"/>
+        <w:ind w:firstLine="0"/>
+      </w:pPr>
+      <w:r>
+        <w:rPr>
+          <w:rFonts w:ascii="Times New Roman" w:hAnsi="Times New Roman"/>
+          <w:sz w:val="28"/>
+        </w:rPr>
+      </w:r>
+    </w:p>
+    <w:p>
+      <w:pPr>
+        <w:spacing w:before="0" w:after="0"/>
+        <w:ind w:firstLine="0"/>
+      </w:pPr>
+      <w:r>
+        <w:rPr>
+          <w:rFonts w:ascii="Times New Roman" w:hAnsi="Times New Roman"/>
+          <w:sz w:val="28"/>
+        </w:rPr>
+      </w:r>
+    </w:p>
+    <w:p>
+      <w:pPr>
+        <w:spacing w:before="0" w:after="0" w:line="360" w:lineRule="auto"/>
+        <w:ind w:firstLine="0"/>
+        <w:jc w:val="center"/>
+      </w:pPr>
+      <w:r>
+        <w:rPr>
+          <w:rFonts w:ascii="Times New Roman" w:hAnsi="Times New Roman"/>
+          <w:b/>
+          <w:sz w:val="28"/>
+        </w:rPr>
+        <w:t>Детальное сравнение run25 (InternVL2.5-8B) и run26 (InternVL2.5-38B-AWQ)</w:t>
+      </w:r>
+    </w:p>
+    <w:p>
+      <w:pPr>
+        <w:spacing w:before="0" w:after="0"/>
+        <w:ind w:firstLine="0"/>
+      </w:pPr>
+      <w:r>
+        <w:rPr>
+          <w:rFonts w:ascii="Times New Roman" w:hAnsi="Times New Roman"/>
+          <w:sz w:val="28"/>
+        </w:rPr>
+      </w:r>
+    </w:p>
+    <w:p>
+      <w:pPr>
+        <w:spacing w:before="0" w:after="0" w:line="360" w:lineRule="auto"/>
         <w:ind w:firstLine="709"/>
         <w:jc w:val="both"/>
-        <w:spacing w:line="360" w:lineRule="auto" w:before="0" w:after="0"/>
-      </w:pPr>
-      <w:r>
-        <w:rPr>
-          <w:rFonts w:ascii="Times New Roman" w:hAnsi="Times New Roman"/>
-          <w:sz w:val="28"/>
-        </w:rPr>
-        <w:t>Для контекстуализации результатов сопоставим наш метод с оригинальным LogicQA [L1]:</w:t>
+      </w:pPr>
+      <w:r>
+        <w:rPr>
+          <w:rFonts w:ascii="Times New Roman" w:hAnsi="Times New Roman"/>
+          <w:sz w:val="28"/>
+        </w:rPr>
+        <w:t>В данном приложении приведены подробные результаты экспериментального сравнения двух конфигураций пайплайна на классе breakfast_box датасета MVTec LOCO AD (50 изображений: 25 нормальных + 25 аномальных). Оба запуска использовали идентичные конфигурации (decomposed Stage 1, RC4-A CoT, structured Q-gen, n_shots=5, n_val_shots=15, ensemble_seeds=[42]) при разных размерах модели.</w:t>
       </w:r>
     </w:p>
     <w:p>
       <w:pPr>
         <w:spacing w:before="0" w:after="0"/>
-        <w:ind w:firstLine="709"/>
-        <w:jc w:val="both"/>
-        <w:spacing w:line="360" w:lineRule="auto" w:before="0" w:after="0"/>
-      </w:pPr>
-      <w:r>
-        <w:rPr>
-          <w:rFonts w:ascii="Times New Roman" w:hAnsi="Times New Roman"/>
-          <w:sz w:val="28"/>
-        </w:rPr>
-        <w:t>Оригинальный LogicQA (GPT-4o): средний AUROC ≈ 0.876 по всем 5 классам MVTec LOCO AD. Наш базовый метод (InternVL2.5-8B): средний AUROC = 0.527. Наш лучший результат (InternVL2.5-8B, r25): AUROC = 0.852 на breakfast_box. Таким образом, разработанные улучшения пайплайна позволяют single-class результату достичь уровня, сопоставимого с GPT-4o, несмотря на использование значительно менее мощной открытой модели. Ключевое практическое преимущество: полная воспроизводимость, нулевая стоимость API, возможность локального развёртывания.</w:t>
-      </w:r>
-    </w:p>
-    <w:p>
-      <w:pPr>
-        <w:spacing w:before="0" w:after="0"/>
-        <w:ind w:firstLine="709"/>
-        <w:jc w:val="both"/>
-        <w:spacing w:line="360" w:lineRule="auto" w:before="0" w:after="0"/>
-      </w:pPr>
-      <w:r>
-        <w:rPr>
-          <w:rFonts w:ascii="Times New Roman" w:hAnsi="Times New Roman"/>
-          <w:sz w:val="28"/>
-        </w:rPr>
-        <w:t>Подводя итог экспериментальной части, следует отметить, что базовый AUROC InternVL2.5-8B по пяти классам (0.527) значительно ниже результатов GPT-4o (0.876). Серия из 10+ экспериментов демонстрирует постепенное улучшение метрик: AUROC вырос с 0.521 (r18) до 0.852 (r25). Наибольший вклад внесли: устранение ошибок реализации Stage 3b/3c (r23, +0.28 AUROC) и RC4-A CoT (r25, +0.07 AUROC при FP=0). Иерархическая оценка выявила узкое место на уровне L2.5: Qwen2.5-3B судья ограничен в семантическом сопоставлении.</w:t>
-      </w:r>
-    </w:p>
-    <w:p>
-      <w:pPr>
-        <w:spacing w:before="360" w:after="240"/>
+        <w:ind w:firstLine="0"/>
+      </w:pPr>
+      <w:r>
+        <w:rPr>
+          <w:rFonts w:ascii="Times New Roman" w:hAnsi="Times New Roman"/>
+          <w:sz w:val="28"/>
+        </w:rPr>
+      </w:r>
+    </w:p>
+    <w:p>
+      <w:pPr>
+        <w:spacing w:before="0" w:after="0" w:line="360" w:lineRule="auto"/>
         <w:ind w:firstLine="0"/>
         <w:jc w:val="center"/>
       </w:pPr>
@@ -11982,802 +14932,7 @@
           <w:b/>
           <w:sz w:val="28"/>
         </w:rPr>
-        <w:t>ЗАКЛЮЧЕНИЕ</w:t>
-      </w:r>
-    </w:p>
-    <w:p>
-      <w:pPr>
-        <w:spacing w:before="0" w:after="0"/>
-        <w:ind w:firstLine="709"/>
-        <w:jc w:val="both"/>
-        <w:spacing w:line="360" w:lineRule="auto" w:before="0" w:after="0"/>
-      </w:pPr>
-      <w:r>
-        <w:rPr>
-          <w:rFonts w:ascii="Times New Roman" w:hAnsi="Times New Roman"/>
-          <w:sz w:val="28"/>
-        </w:rPr>
-        <w:t>Целью настоящей работы являлось повышение точности обнаружения логических аномалий на изображениях за счёт разработки и экспериментальной оценки training-free фреймворка на основе визуально-языковых моделей без разметки аномальных данных.</w:t>
-      </w:r>
-    </w:p>
-    <w:p>
-      <w:pPr>
-        <w:spacing w:before="0" w:after="0"/>
-        <w:ind w:firstLine="709"/>
-        <w:jc w:val="both"/>
-        <w:spacing w:line="360" w:lineRule="auto" w:before="0" w:after="0"/>
-      </w:pPr>
-      <w:r>
-        <w:rPr>
-          <w:rFonts w:ascii="Times New Roman" w:hAnsi="Times New Roman"/>
-          <w:sz w:val="28"/>
-        </w:rPr>
-        <w:t>В ходе работы решены следующие задачи:</w:t>
-      </w:r>
-    </w:p>
-    <w:p>
-      <w:pPr>
-        <w:spacing w:before="40" w:after="40"/>
-        <w:ind w:left="709" w:hanging="283"/>
-        <w:jc w:val="both"/>
-        <w:spacing w:line="360" w:lineRule="auto" w:before="0" w:after="0"/>
-      </w:pPr>
-      <w:r>
-        <w:rPr>
-          <w:rFonts w:ascii="Times New Roman" w:hAnsi="Times New Roman"/>
-          <w:sz w:val="28"/>
-        </w:rPr>
-        <w:t>1) Проведён обзор существующих методов обнаружения аномалий. Установлено, что embedding-based и reconstruction-based методы не применимы к логическим аномалиям; единственным перспективным подходом является VLM-based семантическое рассуждение.</w:t>
-      </w:r>
-    </w:p>
-    <w:p>
-      <w:pPr>
-        <w:spacing w:before="40" w:after="40"/>
-        <w:ind w:left="709" w:hanging="283"/>
-        <w:jc w:val="both"/>
-        <w:spacing w:line="360" w:lineRule="auto" w:before="0" w:after="0"/>
-      </w:pPr>
-      <w:r>
-        <w:rPr>
-          <w:rFonts w:ascii="Times New Roman" w:hAnsi="Times New Roman"/>
-          <w:sz w:val="28"/>
-        </w:rPr>
-        <w:t>2) Воспроизведён метод LogicQA с InternVL2.5-8B и установлены базовые метрики: средний AUROC = 0.527 по пяти классам MVTec LOCO AD.</w:t>
-      </w:r>
-    </w:p>
-    <w:p>
-      <w:pPr>
-        <w:spacing w:before="40" w:after="40"/>
-        <w:ind w:left="709" w:hanging="283"/>
-        <w:jc w:val="both"/>
-        <w:spacing w:line="360" w:lineRule="auto" w:before="0" w:after="0"/>
-      </w:pPr>
-      <w:r>
-        <w:rPr>
-          <w:rFonts w:ascii="Times New Roman" w:hAnsi="Times New Roman"/>
-          <w:sz w:val="28"/>
-        </w:rPr>
-        <w:t>3) Разработан декомпозированный четырёхстадийный пайплайн с per-component описанием нормальных изображений. CCR увеличена с 63.3% до 100% за счёт фокусировки VLM на отдельных компонентах.</w:t>
-      </w:r>
-    </w:p>
-    <w:p>
-      <w:pPr>
-        <w:spacing w:before="40" w:after="40"/>
-        <w:ind w:left="709" w:hanging="283"/>
-        <w:jc w:val="both"/>
-        <w:spacing w:line="360" w:lineRule="auto" w:before="0" w:after="0"/>
-      </w:pPr>
-      <w:r>
-        <w:rPr>
-          <w:rFonts w:ascii="Times New Roman" w:hAnsi="Times New Roman"/>
-          <w:sz w:val="28"/>
-        </w:rPr>
-        <w:t>4) Реализованы улучшения пайплайна: inline Chain-of-Thought (RC4-A), count-bypass, stem-matching, hedge-filtering, sub-question аугментация. CoT устранил все ложные срабатывания (FP: 12→0).</w:t>
-      </w:r>
-    </w:p>
-    <w:p>
-      <w:pPr>
-        <w:spacing w:before="40" w:after="40"/>
-        <w:ind w:left="709" w:hanging="283"/>
-        <w:jc w:val="both"/>
-        <w:spacing w:line="360" w:lineRule="auto" w:before="0" w:after="0"/>
-      </w:pPr>
-      <w:r>
-        <w:rPr>
-          <w:rFonts w:ascii="Times New Roman" w:hAnsi="Times New Roman"/>
-          <w:sz w:val="28"/>
-        </w:rPr>
-        <w:t>5) Разработана иерархическая система оценки L1–L4, включающая CLIPScore, CCR, MACE, SRA, Filter Precision/Recall, Sub-Q Consistency, AUROC и F1-max. Система позволяет диагностировать узкие места на каждом этапе пайплайна.</w:t>
-      </w:r>
-    </w:p>
-    <w:p>
-      <w:pPr>
-        <w:spacing w:before="40" w:after="40"/>
-        <w:ind w:left="709" w:hanging="283"/>
-        <w:jc w:val="both"/>
-        <w:spacing w:line="360" w:lineRule="auto" w:before="0" w:after="0"/>
-      </w:pPr>
-      <w:r>
-        <w:rPr>
-          <w:rFonts w:ascii="Times New Roman" w:hAnsi="Times New Roman"/>
-          <w:sz w:val="28"/>
-        </w:rPr>
-        <w:t>6) Проведена серия из 10+ воспроизводимых экспериментов на MVTec LOCO AD. Прогрессия от r18 до r25 показала рост AUROC с 0.521 до 0.852.</w:t>
-      </w:r>
-    </w:p>
-    <w:p>
-      <w:pPr>
-        <w:spacing w:before="40" w:after="40"/>
-        <w:ind w:left="709" w:hanging="283"/>
-        <w:jc w:val="both"/>
-        <w:spacing w:line="360" w:lineRule="auto" w:before="0" w:after="0"/>
-      </w:pPr>
-      <w:r>
-        <w:rPr>
-          <w:rFonts w:ascii="Times New Roman" w:hAnsi="Times New Roman"/>
-          <w:sz w:val="28"/>
-        </w:rPr>
-        <w:t>7) Выполнена интеграция InternVL2.5-38B-AWQ с устранением четырёх технических проблем загрузки квантованной модели. Подготовлена инфраструктура для тестирования масштабирования модели (38B).</w:t>
-      </w:r>
-    </w:p>
-    <w:p>
-      <w:pPr>
-        <w:spacing w:before="0" w:after="0"/>
-        <w:ind w:firstLine="709"/>
-        <w:jc w:val="both"/>
-        <w:spacing w:line="360" w:lineRule="auto" w:before="0" w:after="0"/>
-      </w:pPr>
-      <w:r>
-        <w:rPr>
-          <w:rFonts w:ascii="Times New Roman" w:hAnsi="Times New Roman"/>
-          <w:sz w:val="28"/>
-        </w:rPr>
-        <w:t>Лучший достигнутый результат: AUROC=0.852, F1-max=0.818, FP=0, CCR=100% на классе breakfast_box датасета MVTec LOCO AD. Данный результат сопоставим с оригинальным LogicQA на GPT-4o (AUROC≈0.876) при полном отсутствии API-зависимостей.</w:t>
-      </w:r>
-    </w:p>
-    <w:p>
-      <w:pPr>
-        <w:spacing w:before="0" w:after="0"/>
-        <w:ind w:firstLine="709"/>
-        <w:jc w:val="both"/>
-        <w:spacing w:line="360" w:lineRule="auto" w:before="0" w:after="0"/>
-      </w:pPr>
-      <w:r>
-        <w:rPr>
-          <w:rFonts w:ascii="Times New Roman" w:hAnsi="Times New Roman"/>
-          <w:sz w:val="28"/>
-        </w:rPr>
-        <w:t>Ограничения работы: детальная оптимизация проводилась для одного класса (breakfast_box); пространственные аномалии остаются источником FN (10 из 10); Qwen2.5-3B-Instruct как судья ограничен (Filter Precision=21%).</w:t>
-      </w:r>
-    </w:p>
-    <w:p>
-      <w:pPr>
-        <w:spacing w:before="0" w:after="0"/>
-        <w:ind w:firstLine="709"/>
-        <w:jc w:val="both"/>
-        <w:spacing w:line="360" w:lineRule="auto" w:before="0" w:after="0"/>
-      </w:pPr>
-      <w:r>
-        <w:rPr>
-          <w:rFonts w:ascii="Times New Roman" w:hAnsi="Times New Roman"/>
-          <w:sz w:val="28"/>
-        </w:rPr>
-        <w:t>Направления дальнейшего исследования: перенос оптимизированного пайплайна на все 5 классов MVTec LOCO AD; повышение порога anomaly_min_failures с 2 до 1 для класса breakfast_box (ожидаемый рост Bin-F1 с 0.750 до 0.818); замена судьи на InternVL2.5-38B для улучшения L2.5-метрик; количественная оценка эффекта масштабирования модели (8B vs 38B-AWQ).</w:t>
-      </w:r>
-    </w:p>
-    <w:p>
-      <w:pPr>
-        <w:spacing w:before="360" w:after="240"/>
-        <w:ind w:firstLine="0"/>
-        <w:jc w:val="center"/>
-      </w:pPr>
-      <w:r>
-        <w:rPr>
-          <w:rFonts w:ascii="Times New Roman" w:hAnsi="Times New Roman"/>
-          <w:b/>
-          <w:sz w:val="28"/>
-        </w:rPr>
-        <w:t>СПИСОК ИСПОЛЬЗОВАННЫХ ИСТОЧНИКОВ</w:t>
-      </w:r>
-    </w:p>
-    <w:p>
-      <w:pPr>
-        <w:spacing w:before="40" w:after="40"/>
-        <w:ind w:left="567" w:hanging="567"/>
-        <w:jc w:val="both"/>
-        <w:spacing w:line="300" w:lineRule="auto" w:before="0" w:after="0"/>
-      </w:pPr>
-      <w:r>
-        <w:rPr>
-          <w:rFonts w:ascii="Times New Roman" w:hAnsi="Times New Roman"/>
-          <w:sz w:val="24"/>
-        </w:rPr>
-        <w:t>1. ISO 9001:2015. Quality management systems — Requirements. — Geneva: ISO, 2015. — 29 p.</w:t>
-      </w:r>
-    </w:p>
-    <w:p>
-      <w:pPr>
-        <w:spacing w:before="40" w:after="40"/>
-        <w:ind w:left="567" w:hanging="567"/>
-        <w:jc w:val="both"/>
-        <w:spacing w:line="300" w:lineRule="auto" w:before="0" w:after="0"/>
-      </w:pPr>
-      <w:r>
-        <w:rPr>
-          <w:rFonts w:ascii="Times New Roman" w:hAnsi="Times New Roman"/>
-          <w:sz w:val="24"/>
-        </w:rPr>
-        <w:t>2. Goodfellow I., Bengio Y., Courville A. Deep learning. — MIT Press, 2016. — 800 p.</w:t>
-      </w:r>
-    </w:p>
-    <w:p>
-      <w:pPr>
-        <w:spacing w:before="40" w:after="40"/>
-        <w:ind w:left="567" w:hanging="567"/>
-        <w:jc w:val="both"/>
-        <w:spacing w:line="300" w:lineRule="auto" w:before="0" w:after="0"/>
-      </w:pPr>
-      <w:r>
-        <w:rPr>
-          <w:rFonts w:ascii="Times New Roman" w:hAnsi="Times New Roman"/>
-          <w:sz w:val="24"/>
-        </w:rPr>
-        <w:t>3. LeCun Y., Bengio Y., Hinton G. Deep learning // Nature. — 2015. — Vol. 521. — P. 436–444.</w:t>
-      </w:r>
-    </w:p>
-    <w:p>
-      <w:pPr>
-        <w:spacing w:before="40" w:after="40"/>
-        <w:ind w:left="567" w:hanging="567"/>
-        <w:jc w:val="both"/>
-        <w:spacing w:line="300" w:lineRule="auto" w:before="0" w:after="0"/>
-      </w:pPr>
-      <w:r>
-        <w:rPr>
-          <w:rFonts w:ascii="Times New Roman" w:hAnsi="Times New Roman"/>
-          <w:sz w:val="24"/>
-        </w:rPr>
-        <w:t>4. Bergmann P., Batzner K., Fauser M. et al. The MVTec Anomaly Detection Dataset: A Comprehensive Real-World Dataset for Unsupervised Anomaly Detection // International Journal of Computer Vision. — 2021. — Vol. 129. — P. 1038–1059.</w:t>
-      </w:r>
-    </w:p>
-    <w:p>
-      <w:pPr>
-        <w:spacing w:before="40" w:after="40"/>
-        <w:ind w:left="567" w:hanging="567"/>
-        <w:jc w:val="both"/>
-        <w:spacing w:line="300" w:lineRule="auto" w:before="0" w:after="0"/>
-      </w:pPr>
-      <w:r>
-        <w:rPr>
-          <w:rFonts w:ascii="Times New Roman" w:hAnsi="Times New Roman"/>
-          <w:sz w:val="24"/>
-        </w:rPr>
-        <w:t>5. Jeong J., Zou Y., Kim T., et al. WinCLIP: Zero-/Few-Shot Anomaly Classification and Segmentation // Proceedings of CVPR. — 2023. — P. 19606–19616.</w:t>
-      </w:r>
-    </w:p>
-    <w:p>
-      <w:pPr>
-        <w:spacing w:before="40" w:after="40"/>
-        <w:ind w:left="567" w:hanging="567"/>
-        <w:jc w:val="both"/>
-        <w:spacing w:line="300" w:lineRule="auto" w:before="0" w:after="0"/>
-      </w:pPr>
-      <w:r>
-        <w:rPr>
-          <w:rFonts w:ascii="Times New Roman" w:hAnsi="Times New Roman"/>
-          <w:sz w:val="24"/>
-        </w:rPr>
-        <w:t>6. Batzner K., Heckler L., Büttner R. EfficientAD: Accurate Visual Anomaly Detection at Millisecond-Level Latencies // Proceedings of WACV. — 2024. — P. 128–138.</w:t>
-      </w:r>
-    </w:p>
-    <w:p>
-      <w:pPr>
-        <w:spacing w:before="40" w:after="40"/>
-        <w:ind w:left="567" w:hanging="567"/>
-        <w:jc w:val="both"/>
-        <w:spacing w:line="300" w:lineRule="auto" w:before="0" w:after="0"/>
-      </w:pPr>
-      <w:r>
-        <w:rPr>
-          <w:rFonts w:ascii="Times New Roman" w:hAnsi="Times New Roman"/>
-          <w:sz w:val="24"/>
-        </w:rPr>
-        <w:t>7. Radford A., Kim J.W., Hallacy C. et al. Learning Transferable Visual Models From Natural Language Supervision // Proceedings of ICML. — 2021. — P. 8748–8763.</w:t>
-      </w:r>
-    </w:p>
-    <w:p>
-      <w:pPr>
-        <w:spacing w:before="40" w:after="40"/>
-        <w:ind w:left="567" w:hanging="567"/>
-        <w:jc w:val="both"/>
-        <w:spacing w:line="300" w:lineRule="auto" w:before="0" w:after="0"/>
-      </w:pPr>
-      <w:r>
-        <w:rPr>
-          <w:rFonts w:ascii="Times New Roman" w:hAnsi="Times New Roman"/>
-          <w:sz w:val="24"/>
-        </w:rPr>
-        <w:t>8. Chen Z., Wu J., Wang W. et al. InternVL: Scaling up Vision Foundation Models and Aligning for Generic Visual-Linguistic Tasks // arXiv:2312.14238. — 2024.</w:t>
-      </w:r>
-    </w:p>
-    <w:p>
-      <w:pPr>
-        <w:spacing w:before="40" w:after="40"/>
-        <w:ind w:left="567" w:hanging="567"/>
-        <w:jc w:val="both"/>
-        <w:spacing w:line="300" w:lineRule="auto" w:before="0" w:after="0"/>
-      </w:pPr>
-      <w:r>
-        <w:rPr>
-          <w:rFonts w:ascii="Times New Roman" w:hAnsi="Times New Roman"/>
-          <w:sz w:val="24"/>
-        </w:rPr>
-        <w:t>9. Lin J., Tang J., Tang H. et al. AWQ: Activation-aware Weight Quantization for LLM Compression and Acceleration // Proceedings of MLSys. — 2024.</w:t>
-      </w:r>
-    </w:p>
-    <w:p>
-      <w:pPr>
-        <w:spacing w:before="40" w:after="40"/>
-        <w:ind w:left="567" w:hanging="567"/>
-        <w:jc w:val="both"/>
-        <w:spacing w:line="300" w:lineRule="auto" w:before="0" w:after="0"/>
-      </w:pPr>
-      <w:r>
-        <w:rPr>
-          <w:rFonts w:ascii="Times New Roman" w:hAnsi="Times New Roman"/>
-          <w:sz w:val="24"/>
-        </w:rPr>
-        <w:t>10. Roth K., Pemula L., Zepeda J. et al. Towards Total Recall in Industrial Anomaly Detection (PatchCore) // Proceedings of CVPR. — 2022. — P. 14298–14308.</w:t>
-      </w:r>
-    </w:p>
-    <w:p>
-      <w:pPr>
-        <w:spacing w:before="40" w:after="40"/>
-        <w:ind w:left="567" w:hanging="567"/>
-        <w:jc w:val="both"/>
-        <w:spacing w:line="300" w:lineRule="auto" w:before="0" w:after="0"/>
-      </w:pPr>
-      <w:r>
-        <w:rPr>
-          <w:rFonts w:ascii="Times New Roman" w:hAnsi="Times New Roman"/>
-          <w:sz w:val="24"/>
-        </w:rPr>
-        <w:t>11. Defard T., Setkov A., Loesch A., Audigier R. PaDiM: A Patch Distribution Modeling Framework for Anomaly Detection and Localization // ICPR. — 2021.</w:t>
-      </w:r>
-    </w:p>
-    <w:p>
-      <w:pPr>
-        <w:spacing w:before="40" w:after="40"/>
-        <w:ind w:left="567" w:hanging="567"/>
-        <w:jc w:val="both"/>
-        <w:spacing w:line="300" w:lineRule="auto" w:before="0" w:after="0"/>
-      </w:pPr>
-      <w:r>
-        <w:rPr>
-          <w:rFonts w:ascii="Times New Roman" w:hAnsi="Times New Roman"/>
-          <w:sz w:val="24"/>
-        </w:rPr>
-        <w:t>12. Zavrtanik V., Kristan M., Skočaj D. DRAEM — A Discriminatively Trained Reconstruction Embedding for Surface Anomaly Detection // ICCV. — 2021.</w:t>
-      </w:r>
-    </w:p>
-    <w:p>
-      <w:pPr>
-        <w:spacing w:before="40" w:after="40"/>
-        <w:ind w:left="567" w:hanging="567"/>
-        <w:jc w:val="both"/>
-        <w:spacing w:line="300" w:lineRule="auto" w:before="0" w:after="0"/>
-      </w:pPr>
-      <w:r>
-        <w:rPr>
-          <w:rFonts w:ascii="Times New Roman" w:hAnsi="Times New Roman"/>
-          <w:sz w:val="24"/>
-        </w:rPr>
-        <w:t>13. Roth K., Pemula L., Zepeda J. et al. Towards Total Recall in Industrial Anomaly Detection // CVPR. — 2022. — P. 14298–14308.</w:t>
-      </w:r>
-    </w:p>
-    <w:p>
-      <w:pPr>
-        <w:spacing w:before="40" w:after="40"/>
-        <w:ind w:left="567" w:hanging="567"/>
-        <w:jc w:val="both"/>
-        <w:spacing w:line="300" w:lineRule="auto" w:before="0" w:after="0"/>
-      </w:pPr>
-      <w:r>
-        <w:rPr>
-          <w:rFonts w:ascii="Times New Roman" w:hAnsi="Times New Roman"/>
-          <w:sz w:val="24"/>
-        </w:rPr>
-        <w:t>14. Wang G., Han S., Ding E., Huang D. Student-Teacher Feature Pyramid Matching for Unsupervised Anomaly Detection // BMVC. — 2021.</w:t>
-      </w:r>
-    </w:p>
-    <w:p>
-      <w:pPr>
-        <w:spacing w:before="40" w:after="40"/>
-        <w:ind w:left="567" w:hanging="567"/>
-        <w:jc w:val="both"/>
-        <w:spacing w:line="300" w:lineRule="auto" w:before="0" w:after="0"/>
-      </w:pPr>
-      <w:r>
-        <w:rPr>
-          <w:rFonts w:ascii="Times New Roman" w:hAnsi="Times New Roman"/>
-          <w:sz w:val="24"/>
-        </w:rPr>
-        <w:t>15. Deng H., Li X. Anomaly Detection via Reverse Distillation from One-Class Embedding // CVPR. — 2022.</w:t>
-      </w:r>
-    </w:p>
-    <w:p>
-      <w:pPr>
-        <w:spacing w:before="40" w:after="40"/>
-        <w:ind w:left="567" w:hanging="567"/>
-        <w:jc w:val="both"/>
-        <w:spacing w:line="300" w:lineRule="auto" w:before="0" w:after="0"/>
-      </w:pPr>
-      <w:r>
-        <w:rPr>
-          <w:rFonts w:ascii="Times New Roman" w:hAnsi="Times New Roman"/>
-          <w:sz w:val="24"/>
-        </w:rPr>
-        <w:t>16. Lee S., Lee S., Song B.C. CFA: Coupled-Hypersphere-Based Feature Adaptation for Target-Oriented Anomaly Localization // IEEE Access. — 2022.</w:t>
-      </w:r>
-    </w:p>
-    <w:p>
-      <w:pPr>
-        <w:spacing w:before="40" w:after="40"/>
-        <w:ind w:left="567" w:hanging="567"/>
-        <w:jc w:val="both"/>
-        <w:spacing w:line="300" w:lineRule="auto" w:before="0" w:after="0"/>
-      </w:pPr>
-      <w:r>
-        <w:rPr>
-          <w:rFonts w:ascii="Times New Roman" w:hAnsi="Times New Roman"/>
-          <w:sz w:val="24"/>
-        </w:rPr>
-        <w:t>17. Vaswani A., Shazeer N., Parmar N. et al. Attention Is All You Need // Advances in NeurIPS. — 2017. — Vol. 30.</w:t>
-      </w:r>
-    </w:p>
-    <w:p>
-      <w:pPr>
-        <w:spacing w:before="40" w:after="40"/>
-        <w:ind w:left="567" w:hanging="567"/>
-        <w:jc w:val="both"/>
-        <w:spacing w:line="300" w:lineRule="auto" w:before="0" w:after="0"/>
-      </w:pPr>
-      <w:r>
-        <w:rPr>
-          <w:rFonts w:ascii="Times New Roman" w:hAnsi="Times New Roman"/>
-          <w:sz w:val="24"/>
-        </w:rPr>
-        <w:t>18. Dosovitskiy A., Beyer L., Kolesnikov A. et al. An Image is Worth 16x16 Words: Transformers for Image Recognition at Scale // ICLR. — 2021.</w:t>
-      </w:r>
-    </w:p>
-    <w:p>
-      <w:pPr>
-        <w:spacing w:before="40" w:after="40"/>
-        <w:ind w:left="567" w:hanging="567"/>
-        <w:jc w:val="both"/>
-        <w:spacing w:line="300" w:lineRule="auto" w:before="0" w:after="0"/>
-      </w:pPr>
-      <w:r>
-        <w:rPr>
-          <w:rFonts w:ascii="Times New Roman" w:hAnsi="Times New Roman"/>
-          <w:sz w:val="24"/>
-        </w:rPr>
-        <w:t>19. Liu Z., Lin Y., Cao Y. et al. Swin Transformer: Hierarchical Vision Transformer using Shifted Windows // ICCV. — 2021.</w:t>
-      </w:r>
-    </w:p>
-    <w:p>
-      <w:pPr>
-        <w:spacing w:before="40" w:after="40"/>
-        <w:ind w:left="567" w:hanging="567"/>
-        <w:jc w:val="both"/>
-        <w:spacing w:line="300" w:lineRule="auto" w:before="0" w:after="0"/>
-      </w:pPr>
-      <w:r>
-        <w:rPr>
-          <w:rFonts w:ascii="Times New Roman" w:hAnsi="Times New Roman"/>
-          <w:sz w:val="24"/>
-        </w:rPr>
-        <w:t>20. He K., Zhang X., Ren S., Sun J. Deep Residual Learning for Image Recognition // CVPR. — 2016. — P. 770–778.</w:t>
-      </w:r>
-    </w:p>
-    <w:p>
-      <w:pPr>
-        <w:spacing w:before="40" w:after="40"/>
-        <w:ind w:left="567" w:hanging="567"/>
-        <w:jc w:val="both"/>
-        <w:spacing w:line="300" w:lineRule="auto" w:before="0" w:after="0"/>
-      </w:pPr>
-      <w:r>
-        <w:rPr>
-          <w:rFonts w:ascii="Times New Roman" w:hAnsi="Times New Roman"/>
-          <w:sz w:val="24"/>
-        </w:rPr>
-        <w:t>21. Brown T., Mann B., Ryder N. et al. Language Models are Few-Shot Learners // Advances in NeurIPS. — 2020. — Vol. 33.</w:t>
-      </w:r>
-    </w:p>
-    <w:p>
-      <w:pPr>
-        <w:spacing w:before="40" w:after="40"/>
-        <w:ind w:left="567" w:hanging="567"/>
-        <w:jc w:val="both"/>
-        <w:spacing w:line="300" w:lineRule="auto" w:before="0" w:after="0"/>
-      </w:pPr>
-      <w:r>
-        <w:rPr>
-          <w:rFonts w:ascii="Times New Roman" w:hAnsi="Times New Roman"/>
-          <w:sz w:val="24"/>
-        </w:rPr>
-        <w:t>22. Kwon Y., Kim S., Choi J. LogicQA: Question-Checklist-Based Anomaly Detection Using VLMs // arXiv:2503.20252. — 2025.</w:t>
-      </w:r>
-    </w:p>
-    <w:p>
-      <w:pPr>
-        <w:spacing w:before="40" w:after="40"/>
-        <w:ind w:left="567" w:hanging="567"/>
-        <w:jc w:val="both"/>
-        <w:spacing w:line="300" w:lineRule="auto" w:before="0" w:after="0"/>
-      </w:pPr>
-      <w:r>
-        <w:rPr>
-          <w:rFonts w:ascii="Times New Roman" w:hAnsi="Times New Roman"/>
-          <w:sz w:val="24"/>
-        </w:rPr>
-        <w:t>23. Bergmann P., Batzner K., Fauser M. et al. Beyond Dents and Scratches: Logical Constraints in Unsupervised Anomaly Detection and Localization // International Journal of Computer Vision. — 2022. — Vol. 130. — P. 947–969.</w:t>
-      </w:r>
-    </w:p>
-    <w:p>
-      <w:pPr>
-        <w:spacing w:before="40" w:after="40"/>
-        <w:ind w:left="567" w:hanging="567"/>
-        <w:jc w:val="both"/>
-        <w:spacing w:line="300" w:lineRule="auto" w:before="0" w:after="0"/>
-      </w:pPr>
-      <w:r>
-        <w:rPr>
-          <w:rFonts w:ascii="Times New Roman" w:hAnsi="Times New Roman"/>
-          <w:sz w:val="24"/>
-        </w:rPr>
-        <w:t>24. Chen Z., Wang W., Tian H. et al. InternVL2.5: Expanding Performance Frontiers for Multimodal Models // arXiv:2412.05271. — 2024.</w:t>
-      </w:r>
-    </w:p>
-    <w:p>
-      <w:pPr>
-        <w:spacing w:before="40" w:after="40"/>
-        <w:ind w:left="567" w:hanging="567"/>
-        <w:jc w:val="both"/>
-        <w:spacing w:line="300" w:lineRule="auto" w:before="0" w:after="0"/>
-      </w:pPr>
-      <w:r>
-        <w:rPr>
-          <w:rFonts w:ascii="Times New Roman" w:hAnsi="Times New Roman"/>
-          <w:sz w:val="24"/>
-        </w:rPr>
-        <w:t>25. Jeong J., Zou Y., Kim T. et al. WinCLIP: Zero-/Few-Shot Anomaly Classification and Segmentation // CVPR. — 2023.</w:t>
-      </w:r>
-    </w:p>
-    <w:p>
-      <w:pPr>
-        <w:spacing w:before="40" w:after="40"/>
-        <w:ind w:left="567" w:hanging="567"/>
-        <w:jc w:val="both"/>
-        <w:spacing w:line="300" w:lineRule="auto" w:before="0" w:after="0"/>
-      </w:pPr>
-      <w:r>
-        <w:rPr>
-          <w:rFonts w:ascii="Times New Roman" w:hAnsi="Times New Roman"/>
-          <w:sz w:val="24"/>
-        </w:rPr>
-        <w:t>26. Batzner K., Heckler L., Büttner R. EfficientAD: Accurate Visual Anomaly Detection at Millisecond-Level Latencies // WACV. — 2024.</w:t>
-      </w:r>
-    </w:p>
-    <w:p>
-      <w:pPr>
-        <w:spacing w:before="40" w:after="40"/>
-        <w:ind w:left="567" w:hanging="567"/>
-        <w:jc w:val="both"/>
-        <w:spacing w:line="300" w:lineRule="auto" w:before="0" w:after="0"/>
-      </w:pPr>
-      <w:r>
-        <w:rPr>
-          <w:rFonts w:ascii="Times New Roman" w:hAnsi="Times New Roman"/>
-          <w:sz w:val="24"/>
-        </w:rPr>
-        <w:t>27. Hessel J., Holtzman A., Forbes M. et al. CLIPScore: A Reference-free Evaluation Metric for Image Captioning // EMNLP. — 2021. — P. 7514–7528.</w:t>
-      </w:r>
-    </w:p>
-    <w:p>
-      <w:pPr>
-        <w:spacing w:before="40" w:after="40"/>
-        <w:ind w:left="567" w:hanging="567"/>
-        <w:jc w:val="both"/>
-        <w:spacing w:line="300" w:lineRule="auto" w:before="0" w:after="0"/>
-      </w:pPr>
-      <w:r>
-        <w:rPr>
-          <w:rFonts w:ascii="Times New Roman" w:hAnsi="Times New Roman"/>
-          <w:sz w:val="24"/>
-        </w:rPr>
-        <w:t>28. Zheng L., Chiang W.L., Sheng Y. et al. Judging LLM-as-a-Judge with MT-Bench and Chatbot Arena // Advances in NeurIPS. — 2023.</w:t>
-      </w:r>
-    </w:p>
-    <w:p>
-      <w:pPr>
-        <w:spacing w:before="40" w:after="40"/>
-        <w:ind w:left="567" w:hanging="567"/>
-        <w:jc w:val="both"/>
-        <w:spacing w:line="300" w:lineRule="auto" w:before="0" w:after="0"/>
-      </w:pPr>
-      <w:r>
-        <w:rPr>
-          <w:rFonts w:ascii="Times New Roman" w:hAnsi="Times New Roman"/>
-          <w:sz w:val="24"/>
-        </w:rPr>
-        <w:t>29. Bergmann P., Fauser M., Sattlegger D., Steger C. MVTec AD: A Real-World Dataset for Unsupervised Anomaly Detection // CVPR. — 2019.</w:t>
-      </w:r>
-    </w:p>
-    <w:p>
-      <w:pPr>
-        <w:spacing w:before="40" w:after="40"/>
-        <w:ind w:left="567" w:hanging="567"/>
-        <w:jc w:val="both"/>
-        <w:spacing w:line="300" w:lineRule="auto" w:before="0" w:after="0"/>
-      </w:pPr>
-      <w:r>
-        <w:rPr>
-          <w:rFonts w:ascii="Times New Roman" w:hAnsi="Times New Roman"/>
-          <w:sz w:val="24"/>
-        </w:rPr>
-        <w:t>30. Jing L., Li R., Chen Y. et al. FaithScore: Evaluating Hallucinations in Large Vision-Language Models // arXiv:2311.01477. — 2023.</w:t>
-      </w:r>
-    </w:p>
-    <w:p>
-      <w:pPr>
-        <w:spacing w:before="40" w:after="40"/>
-        <w:ind w:left="567" w:hanging="567"/>
-        <w:jc w:val="both"/>
-        <w:spacing w:line="300" w:lineRule="auto" w:before="0" w:after="0"/>
-      </w:pPr>
-      <w:r>
-        <w:rPr>
-          <w:rFonts w:ascii="Times New Roman" w:hAnsi="Times New Roman"/>
-          <w:sz w:val="24"/>
-        </w:rPr>
-        <w:t>31. Lee S., Choi S., Shin J. et al. Prometheus-Vision: Vision-Language Model as a Judge for Fine-Grained Evaluation // ACL. — 2024.</w:t>
-      </w:r>
-    </w:p>
-    <w:p>
-      <w:pPr>
-        <w:spacing w:before="40" w:after="40"/>
-        <w:ind w:left="567" w:hanging="567"/>
-        <w:jc w:val="both"/>
-        <w:spacing w:line="300" w:lineRule="auto" w:before="0" w:after="0"/>
-      </w:pPr>
-      <w:r>
-        <w:rPr>
-          <w:rFonts w:ascii="Times New Roman" w:hAnsi="Times New Roman"/>
-          <w:sz w:val="24"/>
-        </w:rPr>
-        <w:t>32. Qiu H., Zhang P., Tang X. et al. VALOR-EVAL: Holistic Coverage and Faithfulness Evaluation of Large Vision-Language Models // arXiv:2404.13874. — 2024.</w:t>
-      </w:r>
-    </w:p>
-    <w:p>
-      <w:pPr>
-        <w:spacing w:before="40" w:after="40"/>
-        <w:ind w:left="567" w:hanging="567"/>
-        <w:jc w:val="both"/>
-        <w:spacing w:line="300" w:lineRule="auto" w:before="0" w:after="0"/>
-      </w:pPr>
-      <w:r>
-        <w:rPr>
-          <w:rFonts w:ascii="Times New Roman" w:hAnsi="Times New Roman"/>
-          <w:sz w:val="24"/>
-        </w:rPr>
-        <w:t>33. Kamath A., Hessel J., Chang K.W. What's "up" with Vision-Language Models? Investigating Their Struggle with Spatial Reasoning // EMNLP. — 2023.</w:t>
-      </w:r>
-    </w:p>
-    <w:p>
-      <w:pPr>
-        <w:spacing w:before="40" w:after="40"/>
-        <w:ind w:left="567" w:hanging="567"/>
-        <w:jc w:val="both"/>
-        <w:spacing w:line="300" w:lineRule="auto" w:before="0" w:after="0"/>
-      </w:pPr>
-      <w:r>
-        <w:rPr>
-          <w:rFonts w:ascii="Times New Roman" w:hAnsi="Times New Roman"/>
-          <w:sz w:val="24"/>
-        </w:rPr>
-        <w:t>34. Li Y., Du Y., Zhou K. et al. Evaluating Object Hallucination in Large Vision-Language Models (POPE) // EMNLP. — 2023. — P. 292–305.</w:t>
-      </w:r>
-    </w:p>
-    <w:p>
-      <w:pPr>
-        <w:spacing w:before="40" w:after="40"/>
-        <w:ind w:left="567" w:hanging="567"/>
-        <w:jc w:val="both"/>
-        <w:spacing w:line="300" w:lineRule="auto" w:before="0" w:after="0"/>
-      </w:pPr>
-      <w:r>
-        <w:rPr>
-          <w:rFonts w:ascii="Times New Roman" w:hAnsi="Times New Roman"/>
-          <w:sz w:val="24"/>
-        </w:rPr>
-        <w:t>35. Kostumov V., Borisov V., Belyy A. et al. Uncertainty in Vision-Language Models: Towards Reliable Evaluation // arXiv:2402.14418. — 2024.</w:t>
-      </w:r>
-    </w:p>
-    <w:p>
-      <w:pPr>
-        <w:spacing w:before="40" w:after="40"/>
-        <w:ind w:left="567" w:hanging="567"/>
-        <w:jc w:val="both"/>
-        <w:spacing w:line="300" w:lineRule="auto" w:before="0" w:after="0"/>
-      </w:pPr>
-      <w:r>
-        <w:rPr>
-          <w:rFonts w:ascii="Times New Roman" w:hAnsi="Times New Roman"/>
-          <w:sz w:val="24"/>
-        </w:rPr>
-        <w:t>36. Wei J., Wang X., Schuurmans D. et al. Chain-of-Thought Prompting Elicits Reasoning in Large Language Models // Advances in Neural Information Processing Systems (NeurIPS). — 2022. — Vol. 35. — P. 24824–24837.</w:t>
-      </w:r>
-    </w:p>
-    <w:p>
-      <w:pPr>
-        <w:spacing w:before="360" w:after="240"/>
-        <w:ind w:firstLine="0"/>
-        <w:jc w:val="center"/>
-      </w:pPr>
-      <w:r>
-        <w:rPr>
-          <w:rFonts w:ascii="Times New Roman" w:hAnsi="Times New Roman"/>
-          <w:b/>
-          <w:sz w:val="28"/>
-        </w:rPr>
-        <w:t>ПРИЛОЖЕНИЕ А</w:t>
-      </w:r>
-    </w:p>
-    <w:p>
-      <w:pPr>
-        <w:spacing w:before="360" w:after="240"/>
-        <w:ind w:firstLine="0"/>
-        <w:jc w:val="center"/>
-      </w:pPr>
-      <w:r>
-        <w:rPr>
-          <w:rFonts w:ascii="Times New Roman" w:hAnsi="Times New Roman"/>
-          <w:b/>
-          <w:sz w:val="28"/>
-        </w:rPr>
-        <w:t>Детальное сравнение run25 (InternVL2.5-8B) и run26 (InternVL2.5-38B-AWQ)</w:t>
-      </w:r>
-    </w:p>
-    <w:p>
-      <w:pPr>
-        <w:spacing w:before="0" w:after="0"/>
-        <w:ind w:firstLine="709"/>
-        <w:jc w:val="both"/>
-        <w:spacing w:line="360" w:lineRule="auto" w:before="0" w:after="0"/>
-      </w:pPr>
-      <w:r>
-        <w:rPr>
-          <w:rFonts w:ascii="Times New Roman" w:hAnsi="Times New Roman"/>
-          <w:sz w:val="28"/>
-        </w:rPr>
-        <w:t>В данном приложении приведены подробные результаты экспериментального сравнения двух конфигураций пайплайна на классе breakfast_box датасета MVTec LOCO AD (50 изображений: 25 нормальных + 25 аномальных). Оба запуска использовали идентичные конфигурации (decomposed Stage 1, RC4-A CoT, structured Q-gen, n_shots=5, n_val_shots=15, ensemble_seeds=[42]) при разных размерах модели.</w:t>
-      </w:r>
-    </w:p>
-    <w:p>
-      <w:pPr>
-        <w:spacing w:before="200" w:after="80"/>
-        <w:ind w:firstLine="0"/>
-        <w:jc w:val="left"/>
-      </w:pPr>
-      <w:r>
-        <w:rPr>
-          <w:rFonts w:ascii="Times New Roman" w:hAnsi="Times New Roman"/>
-          <w:b/>
-          <w:sz w:val="24"/>
-        </w:rPr>
-        <w:t>Таблица А.1 — Метрики run25 (8B) vs run26 (38B-AWQ)</w:t>
+        <w:t>Таблица А.1. Метрики run25 (8B) vs run26 (38B-AWQ)</w:t>
       </w:r>
     </w:p>
     <w:tbl>
@@ -13765,32 +15920,43 @@
     </w:tbl>
     <w:p>
       <w:pPr>
+        <w:spacing w:before="0" w:after="0" w:line="360" w:lineRule="auto"/>
+        <w:ind w:firstLine="709"/>
+        <w:jc w:val="both"/>
+      </w:pPr>
+      <w:r>
+        <w:rPr>
+          <w:rFonts w:ascii="Times New Roman" w:hAnsi="Times New Roman"/>
+          <w:sz w:val="28"/>
+        </w:rPr>
+        <w:t>Оптимальным порогом для run26 является anomaly_min_failures=1: Bin-F1 возрастает с 0.864 до 0.889 при сохранении FP=0. Прирост относительно r25 составляет +0.048 AUROC, +0.071 F1-max, +0.139 Bin-F1.</w:t>
+      </w:r>
+    </w:p>
+    <w:p>
+      <w:pPr>
         <w:spacing w:before="0" w:after="0"/>
-        <w:ind w:firstLine="709"/>
-        <w:jc w:val="both"/>
-        <w:spacing w:line="360" w:lineRule="auto" w:before="0" w:after="0"/>
-      </w:pPr>
-      <w:r>
-        <w:rPr>
-          <w:rFonts w:ascii="Times New Roman" w:hAnsi="Times New Roman"/>
-          <w:sz w:val="28"/>
-        </w:rPr>
-        <w:t>Оптимальным порогом для run26 является anomaly_min_failures=1: Bin-F1 возрастает с 0.864 до 0.889 при сохранении FP=0. Прирост относительно r25 составляет +0.048 AUROC, +0.071 F1-max, +0.139 Bin-F1.</w:t>
-      </w:r>
-    </w:p>
-    <w:p>
-      <w:pPr>
-        <w:spacing w:before="200" w:after="80"/>
-        <w:ind w:firstLine="0"/>
-        <w:jc w:val="left"/>
+        <w:ind w:firstLine="0"/>
+      </w:pPr>
+      <w:r>
+        <w:rPr>
+          <w:rFonts w:ascii="Times New Roman" w:hAnsi="Times New Roman"/>
+          <w:sz w:val="28"/>
+        </w:rPr>
+      </w:r>
+    </w:p>
+    <w:p>
+      <w:pPr>
+        <w:spacing w:before="0" w:after="0" w:line="360" w:lineRule="auto"/>
+        <w:ind w:firstLine="0"/>
+        <w:jc w:val="center"/>
       </w:pPr>
       <w:r>
         <w:rPr>
           <w:rFonts w:ascii="Times New Roman" w:hAnsi="Times New Roman"/>
           <w:b/>
-          <w:sz w:val="24"/>
-        </w:rPr>
-        <w:t>Таблица А.2 — Обнаружение по типам аномалий (run26, breakfast_box)</w:t>
+          <w:sz w:val="28"/>
+        </w:rPr>
+        <w:t>Таблица А.2. Обнаружение по типам аномалий (run26, breakfast_box)</w:t>
       </w:r>
     </w:p>
     <w:tbl>
@@ -14799,37 +16965,136 @@
     </w:tbl>
     <w:p>
       <w:pPr>
+        <w:spacing w:before="0" w:after="0" w:line="360" w:lineRule="auto"/>
+        <w:ind w:firstLine="709"/>
+        <w:jc w:val="both"/>
+      </w:pPr>
+      <w:r>
+        <w:rPr>
+          <w:rFonts w:ascii="Times New Roman" w:hAnsi="Times New Roman"/>
+          <w:sz w:val="28"/>
+        </w:rPr>
+        <w:t>Увеличение размера модели с 8B до 38B-AWQ улучшило обнаружение мелких объектов (missing_almonds) и тонких количественных различий (wrong_ratio, 2_nectarines_1_tangerine). Ложные срабатывания (FP=0) сохранены несмотря на более сильную модель: механизм RC4-A CoT подавляет yes-bias независимо от масштаба. Нераскрытые типы (compartments_swapped, overflow, underflow) имеют score=0 при обоих порогах — это структурное ограничение состава вопросов, а не порога решения.</w:t>
+      </w:r>
+    </w:p>
+    <w:p>
+      <w:pPr>
+        <w:spacing w:before="0" w:after="0" w:line="360" w:lineRule="auto"/>
+        <w:ind w:firstLine="709"/>
+        <w:jc w:val="both"/>
+      </w:pPr>
+      <w:r>
+        <w:rPr>
+          <w:rFonts w:ascii="Times New Roman" w:hAnsi="Times New Roman"/>
+          <w:sz w:val="28"/>
+        </w:rPr>
+        <w:t>Сравнение с оригинальной статьёй LogicQA (GPT-4o, AUROC≈0.876 на breakfast_box): run26 с InternVL2.5-38B-AWQ достигает AUROC=0.900, превышая результат GPT-4o при нулевой стоимости API и полностью open-source реализации.</w:t>
+      </w:r>
+    </w:p>
+    <w:p>
+      <w:pPr>
+        <w:ind w:firstLine="0"/>
+      </w:pPr>
+      <w:r>
+        <w:br w:type="page"/>
+      </w:r>
+    </w:p>
+    <w:p>
+      <w:pPr>
+        <w:spacing w:before="0" w:after="0" w:line="360" w:lineRule="auto"/>
+        <w:ind w:firstLine="0"/>
+        <w:jc w:val="center"/>
+        <w:outlineLvl w:val="0"/>
+      </w:pPr>
+      <w:r>
+        <w:rPr>
+          <w:rFonts w:ascii="Times New Roman" w:hAnsi="Times New Roman"/>
+          <w:b/>
+          <w:sz w:val="32"/>
+        </w:rPr>
+        <w:t>Приложение Б</w:t>
+      </w:r>
+    </w:p>
+    <w:p>
+      <w:pPr>
         <w:spacing w:before="0" w:after="0"/>
+        <w:ind w:firstLine="0"/>
+      </w:pPr>
+      <w:r>
+        <w:rPr>
+          <w:rFonts w:ascii="Times New Roman" w:hAnsi="Times New Roman"/>
+          <w:sz w:val="28"/>
+        </w:rPr>
+      </w:r>
+    </w:p>
+    <w:p>
+      <w:pPr>
+        <w:spacing w:before="0" w:after="0"/>
+        <w:ind w:firstLine="0"/>
+      </w:pPr>
+      <w:r>
+        <w:rPr>
+          <w:rFonts w:ascii="Times New Roman" w:hAnsi="Times New Roman"/>
+          <w:sz w:val="28"/>
+        </w:rPr>
+      </w:r>
+    </w:p>
+    <w:p>
+      <w:pPr>
+        <w:spacing w:before="0" w:after="0" w:line="360" w:lineRule="auto"/>
+        <w:ind w:firstLine="0"/>
+        <w:jc w:val="center"/>
+      </w:pPr>
+      <w:r>
+        <w:rPr>
+          <w:rFonts w:ascii="Times New Roman" w:hAnsi="Times New Roman"/>
+          <w:b/>
+          <w:sz w:val="28"/>
+        </w:rPr>
+        <w:t>Результаты экспериментов на всех пяти классах MVTec LOCO AD</w:t>
+      </w:r>
+    </w:p>
+    <w:p>
+      <w:pPr>
+        <w:spacing w:before="0" w:after="0"/>
+        <w:ind w:firstLine="0"/>
+      </w:pPr>
+      <w:r>
+        <w:rPr>
+          <w:rFonts w:ascii="Times New Roman" w:hAnsi="Times New Roman"/>
+          <w:sz w:val="28"/>
+        </w:rPr>
+      </w:r>
+    </w:p>
+    <w:p>
+      <w:pPr>
+        <w:spacing w:before="0" w:after="0" w:line="360" w:lineRule="auto"/>
         <w:ind w:firstLine="709"/>
         <w:jc w:val="both"/>
-        <w:spacing w:line="360" w:lineRule="auto" w:before="0" w:after="0"/>
-      </w:pPr>
-      <w:r>
-        <w:rPr>
-          <w:rFonts w:ascii="Times New Roman" w:hAnsi="Times New Roman"/>
-          <w:sz w:val="28"/>
-        </w:rPr>
-        <w:t>Увеличение размера модели с 8B до 38B-AWQ улучшило обнаружение мелких объектов (missing_almonds) и тонких количественных различий (wrong_ratio, 2_nectarines_1_tangerine). Ложные срабатывания (FP=0) сохранены несмотря на более сильную модель: механизм RC4-A CoT подавляет yes-bias независимо от масштаба. Нераскрытые типы (compartments_swapped, overflow, underflow) имеют score=0 при обоих порогах — это структурное ограничение состава вопросов, а не порога решения.</w:t>
+      </w:pPr>
+      <w:r>
+        <w:rPr>
+          <w:rFonts w:ascii="Times New Roman" w:hAnsi="Times New Roman"/>
+          <w:sz w:val="28"/>
+        </w:rPr>
+        <w:t>В таблице Б.1 представлено сравнение базовых метрик (InternVL2.5-8B, монолитный Stage 1, n_shots=3) с метриками оптимизированного пайплайна (decomposed Stage 1, RC4-A CoT, pre-built questions, anomaly_min_failures=1, exclude structural_anomaly) для оставшихся четырёх классов датасета MVTec LOCO AD: juice_bottle (r27), pushpins (r28), screw_bag (r29), splicing_connectors (r30). Запуски r27–r30 проводились на полном тестовом наборе (только нормальные и логические аномалии, структурные аномалии исключены).</w:t>
       </w:r>
     </w:p>
     <w:p>
       <w:pPr>
         <w:spacing w:before="0" w:after="0"/>
-        <w:ind w:firstLine="709"/>
-        <w:jc w:val="both"/>
-        <w:spacing w:line="360" w:lineRule="auto" w:before="0" w:after="0"/>
-      </w:pPr>
-      <w:r>
-        <w:rPr>
-          <w:rFonts w:ascii="Times New Roman" w:hAnsi="Times New Roman"/>
-          <w:sz w:val="28"/>
-        </w:rPr>
-        <w:t>Сравнение с оригинальной статьёй LogicQA (GPT-4o, AUROC≈0.876 на breakfast_box): run26 с InternVL2.5-38B-AWQ достигает AUROC=0.900, превышая результат GPT-4o при нулевой стоимости API и полностью open-source реализации.</w:t>
-      </w:r>
-    </w:p>
-    <w:p>
-      <w:pPr>
-        <w:spacing w:before="360" w:after="240"/>
+        <w:ind w:firstLine="0"/>
+      </w:pPr>
+      <w:r>
+        <w:rPr>
+          <w:rFonts w:ascii="Times New Roman" w:hAnsi="Times New Roman"/>
+          <w:sz w:val="28"/>
+        </w:rPr>
+      </w:r>
+    </w:p>
+    <w:p>
+      <w:pPr>
+        <w:spacing w:before="0" w:after="0" w:line="360" w:lineRule="auto"/>
         <w:ind w:firstLine="0"/>
         <w:jc w:val="center"/>
       </w:pPr>
@@ -14839,52 +17104,7 @@
           <w:b/>
           <w:sz w:val="28"/>
         </w:rPr>
-        <w:t>ПРИЛОЖЕНИЕ Б</w:t>
-      </w:r>
-    </w:p>
-    <w:p>
-      <w:pPr>
-        <w:spacing w:before="360" w:after="240"/>
-        <w:ind w:firstLine="0"/>
-        <w:jc w:val="center"/>
-      </w:pPr>
-      <w:r>
-        <w:rPr>
-          <w:rFonts w:ascii="Times New Roman" w:hAnsi="Times New Roman"/>
-          <w:b/>
-          <w:sz w:val="28"/>
-        </w:rPr>
-        <w:t>Результаты экспериментов на всех пяти классах MVTec LOCO AD</w:t>
-      </w:r>
-    </w:p>
-    <w:p>
-      <w:pPr>
-        <w:spacing w:before="0" w:after="0"/>
-        <w:ind w:firstLine="709"/>
-        <w:jc w:val="both"/>
-        <w:spacing w:line="360" w:lineRule="auto" w:before="0" w:after="0"/>
-      </w:pPr>
-      <w:r>
-        <w:rPr>
-          <w:rFonts w:ascii="Times New Roman" w:hAnsi="Times New Roman"/>
-          <w:sz w:val="28"/>
-        </w:rPr>
-        <w:t>В таблице Б.1 представлено сравнение базовых метрик (InternVL2.5-8B, монолитный Stage 1, n_shots=3) с метриками оптимизированного пайплайна (decomposed Stage 1, RC4-A CoT, pre-built questions, anomaly_min_failures=1, exclude structural_anomaly) для оставшихся четырёх классов датасета MVTec LOCO AD: juice_bottle (r27), pushpins (r28), screw_bag (r29), splicing_connectors (r30). Запуски r27–r30 проводились на полном тестовом наборе (только нормальные и логические аномалии, структурные аномалии исключены).</w:t>
-      </w:r>
-    </w:p>
-    <w:p>
-      <w:pPr>
-        <w:spacing w:before="200" w:after="80"/>
-        <w:ind w:firstLine="0"/>
-        <w:jc w:val="left"/>
-      </w:pPr>
-      <w:r>
-        <w:rPr>
-          <w:rFonts w:ascii="Times New Roman" w:hAnsi="Times New Roman"/>
-          <w:b/>
-          <w:sz w:val="24"/>
-        </w:rPr>
-        <w:t>Таблица Б.1 — Сравнение baseline и оптимизированного пайплайна по классам</w:t>
+        <w:t>Таблица Б.1. Сравнение baseline и оптимизированного пайплайна по классам</w:t>
       </w:r>
     </w:p>
     <w:tbl>
@@ -15645,32 +17865,43 @@
     </w:tbl>
     <w:p>
       <w:pPr>
+        <w:spacing w:before="0" w:after="0" w:line="360" w:lineRule="auto"/>
+        <w:ind w:firstLine="709"/>
+        <w:jc w:val="both"/>
+      </w:pPr>
+      <w:r>
+        <w:rPr>
+          <w:rFonts w:ascii="Times New Roman" w:hAnsi="Times New Roman"/>
+          <w:sz w:val="28"/>
+        </w:rPr>
+        <w:t>Примечание: ячейки «—» будут заполнены по завершении запусков r27–r30. Baseline-метрики получены на полном тестовом наборе без исключения структурных аномалий (n=94–330 изображений на класс). Метрики r27–r30 получены на подвыборке с исключёнными структурными аномалиями, что делает задачу более чистой с точки зрения логического обнаружения.</w:t>
+      </w:r>
+    </w:p>
+    <w:p>
+      <w:pPr>
         <w:spacing w:before="0" w:after="0"/>
-        <w:ind w:firstLine="709"/>
-        <w:jc w:val="both"/>
-        <w:spacing w:line="360" w:lineRule="auto" w:before="0" w:after="0"/>
-      </w:pPr>
-      <w:r>
-        <w:rPr>
-          <w:rFonts w:ascii="Times New Roman" w:hAnsi="Times New Roman"/>
-          <w:sz w:val="28"/>
-        </w:rPr>
-        <w:t>Примечание: ячейки «—» будут заполнены по завершении запусков r27–r30. Baseline-метрики получены на полном тестовом наборе без исключения структурных аномалий (n=94–330 изображений на класс). Метрики r27–r30 получены на подвыборке с исключёнными структурными аномалиями, что делает задачу более чистой с точки зрения логического обнаружения.</w:t>
-      </w:r>
-    </w:p>
-    <w:p>
-      <w:pPr>
-        <w:spacing w:before="200" w:after="80"/>
-        <w:ind w:firstLine="0"/>
-        <w:jc w:val="left"/>
+        <w:ind w:firstLine="0"/>
+      </w:pPr>
+      <w:r>
+        <w:rPr>
+          <w:rFonts w:ascii="Times New Roman" w:hAnsi="Times New Roman"/>
+          <w:sz w:val="28"/>
+        </w:rPr>
+      </w:r>
+    </w:p>
+    <w:p>
+      <w:pPr>
+        <w:spacing w:before="0" w:after="0" w:line="360" w:lineRule="auto"/>
+        <w:ind w:firstLine="0"/>
+        <w:jc w:val="center"/>
       </w:pPr>
       <w:r>
         <w:rPr>
           <w:rFonts w:ascii="Times New Roman" w:hAnsi="Times New Roman"/>
           <w:b/>
-          <w:sz w:val="24"/>
-        </w:rPr>
-        <w:t>Таблица Б.2 — Конфигурация запусков r27–r30</w:t>
+          <w:sz w:val="28"/>
+        </w:rPr>
+        <w:t>Таблица Б.2. Конфигурация запусков r27–r30</w:t>
       </w:r>
     </w:p>
     <w:tbl>
@@ -16395,14 +18626,52 @@
         </w:tc>
       </w:tr>
     </w:tbl>
+    <w:p>
+      <w:pPr>
+        <w:spacing w:before="0" w:after="0" w:line="360" w:lineRule="auto"/>
+        <w:ind w:firstLine="709"/>
+        <w:jc w:val="both"/>
+      </w:pPr>
+      <w:r>
+        <w:rPr>
+          <w:rFonts w:ascii="Times New Roman" w:hAnsi="Times New Roman"/>
+          <w:sz w:val="28"/>
+        </w:rPr>
+        <w:t>Как показано в таблице Б.2, все четыре запуска используют единую конфигурацию (модель InternVL2.5-8B, порог anomaly_min_failures=1, заранее построенные вопросы) с включением back patch masking только для классов с металлическим сетчатым фоном (screw_bag, splicing_connectors). Такая унификация обеспечивает сопоставимость результатов между классами.</w:t>
+      </w:r>
+    </w:p>
     <w:sectPr>
+      <w:footerReference w:type="default" r:id="rId7"/>
       <w:pgSz w:w="11906" w:h="16838"/>
       <w:pgMar w:top="1134" w:right="850" w:bottom="1134" w:left="1701" w:header="708" w:footer="708" w:gutter="0"/>
       <w:cols w:space="708"/>
+      <w:titlePg/>
       <w:docGrid w:linePitch="360"/>
     </w:sectPr>
   </w:body>
 </w:document>
+</file>
+
+<file path=word/footer1.xml><?xml version="1.0" encoding="utf-8"?>
+<w:ftr xmlns:m="http://schemas.openxmlformats.org/officeDocument/2006/math" xmlns:mc="http://schemas.openxmlformats.org/markup-compatibility/2006" xmlns:mo="http://schemas.microsoft.com/office/mac/office/2008/main" xmlns:mv="urn:schemas-microsoft-com:mac:vml" xmlns:o="urn:schemas-microsoft-com:office:office" xmlns:r="http://schemas.openxmlformats.org/officeDocument/2006/relationships" xmlns:v="urn:schemas-microsoft-com:vml" xmlns:w10="urn:schemas-microsoft-com:office:word" xmlns:w14="http://schemas.microsoft.com/office/word/2010/wordml" xmlns:w="http://schemas.openxmlformats.org/wordprocessingml/2006/main" xmlns:wne="http://schemas.microsoft.com/office/word/2006/wordml" xmlns:wp14="http://schemas.microsoft.com/office/word/2010/wordprocessingDrawing" xmlns:wp="http://schemas.openxmlformats.org/drawingml/2006/wordprocessingDrawing" xmlns:wpc="http://schemas.microsoft.com/office/word/2010/wordprocessingCanvas" xmlns:wpg="http://schemas.microsoft.com/office/word/2010/wordprocessingGroup" xmlns:wpi="http://schemas.microsoft.com/office/word/2010/wordprocessingInk" xmlns:wps="http://schemas.microsoft.com/office/word/2010/wordprocessingShape" mc:Ignorable="w14 wp14">
+  <w:p>
+    <w:pPr>
+      <w:pStyle w:val="Footer"/>
+      <w:ind w:firstLine="0"/>
+      <w:jc w:val="right"/>
+    </w:pPr>
+    <w:r/>
+    <w:r>
+      <w:rPr>
+        <w:rFonts w:ascii="Times New Roman" w:hAnsi="Times New Roman"/>
+        <w:sz w:val="28"/>
+      </w:rPr>
+      <w:fldChar w:fldCharType="begin"/>
+      <w:instrText xml:space="preserve"> PAGE </w:instrText>
+      <w:fldChar w:fldCharType="end"/>
+    </w:r>
+  </w:p>
+</w:ftr>
 </file>
 
 <file path=word/numbering.xml><?xml version="1.0" encoding="utf-8"?>

--- a/diploma/vkr_final.docx
+++ b/diploma/vkr_final.docx
@@ -697,376 +697,427 @@
     </w:p>
     <w:p>
       <w:pPr>
-        <w:spacing w:before="0" w:after="0" w:line="360" w:lineRule="auto"/>
-        <w:ind w:firstLine="0"/>
-        <w:jc w:val="both"/>
-      </w:pPr>
-      <w:r>
-        <w:rPr>
-          <w:rFonts w:ascii="Times New Roman" w:hAnsi="Times New Roman"/>
-          <w:b/>
-          <w:sz w:val="28"/>
-        </w:rPr>
-        <w:t xml:space="preserve">VLM </w:t>
-      </w:r>
-      <w:r>
-        <w:rPr>
-          <w:rFonts w:ascii="Times New Roman" w:hAnsi="Times New Roman"/>
-          <w:sz w:val="28"/>
-        </w:rPr>
-        <w:t>— Visual-Language Model — визуально-языковая модель</w:t>
-      </w:r>
-    </w:p>
-    <w:p>
-      <w:pPr>
-        <w:spacing w:before="0" w:after="0" w:line="360" w:lineRule="auto"/>
-        <w:ind w:firstLine="0"/>
-        <w:jc w:val="both"/>
-      </w:pPr>
-      <w:r>
-        <w:rPr>
-          <w:rFonts w:ascii="Times New Roman" w:hAnsi="Times New Roman"/>
-          <w:b/>
-          <w:sz w:val="28"/>
-        </w:rPr>
-        <w:t xml:space="preserve">LLM </w:t>
-      </w:r>
-      <w:r>
-        <w:rPr>
-          <w:rFonts w:ascii="Times New Roman" w:hAnsi="Times New Roman"/>
-          <w:sz w:val="28"/>
-        </w:rPr>
-        <w:t>— Large Language Model — большая языковая модель</w:t>
-      </w:r>
-    </w:p>
-    <w:p>
-      <w:pPr>
-        <w:spacing w:before="0" w:after="0" w:line="360" w:lineRule="auto"/>
-        <w:ind w:firstLine="0"/>
-        <w:jc w:val="both"/>
-      </w:pPr>
-      <w:r>
-        <w:rPr>
-          <w:rFonts w:ascii="Times New Roman" w:hAnsi="Times New Roman"/>
-          <w:b/>
-          <w:sz w:val="28"/>
-        </w:rPr>
-        <w:t xml:space="preserve">AUROC </w:t>
-      </w:r>
-      <w:r>
-        <w:rPr>
-          <w:rFonts w:ascii="Times New Roman" w:hAnsi="Times New Roman"/>
-          <w:sz w:val="28"/>
-        </w:rPr>
-        <w:t>— Area Under the ROC Curve — площадь под ROC-кривой</w:t>
-      </w:r>
-    </w:p>
-    <w:p>
-      <w:pPr>
-        <w:spacing w:before="0" w:after="0" w:line="360" w:lineRule="auto"/>
-        <w:ind w:firstLine="0"/>
-        <w:jc w:val="both"/>
-      </w:pPr>
-      <w:r>
-        <w:rPr>
-          <w:rFonts w:ascii="Times New Roman" w:hAnsi="Times New Roman"/>
-          <w:b/>
-          <w:sz w:val="28"/>
-        </w:rPr>
-        <w:t xml:space="preserve">F1-max </w:t>
-      </w:r>
-      <w:r>
-        <w:rPr>
-          <w:rFonts w:ascii="Times New Roman" w:hAnsi="Times New Roman"/>
-          <w:sz w:val="28"/>
-        </w:rPr>
-        <w:t>— максимальное значение F1-меры по порогу</w:t>
-      </w:r>
-    </w:p>
-    <w:p>
-      <w:pPr>
-        <w:spacing w:before="0" w:after="0" w:line="360" w:lineRule="auto"/>
-        <w:ind w:firstLine="0"/>
-        <w:jc w:val="both"/>
-      </w:pPr>
-      <w:r>
-        <w:rPr>
-          <w:rFonts w:ascii="Times New Roman" w:hAnsi="Times New Roman"/>
-          <w:b/>
-          <w:sz w:val="28"/>
-        </w:rPr>
-        <w:t xml:space="preserve">CCR </w:t>
-      </w:r>
-      <w:r>
-        <w:rPr>
-          <w:rFonts w:ascii="Times New Roman" w:hAnsi="Times New Roman"/>
-          <w:sz w:val="28"/>
-        </w:rPr>
-        <w:t>— Constraint Coverage Rate — доля покрытых ограничений нормальности</w:t>
-      </w:r>
-    </w:p>
-    <w:p>
-      <w:pPr>
-        <w:spacing w:before="0" w:after="0" w:line="360" w:lineRule="auto"/>
-        <w:ind w:firstLine="0"/>
-        <w:jc w:val="both"/>
-      </w:pPr>
-      <w:r>
-        <w:rPr>
-          <w:rFonts w:ascii="Times New Roman" w:hAnsi="Times New Roman"/>
-          <w:b/>
-          <w:sz w:val="28"/>
-        </w:rPr>
-        <w:t xml:space="preserve">CoT </w:t>
-      </w:r>
-      <w:r>
-        <w:rPr>
-          <w:rFonts w:ascii="Times New Roman" w:hAnsi="Times New Roman"/>
-          <w:sz w:val="28"/>
-        </w:rPr>
-        <w:t>— Chain-of-Thought — метод пошагового рассуждения в промптинге</w:t>
-      </w:r>
-    </w:p>
-    <w:p>
-      <w:pPr>
-        <w:spacing w:before="0" w:after="0" w:line="360" w:lineRule="auto"/>
-        <w:ind w:firstLine="0"/>
-        <w:jc w:val="both"/>
-      </w:pPr>
-      <w:r>
-        <w:rPr>
-          <w:rFonts w:ascii="Times New Roman" w:hAnsi="Times New Roman"/>
-          <w:b/>
-          <w:sz w:val="28"/>
-        </w:rPr>
-        <w:t xml:space="preserve">MACE </w:t>
-      </w:r>
-      <w:r>
-        <w:rPr>
-          <w:rFonts w:ascii="Times New Roman" w:hAnsi="Times New Roman"/>
-          <w:sz w:val="28"/>
-        </w:rPr>
-        <w:t>— Mean Absolute Count Error — средняя абсолютная ошибка счёта</w:t>
-      </w:r>
-    </w:p>
-    <w:p>
-      <w:pPr>
-        <w:spacing w:before="0" w:after="0" w:line="360" w:lineRule="auto"/>
-        <w:ind w:firstLine="0"/>
-        <w:jc w:val="both"/>
-      </w:pPr>
-      <w:r>
-        <w:rPr>
-          <w:rFonts w:ascii="Times New Roman" w:hAnsi="Times New Roman"/>
-          <w:b/>
-          <w:sz w:val="28"/>
-        </w:rPr>
-        <w:t xml:space="preserve">SRA </w:t>
-      </w:r>
-      <w:r>
-        <w:rPr>
-          <w:rFonts w:ascii="Times New Roman" w:hAnsi="Times New Roman"/>
-          <w:sz w:val="28"/>
-        </w:rPr>
-        <w:t>— Spatial Relation Accuracy — точность пространственных отношений</w:t>
-      </w:r>
-    </w:p>
-    <w:p>
-      <w:pPr>
-        <w:spacing w:before="0" w:after="0" w:line="360" w:lineRule="auto"/>
-        <w:ind w:firstLine="0"/>
-        <w:jc w:val="both"/>
-      </w:pPr>
-      <w:r>
-        <w:rPr>
-          <w:rFonts w:ascii="Times New Roman" w:hAnsi="Times New Roman"/>
-          <w:b/>
-          <w:sz w:val="28"/>
-        </w:rPr>
-        <w:t xml:space="preserve">AWQ </w:t>
-      </w:r>
-      <w:r>
-        <w:rPr>
-          <w:rFonts w:ascii="Times New Roman" w:hAnsi="Times New Roman"/>
-          <w:sz w:val="28"/>
-        </w:rPr>
-        <w:t>— Activation-aware Weight Quantization — квантизация весов с учётом активаций</w:t>
-      </w:r>
-    </w:p>
-    <w:p>
-      <w:pPr>
-        <w:spacing w:before="0" w:after="0" w:line="360" w:lineRule="auto"/>
-        <w:ind w:firstLine="0"/>
-        <w:jc w:val="both"/>
-      </w:pPr>
-      <w:r>
-        <w:rPr>
-          <w:rFonts w:ascii="Times New Roman" w:hAnsi="Times New Roman"/>
-          <w:b/>
-          <w:sz w:val="28"/>
-        </w:rPr>
-        <w:t xml:space="preserve">MVTec LOCO AD </w:t>
-      </w:r>
-      <w:r>
-        <w:rPr>
-          <w:rFonts w:ascii="Times New Roman" w:hAnsi="Times New Roman"/>
-          <w:sz w:val="28"/>
-        </w:rPr>
-        <w:t>— MVTec Logical Constraints Anomaly Detection Dataset</w:t>
-      </w:r>
-    </w:p>
-    <w:p>
-      <w:pPr>
-        <w:spacing w:before="0" w:after="0" w:line="360" w:lineRule="auto"/>
-        <w:ind w:firstLine="0"/>
-        <w:jc w:val="both"/>
-      </w:pPr>
-      <w:r>
-        <w:rPr>
-          <w:rFonts w:ascii="Times New Roman" w:hAnsi="Times New Roman"/>
-          <w:b/>
-          <w:sz w:val="28"/>
-        </w:rPr>
-        <w:t xml:space="preserve">InternVL </w:t>
-      </w:r>
-      <w:r>
-        <w:rPr>
-          <w:rFonts w:ascii="Times New Roman" w:hAnsi="Times New Roman"/>
-          <w:sz w:val="28"/>
-        </w:rPr>
-        <w:t>— модель семейства InternVL2.5 (8B и 38B параметров)</w:t>
-      </w:r>
-    </w:p>
-    <w:p>
-      <w:pPr>
-        <w:spacing w:before="0" w:after="0" w:line="360" w:lineRule="auto"/>
-        <w:ind w:firstLine="0"/>
-        <w:jc w:val="both"/>
-      </w:pPr>
-      <w:r>
-        <w:rPr>
-          <w:rFonts w:ascii="Times New Roman" w:hAnsi="Times New Roman"/>
-          <w:b/>
-          <w:sz w:val="28"/>
-        </w:rPr>
-        <w:t xml:space="preserve">CLIP </w:t>
-      </w:r>
-      <w:r>
-        <w:rPr>
-          <w:rFonts w:ascii="Times New Roman" w:hAnsi="Times New Roman"/>
-          <w:sz w:val="28"/>
-        </w:rPr>
-        <w:t>— Contrastive Language–Image Pre-training — модель сопоставления текста и изображений</w:t>
-      </w:r>
-    </w:p>
-    <w:p>
-      <w:pPr>
-        <w:spacing w:before="0" w:after="0" w:line="360" w:lineRule="auto"/>
-        <w:ind w:firstLine="0"/>
-        <w:jc w:val="both"/>
-      </w:pPr>
-      <w:r>
-        <w:rPr>
-          <w:rFonts w:ascii="Times New Roman" w:hAnsi="Times New Roman"/>
-          <w:b/>
-          <w:sz w:val="28"/>
-        </w:rPr>
-        <w:t xml:space="preserve">CLIPScore </w:t>
-      </w:r>
-      <w:r>
-        <w:rPr>
-          <w:rFonts w:ascii="Times New Roman" w:hAnsi="Times New Roman"/>
-          <w:sz w:val="28"/>
-        </w:rPr>
-        <w:t>— метрика семантического сходства текста и изображения на основе CLIP</w:t>
-      </w:r>
-    </w:p>
-    <w:p>
-      <w:pPr>
-        <w:spacing w:before="0" w:after="0" w:line="360" w:lineRule="auto"/>
-        <w:ind w:firstLine="0"/>
-        <w:jc w:val="both"/>
-      </w:pPr>
-      <w:r>
-        <w:rPr>
-          <w:rFonts w:ascii="Times New Roman" w:hAnsi="Times New Roman"/>
-          <w:b/>
-          <w:sz w:val="28"/>
-        </w:rPr>
-        <w:t xml:space="preserve">TP / FP / FN / TN </w:t>
-      </w:r>
-      <w:r>
-        <w:rPr>
-          <w:rFonts w:ascii="Times New Roman" w:hAnsi="Times New Roman"/>
-          <w:sz w:val="28"/>
-        </w:rPr>
-        <w:t>— True Positive / False Positive / False Negative / True Negative</w:t>
-      </w:r>
-    </w:p>
-    <w:p>
-      <w:pPr>
-        <w:spacing w:before="0" w:after="0" w:line="360" w:lineRule="auto"/>
-        <w:ind w:firstLine="0"/>
-        <w:jc w:val="both"/>
-      </w:pPr>
-      <w:r>
-        <w:rPr>
-          <w:rFonts w:ascii="Times New Roman" w:hAnsi="Times New Roman"/>
-          <w:b/>
-          <w:sz w:val="28"/>
-        </w:rPr>
-        <w:t xml:space="preserve">Sub-Q </w:t>
-      </w:r>
-      <w:r>
-        <w:rPr>
-          <w:rFonts w:ascii="Times New Roman" w:hAnsi="Times New Roman"/>
-          <w:sz w:val="28"/>
-        </w:rPr>
-        <w:t>— вопрос-вариант (sub-question), перефразировка основного вопроса</w:t>
-      </w:r>
-    </w:p>
-    <w:p>
-      <w:pPr>
-        <w:spacing w:before="0" w:after="0" w:line="360" w:lineRule="auto"/>
-        <w:ind w:firstLine="0"/>
-        <w:jc w:val="both"/>
-      </w:pPr>
-      <w:r>
-        <w:rPr>
-          <w:rFonts w:ascii="Times New Roman" w:hAnsi="Times New Roman"/>
-          <w:b/>
-          <w:sz w:val="28"/>
-        </w:rPr>
-        <w:t xml:space="preserve">RC4-A </w:t>
-      </w:r>
-      <w:r>
-        <w:rPr>
-          <w:rFonts w:ascii="Times New Roman" w:hAnsi="Times New Roman"/>
-          <w:sz w:val="28"/>
-        </w:rPr>
-        <w:t>— версия Stage 4 с inline Chain-of-Thought рассуждением</w:t>
-      </w:r>
-    </w:p>
-    <w:p>
-      <w:pPr>
-        <w:spacing w:before="0" w:after="0" w:line="360" w:lineRule="auto"/>
-        <w:ind w:firstLine="0"/>
-        <w:jc w:val="both"/>
-      </w:pPr>
-      <w:r>
-        <w:rPr>
-          <w:rFonts w:ascii="Times New Roman" w:hAnsi="Times New Roman"/>
-          <w:b/>
-          <w:sz w:val="28"/>
-        </w:rPr>
-        <w:t xml:space="preserve">ГОСТ </w:t>
-      </w:r>
-      <w:r>
-        <w:rPr>
-          <w:rFonts w:ascii="Times New Roman" w:hAnsi="Times New Roman"/>
-          <w:sz w:val="28"/>
-        </w:rPr>
-        <w:t>— Государственный стандарт</w:t>
+        <w:tabs>
+          <w:tab w:pos="2551" w:val="left"/>
+        </w:tabs>
+        <w:spacing w:before="0" w:after="0" w:line="360" w:lineRule="auto"/>
+        <w:ind w:left="2551" w:hanging="2551"/>
+        <w:jc w:val="both"/>
+      </w:pPr>
+      <w:r>
+        <w:rPr>
+          <w:rFonts w:ascii="Times New Roman" w:hAnsi="Times New Roman"/>
+          <w:sz w:val="28"/>
+        </w:rPr>
+        <w:t>AUROC</w:t>
+        <w:tab/>
+      </w:r>
+      <w:r>
+        <w:rPr>
+          <w:rFonts w:ascii="Times New Roman" w:hAnsi="Times New Roman"/>
+          <w:sz w:val="28"/>
+        </w:rPr>
+        <w:t>площадь под ROC-кривой (Area Under the ROC Curve);</w:t>
+      </w:r>
+    </w:p>
+    <w:p>
+      <w:pPr>
+        <w:tabs>
+          <w:tab w:pos="2551" w:val="left"/>
+        </w:tabs>
+        <w:spacing w:before="0" w:after="0" w:line="360" w:lineRule="auto"/>
+        <w:ind w:left="2551" w:hanging="2551"/>
+        <w:jc w:val="both"/>
+      </w:pPr>
+      <w:r>
+        <w:rPr>
+          <w:rFonts w:ascii="Times New Roman" w:hAnsi="Times New Roman"/>
+          <w:sz w:val="28"/>
+        </w:rPr>
+        <w:t>AWQ</w:t>
+        <w:tab/>
+      </w:r>
+      <w:r>
+        <w:rPr>
+          <w:rFonts w:ascii="Times New Roman" w:hAnsi="Times New Roman"/>
+          <w:sz w:val="28"/>
+        </w:rPr>
+        <w:t>квантизация весов с учётом активаций (Activation-aware Weight Quantization);</w:t>
+      </w:r>
+    </w:p>
+    <w:p>
+      <w:pPr>
+        <w:tabs>
+          <w:tab w:pos="2551" w:val="left"/>
+        </w:tabs>
+        <w:spacing w:before="0" w:after="0" w:line="360" w:lineRule="auto"/>
+        <w:ind w:left="2551" w:hanging="2551"/>
+        <w:jc w:val="both"/>
+      </w:pPr>
+      <w:r>
+        <w:rPr>
+          <w:rFonts w:ascii="Times New Roman" w:hAnsi="Times New Roman"/>
+          <w:sz w:val="28"/>
+        </w:rPr>
+        <w:t>CCR</w:t>
+        <w:tab/>
+      </w:r>
+      <w:r>
+        <w:rPr>
+          <w:rFonts w:ascii="Times New Roman" w:hAnsi="Times New Roman"/>
+          <w:sz w:val="28"/>
+        </w:rPr>
+        <w:t>доля покрытых ограничений нормальности (Constraint Coverage Rate);</w:t>
+      </w:r>
+    </w:p>
+    <w:p>
+      <w:pPr>
+        <w:tabs>
+          <w:tab w:pos="2551" w:val="left"/>
+        </w:tabs>
+        <w:spacing w:before="0" w:after="0" w:line="360" w:lineRule="auto"/>
+        <w:ind w:left="2551" w:hanging="2551"/>
+        <w:jc w:val="both"/>
+      </w:pPr>
+      <w:r>
+        <w:rPr>
+          <w:rFonts w:ascii="Times New Roman" w:hAnsi="Times New Roman"/>
+          <w:sz w:val="28"/>
+        </w:rPr>
+        <w:t>CLIP</w:t>
+        <w:tab/>
+      </w:r>
+      <w:r>
+        <w:rPr>
+          <w:rFonts w:ascii="Times New Roman" w:hAnsi="Times New Roman"/>
+          <w:sz w:val="28"/>
+        </w:rPr>
+        <w:t>модель сопоставления текста и изображений (Contrastive Language–Image Pre-training);</w:t>
+      </w:r>
+    </w:p>
+    <w:p>
+      <w:pPr>
+        <w:tabs>
+          <w:tab w:pos="2551" w:val="left"/>
+        </w:tabs>
+        <w:spacing w:before="0" w:after="0" w:line="360" w:lineRule="auto"/>
+        <w:ind w:left="2551" w:hanging="2551"/>
+        <w:jc w:val="both"/>
+      </w:pPr>
+      <w:r>
+        <w:rPr>
+          <w:rFonts w:ascii="Times New Roman" w:hAnsi="Times New Roman"/>
+          <w:sz w:val="28"/>
+        </w:rPr>
+        <w:t>CLIPScore</w:t>
+        <w:tab/>
+      </w:r>
+      <w:r>
+        <w:rPr>
+          <w:rFonts w:ascii="Times New Roman" w:hAnsi="Times New Roman"/>
+          <w:sz w:val="28"/>
+        </w:rPr>
+        <w:t>метрика семантического сходства текста и изображения на основе CLIP;</w:t>
+      </w:r>
+    </w:p>
+    <w:p>
+      <w:pPr>
+        <w:tabs>
+          <w:tab w:pos="2551" w:val="left"/>
+        </w:tabs>
+        <w:spacing w:before="0" w:after="0" w:line="360" w:lineRule="auto"/>
+        <w:ind w:left="2551" w:hanging="2551"/>
+        <w:jc w:val="both"/>
+      </w:pPr>
+      <w:r>
+        <w:rPr>
+          <w:rFonts w:ascii="Times New Roman" w:hAnsi="Times New Roman"/>
+          <w:sz w:val="28"/>
+        </w:rPr>
+        <w:t>CoT</w:t>
+        <w:tab/>
+      </w:r>
+      <w:r>
+        <w:rPr>
+          <w:rFonts w:ascii="Times New Roman" w:hAnsi="Times New Roman"/>
+          <w:sz w:val="28"/>
+        </w:rPr>
+        <w:t>метод пошагового рассуждения в промптинге (Chain-of-Thought);</w:t>
+      </w:r>
+    </w:p>
+    <w:p>
+      <w:pPr>
+        <w:tabs>
+          <w:tab w:pos="2551" w:val="left"/>
+        </w:tabs>
+        <w:spacing w:before="0" w:after="0" w:line="360" w:lineRule="auto"/>
+        <w:ind w:left="2551" w:hanging="2551"/>
+        <w:jc w:val="both"/>
+      </w:pPr>
+      <w:r>
+        <w:rPr>
+          <w:rFonts w:ascii="Times New Roman" w:hAnsi="Times New Roman"/>
+          <w:sz w:val="28"/>
+        </w:rPr>
+        <w:t>F1-max</w:t>
+        <w:tab/>
+      </w:r>
+      <w:r>
+        <w:rPr>
+          <w:rFonts w:ascii="Times New Roman" w:hAnsi="Times New Roman"/>
+          <w:sz w:val="28"/>
+        </w:rPr>
+        <w:t>максимальное значение F1-меры по порогу;</w:t>
+      </w:r>
+    </w:p>
+    <w:p>
+      <w:pPr>
+        <w:tabs>
+          <w:tab w:pos="2551" w:val="left"/>
+        </w:tabs>
+        <w:spacing w:before="0" w:after="0" w:line="360" w:lineRule="auto"/>
+        <w:ind w:left="2551" w:hanging="2551"/>
+        <w:jc w:val="both"/>
+      </w:pPr>
+      <w:r>
+        <w:rPr>
+          <w:rFonts w:ascii="Times New Roman" w:hAnsi="Times New Roman"/>
+          <w:sz w:val="28"/>
+        </w:rPr>
+        <w:t>InternVL</w:t>
+        <w:tab/>
+      </w:r>
+      <w:r>
+        <w:rPr>
+          <w:rFonts w:ascii="Times New Roman" w:hAnsi="Times New Roman"/>
+          <w:sz w:val="28"/>
+        </w:rPr>
+        <w:t>визуально-языковая модель семейства InternVL2.5 (8B и 38B параметров);</w:t>
+      </w:r>
+    </w:p>
+    <w:p>
+      <w:pPr>
+        <w:tabs>
+          <w:tab w:pos="2551" w:val="left"/>
+        </w:tabs>
+        <w:spacing w:before="0" w:after="0" w:line="360" w:lineRule="auto"/>
+        <w:ind w:left="2551" w:hanging="2551"/>
+        <w:jc w:val="both"/>
+      </w:pPr>
+      <w:r>
+        <w:rPr>
+          <w:rFonts w:ascii="Times New Roman" w:hAnsi="Times New Roman"/>
+          <w:sz w:val="28"/>
+        </w:rPr>
+        <w:t>LLM</w:t>
+        <w:tab/>
+      </w:r>
+      <w:r>
+        <w:rPr>
+          <w:rFonts w:ascii="Times New Roman" w:hAnsi="Times New Roman"/>
+          <w:sz w:val="28"/>
+        </w:rPr>
+        <w:t>большая языковая модель (Large Language Model);</w:t>
+      </w:r>
+    </w:p>
+    <w:p>
+      <w:pPr>
+        <w:tabs>
+          <w:tab w:pos="2551" w:val="left"/>
+        </w:tabs>
+        <w:spacing w:before="0" w:after="0" w:line="360" w:lineRule="auto"/>
+        <w:ind w:left="2551" w:hanging="2551"/>
+        <w:jc w:val="both"/>
+      </w:pPr>
+      <w:r>
+        <w:rPr>
+          <w:rFonts w:ascii="Times New Roman" w:hAnsi="Times New Roman"/>
+          <w:sz w:val="28"/>
+        </w:rPr>
+        <w:t>MACE</w:t>
+        <w:tab/>
+      </w:r>
+      <w:r>
+        <w:rPr>
+          <w:rFonts w:ascii="Times New Roman" w:hAnsi="Times New Roman"/>
+          <w:sz w:val="28"/>
+        </w:rPr>
+        <w:t>средняя абсолютная ошибка счёта (Mean Absolute Count Error);</w:t>
+      </w:r>
+    </w:p>
+    <w:p>
+      <w:pPr>
+        <w:tabs>
+          <w:tab w:pos="2551" w:val="left"/>
+        </w:tabs>
+        <w:spacing w:before="0" w:after="0" w:line="360" w:lineRule="auto"/>
+        <w:ind w:left="2551" w:hanging="2551"/>
+        <w:jc w:val="both"/>
+      </w:pPr>
+      <w:r>
+        <w:rPr>
+          <w:rFonts w:ascii="Times New Roman" w:hAnsi="Times New Roman"/>
+          <w:sz w:val="28"/>
+        </w:rPr>
+        <w:t>MVTec LOCO AD</w:t>
+        <w:tab/>
+      </w:r>
+      <w:r>
+        <w:rPr>
+          <w:rFonts w:ascii="Times New Roman" w:hAnsi="Times New Roman"/>
+          <w:sz w:val="28"/>
+        </w:rPr>
+        <w:t>датасет обнаружения аномалий с логическими ограничениями (MVTec Logical Constraints Anomaly Detection);</w:t>
+      </w:r>
+    </w:p>
+    <w:p>
+      <w:pPr>
+        <w:tabs>
+          <w:tab w:pos="2551" w:val="left"/>
+        </w:tabs>
+        <w:spacing w:before="0" w:after="0" w:line="360" w:lineRule="auto"/>
+        <w:ind w:left="2551" w:hanging="2551"/>
+        <w:jc w:val="both"/>
+      </w:pPr>
+      <w:r>
+        <w:rPr>
+          <w:rFonts w:ascii="Times New Roman" w:hAnsi="Times New Roman"/>
+          <w:sz w:val="28"/>
+        </w:rPr>
+        <w:t>RC4-A</w:t>
+        <w:tab/>
+      </w:r>
+      <w:r>
+        <w:rPr>
+          <w:rFonts w:ascii="Times New Roman" w:hAnsi="Times New Roman"/>
+          <w:sz w:val="28"/>
+        </w:rPr>
+        <w:t>версия стадии 4 с inline-рассуждением Chain-of-Thought;</w:t>
+      </w:r>
+    </w:p>
+    <w:p>
+      <w:pPr>
+        <w:tabs>
+          <w:tab w:pos="2551" w:val="left"/>
+        </w:tabs>
+        <w:spacing w:before="0" w:after="0" w:line="360" w:lineRule="auto"/>
+        <w:ind w:left="2551" w:hanging="2551"/>
+        <w:jc w:val="both"/>
+      </w:pPr>
+      <w:r>
+        <w:rPr>
+          <w:rFonts w:ascii="Times New Roman" w:hAnsi="Times New Roman"/>
+          <w:sz w:val="28"/>
+        </w:rPr>
+        <w:t>SRA</w:t>
+        <w:tab/>
+      </w:r>
+      <w:r>
+        <w:rPr>
+          <w:rFonts w:ascii="Times New Roman" w:hAnsi="Times New Roman"/>
+          <w:sz w:val="28"/>
+        </w:rPr>
+        <w:t>точность пространственных отношений (Spatial Relation Accuracy);</w:t>
+      </w:r>
+    </w:p>
+    <w:p>
+      <w:pPr>
+        <w:tabs>
+          <w:tab w:pos="2551" w:val="left"/>
+        </w:tabs>
+        <w:spacing w:before="0" w:after="0" w:line="360" w:lineRule="auto"/>
+        <w:ind w:left="2551" w:hanging="2551"/>
+        <w:jc w:val="both"/>
+      </w:pPr>
+      <w:r>
+        <w:rPr>
+          <w:rFonts w:ascii="Times New Roman" w:hAnsi="Times New Roman"/>
+          <w:sz w:val="28"/>
+        </w:rPr>
+        <w:t>Sub-Q</w:t>
+        <w:tab/>
+      </w:r>
+      <w:r>
+        <w:rPr>
+          <w:rFonts w:ascii="Times New Roman" w:hAnsi="Times New Roman"/>
+          <w:sz w:val="28"/>
+        </w:rPr>
+        <w:t>вопрос-вариант, перефразировка основного вопроса (sub-question);</w:t>
+      </w:r>
+    </w:p>
+    <w:p>
+      <w:pPr>
+        <w:tabs>
+          <w:tab w:pos="2551" w:val="left"/>
+        </w:tabs>
+        <w:spacing w:before="0" w:after="0" w:line="360" w:lineRule="auto"/>
+        <w:ind w:left="2551" w:hanging="2551"/>
+        <w:jc w:val="both"/>
+      </w:pPr>
+      <w:r>
+        <w:rPr>
+          <w:rFonts w:ascii="Times New Roman" w:hAnsi="Times New Roman"/>
+          <w:sz w:val="28"/>
+        </w:rPr>
+        <w:t>TP / FP / FN / TN</w:t>
+        <w:tab/>
+      </w:r>
+      <w:r>
+        <w:rPr>
+          <w:rFonts w:ascii="Times New Roman" w:hAnsi="Times New Roman"/>
+          <w:sz w:val="28"/>
+        </w:rPr>
+        <w:t>истинно- и ложноположительные, ложно- и истинноотрицательные срабатывания (True/False Positive/Negative);</w:t>
+      </w:r>
+    </w:p>
+    <w:p>
+      <w:pPr>
+        <w:tabs>
+          <w:tab w:pos="2551" w:val="left"/>
+        </w:tabs>
+        <w:spacing w:before="0" w:after="0" w:line="360" w:lineRule="auto"/>
+        <w:ind w:left="2551" w:hanging="2551"/>
+        <w:jc w:val="both"/>
+      </w:pPr>
+      <w:r>
+        <w:rPr>
+          <w:rFonts w:ascii="Times New Roman" w:hAnsi="Times New Roman"/>
+          <w:sz w:val="28"/>
+        </w:rPr>
+        <w:t>VLM</w:t>
+        <w:tab/>
+      </w:r>
+      <w:r>
+        <w:rPr>
+          <w:rFonts w:ascii="Times New Roman" w:hAnsi="Times New Roman"/>
+          <w:sz w:val="28"/>
+        </w:rPr>
+        <w:t>визуально-языковая модель (Visual-Language Model);</w:t>
+      </w:r>
+    </w:p>
+    <w:p>
+      <w:pPr>
+        <w:tabs>
+          <w:tab w:pos="2551" w:val="left"/>
+        </w:tabs>
+        <w:spacing w:before="0" w:after="0" w:line="360" w:lineRule="auto"/>
+        <w:ind w:left="2551" w:hanging="2551"/>
+        <w:jc w:val="both"/>
+      </w:pPr>
+      <w:r>
+        <w:rPr>
+          <w:rFonts w:ascii="Times New Roman" w:hAnsi="Times New Roman"/>
+          <w:sz w:val="28"/>
+        </w:rPr>
+        <w:t>ГОСТ</w:t>
+        <w:tab/>
+      </w:r>
+      <w:r>
+        <w:rPr>
+          <w:rFonts w:ascii="Times New Roman" w:hAnsi="Times New Roman"/>
+          <w:sz w:val="28"/>
+        </w:rPr>
+        <w:t>государственный стандарт.</w:t>
       </w:r>
     </w:p>
     <w:p>

--- a/diploma/vkr_final.docx
+++ b/diploma/vkr_final.docx
@@ -632,19 +632,908 @@
     </w:p>
     <w:p>
       <w:pPr>
-        <w:ind w:firstLine="0"/>
-        <w:spacing w:line="360" w:lineRule="auto" w:before="0" w:after="0"/>
-      </w:pPr>
-      <w:r>
-        <w:rPr>
-          <w:rFonts w:ascii="Times New Roman" w:hAnsi="Times New Roman"/>
-          <w:sz w:val="28"/>
-        </w:rPr>
-        <w:fldChar w:fldCharType="begin"/>
-        <w:instrText xml:space="preserve">TOC \o "1-2" \h \z \u</w:instrText>
-        <w:fldChar w:fldCharType="separate"/>
-        <w:t>Обновите поле (F9), чтобы сформировать содержание.</w:t>
-        <w:fldChar w:fldCharType="end"/>
+        <w:spacing w:before="0" w:after="0"/>
+        <w:ind w:firstLine="0"/>
+      </w:pPr>
+    </w:p>
+    <w:p>
+      <w:pPr>
+        <w:tabs>
+          <w:tab w:pos="9354" w:val="right" w:leader="dot"/>
+        </w:tabs>
+        <w:spacing w:before="0" w:after="0" w:line="360" w:lineRule="auto"/>
+        <w:ind w:firstLine="0" w:left="0"/>
+        <w:jc w:val="left"/>
+      </w:pPr>
+      <w:r>
+        <w:rPr>
+          <w:rFonts w:ascii="Times New Roman" w:hAnsi="Times New Roman"/>
+          <w:sz w:val="28"/>
+        </w:rPr>
+        <w:t>Введение</w:t>
+        <w:tab/>
+      </w:r>
+      <w:r>
+        <w:rPr>
+          <w:rFonts w:ascii="Times New Roman" w:hAnsi="Times New Roman"/>
+          <w:sz w:val="28"/>
+        </w:rPr>
+        <w:t>7</w:t>
+      </w:r>
+    </w:p>
+    <w:p>
+      <w:pPr>
+        <w:tabs>
+          <w:tab w:pos="9354" w:val="right" w:leader="dot"/>
+        </w:tabs>
+        <w:spacing w:before="0" w:after="0" w:line="360" w:lineRule="auto"/>
+        <w:ind w:firstLine="0" w:left="0"/>
+        <w:jc w:val="left"/>
+      </w:pPr>
+      <w:r>
+        <w:rPr>
+          <w:rFonts w:ascii="Times New Roman" w:hAnsi="Times New Roman"/>
+          <w:sz w:val="28"/>
+        </w:rPr>
+        <w:t>Раздел 1. Анализ предметной области и постановка задачи</w:t>
+        <w:tab/>
+      </w:r>
+      <w:r>
+        <w:rPr>
+          <w:rFonts w:ascii="Times New Roman" w:hAnsi="Times New Roman"/>
+          <w:sz w:val="28"/>
+        </w:rPr>
+        <w:t>10</w:t>
+      </w:r>
+    </w:p>
+    <w:p>
+      <w:pPr>
+        <w:tabs>
+          <w:tab w:pos="9354" w:val="right" w:leader="dot"/>
+        </w:tabs>
+        <w:spacing w:before="0" w:after="0" w:line="360" w:lineRule="auto"/>
+        <w:ind w:firstLine="0" w:left="425"/>
+        <w:jc w:val="left"/>
+      </w:pPr>
+      <w:r>
+        <w:rPr>
+          <w:rFonts w:ascii="Times New Roman" w:hAnsi="Times New Roman"/>
+          <w:sz w:val="28"/>
+        </w:rPr>
+        <w:t>1.1 Задача обнаружения визуальных аномалий в промышленном контроле</w:t>
+        <w:tab/>
+      </w:r>
+      <w:r>
+        <w:rPr>
+          <w:rFonts w:ascii="Times New Roman" w:hAnsi="Times New Roman"/>
+          <w:sz w:val="28"/>
+        </w:rPr>
+        <w:t>10</w:t>
+      </w:r>
+    </w:p>
+    <w:p>
+      <w:pPr>
+        <w:tabs>
+          <w:tab w:pos="9354" w:val="right" w:leader="dot"/>
+        </w:tabs>
+        <w:spacing w:before="0" w:after="0" w:line="360" w:lineRule="auto"/>
+        <w:ind w:firstLine="0" w:left="425"/>
+        <w:jc w:val="left"/>
+      </w:pPr>
+      <w:r>
+        <w:rPr>
+          <w:rFonts w:ascii="Times New Roman" w:hAnsi="Times New Roman"/>
+          <w:sz w:val="28"/>
+        </w:rPr>
+        <w:t>1.2 Обзор и сравнение существующих методов</w:t>
+        <w:tab/>
+      </w:r>
+      <w:r>
+        <w:rPr>
+          <w:rFonts w:ascii="Times New Roman" w:hAnsi="Times New Roman"/>
+          <w:sz w:val="28"/>
+        </w:rPr>
+        <w:t>11</w:t>
+      </w:r>
+    </w:p>
+    <w:p>
+      <w:pPr>
+        <w:tabs>
+          <w:tab w:pos="9354" w:val="right" w:leader="dot"/>
+        </w:tabs>
+        <w:spacing w:before="0" w:after="0" w:line="360" w:lineRule="auto"/>
+        <w:ind w:firstLine="0" w:left="425"/>
+        <w:jc w:val="left"/>
+      </w:pPr>
+      <w:r>
+        <w:rPr>
+          <w:rFonts w:ascii="Times New Roman" w:hAnsi="Times New Roman"/>
+          <w:sz w:val="28"/>
+        </w:rPr>
+        <w:t>1.3 Визуально-языковые модели: архитектура и принципы</w:t>
+        <w:tab/>
+      </w:r>
+      <w:r>
+        <w:rPr>
+          <w:rFonts w:ascii="Times New Roman" w:hAnsi="Times New Roman"/>
+          <w:sz w:val="28"/>
+        </w:rPr>
+        <w:t>13</w:t>
+      </w:r>
+    </w:p>
+    <w:p>
+      <w:pPr>
+        <w:tabs>
+          <w:tab w:pos="9354" w:val="right" w:leader="dot"/>
+        </w:tabs>
+        <w:spacing w:before="0" w:after="0" w:line="360" w:lineRule="auto"/>
+        <w:ind w:firstLine="0" w:left="425"/>
+        <w:jc w:val="left"/>
+      </w:pPr>
+      <w:r>
+        <w:rPr>
+          <w:rFonts w:ascii="Times New Roman" w:hAnsi="Times New Roman"/>
+          <w:sz w:val="28"/>
+        </w:rPr>
+        <w:t>1.4 Требования к training-free подходу</w:t>
+        <w:tab/>
+      </w:r>
+      <w:r>
+        <w:rPr>
+          <w:rFonts w:ascii="Times New Roman" w:hAnsi="Times New Roman"/>
+          <w:sz w:val="28"/>
+        </w:rPr>
+        <w:t>15</w:t>
+      </w:r>
+    </w:p>
+    <w:p>
+      <w:pPr>
+        <w:tabs>
+          <w:tab w:pos="9354" w:val="right" w:leader="dot"/>
+        </w:tabs>
+        <w:spacing w:before="0" w:after="0" w:line="360" w:lineRule="auto"/>
+        <w:ind w:firstLine="0" w:left="425"/>
+        <w:jc w:val="left"/>
+      </w:pPr>
+      <w:r>
+        <w:rPr>
+          <w:rFonts w:ascii="Times New Roman" w:hAnsi="Times New Roman"/>
+          <w:sz w:val="28"/>
+        </w:rPr>
+        <w:t>1.5 Формальная постановка задачи</w:t>
+        <w:tab/>
+      </w:r>
+      <w:r>
+        <w:rPr>
+          <w:rFonts w:ascii="Times New Roman" w:hAnsi="Times New Roman"/>
+          <w:sz w:val="28"/>
+        </w:rPr>
+        <w:t>15</w:t>
+      </w:r>
+    </w:p>
+    <w:p>
+      <w:pPr>
+        <w:tabs>
+          <w:tab w:pos="9354" w:val="right" w:leader="dot"/>
+        </w:tabs>
+        <w:spacing w:before="0" w:after="0" w:line="360" w:lineRule="auto"/>
+        <w:ind w:firstLine="0" w:left="425"/>
+        <w:jc w:val="left"/>
+      </w:pPr>
+      <w:r>
+        <w:rPr>
+          <w:rFonts w:ascii="Times New Roman" w:hAnsi="Times New Roman"/>
+          <w:sz w:val="28"/>
+        </w:rPr>
+        <w:t>Выводы по разделу 1</w:t>
+        <w:tab/>
+      </w:r>
+      <w:r>
+        <w:rPr>
+          <w:rFonts w:ascii="Times New Roman" w:hAnsi="Times New Roman"/>
+          <w:sz w:val="28"/>
+        </w:rPr>
+        <w:t>16</w:t>
+      </w:r>
+    </w:p>
+    <w:p>
+      <w:pPr>
+        <w:tabs>
+          <w:tab w:pos="9354" w:val="right" w:leader="dot"/>
+        </w:tabs>
+        <w:spacing w:before="0" w:after="0" w:line="360" w:lineRule="auto"/>
+        <w:ind w:firstLine="0" w:left="0"/>
+        <w:jc w:val="left"/>
+      </w:pPr>
+      <w:r>
+        <w:rPr>
+          <w:rFonts w:ascii="Times New Roman" w:hAnsi="Times New Roman"/>
+          <w:sz w:val="28"/>
+        </w:rPr>
+        <w:t>Раздел 2. Разработанный метод обнаружения логических аномалий</w:t>
+        <w:tab/>
+      </w:r>
+      <w:r>
+        <w:rPr>
+          <w:rFonts w:ascii="Times New Roman" w:hAnsi="Times New Roman"/>
+          <w:sz w:val="28"/>
+        </w:rPr>
+        <w:t>17</w:t>
+      </w:r>
+    </w:p>
+    <w:p>
+      <w:pPr>
+        <w:tabs>
+          <w:tab w:pos="9354" w:val="right" w:leader="dot"/>
+        </w:tabs>
+        <w:spacing w:before="0" w:after="0" w:line="360" w:lineRule="auto"/>
+        <w:ind w:firstLine="0" w:left="425"/>
+        <w:jc w:val="left"/>
+      </w:pPr>
+      <w:r>
+        <w:rPr>
+          <w:rFonts w:ascii="Times New Roman" w:hAnsi="Times New Roman"/>
+          <w:sz w:val="28"/>
+        </w:rPr>
+        <w:t>2.1 Общая архитектура пайплайна</w:t>
+        <w:tab/>
+      </w:r>
+      <w:r>
+        <w:rPr>
+          <w:rFonts w:ascii="Times New Roman" w:hAnsi="Times New Roman"/>
+          <w:sz w:val="28"/>
+        </w:rPr>
+        <w:t>17</w:t>
+      </w:r>
+    </w:p>
+    <w:p>
+      <w:pPr>
+        <w:tabs>
+          <w:tab w:pos="9354" w:val="right" w:leader="dot"/>
+        </w:tabs>
+        <w:spacing w:before="0" w:after="0" w:line="360" w:lineRule="auto"/>
+        <w:ind w:firstLine="0" w:left="425"/>
+        <w:jc w:val="left"/>
+      </w:pPr>
+      <w:r>
+        <w:rPr>
+          <w:rFonts w:ascii="Times New Roman" w:hAnsi="Times New Roman"/>
+          <w:sz w:val="28"/>
+        </w:rPr>
+        <w:t>2.2 Stage 1: декомпозированное описание нормальных изображений</w:t>
+        <w:tab/>
+      </w:r>
+      <w:r>
+        <w:rPr>
+          <w:rFonts w:ascii="Times New Roman" w:hAnsi="Times New Roman"/>
+          <w:sz w:val="28"/>
+        </w:rPr>
+        <w:t>18</w:t>
+      </w:r>
+    </w:p>
+    <w:p>
+      <w:pPr>
+        <w:tabs>
+          <w:tab w:pos="9354" w:val="right" w:leader="dot"/>
+        </w:tabs>
+        <w:spacing w:before="0" w:after="0" w:line="360" w:lineRule="auto"/>
+        <w:ind w:firstLine="0" w:left="425"/>
+        <w:jc w:val="left"/>
+      </w:pPr>
+      <w:r>
+        <w:rPr>
+          <w:rFonts w:ascii="Times New Roman" w:hAnsi="Times New Roman"/>
+          <w:sz w:val="28"/>
+        </w:rPr>
+        <w:t>2.3 Stage 2: формирование нормативного определения</w:t>
+        <w:tab/>
+      </w:r>
+      <w:r>
+        <w:rPr>
+          <w:rFonts w:ascii="Times New Roman" w:hAnsi="Times New Roman"/>
+          <w:sz w:val="28"/>
+        </w:rPr>
+        <w:t>19</w:t>
+      </w:r>
+    </w:p>
+    <w:p>
+      <w:pPr>
+        <w:tabs>
+          <w:tab w:pos="9354" w:val="right" w:leader="dot"/>
+        </w:tabs>
+        <w:spacing w:before="0" w:after="0" w:line="360" w:lineRule="auto"/>
+        <w:ind w:firstLine="0" w:left="425"/>
+        <w:jc w:val="left"/>
+      </w:pPr>
+      <w:r>
+        <w:rPr>
+          <w:rFonts w:ascii="Times New Roman" w:hAnsi="Times New Roman"/>
+          <w:sz w:val="28"/>
+        </w:rPr>
+        <w:t>2.4 Stage 3: генерация, фильтрация и аугментация вопросов</w:t>
+        <w:tab/>
+      </w:r>
+      <w:r>
+        <w:rPr>
+          <w:rFonts w:ascii="Times New Roman" w:hAnsi="Times New Roman"/>
+          <w:sz w:val="28"/>
+        </w:rPr>
+        <w:t>20</w:t>
+      </w:r>
+    </w:p>
+    <w:p>
+      <w:pPr>
+        <w:tabs>
+          <w:tab w:pos="9354" w:val="right" w:leader="dot"/>
+        </w:tabs>
+        <w:spacing w:before="0" w:after="0" w:line="360" w:lineRule="auto"/>
+        <w:ind w:firstLine="0" w:left="425"/>
+        <w:jc w:val="left"/>
+      </w:pPr>
+      <w:r>
+        <w:rPr>
+          <w:rFonts w:ascii="Times New Roman" w:hAnsi="Times New Roman"/>
+          <w:sz w:val="28"/>
+        </w:rPr>
+        <w:t>2.5 Stage 4: тестирование с inline Chain-of-Thought (RC4-A)</w:t>
+        <w:tab/>
+      </w:r>
+      <w:r>
+        <w:rPr>
+          <w:rFonts w:ascii="Times New Roman" w:hAnsi="Times New Roman"/>
+          <w:sz w:val="28"/>
+        </w:rPr>
+        <w:t>21</w:t>
+      </w:r>
+    </w:p>
+    <w:p>
+      <w:pPr>
+        <w:tabs>
+          <w:tab w:pos="9354" w:val="right" w:leader="dot"/>
+        </w:tabs>
+        <w:spacing w:before="0" w:after="0" w:line="360" w:lineRule="auto"/>
+        <w:ind w:firstLine="0" w:left="425"/>
+        <w:jc w:val="left"/>
+      </w:pPr>
+      <w:r>
+        <w:rPr>
+          <w:rFonts w:ascii="Times New Roman" w:hAnsi="Times New Roman"/>
+          <w:sz w:val="28"/>
+        </w:rPr>
+        <w:t>2.6 Иерархическая система оценки (L1–L4)</w:t>
+        <w:tab/>
+      </w:r>
+      <w:r>
+        <w:rPr>
+          <w:rFonts w:ascii="Times New Roman" w:hAnsi="Times New Roman"/>
+          <w:sz w:val="28"/>
+        </w:rPr>
+        <w:t>22</w:t>
+      </w:r>
+    </w:p>
+    <w:p>
+      <w:pPr>
+        <w:tabs>
+          <w:tab w:pos="9354" w:val="right" w:leader="dot"/>
+        </w:tabs>
+        <w:spacing w:before="0" w:after="0" w:line="360" w:lineRule="auto"/>
+        <w:ind w:firstLine="0" w:left="425"/>
+        <w:jc w:val="left"/>
+      </w:pPr>
+      <w:r>
+        <w:rPr>
+          <w:rFonts w:ascii="Times New Roman" w:hAnsi="Times New Roman"/>
+          <w:sz w:val="28"/>
+        </w:rPr>
+        <w:t>Выводы по разделу 2</w:t>
+        <w:tab/>
+      </w:r>
+      <w:r>
+        <w:rPr>
+          <w:rFonts w:ascii="Times New Roman" w:hAnsi="Times New Roman"/>
+          <w:sz w:val="28"/>
+        </w:rPr>
+        <w:t>24</w:t>
+      </w:r>
+    </w:p>
+    <w:p>
+      <w:pPr>
+        <w:tabs>
+          <w:tab w:pos="9354" w:val="right" w:leader="dot"/>
+        </w:tabs>
+        <w:spacing w:before="0" w:after="0" w:line="360" w:lineRule="auto"/>
+        <w:ind w:firstLine="0" w:left="0"/>
+        <w:jc w:val="left"/>
+      </w:pPr>
+      <w:r>
+        <w:rPr>
+          <w:rFonts w:ascii="Times New Roman" w:hAnsi="Times New Roman"/>
+          <w:sz w:val="28"/>
+        </w:rPr>
+        <w:t>Раздел 3. Программная реализация и экспериментальная инфраструктура</w:t>
+        <w:tab/>
+      </w:r>
+      <w:r>
+        <w:rPr>
+          <w:rFonts w:ascii="Times New Roman" w:hAnsi="Times New Roman"/>
+          <w:sz w:val="28"/>
+        </w:rPr>
+        <w:t>26</w:t>
+      </w:r>
+    </w:p>
+    <w:p>
+      <w:pPr>
+        <w:tabs>
+          <w:tab w:pos="9354" w:val="right" w:leader="dot"/>
+        </w:tabs>
+        <w:spacing w:before="0" w:after="0" w:line="360" w:lineRule="auto"/>
+        <w:ind w:firstLine="0" w:left="425"/>
+        <w:jc w:val="left"/>
+      </w:pPr>
+      <w:r>
+        <w:rPr>
+          <w:rFonts w:ascii="Times New Roman" w:hAnsi="Times New Roman"/>
+          <w:sz w:val="28"/>
+        </w:rPr>
+        <w:t>3.1 Архитектура программной системы</w:t>
+        <w:tab/>
+      </w:r>
+      <w:r>
+        <w:rPr>
+          <w:rFonts w:ascii="Times New Roman" w:hAnsi="Times New Roman"/>
+          <w:sz w:val="28"/>
+        </w:rPr>
+        <w:t>26</w:t>
+      </w:r>
+    </w:p>
+    <w:p>
+      <w:pPr>
+        <w:tabs>
+          <w:tab w:pos="9354" w:val="right" w:leader="dot"/>
+        </w:tabs>
+        <w:spacing w:before="0" w:after="0" w:line="360" w:lineRule="auto"/>
+        <w:ind w:firstLine="0" w:left="425"/>
+        <w:jc w:val="left"/>
+      </w:pPr>
+      <w:r>
+        <w:rPr>
+          <w:rFonts w:ascii="Times New Roman" w:hAnsi="Times New Roman"/>
+          <w:sz w:val="28"/>
+        </w:rPr>
+        <w:t>3.2 Поддержка моделей: InternVL2.5-8B и 38B-AWQ</w:t>
+        <w:tab/>
+      </w:r>
+      <w:r>
+        <w:rPr>
+          <w:rFonts w:ascii="Times New Roman" w:hAnsi="Times New Roman"/>
+          <w:sz w:val="28"/>
+        </w:rPr>
+        <w:t>27</w:t>
+      </w:r>
+    </w:p>
+    <w:p>
+      <w:pPr>
+        <w:tabs>
+          <w:tab w:pos="9354" w:val="right" w:leader="dot"/>
+        </w:tabs>
+        <w:spacing w:before="0" w:after="0" w:line="360" w:lineRule="auto"/>
+        <w:ind w:firstLine="0" w:left="425"/>
+        <w:jc w:val="left"/>
+      </w:pPr>
+      <w:r>
+        <w:rPr>
+          <w:rFonts w:ascii="Times New Roman" w:hAnsi="Times New Roman"/>
+          <w:sz w:val="28"/>
+        </w:rPr>
+        <w:t>3.3 Система конфигурации</w:t>
+        <w:tab/>
+      </w:r>
+      <w:r>
+        <w:rPr>
+          <w:rFonts w:ascii="Times New Roman" w:hAnsi="Times New Roman"/>
+          <w:sz w:val="28"/>
+        </w:rPr>
+        <w:t>28</w:t>
+      </w:r>
+    </w:p>
+    <w:p>
+      <w:pPr>
+        <w:tabs>
+          <w:tab w:pos="9354" w:val="right" w:leader="dot"/>
+        </w:tabs>
+        <w:spacing w:before="0" w:after="0" w:line="360" w:lineRule="auto"/>
+        <w:ind w:firstLine="0" w:left="425"/>
+        <w:jc w:val="left"/>
+      </w:pPr>
+      <w:r>
+        <w:rPr>
+          <w:rFonts w:ascii="Times New Roman" w:hAnsi="Times New Roman"/>
+          <w:sz w:val="28"/>
+        </w:rPr>
+        <w:t>3.4 Инфраструктура оценки</w:t>
+        <w:tab/>
+      </w:r>
+      <w:r>
+        <w:rPr>
+          <w:rFonts w:ascii="Times New Roman" w:hAnsi="Times New Roman"/>
+          <w:sz w:val="28"/>
+        </w:rPr>
+        <w:t>29</w:t>
+      </w:r>
+    </w:p>
+    <w:p>
+      <w:pPr>
+        <w:tabs>
+          <w:tab w:pos="9354" w:val="right" w:leader="dot"/>
+        </w:tabs>
+        <w:spacing w:before="0" w:after="0" w:line="360" w:lineRule="auto"/>
+        <w:ind w:firstLine="0" w:left="425"/>
+        <w:jc w:val="left"/>
+      </w:pPr>
+      <w:r>
+        <w:rPr>
+          <w:rFonts w:ascii="Times New Roman" w:hAnsi="Times New Roman"/>
+          <w:sz w:val="28"/>
+        </w:rPr>
+        <w:t>3.5 Ограничения реализации</w:t>
+        <w:tab/>
+      </w:r>
+      <w:r>
+        <w:rPr>
+          <w:rFonts w:ascii="Times New Roman" w:hAnsi="Times New Roman"/>
+          <w:sz w:val="28"/>
+        </w:rPr>
+        <w:t>29</w:t>
+      </w:r>
+    </w:p>
+    <w:p>
+      <w:pPr>
+        <w:tabs>
+          <w:tab w:pos="9354" w:val="right" w:leader="dot"/>
+        </w:tabs>
+        <w:spacing w:before="0" w:after="0" w:line="360" w:lineRule="auto"/>
+        <w:ind w:firstLine="0" w:left="425"/>
+        <w:jc w:val="left"/>
+      </w:pPr>
+      <w:r>
+        <w:rPr>
+          <w:rFonts w:ascii="Times New Roman" w:hAnsi="Times New Roman"/>
+          <w:sz w:val="28"/>
+        </w:rPr>
+        <w:t>Выводы по разделу 3</w:t>
+        <w:tab/>
+      </w:r>
+      <w:r>
+        <w:rPr>
+          <w:rFonts w:ascii="Times New Roman" w:hAnsi="Times New Roman"/>
+          <w:sz w:val="28"/>
+        </w:rPr>
+        <w:t>30</w:t>
+      </w:r>
+    </w:p>
+    <w:p>
+      <w:pPr>
+        <w:tabs>
+          <w:tab w:pos="9354" w:val="right" w:leader="dot"/>
+        </w:tabs>
+        <w:spacing w:before="0" w:after="0" w:line="360" w:lineRule="auto"/>
+        <w:ind w:firstLine="0" w:left="0"/>
+        <w:jc w:val="left"/>
+      </w:pPr>
+      <w:r>
+        <w:rPr>
+          <w:rFonts w:ascii="Times New Roman" w:hAnsi="Times New Roman"/>
+          <w:sz w:val="28"/>
+        </w:rPr>
+        <w:t>Раздел 4. Эксперименты и анализ результатов</w:t>
+        <w:tab/>
+      </w:r>
+      <w:r>
+        <w:rPr>
+          <w:rFonts w:ascii="Times New Roman" w:hAnsi="Times New Roman"/>
+          <w:sz w:val="28"/>
+        </w:rPr>
+        <w:t>31</w:t>
+      </w:r>
+    </w:p>
+    <w:p>
+      <w:pPr>
+        <w:tabs>
+          <w:tab w:pos="9354" w:val="right" w:leader="dot"/>
+        </w:tabs>
+        <w:spacing w:before="0" w:after="0" w:line="360" w:lineRule="auto"/>
+        <w:ind w:firstLine="0" w:left="425"/>
+        <w:jc w:val="left"/>
+      </w:pPr>
+      <w:r>
+        <w:rPr>
+          <w:rFonts w:ascii="Times New Roman" w:hAnsi="Times New Roman"/>
+          <w:sz w:val="28"/>
+        </w:rPr>
+        <w:t>4.1 Экспериментальная установка</w:t>
+        <w:tab/>
+      </w:r>
+      <w:r>
+        <w:rPr>
+          <w:rFonts w:ascii="Times New Roman" w:hAnsi="Times New Roman"/>
+          <w:sz w:val="28"/>
+        </w:rPr>
+        <w:t>31</w:t>
+      </w:r>
+    </w:p>
+    <w:p>
+      <w:pPr>
+        <w:tabs>
+          <w:tab w:pos="9354" w:val="right" w:leader="dot"/>
+        </w:tabs>
+        <w:spacing w:before="0" w:after="0" w:line="360" w:lineRule="auto"/>
+        <w:ind w:firstLine="0" w:left="425"/>
+        <w:jc w:val="left"/>
+      </w:pPr>
+      <w:r>
+        <w:rPr>
+          <w:rFonts w:ascii="Times New Roman" w:hAnsi="Times New Roman"/>
+          <w:sz w:val="28"/>
+        </w:rPr>
+        <w:t>4.2 Базовые результаты: пять классов MVTec LOCO AD</w:t>
+        <w:tab/>
+      </w:r>
+      <w:r>
+        <w:rPr>
+          <w:rFonts w:ascii="Times New Roman" w:hAnsi="Times New Roman"/>
+          <w:sz w:val="28"/>
+        </w:rPr>
+        <w:t>31</w:t>
+      </w:r>
+    </w:p>
+    <w:p>
+      <w:pPr>
+        <w:tabs>
+          <w:tab w:pos="9354" w:val="right" w:leader="dot"/>
+        </w:tabs>
+        <w:spacing w:before="0" w:after="0" w:line="360" w:lineRule="auto"/>
+        <w:ind w:firstLine="0" w:left="425"/>
+        <w:jc w:val="left"/>
+      </w:pPr>
+      <w:r>
+        <w:rPr>
+          <w:rFonts w:ascii="Times New Roman" w:hAnsi="Times New Roman"/>
+          <w:sz w:val="28"/>
+        </w:rPr>
+        <w:t>4.3 Прогрессия экспериментов: от baseline к r25</w:t>
+        <w:tab/>
+      </w:r>
+      <w:r>
+        <w:rPr>
+          <w:rFonts w:ascii="Times New Roman" w:hAnsi="Times New Roman"/>
+          <w:sz w:val="28"/>
+        </w:rPr>
+        <w:t>32</w:t>
+      </w:r>
+    </w:p>
+    <w:p>
+      <w:pPr>
+        <w:tabs>
+          <w:tab w:pos="9354" w:val="right" w:leader="dot"/>
+        </w:tabs>
+        <w:spacing w:before="0" w:after="0" w:line="360" w:lineRule="auto"/>
+        <w:ind w:firstLine="0" w:left="425"/>
+        <w:jc w:val="left"/>
+      </w:pPr>
+      <w:r>
+        <w:rPr>
+          <w:rFonts w:ascii="Times New Roman" w:hAnsi="Times New Roman"/>
+          <w:sz w:val="28"/>
+        </w:rPr>
+        <w:t>4.4 Ablation: вклад каждого улучшения</w:t>
+        <w:tab/>
+      </w:r>
+      <w:r>
+        <w:rPr>
+          <w:rFonts w:ascii="Times New Roman" w:hAnsi="Times New Roman"/>
+          <w:sz w:val="28"/>
+        </w:rPr>
+        <w:t>33</w:t>
+      </w:r>
+    </w:p>
+    <w:p>
+      <w:pPr>
+        <w:tabs>
+          <w:tab w:pos="9354" w:val="right" w:leader="dot"/>
+        </w:tabs>
+        <w:spacing w:before="0" w:after="0" w:line="360" w:lineRule="auto"/>
+        <w:ind w:firstLine="0" w:left="425"/>
+        <w:jc w:val="left"/>
+      </w:pPr>
+      <w:r>
+        <w:rPr>
+          <w:rFonts w:ascii="Times New Roman" w:hAnsi="Times New Roman"/>
+          <w:sz w:val="28"/>
+        </w:rPr>
+        <w:t>4.5 Иерархическая оценка</w:t>
+        <w:tab/>
+      </w:r>
+      <w:r>
+        <w:rPr>
+          <w:rFonts w:ascii="Times New Roman" w:hAnsi="Times New Roman"/>
+          <w:sz w:val="28"/>
+        </w:rPr>
+        <w:t>34</w:t>
+      </w:r>
+    </w:p>
+    <w:p>
+      <w:pPr>
+        <w:tabs>
+          <w:tab w:pos="9354" w:val="right" w:leader="dot"/>
+        </w:tabs>
+        <w:spacing w:before="0" w:after="0" w:line="360" w:lineRule="auto"/>
+        <w:ind w:firstLine="0" w:left="425"/>
+        <w:jc w:val="left"/>
+      </w:pPr>
+      <w:r>
+        <w:rPr>
+          <w:rFonts w:ascii="Times New Roman" w:hAnsi="Times New Roman"/>
+          <w:sz w:val="28"/>
+        </w:rPr>
+        <w:t>4.6 Анализ ошибок</w:t>
+        <w:tab/>
+      </w:r>
+      <w:r>
+        <w:rPr>
+          <w:rFonts w:ascii="Times New Roman" w:hAnsi="Times New Roman"/>
+          <w:sz w:val="28"/>
+        </w:rPr>
+        <w:t>36</w:t>
+      </w:r>
+    </w:p>
+    <w:p>
+      <w:pPr>
+        <w:tabs>
+          <w:tab w:pos="9354" w:val="right" w:leader="dot"/>
+        </w:tabs>
+        <w:spacing w:before="0" w:after="0" w:line="360" w:lineRule="auto"/>
+        <w:ind w:firstLine="0" w:left="425"/>
+        <w:jc w:val="left"/>
+      </w:pPr>
+      <w:r>
+        <w:rPr>
+          <w:rFonts w:ascii="Times New Roman" w:hAnsi="Times New Roman"/>
+          <w:sz w:val="28"/>
+        </w:rPr>
+        <w:t>4.7 Сравнение с оригинальной статьёй LogicQA</w:t>
+        <w:tab/>
+      </w:r>
+      <w:r>
+        <w:rPr>
+          <w:rFonts w:ascii="Times New Roman" w:hAnsi="Times New Roman"/>
+          <w:sz w:val="28"/>
+        </w:rPr>
+        <w:t>37</w:t>
+      </w:r>
+    </w:p>
+    <w:p>
+      <w:pPr>
+        <w:tabs>
+          <w:tab w:pos="9354" w:val="right" w:leader="dot"/>
+        </w:tabs>
+        <w:spacing w:before="0" w:after="0" w:line="360" w:lineRule="auto"/>
+        <w:ind w:firstLine="0" w:left="425"/>
+        <w:jc w:val="left"/>
+      </w:pPr>
+      <w:r>
+        <w:rPr>
+          <w:rFonts w:ascii="Times New Roman" w:hAnsi="Times New Roman"/>
+          <w:sz w:val="28"/>
+        </w:rPr>
+        <w:t>Выводы по разделу 4</w:t>
+        <w:tab/>
+      </w:r>
+      <w:r>
+        <w:rPr>
+          <w:rFonts w:ascii="Times New Roman" w:hAnsi="Times New Roman"/>
+          <w:sz w:val="28"/>
+        </w:rPr>
+        <w:t>38</w:t>
+      </w:r>
+    </w:p>
+    <w:p>
+      <w:pPr>
+        <w:tabs>
+          <w:tab w:pos="9354" w:val="right" w:leader="dot"/>
+        </w:tabs>
+        <w:spacing w:before="0" w:after="0" w:line="360" w:lineRule="auto"/>
+        <w:ind w:firstLine="0" w:left="0"/>
+        <w:jc w:val="left"/>
+      </w:pPr>
+      <w:r>
+        <w:rPr>
+          <w:rFonts w:ascii="Times New Roman" w:hAnsi="Times New Roman"/>
+          <w:sz w:val="28"/>
+        </w:rPr>
+        <w:t>Заключение</w:t>
+        <w:tab/>
+      </w:r>
+      <w:r>
+        <w:rPr>
+          <w:rFonts w:ascii="Times New Roman" w:hAnsi="Times New Roman"/>
+          <w:sz w:val="28"/>
+        </w:rPr>
+        <w:t>39</w:t>
+      </w:r>
+    </w:p>
+    <w:p>
+      <w:pPr>
+        <w:tabs>
+          <w:tab w:pos="9354" w:val="right" w:leader="dot"/>
+        </w:tabs>
+        <w:spacing w:before="0" w:after="0" w:line="360" w:lineRule="auto"/>
+        <w:ind w:firstLine="0" w:left="0"/>
+        <w:jc w:val="left"/>
+      </w:pPr>
+      <w:r>
+        <w:rPr>
+          <w:rFonts w:ascii="Times New Roman" w:hAnsi="Times New Roman"/>
+          <w:sz w:val="28"/>
+        </w:rPr>
+        <w:t>Список использованных источников</w:t>
+        <w:tab/>
+      </w:r>
+      <w:r>
+        <w:rPr>
+          <w:rFonts w:ascii="Times New Roman" w:hAnsi="Times New Roman"/>
+          <w:sz w:val="28"/>
+        </w:rPr>
+        <w:t>41</w:t>
+      </w:r>
+    </w:p>
+    <w:p>
+      <w:pPr>
+        <w:tabs>
+          <w:tab w:pos="9354" w:val="right" w:leader="dot"/>
+        </w:tabs>
+        <w:spacing w:before="0" w:after="0" w:line="360" w:lineRule="auto"/>
+        <w:ind w:firstLine="0" w:left="0"/>
+        <w:jc w:val="left"/>
+      </w:pPr>
+      <w:r>
+        <w:rPr>
+          <w:rFonts w:ascii="Times New Roman" w:hAnsi="Times New Roman"/>
+          <w:sz w:val="28"/>
+        </w:rPr>
+        <w:t>Приложение А</w:t>
+        <w:tab/>
+      </w:r>
+      <w:r>
+        <w:rPr>
+          <w:rFonts w:ascii="Times New Roman" w:hAnsi="Times New Roman"/>
+          <w:sz w:val="28"/>
+        </w:rPr>
+        <w:t>44</w:t>
+      </w:r>
+    </w:p>
+    <w:p>
+      <w:pPr>
+        <w:tabs>
+          <w:tab w:pos="9354" w:val="right" w:leader="dot"/>
+        </w:tabs>
+        <w:spacing w:before="0" w:after="0" w:line="360" w:lineRule="auto"/>
+        <w:ind w:firstLine="0" w:left="0"/>
+        <w:jc w:val="left"/>
+      </w:pPr>
+      <w:r>
+        <w:rPr>
+          <w:rFonts w:ascii="Times New Roman" w:hAnsi="Times New Roman"/>
+          <w:sz w:val="28"/>
+        </w:rPr>
+        <w:t>Приложение Б</w:t>
+        <w:tab/>
+      </w:r>
+      <w:r>
+        <w:rPr>
+          <w:rFonts w:ascii="Times New Roman" w:hAnsi="Times New Roman"/>
+          <w:sz w:val="28"/>
+        </w:rPr>
+        <w:t>46</w:t>
       </w:r>
     </w:p>
     <w:p>

--- a/diploma/vkr_final.docx
+++ b/diploma/vkr_final.docx
@@ -2082,7 +2082,7 @@
           <w:rFonts w:ascii="Times New Roman" w:hAnsi="Times New Roman"/>
           <w:sz w:val="28"/>
         </w:rPr>
-        <w:t>Степень разработанности проблемы. Задача обнаружения структурных аномалий хорошо изучена: методы на основе реконструкции (VAE, DRAEM [12]), дистилляции знаний (Student-Teacher [14,15], EfficientAD) и признаковых карт (PatchCore [13]) достигают AUROC &gt; 0.95 на стандартных бенчмарках. Для логических аномалий ситуация принципиально иная: датасет MVTec LOCO AD [4] (2022) специально создан для этой задачи и выявил существенные ограничения существующих методов. Подходы на основе CLIP (WinCLIP [5], AnoVL) демонстрируют улучшения, но не охватывают сложную семантику ограничений. Метод LogicQA [L1] (2025) предложил принципиально иной подход: использование VLM как рассуждающего агента, формирующего контрольный список нормальности и проверяющего каждое изображение по этому списку. Ограничением оригинальной работы является применение закрытой модели GPT-4o, что исключает промышленное внедрение с точки зрения воспроизводимости и стоимости.</w:t>
+        <w:t>Степень разработанности проблемы. Задача обнаружения структурных аномалий хорошо изучена: методы на основе реконструкции (VAE, DRAEM [12]), дистилляции знаний (Student-Teacher [14,15], EfficientAD) и признаковых карт (PatchCore [13]) достигают AUROC &gt; 0.95 на стандартных бенчмарках. Для логических аномалий ситуация принципиально иная: датасет MVTec LOCO AD [4] (2022) специально создан для этой задачи и выявил существенные ограничения существующих методов. Подходы на основе CLIP (WinCLIP [5], AnoVL) демонстрируют улучшения, но не охватывают сложную семантику ограничений. Принципиально иное решение предложено в LogicQA [L1] (2025). Здесь визуально-языковая модель работает не как экстрактор признаков, а как рассуждающий агент: она сначала формирует перечень условий нормальности, после чего последовательно сверяет с ним каждое тестовое изображение. У этого решения есть существенный недостаток — оно опирается на закрытую модель GPT-4o, что затрудняет промышленное внедрение и по стоимости запросов, и по требованиям воспроизводимости.</w:t>
       </w:r>
     </w:p>
     <w:p>
@@ -2096,7 +2096,7 @@
           <w:rFonts w:ascii="Times New Roman" w:hAnsi="Times New Roman"/>
           <w:sz w:val="28"/>
         </w:rPr>
-        <w:t>Центральный вклад настоящей работы состоит в воспроизведении метода LogicQA с использованием открытой модели InternVL2.5-8B, разработке семи системных улучшений пайплайна и иерархической системы оценки (L1–L4). Базовый AUROC InternVL2.5-8B по пяти классам MVTec LOCO AD составляет 0.527, лучший достигнутый результат на классе breakfast_box — AUROC=0.852, сопоставимый с результатами GPT-4o.</w:t>
+        <w:t>Настоящая работа продолжает это направление сразу в трёх плоскостях. Во-первых, метод LogicQA воспроизводится на открытой модели InternVL2.5-8B. Во-вторых, в пайплайн внесены семь системных улучшений. В-третьих, предложена иерархическая система оценки (L1–L4). Исходный уровень InternVL2.5-8B по пяти классам MVTec LOCO AD не превышает 0.527 по AUROC; после доработок на классе breakfast_box удаётся достичь 0.852 — значения, вплотную приближающегося к результатам GPT-4o.</w:t>
       </w:r>
     </w:p>
     <w:p>
@@ -2110,7 +2110,7 @@
           <w:rFonts w:ascii="Times New Roman" w:hAnsi="Times New Roman"/>
           <w:sz w:val="28"/>
         </w:rPr>
-        <w:t>Цель работы: повышение точности обнаружения логических аномалий на изображениях за счёт разработки и экспериментальной оценки training-free фреймворка на основе визуально-языковых моделей без разметки аномальных данных.</w:t>
+        <w:t>Цель работы — повысить точность обнаружения логических аномалий на изображениях, разработав и экспериментально оценив training-free фреймворк на базе визуально-языковых моделей, не требующий разметки аномальных данных.</w:t>
       </w:r>
     </w:p>
     <w:p>
@@ -4047,7 +4047,7 @@
           <w:rFonts w:ascii="Times New Roman" w:hAnsi="Times New Roman"/>
           <w:sz w:val="28"/>
         </w:rPr>
-        <w:t>CLIP (Contrastive Language–Image Pre-training) [7] — модель, обученная на 400 миллионах пар (изображение, текстовое описание) с контрастивной функцией потерь. В пространстве совместных эмбеддингов семантически схожие пары изображение–текст сближаются, несхожие — отдаляются. Это позволяет измерять семантическое сходство произвольного изображения с произвольным текстом — без дообучения. В данной работе CLIP ViT-B/32 используется для вычисления CLIPScore как метрики качества текстового описания нормального изображения.</w:t>
+        <w:t>Модель CLIP (Contrastive Language–Image Pre-training) [7] обучена на 400 миллионах пар «изображение — текстовое описание» с контрастивной функцией потерь. В результате формируется совместное пространство эмбеддингов, где близкие по смыслу пары располагаются рядом, а несовпадающие расходятся. Благодаря этому сходство между любым изображением и любым текстом можно измерить напрямую, не прибегая к дообучению. Мы применяем вариант CLIP ViT-B/32 для расчёта метрики CLIPScore, которая оценивает качество текстового описания нормального изображения.</w:t>
       </w:r>
     </w:p>
     <w:p>
@@ -4061,7 +4061,7 @@
           <w:rFonts w:ascii="Times New Roman" w:hAnsi="Times New Roman"/>
           <w:sz w:val="28"/>
         </w:rPr>
-        <w:t>InternVL2.5 [8] — семейство открытых визуально-языковых моделей. Архитектура состоит из визуального энкодера InternViT-6B, модуля pixel shuffling для обработки изображений высокого разрешения и языковой модели Qwen2.5 (языковой модуль от Alibaba). Модель обучалась на мультимодальных данных: парах изображение–текст, данных для пространственного grounding (координаты ограничивающих прямоугольников), вопросно-ответных парах по изображениям и задачах пространственного рассуждения. Pixel shuffling позволяет динамически изменять разрешение входного изображения: для задач обнаружения аномалий используется 448×448 пикселей с разбивкой на плитки, что обеспечивает обработку деталей объекта. Grounding-данные критически важны для задачи: модель обучена не просто описывать сцену, но и локализовать упоминаемые объекты в координатах изображения, что обеспечивает точность описания пространственных отношений компонентов.</w:t>
+        <w:t>Семейство открытых визуально-языковых моделей InternVL2.5 [8] собрано из трёх компонентов: визуального энкодера InternViT-6B, модуля pixel shuffling для работы с изображениями высокого разрешения и языковой модели Qwen2.5 от Alibaba. Обучающая выборка носила мультимодальный характер и включала пары изображение–текст, данные пространственного grounding с координатами ограничивающих прямоугольников, вопросно-ответные пары по изображениям и задачи на пространственное рассуждение. Модуль pixel shuffling динамически подстраивает разрешение входа; в задачах обнаружения аномалий применяется разбиение на плитки 448×448 пикселей, благодаря чему сохраняются мелкие детали объекта. Особую роль играют grounding-данные: модель научилась не только описывать сцену, но и привязывать упоминаемые объекты к координатам, а это повышает достоверность описания пространственных отношений между компонентами.</w:t>
       </w:r>
     </w:p>
     <w:p>
@@ -4075,7 +4075,7 @@
           <w:rFonts w:ascii="Times New Roman" w:hAnsi="Times New Roman"/>
           <w:sz w:val="28"/>
         </w:rPr>
-        <w:t>Few-shot prompting: при тестировании модели передаются n_shots нормальных изображений в качестве контекста (примеров нормальности). Это позволяет модели сформировать представление о нормальном состоянии объекта без какого-либо дообучения — training-free подход.</w:t>
+        <w:t>При few-shot prompting модель во время тестирования получает n_shots нормальных изображений, играющих роль контекстных примеров нормальности. Опираясь на них, она выстраивает представление о норме без какого-либо обновления весов, что и соответствует training-free постановке задачи.</w:t>
       </w:r>
     </w:p>
     <w:p>
@@ -4089,7 +4089,7 @@
           <w:rFonts w:ascii="Times New Roman" w:hAnsi="Times New Roman"/>
           <w:sz w:val="28"/>
         </w:rPr>
-        <w:t>Chain-of-Thought (CoT) — техника промптинга, при которой модели предписывается явно формулировать промежуточные рассуждения перед финальным ответом. Принцип: Step 1 — Observe (что именно видно на изображении относительно проверяемого ограничения), Step 2 — Conclude (вывод: Result: Yes/No). Ключевое свойство CoT в контексте обнаружения аномалий: модель не может ответить «Yes (нормально)», не сформулировав наблюдение, подтверждающее это. Это устраняет «угадывание» — тенденцию к ответу «Yes» без реального анализа изображения, которая является основной причиной ложноположительных срабатываний. В эксперименте RC4-A переход от прямого вопроса к CoT-промпту снизил FP с 12 до 0 при сохранении recall.</w:t>
+        <w:t>Chain-of-Thought (CoT) — это приём промптинга, который заставляет модель проговаривать промежуточные рассуждения прежде, чем она даст окончательный ответ. В нашем случае процесс разбит на два шага. Сначала, на шаге Observe, модель описывает, что именно видно на изображении применительно к проверяемому ограничению; затем, на шаге Conclude, она формулирует вывод в формате Result: Yes/No. Применительно к обнаружению аномалий это даёт важный эффект: чтобы ответить «Yes (нормально)», модель обязана сперва привести подтверждающее наблюдение. Тем самым отсекается «угадывание» — склонность отвечать «Yes» без реального анализа кадра, которая и порождает большую часть ложноположительных срабатываний. На практике замена прямого вопроса CoT-промптом в эксперименте RC4-A снизила число FP с 12 до нуля, не пожертвовав полнотой (recall).</w:t>
       </w:r>
     </w:p>
     <w:p>
@@ -4103,7 +4103,7 @@
           <w:rFonts w:ascii="Times New Roman" w:hAnsi="Times New Roman"/>
           <w:sz w:val="28"/>
         </w:rPr>
-        <w:t>Важно подчеркнуть, что CoT является эмерджентным (emergent) свойством масштаба модели [36]. В работе «Chain-of-Thought Prompting» [36] (NeurIPS 2022) показано, что CoT-промптинг не улучшает производительность малых моделей (до ~100B параметров) — модели меньшего размера генерируют внешне правдоподобные, но логически некорректные цепочки рассуждений, что ведёт к снижению точности по сравнению с прямым промптингом. Значимые улучшения наблюдаются только для достаточно больших моделей. Это наблюдение имеет прямое следствие для нашей работы: для InternVL2.5-8B CoT даёт измеримый, но неполный эффект (FP 12→0 при росте FN 3→10), тогда как от InternVL2.5-38B ожидается более устойчивое рассуждение за счёт большего числа параметров языкового модуля.</w:t>
+        <w:t>Следует учитывать, что выигрыш от CoT носит эмерджентный (emergent) характер и проявляется лишь с ростом масштаба модели [36]. Согласно работе «Chain-of-Thought Prompting» [36] (NeurIPS 2022), на небольших моделях (примерно до 100 млрд параметров) приём не помогает, а порой и вредит: такие модели выстраивают правдоподобные с виду, но логически ошибочные цепочки рассуждений, и точность падает относительно прямого запроса. Ощутимая польза начинается только у достаточно крупных моделей. Для нашей задачи отсюда следует вполне конкретный прогноз. У InternVL2.5-8B эффект CoT заметен, но половинчат (FP снижается с 12 до 0, однако FN растёт с 3 до 10); у InternVL2.5-38B же за счёт более ёмкого языкового модуля можно рассчитывать на более устойчивое рассуждение.</w:t>
       </w:r>
     </w:p>
     <w:p>
@@ -4117,7 +4117,7 @@
           <w:rFonts w:ascii="Times New Roman" w:hAnsi="Times New Roman"/>
           <w:sz w:val="28"/>
         </w:rPr>
-        <w:t>Склонность VLM к «галлюцинациям» и предвзятому ответу «Yes» систематически исследована в работе POPE [34]: авторы выявили, что крупные визуально-языковые модели генерируют объекты, отсутствующие на изображении, причём тенденция усиливается для объектов, часто встречающихся в обучающих данных. Эксперименты показали, что стандартный открытый запрос приводит к более выраженным галлюцинациям, чем бинарный Yes/No вопрос. Это непосредственно мотивирует наш выбор бинарного формата вопросов (Stage 3) и объясняет механизм возникновения FP=12 в r23 (без CoT): не имея обязательного шага наблюдения, модель отвечала «Yes» на основе статистических ожиданий, а не реального анализа изображения.</w:t>
+        <w:t>Тяга визуально-языковых моделей к «галлюцинациям» и к утвердительному «Yes» подробно разобрана в исследовании POPE [34]. Его авторы зафиксировали, что крупные модели нередко «видят» на изображении объекты, которых там нет, и чем чаще объект встречался в обучающих данных, тем выше вероятность такой ошибки. При этом открытый запрос провоцирует галлюцинации сильнее, чем закрытый вопрос с ответом Yes/No. Этот результат прямо оправдывает наш выбор бинарного формата вопросов на стадии 3 и поясняет природу FP=12 в эксперименте r23 без CoT: лишённая обязательного шага наблюдения, модель отвечала «Yes», ориентируясь на статистические ожидания, а не на конкретный кадр.</w:t>
       </w:r>
     </w:p>
     <w:p>
@@ -4131,7 +4131,7 @@
           <w:rFonts w:ascii="Times New Roman" w:hAnsi="Times New Roman"/>
           <w:sz w:val="28"/>
         </w:rPr>
-        <w:t>Ещё одним системным ограничением VLM является слабость пространственного рассуждения. В работе «What's Up with Vision-Language Models?» [33] целенаправленно изучена эта проблема на трёх специальных корпусах: модели VQAv2, дообученные BLIP достигали паритета с людьми (≈99%) на общем бенчмарке, однако на задачах пространственных отношений («на/под», «слева/справа») их точность падала до 56% при 99% у людей. Было установлено, что основная причина — крайне малое количество надёжных примеров пространственных отношений в крупных предобучающих корпусах (LAION-2B). Это объясняет, почему SRA (Spatial Relation Accuracy) включена как отдельный уровень L2 нашей иерархической оценки, и предсказывает, что пространственные аномалии окажутся труднейшим классом для модели 8B-масштаба.</w:t>
+        <w:t>Второе системное ограничение визуально-языковых моделей — слабое пространственное рассуждение. Эта проблема прицельно изучена в работе «What's Up with Vision-Language Models?» [33] на трёх специально подготовленных корпусах. Оказалось, что дообученные модели VQAv2 на основе BLIP практически сравниваются с человеком на общем бенчмарке (около 99%), однако на отношениях вида «на/под» и «слева/справа» их точность обваливается до 56% против тех же 99% у людей. Главную причину авторы видят в дефиците надёжных примеров пространственных отношений внутри больших предобучающих корпусов, таких как LAION-2B. Именно поэтому метрика SRA (Spatial Relation Accuracy) выделена у нас в самостоятельный уровень L2, и именно поэтому можно заранее предположить, что пространственные аномалии станут самым трудным случаем для модели масштаба 8B.</w:t>
       </w:r>
     </w:p>
     <w:p>
@@ -4333,7 +4333,7 @@
           <w:rFonts w:ascii="Times New Roman" w:hAnsi="Times New Roman"/>
           <w:sz w:val="28"/>
         </w:rPr>
-        <w:t>Формально задача обнаружения логических аномалий определяется следующим образом. Дано конечное множество нормальных изображений D_train = {x_1, ..., x_n}, где n — число few-shot примеров (n = 5 в наших экспериментах). Дано тестовое изображение x_test ∈ X. Требуется построить бинарный предиктор f: X → {0, 1}, где 0 — нормальный объект, 1 — аномальный.</w:t>
+        <w:t>Формально задача обнаружения логических аномалий определяется следующим образом. Дано конечное множество нормальных изображений D_train = {x_1, ..., x_n}, где n — число few-shot примеров (n = 5 в наших экспериментах). На вход подаётся тестовое изображение x_test ∈ X, и для него требуется построить бинарный предиктор f: X → {0, 1}, относящий объект либо к норме (0), либо к аномалии (1).</w:t>
       </w:r>
     </w:p>
     <w:p>
@@ -4347,7 +4347,7 @@
           <w:rFonts w:ascii="Times New Roman" w:hAnsi="Times New Roman"/>
           <w:sz w:val="28"/>
         </w:rPr>
-        <w:t>Нормальность объекта задаётся набором семантических ограничений C = {c_1, ..., c_k}, извлекаемых из D_train. Ограничения могут быть количественными (ровно два мандарина), пространственными (болты расположены слева), атрибутивными (мюсли полностью заполняют отсек). Аномалия определяется как нарушение хотя бы одного ограничения: f(x_test) = 1, если ∃ c_i ∈ C: c_i(x_test) = False.</w:t>
+        <w:t>Норму описывает набор семантических ограничений C = {c_1, ..., c_k}, выводимых из обучающего множества D_train. По природе эти ограничения различаются: они бывают количественными (ровно два мандарина), пространственными (болты лежат слева) или атрибутивными (мюсли полностью заполняют отсек). Объект признаётся аномальным, как только нарушено хотя бы одно из них, то есть f(x_test) = 1, если ∃ c_i ∈ C: c_i(x_test) = False.</w:t>
       </w:r>
     </w:p>
     <w:p>
@@ -4361,7 +4361,7 @@
           <w:rFonts w:ascii="Times New Roman" w:hAnsi="Times New Roman"/>
           <w:sz w:val="28"/>
         </w:rPr>
-        <w:t>Качество предиктора оценивается следующими метриками. AUROC (Area Under ROC Curve) — площадь под кривой зависимости True Positive Rate от False Positive Rate при изменении порога аномальности от 0 до 1; не зависит от выбора порога классификации. F1-max — максимальное значение F1-меры: F1 = 2·TP / (2·TP + FP + FN), оптимизированное по порогу. Иерархические метрики L1–L4 (детально описаны в разделе 2) оценивают промежуточные компоненты пайплайна.</w:t>
+        <w:t>Качество предиктора измеряется двумя основными метриками. Первая, AUROC (Area Under ROC Curve), — это площадь под кривой, связывающей True Positive Rate и False Positive Rate при пробегании порога аномальности от 0 до 1; её удобство в том, что она не привязана к конкретному порогу классификации. Вторая, F1-max, представляет собой максимум F1-меры F1 = 2·TP / (2·TP + FP + FN), взятый по всем порогам. Промежуточные же компоненты пайплайна оцениваются отдельно, иерархическими метриками L1–L4, которые подробно разобраны в разделе 2.</w:t>
       </w:r>
     </w:p>
     <w:p>
@@ -5484,7 +5484,7 @@
           <w:rFonts w:ascii="Times New Roman" w:hAnsi="Times New Roman"/>
           <w:sz w:val="28"/>
         </w:rPr>
-        <w:t>Stage 1 генерирует текстовые описания нормального состояния объекта по каждому нормальному обучающему изображению. Ключевым нововведением по сравнению с оригинальным LogicQA является per-component декомпозиция: вместо единственного монолитного описания всего изображения VLM последовательно описывает каждый из предопределённых компонентов объекта (NORMALITY_COMPONENTS).</w:t>
+        <w:t>На стадии 1 для каждого нормального обучающего изображения формируется текстовое описание эталонного состояния объекта. Главное отличие от оригинального LogicQA заключается здесь в per-component декомпозиции: вместо одного монолитного описания всей сцены модель поочерёдно характеризует каждый из заранее заданных компонентов объекта (NORMALITY_COMPONENTS).</w:t>
       </w:r>
     </w:p>
     <w:p>
@@ -5498,7 +5498,7 @@
           <w:rFonts w:ascii="Times New Roman" w:hAnsi="Times New Roman"/>
           <w:sz w:val="28"/>
         </w:rPr>
-        <w:t>Для класса breakfast_box определены шесть компонентов: два вида счётных объектов (tangerines — ровно 2 штуки; nectarine — ровно 1 штука) и четыре вида несчётных наполнителей (muesli, banana chips, almonds, yogurt coating). Для каждого из 5 обучающих изображений выполняется 6 отдельных VLM-запросов (prompt: «Опиши, что ты видишь в отсеке [component_name], включая количество, расположение и внешний вид»). Итого 5 × 6 = 30 VLM-вызовов на стадию 1, против 5 монолитных вызовов в baseline.</w:t>
+        <w:t>Так, для класса breakfast_box выделено шесть компонентов — два счётных (tangerines, ровно 2 штуки, и nectarine, ровно 1 штука) и четыре несчётных наполнителя (muesli, banana chips, almonds, yogurt coating). Каждое из пяти обучающих изображений обрабатывается шестью отдельными запросами к VLM вида «Опиши, что ты видишь в отсеке [component_name], включая количество, расположение и внешний вид». В сумме это даёт 5 × 6 = 30 обращений к модели на первой стадии — против пяти монолитных вызовов в baseline.</w:t>
       </w:r>
     </w:p>
     <w:p>
@@ -5512,7 +5512,7 @@
           <w:rFonts w:ascii="Times New Roman" w:hAnsi="Times New Roman"/>
           <w:sz w:val="28"/>
         </w:rPr>
-        <w:t>Мотивация декомпозиции: при монолитном описании VLM склонна «галлюцинировать» несуществующие объекты или упускать компоненты при многосоставных сценах. Per-component промптинг фокусирует внимание модели на конкретном элементе, устраняя интерференцию между компонентами. Практический эффект: CCR (Constraint Coverage Rate) выросла с 63.3% (baseline) до 100% (per-component).</w:t>
+        <w:t>Зачем нужна такая декомпозиция? При монолитном описании модель склонна дорисовывать несуществующие объекты или, наоборот, терять компоненты в насыщенной сцене. Покомпонентный промптинг удерживает внимание модели на одном элементе за раз и снимает взаимную интерференцию между компонентами. Результат измерим: показатель CCR (Constraint Coverage Rate) поднялся с 63.3% в baseline до 100% в покомпонентном режиме.</w:t>
       </w:r>
     </w:p>
     <w:p>
@@ -5578,7 +5578,7 @@
           <w:rFonts w:ascii="Times New Roman" w:hAnsi="Times New Roman"/>
           <w:sz w:val="28"/>
         </w:rPr>
-        <w:t>Stage 2 агрегирует описания всех нормальных изображений в единое нормативное определение нормальности объекта. Процесс включает два ключевых шага.</w:t>
+        <w:t>Задача стадии 2 — свести описания всех нормальных изображений в одно нормативное определение нормальности объекта. Эта свёртка выполняется в два шага.</w:t>
       </w:r>
     </w:p>
     <w:p>
@@ -5592,7 +5592,7 @@
           <w:rFonts w:ascii="Times New Roman" w:hAnsi="Times New Roman"/>
           <w:sz w:val="28"/>
         </w:rPr>
-        <w:t>Hedge-filtering: из описаний исключаются утверждения, содержащие маркеры неопределённости: «sometimes», «occasionally», «may», «might», «appears to», «seems to». Такие утверждения не отражают инвариантных свойств нормального объекта и при включении в контрольный список породили бы ненадёжные вопросы.</w:t>
+        <w:t>Первый шаг — hedge-filtering. Из описаний удаляются формулировки с маркерами неуверенности: «sometimes», «occasionally», «may», «might», «appears to», «seems to». Подобные утверждения не описывают инвариантных свойств нормы, и, попади они в контрольный список, они порождали бы ненадёжные вопросы.</w:t>
       </w:r>
     </w:p>
     <w:p>
@@ -5606,7 +5606,7 @@
           <w:rFonts w:ascii="Times New Roman" w:hAnsi="Times New Roman"/>
           <w:sz w:val="28"/>
         </w:rPr>
-        <w:t>Нормативное определение структурируется по семи секциям: (1) Count — количество каждого счётного компонента; (2) Position — пространственное расположение компонентов; (3) Appearance — визуальные характеристики; (4) Size — относительные размеры; (5) Relations — взаимное расположение компонентов; (6) Symmetry — симметричность/упорядоченность; (7) Per-slot Completeness — заполненность каждого отсека. Структурированное представление обеспечивает полноту покрытия ограничений и является основой для генерации вопросов в Stage 3.</w:t>
+        <w:t>Второй шаг — структурирование. Итоговое определение раскладывается по семи секциям: (1) Count — количество каждого счётного компонента; (2) Position — пространственное расположение компонентов; (3) Appearance — визуальные характеристики; (4) Size — относительные размеры; (5) Relations — взаимное расположение компонентов; (6) Symmetry — симметричность/упорядоченность; (7) Per-slot Completeness — заполненность каждого отсека. Такое представление гарантирует полноту охвата ограничений и служит отправной точкой для генерации вопросов на стадии 3.</w:t>
       </w:r>
     </w:p>
     <w:p>
@@ -5672,7 +5672,7 @@
           <w:rFonts w:ascii="Times New Roman" w:hAnsi="Times New Roman"/>
           <w:sz w:val="28"/>
         </w:rPr>
-        <w:t>Stage 3 преобразует нормативное определение в набор бинарных проверочных вопросов. Процесс разделён на три подстадии.</w:t>
+        <w:t>На стадии 3 нормативное определение превращается в набор бинарных проверочных вопросов. Работа здесь делится на три подстадии.</w:t>
       </w:r>
     </w:p>
     <w:p>
@@ -5686,7 +5686,7 @@
           <w:rFonts w:ascii="Times New Roman" w:hAnsi="Times New Roman"/>
           <w:sz w:val="28"/>
         </w:rPr>
-        <w:t>Stage 3a — структурированная генерация: VLM генерирует 8–12 бинарных вопросов-кандидатов из нормативного определения. Промпт предписывает формат «Does the image show [constraint]? Answer Yes or No.» Каждый вопрос соответствует одному конкретному ограничению нормального состояния.</w:t>
+        <w:t>Подстадия 3a отвечает за структурированную генерацию. Опираясь на нормативное определение, VLM выдаёт 8–12 бинарных вопросов-кандидатов в заданном промптом формате «Does the image show [constraint]? Answer Yes or No.». Каждый такой вопрос привязан ровно к одному ограничению нормального состояния.</w:t>
       </w:r>
     </w:p>
     <w:p>
@@ -5700,7 +5700,7 @@
           <w:rFonts w:ascii="Times New Roman" w:hAnsi="Times New Roman"/>
           <w:sz w:val="28"/>
         </w:rPr>
-        <w:t>Stage 3b — фильтрация: каждый вопрос-кандидат проверяется на 15 валидационных нормальных изображениях. Вопрос включается в итоговый набор, только если VLM отвечает «Yes» не менее чем на 80% валидационных изображений. Это обеспечивает инвариантность вопросов — они описывают устойчивые, а не случайные свойства. Два дополнительных механизма фильтрации: count-bypass — вопросы на точное количество («exactly N mандаринов») не подвергаются 80%-порогу, поскольку VLM систематически плохо считает на валидационных изображениях; stem-matching — при поиске токена ответа применяется лемматизация основ («almonds»→«almond», «tangerines»→«tangerine»), что устраняет ложные отклонения из-за грамматических форм.</w:t>
+        <w:t>Подстадия 3b — это фильтрация. Каждый кандидат прогоняется по 15 валидационным нормальным изображениям и проходит дальше лишь тогда, когда модель отвечает «Yes» не менее чем в 80% случаев; так в наборе остаются устойчивые, а не случайные свойства. Поверх базового порога работают два дополнительных механизма. Count-bypass выводит вопросы на точное количество («exactly N мандаринов») из-под 80%-порога, поскольку на валидации модель считает объекты заведомо плохо. Stem-matching применяет при разборе ответа лемматизацию основ («almonds» → «almond», «tangerines» → «tangerine»), снимая ложные отклонения, вызванные лишь грамматической формой слова.</w:t>
       </w:r>
     </w:p>
     <w:p>
@@ -5714,7 +5714,7 @@
           <w:rFonts w:ascii="Times New Roman" w:hAnsi="Times New Roman"/>
           <w:sz w:val="28"/>
         </w:rPr>
-        <w:t>Stage 3c — аугментация: каждый прошедший фильтрацию вопрос перефразируется в 4 лингвистических варианта (sub-questions) при сохранении семантики. Это позволяет проводить majority vote при тестировании: аномалия по вопросу детектируется, если большинство (≥3 из 4) sub-questions получают ответ «No».</w:t>
+        <w:t>Наконец, подстадия 3c занимается аугментацией: каждый прошедший фильтр вопрос перефразируется в четыре лингвистических варианта (sub-questions) с сохранением смысла. Это и открывает возможность голосования большинством при тестировании — аномалия по вопросу фиксируется, если «No» отвечают минимум 3 из 4 sub-questions.</w:t>
       </w:r>
     </w:p>
     <w:p>
@@ -6269,7 +6269,7 @@
           <w:rFonts w:ascii="Times New Roman" w:hAnsi="Times New Roman"/>
           <w:sz w:val="28"/>
         </w:rPr>
-        <w:t>Пример в таблице 2.2 иллюстрирует работу фильтрации: вопросы на точное количество сохраняются механизмом count-bypass независимо от валидационного балла, тогда как неустойчивые вопросы с баллом ниже 80% (о визуальной однородности и пространственном расположении) отбраковываются. Таким образом в итоговый набор попадают только инвариантные проверочные вопросы.</w:t>
+        <w:t>Работу фильтра наглядно показывает таблица 2.2. Вопросы на точное количество удерживаются в наборе механизмом count-bypass независимо от их валидационного балла, а вот неустойчивые вопросы с баллом ниже 80% — о визуальной однородности и о пространственном расположении — отсеиваются. В итоге остаются только инвариантные проверочные вопросы.</w:t>
       </w:r>
     </w:p>
     <w:p>
@@ -6335,7 +6335,7 @@
           <w:rFonts w:ascii="Times New Roman" w:hAnsi="Times New Roman"/>
           <w:sz w:val="28"/>
         </w:rPr>
-        <w:t>Stage 4 проверяет тестовое изображение по итоговому набору вопросов. Ключевое нововведение — RC4-A: inline Chain-of-Thought промпт, предписывающий модели явно формулировать наблюдения перед финальным ответом.</w:t>
+        <w:t>На стадии 4 тестовое изображение проверяется по сформированному набору вопросов. Главное нововведение этой стадии — RC4-A, встроенный (inline) Chain-of-Thought промпт, который требует от модели проговорить наблюдения прежде, чем вынести окончательный ответ.</w:t>
       </w:r>
     </w:p>
     <w:p>
@@ -6419,7 +6419,7 @@
           <w:rFonts w:ascii="Times New Roman" w:hAnsi="Times New Roman"/>
           <w:sz w:val="28"/>
         </w:rPr>
-        <w:t>Механизм итогового решения: для каждого основного вопроса вычисляется результат majority vote по 4 sub-questions. Изображение признаётся аномальным (is_anomaly=True), если не менее anomaly_min_failures=2 основных вопросов получили ответ «No». Аномальный score = (число «No»-вопросов) / (общее число вопросов) — непрерывная оценка для вычисления AUROC.</w:t>
+        <w:t>Итоговое решение принимается так. По каждому основному вопросу сначала проводится голосование большинством среди его 4 sub-questions. Затем изображение помечается как аномальное (is_anomaly=True), если ответ «No» получили не менее anomaly_min_failures=2 основных вопросов. Для расчёта AUROC дополнительно вводится непрерывная оценка anomaly score — доля вопросов с ответом «No» от их общего числа.</w:t>
       </w:r>
     </w:p>
     <w:p>
@@ -6555,7 +6555,7 @@
           <w:rFonts w:ascii="Times New Roman" w:hAnsi="Times New Roman"/>
           <w:sz w:val="28"/>
         </w:rPr>
-        <w:t>L2 — Уровень атрибутов (Attributes). Оценивает точность количественных и пространственных утверждений.</w:t>
+        <w:t>L2 — уровень атрибутов (Attributes); на нём проверяется точность количественных и пространственных утверждений.</w:t>
       </w:r>
     </w:p>
     <w:p>
@@ -6569,7 +6569,7 @@
           <w:rFonts w:ascii="Times New Roman" w:hAnsi="Times New Roman"/>
           <w:sz w:val="28"/>
         </w:rPr>
-        <w:t>— MACE (Mean Absolute Count Error) [L7]: среднее абсолютное отклонение между упомянутым в описании количеством объекта и истинным количеством. Например, если описание говорит «3 мандарина», а истинное число 2, MACE=1.</w:t>
+        <w:t>— MACE (Mean Absolute Count Error) [L7] измеряет среднее абсолютное расхождение между количеством объекта, названным в описании, и его истинным числом. Скажем, если в описании указано «3 мандарина» при фактических двух, MACE равен 1.</w:t>
       </w:r>
     </w:p>
     <w:p>
@@ -6583,7 +6583,7 @@
           <w:rFonts w:ascii="Times New Roman" w:hAnsi="Times New Roman"/>
           <w:sz w:val="28"/>
         </w:rPr>
-        <w:t>— SRA (Spatial Relation Accuracy) [L8, L9]: доля корректно описанных пространственных отношений между компонентами (left/right/above/below). Необходимость выделить пространственное рассуждение в отдельную метрику обоснована результатами работы «What's Up with Vision-Language Models?» [33]: SOTA-модели достигают лишь 56% точности на задачах пространственных отношений против 99% у людей, даже после дообучения. Отслеживание SRA позволяет отделить ошибки пространственного восприятия от ошибок семантической верификации.</w:t>
+        <w:t>— SRA (Spatial Relation Accuracy) [L8, L9] — это доля верно описанных пространственных отношений между компонентами (left/right/above/below). Выделить пространственное рассуждение в отдельную метрику нас побудили результаты работы «What's Up with Vision-Language Models?» [33], где даже SOTA-модели после дообучения дотягивают лишь до 56% точности на таких задачах против 99% у человека. Отслеживая SRA, мы отделяем ошибки пространственного восприятия от ошибок семантической верификации.</w:t>
       </w:r>
     </w:p>
     <w:p>
@@ -6597,7 +6597,7 @@
           <w:rFonts w:ascii="Times New Roman" w:hAnsi="Times New Roman"/>
           <w:sz w:val="28"/>
         </w:rPr>
-        <w:t>L2.5 — Качество фильтрации вопросов. Оценивает, насколько итоговый набор вопросов отражает формальные ограничения нормальности. Необходимость этого уровня вытекает из наблюдения VALOR-EVAL [32]: качество описания (L1–L2) не гарантирует качества порождаемых проверочных вопросов — возможна ситуация, когда описание полное, но вопросы не покрывают ключевые ограничения.</w:t>
+        <w:t>L2.5 — качество фильтрации вопросов. Этот уровень показывает, насколько итоговый набор вопросов покрывает формальные ограничения нормальности. Потребность в нём подсказывает наблюдение из VALOR-EVAL [32]: даже полное и точное описание (L1–L2) ещё не гарантирует хороших вопросов — описание может быть исчерпывающим, а порождённые по нему вопросы при этом обходить ключевые ограничения.</w:t>
       </w:r>
     </w:p>
     <w:p>
@@ -6611,7 +6611,7 @@
           <w:rFonts w:ascii="Times New Roman" w:hAnsi="Times New Roman"/>
           <w:sz w:val="28"/>
         </w:rPr>
-        <w:t>— Filter Precision: доля вопросов финального набора, покрывающих хотя бы одно формальное ограничение (оценивается LLM-as-Judge).</w:t>
+        <w:t>— Filter Precision — доля вопросов финального набора, попадающих хотя бы в одно формальное ограничение (оценку даёт LLM-as-Judge).</w:t>
       </w:r>
     </w:p>
     <w:p>
@@ -6625,7 +6625,7 @@
           <w:rFonts w:ascii="Times New Roman" w:hAnsi="Times New Roman"/>
           <w:sz w:val="28"/>
         </w:rPr>
-        <w:t>— Filter Recall: доля формальных ограничений, покрытых финальным набором вопросов.</w:t>
+        <w:t>— Filter Recall — доля формальных ограничений, охваченных финальным набором вопросов.</w:t>
       </w:r>
     </w:p>
     <w:p>
@@ -6639,7 +6639,7 @@
           <w:rFonts w:ascii="Times New Roman" w:hAnsi="Times New Roman"/>
           <w:sz w:val="28"/>
         </w:rPr>
-        <w:t>L3 — Уровень рассуждения (Reasoning). Оценивает стабильность ответов VLM. Мотивация: в работе «Uncertainty in Vision-Language Models» [35] показано, что точность VLM и её неопределённость (uncertainty) не согласованы — модели с наивысшей точностью могут демонстрировать наивысшую неопределённость. Это означает, что на одиночный ответ модели нельзя полностью полагаться; необходима оценка стабильности ответов при перефразировках.</w:t>
+        <w:t>L3 — уровень рассуждения (Reasoning); здесь оценивается стабильность ответов VLM. Повод для такой оценки даёт работа «Uncertainty in Vision-Language Models» [35], показавшая, что точность модели и её неопределённость рассогласованы: даже самые точные модели порой демонстрируют наибольшую неуверенность. Значит, полагаться на единичный ответ нельзя, и нужно проверять, насколько устойчивы ответы при перефразировках.</w:t>
       </w:r>
     </w:p>
     <w:p>
@@ -6653,7 +6653,7 @@
           <w:rFonts w:ascii="Times New Roman" w:hAnsi="Times New Roman"/>
           <w:sz w:val="28"/>
         </w:rPr>
-        <w:t>— Sub-Q Consistency Score [L10]: для каждого вопроса вычисляется доля согласованных ответов среди 4 sub-questions. Высокая согласованность означает, что модель уверена в ответе; низкая — что ответ нестабилен, обусловлен поверхностными лингвистическими паттернами, а не реальным анализом изображения.</w:t>
+        <w:t>— Sub-Q Consistency Score [L10] для каждого вопроса считает долю согласованных ответов среди его 4 sub-questions. Высокая согласованность говорит об уверенности модели; низкая — о том, что ответ неустойчив и продиктован скорее поверхностными языковыми шаблонами, чем реальным анализом изображения.</w:t>
       </w:r>
     </w:p>
     <w:p>
@@ -7460,7 +7460,7 @@
           <w:rFonts w:ascii="Times New Roman" w:hAnsi="Times New Roman"/>
           <w:sz w:val="28"/>
         </w:rPr>
-        <w:t>Технологический стек: Python 3.10, HuggingFace Transformers 4.47+, CLIP ViT-B/32 (openai/clip-vit-base-patch32), Qwen2.5-3B-Instruct (LLM-as-Judge), torchvision, numpy, scikit-learn (для AUROC). Управление экспериментами: YAML-конфигурационные файлы (pydantic-валидация).</w:t>
+        <w:t>Программный стек построен на Python 3.10 и включает HuggingFace Transformers 4.47+, CLIP ViT-B/32 (openai/clip-vit-base-patch32), Qwen2.5-3B-Instruct в роли LLM-as-Judge, torchvision, numpy и scikit-learn (для расчёта AUROC). Экспериментами управляют YAML-конфигурации с валидацией через pydantic.</w:t>
       </w:r>
     </w:p>
     <w:p>
@@ -7474,7 +7474,7 @@
           <w:rFonts w:ascii="Times New Roman" w:hAnsi="Times New Roman"/>
           <w:sz w:val="28"/>
         </w:rPr>
-        <w:t>С точки зрения воспроизводимости, реализация опирается на ряд принципиальных решений, отсутствующих в оригинальной работе LogicQA:</w:t>
+        <w:t>Отдельное внимание уделено воспроизводимости. Реализация опирается на несколько принципиальных решений, которых не было в оригинальной работе LogicQA.</w:t>
       </w:r>
     </w:p>
     <w:p>
@@ -7488,7 +7488,7 @@
           <w:rFonts w:ascii="Times New Roman" w:hAnsi="Times New Roman"/>
           <w:sz w:val="28"/>
         </w:rPr>
-        <w:t>— Детерминированная инициализация: все эксперименты запускались с фиксированным seed=42 и ensemble_seeds=[42]. VLM-вызовы выполнялись с temperature=0.2, что обеспечивает низкую вариативность ответов при повторном запуске.</w:t>
+        <w:t>— Детерминированная инициализация. Все эксперименты стартуют с фиксированным seed=42 и ensemble_seeds=[42], а вызовы VLM выполняются при temperature=0.2 — это удерживает разброс ответов при повторных запусках на низком уровне.</w:t>
       </w:r>
     </w:p>
     <w:p>
@@ -7502,7 +7502,7 @@
           <w:rFonts w:ascii="Times New Roman" w:hAnsi="Times New Roman"/>
           <w:sz w:val="28"/>
         </w:rPr>
-        <w:t>— Сохранение артефактов: каждый запуск порождает файл run_artifacts.json, содержащий все промежуточные результаты — от Stage 1-описаний до Stage 4-ответов. Это позволяет воспроизвести любой шаг анализа или оценки без повторного запуска VLM.</w:t>
+        <w:t>— Сохранение артефактов. Каждый запуск пишет файл run_artifacts.json со всеми промежуточными результатами, от описаний стадии 1 до ответов стадии 4. Благодаря этому любой шаг анализа или оценки можно повторить, не запуская VLM заново.</w:t>
       </w:r>
     </w:p>
     <w:p>
@@ -7516,7 +7516,7 @@
           <w:rFonts w:ascii="Times New Roman" w:hAnsi="Times New Roman"/>
           <w:sz w:val="28"/>
         </w:rPr>
-        <w:t>— YAML-конфигурация как единственный источник истины: каждый экспериментальный запуск полностью определяется конфигурационным файлом (configs/rN_class.yaml). Параметры model_name, n_shots, n_val, anomaly_min_failures и другие задаются явно, без скрытых значений по умолчанию, что исключает неявные изменения поведения между запусками.</w:t>
+        <w:t>— Единый источник истины — YAML-конфигурация. Каждый запуск целиком задаётся файлом configs/rN_class.yaml, где параметры model_name, n_shots, n_val, anomaly_min_failures и прочие прописаны явно, без скрытых значений по умолчанию; это исключает незаметные изменения поведения между запусками.</w:t>
       </w:r>
     </w:p>
     <w:p>
@@ -7530,7 +7530,7 @@
           <w:rFonts w:ascii="Times New Roman" w:hAnsi="Times New Roman"/>
           <w:sz w:val="28"/>
         </w:rPr>
-        <w:t>— Нормативные определения классов (NORMALITY_DEFINITIONS): ключевые ограничения нормальности для каждого из пяти классов MVTec LOCO AD зафиксированы в модуле logicqa/data/normality_definitions.py. Этот компонент отсутствует в оригинальной работе LogicQA; он позволяет использовать заранее подготовленные вопросы (pre-built questions) без выполнения Stage 1–3, сокращая время запуска в 3–5 раз.</w:t>
+        <w:t>— Нормативные определения классов (NORMALITY_DEFINITIONS). Ключевые ограничения нормальности для всех пяти классов MVTec LOCO AD вынесены в модуль logicqa/data/normality_definitions.py. В оригинальном LogicQA такого компонента нет; он даёт возможность работать с заранее подготовленными вопросами (pre-built questions), пропуская стадии 1–3, и сокращает время запуска в 3–5 раз.</w:t>
       </w:r>
     </w:p>
     <w:p>
@@ -7544,7 +7544,7 @@
           <w:rFonts w:ascii="Times New Roman" w:hAnsi="Times New Roman"/>
           <w:sz w:val="28"/>
         </w:rPr>
-        <w:t>— Предварительно построенные вопросы (pre-built questions): для запусков r27–r30 вопросы сформированы вручную по нормативным определениям и зафиксированы в JSON-файлах (questions/class_name_questions.json). Пайплайн загружает их через параметр --questions_file, минуя стадии 1–3. Это устраняет стохастичность генерации вопросов как источник вариативности между запусками.</w:t>
+        <w:t>— Заранее построенные вопросы (pre-built questions). Для запусков r27–r30 вопросы составлены вручную по нормативным определениям и сохранены в JSON-файлах (questions/class_name_questions.json); пайплайн подхватывает их через параметр --questions_file, минуя стадии 1–3. Так из процесса убирается стохастичность генерации вопросов — ещё один источник разброса между запусками.</w:t>
       </w:r>
     </w:p>
     <w:p>
@@ -7610,7 +7610,7 @@
           <w:rFonts w:ascii="Times New Roman" w:hAnsi="Times New Roman"/>
           <w:sz w:val="28"/>
         </w:rPr>
-        <w:t>InternVL2.5-8B загружается через HuggingFace AutoModel с dtype=torch.float16, device_map='auto', требует ~16 GB VRAM. Модель полностью помещается на один GPU A100.</w:t>
+        <w:t>Модель InternVL2.5-8B загружается через HuggingFace AutoModel в режиме dtype=torch.float16 и device_map='auto', занимая около 16 GB VRAM, и поэтому целиком умещается на одном GPU A100.</w:t>
       </w:r>
     </w:p>
     <w:p>
@@ -7624,7 +7624,7 @@
           <w:rFonts w:ascii="Times New Roman" w:hAnsi="Times New Roman"/>
           <w:sz w:val="28"/>
         </w:rPr>
-        <w:t>AWQ (Activation-aware Weight Quantization) — метод 4-битной посттренировочной квантизации [9]. Принцип: при квантизации весов модели ошибка неравномерна — небольшое число весовых каналов вносит значительно больший вклад в суммарную ошибку. AWQ идентифицирует эти «важные» каналы по статистике активаций и защищает их от квантизации (оставляет в FP16) или применяет масштабирование, минимизирующее квантизационную ошибку. Это обеспечивает высокое качество квантованной модели без дообучения. Для 38B-модели AWQ сокращает потребность в памяти с ~76 GB до ~40 GB.</w:t>
+        <w:t>AWQ (Activation-aware Weight Quantization) [9] — это метод 4-битной посттренировочной квантизации. В его основе лежит простое наблюдение: ошибка квантизации распределена неравномерно, и львиную её долю вносит лишь небольшая доля весовых каналов. AWQ находит такие «важные» каналы по статистике активаций и либо оставляет их в FP16, либо масштабирует так, чтобы свести квантизационную ошибку к минимуму. В результате квантованная модель сохраняет качество без какого-либо дообучения. Для 38B-модели приём снижает требования к памяти примерно с 76 GB до 40 GB.</w:t>
       </w:r>
     </w:p>
     <w:p>
@@ -7638,7 +7638,7 @@
           <w:rFonts w:ascii="Times New Roman" w:hAnsi="Times New Roman"/>
           <w:sz w:val="28"/>
         </w:rPr>
-        <w:t>При интеграции InternVL2.5-38B-AWQ были выявлены и устранены четыре технические проблемы:</w:t>
+        <w:t>Интеграция InternVL2.5-38B-AWQ потребовала выявить и устранить четыре технические проблемы.</w:t>
       </w:r>
     </w:p>
     <w:p>
@@ -8595,7 +8595,7 @@
           <w:rFonts w:ascii="Times New Roman" w:hAnsi="Times New Roman"/>
           <w:sz w:val="28"/>
         </w:rPr>
-        <w:t>Параметры пайплайна сгруппированы в три категории. Первая — параметры модели (model_name, n_shots): задают используемую VLM и количество нормальных примеров в контексте. Вторая — параметры качества (n_val, n_questions, n_subquestions, count_bypass, stem_matching): управляют фильтрацией и аугментацией вопросов. Третья — параметры принятия решений (anomaly_min_failures, stage4_cot): задают порог аномальности и режим рассуждения.</w:t>
+        <w:t>Все параметры пайплайна удобно разбить на три категории. К первой относятся параметры модели (model_name, n_shots), задающие саму VLM и число нормальных примеров в контексте. Вторая категория — параметры качества (n_val, n_questions, n_subquestions, count_bypass, stem_matching), отвечающие за фильтрацию и аугментацию вопросов. Третью образуют параметры принятия решения (anomaly_min_failures, stage4_cot), которые определяют порог аномальности и режим рассуждения.</w:t>
       </w:r>
     </w:p>
     <w:p>
@@ -8609,7 +8609,7 @@
           <w:rFonts w:ascii="Times New Roman" w:hAnsi="Times New Roman"/>
           <w:sz w:val="28"/>
         </w:rPr>
-        <w:t>Все параметры добавлены в систему конфигурации в целях воспроизводимости экспериментов. Каждое изменение методологии фиксируется в отдельном YAML-файле (configs/rN_class.yaml), что позволяет однозначно восстановить любой эксперимент по его конфигурационному файлу без дополнительных изменений кода. В оригинальной работе LogicQA подобная конфигурационная система отсутствует — параметры задаются непосредственно в коде, что затрудняет воспроизведение конкретного запуска.</w:t>
+        <w:t>Все эти параметры вынесены в систему конфигурации именно ради воспроизводимости. Любое изменение методологии закрепляется в отдельном YAML-файле (configs/rN_class.yaml), так что восстановить конкретный эксперимент можно прямо из его конфигурации, не трогая код. В оригинальном LogicQA подобной системы нет: параметры зашиты непосредственно в код, из-за чего повторить отдельный запуск заметно сложнее.</w:t>
       </w:r>
     </w:p>
     <w:p>
@@ -8769,7 +8769,7 @@
           <w:rFonts w:ascii="Times New Roman" w:hAnsi="Times New Roman"/>
           <w:sz w:val="28"/>
         </w:rPr>
-        <w:t>— Один GPU: отсутствует multi-GPU inference, что ограничивает применение 8B-модели одним устройством A100 (16 GB VRAM).</w:t>
+        <w:t>— Один GPU. Многокарточный inference не поддерживается, поэтому 8B-модель работает в пределах одного устройства A100 (16 GB VRAM).</w:t>
       </w:r>
     </w:p>
     <w:p>
@@ -8783,7 +8783,7 @@
           <w:rFonts w:ascii="Times New Roman" w:hAnsi="Times New Roman"/>
           <w:sz w:val="28"/>
         </w:rPr>
-        <w:t>— Качество LLM-судьи: Qwen2.5-3B-Instruct демонстрирует Filter Precision=21.05% — низкую точность сопоставления вопросов с формальными ограничениями. Причина: 3B-модель недостаточно точна в семантическом сопоставлении перефразировок. Для повышения точности требуется более крупная модель-судья.</w:t>
+        <w:t>— Качество LLM-судьи. У Qwen2.5-3B-Instruct показатель Filter Precision составляет всего 21.05%: модель плохо сопоставляет вопросы с формальными ограничениями, поскольку 3B-модели недостаёт точности в семантическом сравнении перефразировок. Чтобы поднять эту точность, нужен более крупный судья.</w:t>
       </w:r>
     </w:p>
     <w:p>
@@ -8797,7 +8797,7 @@
           <w:rFonts w:ascii="Times New Roman" w:hAnsi="Times New Roman"/>
           <w:sz w:val="28"/>
         </w:rPr>
-        <w:t>— Подмножество тестовых изображений: для декомпозированного пайплайна использовались 50 тестовых изображений (25 good + 25 anomaly) вместо полных 275 в baseline. Это позволяет быстро итерировать, но ограничивает статистическую значимость.</w:t>
+        <w:t>— Подмножество тестовых изображений. Декомпозированный пайплайн отлаживался на 50 тестовых снимках (25 good и 25 anomaly) вместо полных 275 из baseline. Такой объём ускоряет итерации, но снижает статистическую значимость результатов.</w:t>
       </w:r>
     </w:p>
     <w:p>
@@ -8863,7 +8863,7 @@
           <w:rFonts w:ascii="Times New Roman" w:hAnsi="Times New Roman"/>
           <w:sz w:val="28"/>
         </w:rPr>
-        <w:t>1. Система реализована как воспроизводимый модульный пакет на Python с YAML-конфигурацией и сохранением всех промежуточных артефактов, что обеспечивает однозначное воспроизведение каждого эксперимента.</w:t>
+        <w:t>1. Система оформлена как модульный пакет на Python с YAML-конфигурацией и сохранением всех промежуточных артефактов, благодаря чему каждый эксперимент воспроизводится однозначно.</w:t>
       </w:r>
     </w:p>
     <w:p>
@@ -8877,7 +8877,7 @@
           <w:rFonts w:ascii="Times New Roman" w:hAnsi="Times New Roman"/>
           <w:sz w:val="28"/>
         </w:rPr>
-        <w:t>2. Реализована поддержка AWQ-квантизации, позволяющая запускать модель InternVL2.5-38B на одном GPU A100; устранены четыре технические проблемы загрузки квантованной модели.</w:t>
+        <w:t>2. Добавлена поддержка AWQ-квантизации: она позволяет запускать InternVL2.5-38B на одном GPU A100, причём по ходу интеграции пришлось устранить четыре технические проблемы загрузки квантованной модели.</w:t>
       </w:r>
     </w:p>
     <w:p>
@@ -12816,7 +12816,7 @@
           <w:rFonts w:ascii="Times New Roman" w:hAnsi="Times New Roman"/>
           <w:sz w:val="28"/>
         </w:rPr>
-        <w:t>Из таблицы 4.3 видно, что наибольший прирост качества дают исправление механизма count-bypass на стадии 3b (AUROC 0.500→0.782) и внедрение inline CoT на стадии 4 (AUROC 0.782→0.852 при полном устранении ложноположительных срабатываний). Остальные улучшения играют преимущественно стабилизирующую роль, повышая устойчивость пайплайна.</w:t>
+        <w:t>Таблица 4.3 показывает, что основной прирост качества обеспечивают два изменения: починка механизма count-bypass на стадии 3b (AUROC 0.500→0.782) и внедрение встроенного CoT на стадии 4 (AUROC 0.782→0.852 при полностью обнулённых ложноположительных срабатываниях). Остальные доработки выполняют в основном стабилизирующую функцию, делая пайплайн устойчивее.</w:t>
       </w:r>
     </w:p>
     <w:p>
@@ -12882,7 +12882,7 @@
           <w:rFonts w:ascii="Times New Roman" w:hAnsi="Times New Roman"/>
           <w:sz w:val="28"/>
         </w:rPr>
-        <w:t>Промежуточные результаты иерархической оценки для ранних экспериментов представлены ниже:</w:t>
+        <w:t>Ниже приведены промежуточные результаты иерархической оценки, полученные на ранних экспериментах.</w:t>
       </w:r>
     </w:p>
     <w:p>
@@ -13316,7 +13316,7 @@
           <w:rFonts w:ascii="Times New Roman" w:hAnsi="Times New Roman"/>
           <w:sz w:val="28"/>
         </w:rPr>
-        <w:t>Таблица 4.4 отражает состояние пайплайна на промежуточном этапе разработки — до внедрения per-component Stage 1 и RC4-A. CLIPScore 84.77% для breakfast_box свидетельствует о хорошем семантическом соответствии генерируемых описаний изображениям. Однако CCR=63.33% означает, что треть формальных ограничений нормальности не отражается в описаниях — именно это является основной причиной пропущенных аномалий на данном этапе. Для screw_bag CCR=44.00% ещё ниже: при шести типах счётных деталей монолитный промпт не способен равномерно уделить внимание каждому компоненту. Sub-Q Consistency 58.33% для breakfast_box указывает на нестабильность ответов VLM: при перефразировке одного вопроса модель в почти половине случаев меняет ответ — что делает majority vote ненадёжным.</w:t>
+        <w:t>Эти цифры (таблица 4.4) описывают пайплайн на промежуточной стадии разработки, ещё до появления покомпонентной стадии 1 и RC4-A. Для breakfast_box значение CLIPScore 84.77% говорит о неплохом семантическом соответствии между описаниями и изображениями. Зато CCR=63.33% сигнализирует о проблеме: треть формальных ограничений нормальности в описания просто не попадает, и именно отсюда берутся пропущенные на этом этапе аномалии. У screw_bag ситуация ещё хуже (CCR=44.00%): когда счётных деталей шесть типов, монолитный промпт физически не успевает уделить внимание каждому компоненту. Наконец, Sub-Q Consistency 58.33% у breakfast_box обнажает нестабильность ответов: достаточно перефразировать вопрос, и почти в половине случаев модель отвечает иначе, отчего голосование большинством теряет надёжность.</w:t>
       </w:r>
     </w:p>
     <w:p>
@@ -13330,7 +13330,7 @@
           <w:rFonts w:ascii="Times New Roman" w:hAnsi="Times New Roman"/>
           <w:sz w:val="28"/>
         </w:rPr>
-        <w:t>Полная иерархическая оценка лучшего запуска r25:</w:t>
+        <w:t>Полную иерархическую оценку лучшего запуска r25 приводит таблица 4.5.</w:t>
       </w:r>
     </w:p>
     <w:p>
@@ -14095,7 +14095,7 @@
           <w:rFonts w:ascii="Times New Roman" w:hAnsi="Times New Roman"/>
           <w:sz w:val="28"/>
         </w:rPr>
-        <w:t>Таблица 4.5 демонстрирует полный диагностический профиль лучшего запуска r25. На уровне L1 достигнуто CCR=100%: per-component декомпозиция Stage 1 обеспечивает полное покрытие всех формальных ограничений нормальности в описаниях — это прямой результат фокусировки VLM на отдельных компонентах вместо монолитного описания. CLIPScore=69.72% — умеренное значение, ниже, чем у промежуточного этапа (84.77%): per-component описания более специализированы и менее полно описывают общую сцену, что снижает косинусное сходство с изображением в целом. На уровне L2 MACE=0.24 означает низкую ошибку счёта — модель корректно определяет количество компонентов в большинстве случаев. Spatial Accuracy=64.25% отражает частичную точность пространственных утверждений и является основным источником оставшихся ошибок детекции (FN=10). На уровне L3 Sub-Q Consistency=70.51% — умеренная стабильность: модель согласованно отвечает примерно в 7 из 10 случаев при перефразировках вопроса. На уровне L4 AUROC=100% и F1-max=100% получены на 50-изображений подмножестве, что означает полное разделение нормальных и аномальных изображений по anomaly_score при оптимальном пороге.</w:t>
+        <w:t>Диагностический профиль лучшего запуска r25 в таблице 4.5 читается по уровням. На уровне L1 достигнут CCR=100%: покомпонентная стадия 1 покрывает в описаниях все формальные ограничения нормальности, и это прямое следствие того, что модель сосредоточена на отдельных компонентах, а не на сцене целиком. Значение CLIPScore=69.72% умеренное и даже ниже, чем на промежуточном этапе (84.77%); причина в том, что покомпонентные описания более узкие и хуже передают сцену в целом, что и снижает косинусное сходство. На уровне L2 ошибка счёта мала (MACE=0.24) — количество компонентов модель определяет в большинстве случаев верно, тогда как Spatial Accuracy=64.25% показывает лишь частичную точность пространственных утверждений и остаётся главным источником оставшихся пропусков (FN=10). На уровне L3 устойчивость средняя (Sub-Q Consistency=70.51%): при перефразировках модель сохраняет ответ примерно в семи случаях из десяти. Наконец, на уровне L4 на подмножестве из 50 изображений получены AUROC=100% и F1-max=100% — нормальные и аномальные изображения при оптимальном пороге разделяются по anomaly score полностью.</w:t>
       </w:r>
     </w:p>
     <w:p>
@@ -14109,7 +14109,7 @@
           <w:rFonts w:ascii="Times New Roman" w:hAnsi="Times New Roman"/>
           <w:sz w:val="28"/>
         </w:rPr>
-        <w:t>Анализ L2.5 Filter Precision=21.05% выявил принципиальное ограничение: Qwen2.5-3B-Instruct не различает семантически близкие перефразировки при сопоставлении с формальными ограничениями. Судья часто ошибочно классифицирует корректные вопросы как не покрывающие ограничения. Это не влияет на качество детекции (L4), но снижает диагностическую ценность метрики L2.5. Решение — использование более мощного судьи (GPT-4o или InternVL-38B).</w:t>
+        <w:t>Отдельного разбора заслуживает уровень L2.5 с Filter Precision=21.05%. Низкое значение вскрывает принципиальное ограничение судьи: Qwen2.5-3B-Instruct не улавливает семантически близкие перефразировки и потому нередко относит корректные вопросы к не покрывающим ограничения. На итоговое качество детекции (L4) это не влияет, но диагностическую ценность самой метрики L2.5 заметно снижает. Выход — задействовать более сильного судью, например GPT-4o или InternVL-38B.</w:t>
       </w:r>
     </w:p>
     <w:p>
@@ -14175,7 +14175,7 @@
           <w:rFonts w:ascii="Times New Roman" w:hAnsi="Times New Roman"/>
           <w:sz w:val="28"/>
         </w:rPr>
-        <w:t>Сравнение r23 и r25 позволяет изолировать эффект RC4-A:</w:t>
+        <w:t>Чтобы изолировать эффект RC4-A, сопоставим запуски r23 и r25 (таблица 4.6).</w:t>
       </w:r>
     </w:p>
     <w:p>
@@ -14800,7 +14800,7 @@
           <w:rFonts w:ascii="Times New Roman" w:hAnsi="Times New Roman"/>
           <w:sz w:val="28"/>
         </w:rPr>
-        <w:t>RC4-A полностью устраняет ложные срабатывания (FP: 12→0), однако увеличивает число пропущенных аномалий (FN: 3→10). Это характерный trade-off: более строгая верификация (обязательное наблюдение перед выводом) повышает специфичность за счёт чувствительности. Механизм устранения FP подтверждается логикой POPE [34]: в r23 модель давала «Yes» не потому что нарушения не было, а потому что не была вынуждена его искать; RC4-A перекрыл этот shortcut.</w:t>
+        <w:t>RC4-A сводит ложные срабатывания к нулю (FP: 12→0), но платой за это становится рост числа пропущенных аномалий (FN: 3→10). Перед нами типичный компромисс: более строгая проверка, требующая наблюдения до вывода, повышает специфичность ценой чувствительности. Природа исчезновения FP хорошо ложится на логику POPE [34]: в r23 модель отвечала «Yes» не оттого, что нарушения действительно не было, а оттого, что её ничто не обязывало это нарушение искать — и RC4-A как раз закрыл этот обходной путь.</w:t>
       </w:r>
     </w:p>
     <w:p>
@@ -14814,7 +14814,7 @@
           <w:rFonts w:ascii="Times New Roman" w:hAnsi="Times New Roman"/>
           <w:sz w:val="28"/>
         </w:rPr>
-        <w:t>Анализ структуры FN=10 показывает, что около 70% пропущенных аномалий — пространственные нарушения: неправильное расположение компонентов относительно друг друга или относительно отсеков коробки. Это полностью согласуется с систематической слабостью VLM в пространственном рассуждении, задокументированной в «What's Up with VLMs?» [33]: даже дообученные SOTA-модели достигают лишь 56% точности на задачах пространственных отношений против 99% у людей. CoT-наблюдение в Step 1 корректно описывает геометрию сцены, но языковой модуль 8B-размера не всегда способен верифицировать нормативное пространственное ограничение относительно описанной геометрии. Это объясняет, почему наш SRA=64.25% значительно выше случайного уровня, но ниже человеческого — и напрямую определяет основную часть оставшихся ошибок. Гипотеза: InternVL2.5-38B, обладающий более мощным языковым модулем (Qwen2.5-72B в основе), должен демонстрировать существенно лучшее пространственное рассуждение [8] и снизить FN за счёт пространственных аномалий.</w:t>
+        <w:t>Если разобрать структуру FN=10, выясняется, что порядка 70% пропусков приходится на пространственные нарушения — неверное взаимное расположение компонентов или их сдвиг относительно отсеков коробки. Картина в точности повторяет уже отмеченную слабость VLM в пространственном рассуждении из «What's Up with VLMs?» [33], где даже дообученные SOTA-модели берут лишь 56% против 99% у человека. На шаге Step 1 CoT-наблюдение верно передаёт геометрию сцены, однако языкового модуля масштаба 8B не всегда хватает, чтобы сверить с этой геометрией нормативное пространственное ограничение. Отсюда и наш SRA=64.25%: он ощутимо выше случайного уровня, но не дотягивает до человеческого, и именно он определяет большую часть оставшихся ошибок. Логично предположить, что InternVL2.5-38B с более мощным языковым модулем (в основе — Qwen2.5-72B) рассуждает о пространстве заметно лучше [8] и потому должен сократить FN на пространственных аномалиях.</w:t>
       </w:r>
     </w:p>
     <w:p>
@@ -14880,7 +14880,7 @@
           <w:rFonts w:ascii="Times New Roman" w:hAnsi="Times New Roman"/>
           <w:sz w:val="28"/>
         </w:rPr>
-        <w:t>Для контекстуализации результатов сопоставим наш метод с оригинальным LogicQA [L1]:</w:t>
+        <w:t>Чтобы поместить полученные числа в контекст, сопоставим наш подход с оригинальным LogicQA [L1].</w:t>
       </w:r>
     </w:p>
     <w:p>
@@ -14894,7 +14894,7 @@
           <w:rFonts w:ascii="Times New Roman" w:hAnsi="Times New Roman"/>
           <w:sz w:val="28"/>
         </w:rPr>
-        <w:t>Оригинальный LogicQA (GPT-4o): средний AUROC ≈ 0.876 по всем 5 классам MVTec LOCO AD. Наш базовый метод (InternVL2.5-8B): средний AUROC = 0.527. Наш лучший результат (InternVL2.5-8B, r25): AUROC = 0.852 на breakfast_box. Таким образом, разработанные улучшения пайплайна позволяют single-class результату достичь уровня, сопоставимого с GPT-4o, несмотря на использование значительно менее мощной открытой модели. Ключевое практическое преимущество: полная воспроизводимость, нулевая стоимость API, возможность локального развёртывания.</w:t>
+        <w:t>Оригинальный LogicQA на GPT-4o показывает средний AUROC около 0.876 по всем пяти классам MVTec LOCO AD. Наш базовый вариант на InternVL2.5-8B даёт лишь 0.527 в среднем, однако после доработок тот же InternVL2.5-8B (запуск r25) достигает 0.852 на breakfast_box. Иными словами, на отдельно взятом классе улучшенный пайплайн выводит открытую и заметно более слабую модель на уровень, сопоставимый с GPT-4o. Практическая выгода при этом очевидна: полная воспроизводимость, отсутствие платы за API и возможность локального развёртывания.</w:t>
       </w:r>
     </w:p>
     <w:p>
@@ -14960,7 +14960,7 @@
           <w:rFonts w:ascii="Times New Roman" w:hAnsi="Times New Roman"/>
           <w:sz w:val="28"/>
         </w:rPr>
-        <w:t>1. Базовый средний AUROC InternVL2.5-8B по пяти классам MVTec LOCO AD составил 0.527, что значительно ниже результатов оригинального LogicQA на GPT-4o (0.876) и подтверждает необходимость компенсации ограничений открытой модели через улучшение пайплайна.</w:t>
+        <w:t>1. В базовой конфигурации InternVL2.5-8B набирает в среднем 0.527 AUROC по пяти классам MVTec LOCO AD — это заметно ниже 0.876 у оригинального LogicQA на GPT-4o и подтверждает, что слабости открытой модели приходится компенсировать доработкой пайплайна.</w:t>
       </w:r>
     </w:p>
     <w:p>
@@ -14974,7 +14974,7 @@
           <w:rFonts w:ascii="Times New Roman" w:hAnsi="Times New Roman"/>
           <w:sz w:val="28"/>
         </w:rPr>
-        <w:t>2. Серия из более чем десяти экспериментов продемонстрировала постепенный рост AUROC с 0.521 (r18) до 0.852 (r25) на классе breakfast_box; наибольший вклад внесли устранение ошибок реализации Stage 3b/3c (r23, +0.28 AUROC) и внедрение RC4-A CoT (r25, +0.07 AUROC при FP=0).</w:t>
+        <w:t>2. Серия из более чем десяти экспериментов проследила постепенный рост AUROC от 0.521 (r18) до 0.852 (r25) на классе breakfast_box; решающий вклад внесли починка стадий 3b/3c (r23, +0.28 AUROC) и встроенный CoT RC4-A (r25, +0.07 AUROC при FP=0).</w:t>
       </w:r>
     </w:p>
     <w:p>
@@ -14988,7 +14988,7 @@
           <w:rFonts w:ascii="Times New Roman" w:hAnsi="Times New Roman"/>
           <w:sz w:val="28"/>
         </w:rPr>
-        <w:t>3. Лучший результат сопоставим с GPT-4o при нулевой стоимости API и полной воспроизводимости; иерархическая оценка выявила узкое место на уровне L2.5 — ограниченность судьи Qwen2.5-3B в семантическом сопоставлении вопросов с формальными ограничениями.</w:t>
+        <w:t>3. Лучший результат не уступает GPT-4o, оставаясь при этом бесплатным по API и полностью воспроизводимым; вместе с тем иерархическая оценка вскрыла узкое место на уровне L2.5 — слабость судьи Qwen2.5-3B в семантическом сопоставлении вопросов с формальными ограничениями.</w:t>
       </w:r>
     </w:p>
     <w:p>
@@ -15050,7 +15050,7 @@
           <w:rFonts w:ascii="Times New Roman" w:hAnsi="Times New Roman"/>
           <w:sz w:val="28"/>
         </w:rPr>
-        <w:t>Целью настоящей работы являлось повышение точности обнаружения логических аномалий на изображениях за счёт разработки и экспериментальной оценки training-free фреймворка на основе визуально-языковых моделей без разметки аномальных данных.</w:t>
+        <w:t>Настоящая работа ставила целью повысить точность обнаружения логических аномалий на изображениях, разработав и экспериментально оценив training-free фреймворк на базе визуально-языковых моделей, не требующий разметки аномальных данных.</w:t>
       </w:r>
     </w:p>
     <w:p>
@@ -15064,7 +15064,7 @@
           <w:rFonts w:ascii="Times New Roman" w:hAnsi="Times New Roman"/>
           <w:sz w:val="28"/>
         </w:rPr>
-        <w:t>В ходе работы решены следующие задачи:</w:t>
+        <w:t>Для достижения этой цели решён следующий комплекс задач.</w:t>
       </w:r>
     </w:p>
     <w:p>
@@ -15078,7 +15078,7 @@
           <w:rFonts w:ascii="Times New Roman" w:hAnsi="Times New Roman"/>
           <w:sz w:val="28"/>
         </w:rPr>
-        <w:t>1. Проведён обзор существующих методов обнаружения аномалий. Установлено, что embedding-based и reconstruction-based методы не применимы к логическим аномалиям; единственным перспективным подходом является VLM-based семантическое рассуждение.</w:t>
+        <w:t>1. Выполнен обзор существующих методов обнаружения аномалий. По его итогам установлено, что embedding-based и reconstruction-based подходы к логическим аномалиям неприменимы, а единственным перспективным направлением остаётся семантическое рассуждение на базе VLM.</w:t>
       </w:r>
     </w:p>
     <w:p>
@@ -15092,7 +15092,7 @@
           <w:rFonts w:ascii="Times New Roman" w:hAnsi="Times New Roman"/>
           <w:sz w:val="28"/>
         </w:rPr>
-        <w:t>2. Воспроизведён метод LogicQA с InternVL2.5-8B и установлены базовые метрики: средний AUROC = 0.527 по пяти классам MVTec LOCO AD.</w:t>
+        <w:t>2. Метод LogicQA воспроизведён на InternVL2.5-8B, что задало базовые ориентиры — средний AUROC 0.527 по пяти классам MVTec LOCO AD.</w:t>
       </w:r>
     </w:p>
     <w:p>

--- a/diploma/vkr_final.docx
+++ b/diploma/vkr_final.docx
@@ -3291,7 +3291,7 @@
           <w:rFonts w:ascii="Times New Roman" w:hAnsi="Times New Roman"/>
           <w:sz w:val="28"/>
         </w:rPr>
-        <w:t>Knowledge distillation методы обучают студенческую сеть имитировать учительскую на нормальных изображениях [14, 15]. Расхождение активаций сигнализирует об аномалии. EfficientAD [6] достигает высокой скорости при сохранении точности. Ограничение то же — локальный характер обнаружения.</w:t>
+        <w:t>В методах дистилляции знаний студенческую сеть учат повторять поведение учительской на нормальных изображениях [14, 15], а об аномалии судят по расхождению их активаций. Здесь выделяется EfficientAD [6], сочетающий высокую скорость с приемлемой точностью. Но ограничение никуда не девается: обнаружение по-прежнему остаётся локальным.</w:t>
       </w:r>
     </w:p>
     <w:p>
@@ -3305,7 +3305,7 @@
           <w:rFonts w:ascii="Times New Roman" w:hAnsi="Times New Roman"/>
           <w:sz w:val="28"/>
         </w:rPr>
-        <w:t>VLM-based методы используют предобученные визуально-языковые модели. WinCLIP [5] применяет CLIP для оценки схожести патчей изображения с текстовыми описаниями нормальности/аномальности. AnoVL расширяет этот подход. Метод LogicQA [L1] (2025) принципиально отличается: вместо вычисления признаков VLM выступает рассуждающим агентом, который формирует контрольный список семантических ограничений нормальности и проверяет каждое ограничение для тестового изображения.</w:t>
+        <w:t>Группа VLM-based методов строится на предобученных визуально-языковых моделях. Так, WinCLIP [5] оценивает через CLIP, насколько патчи изображения близки к текстовым описаниям нормы и аномалии, а AnoVL развивает эту идею дальше. На общем фоне LogicQA [L1] (2025) стоит особняком: вместо подсчёта признаков модель берёт на себя роль рассуждающего агента — собирает перечень семантических ограничений нормы и по очереди проверяет каждое из них на тестовом изображении.</w:t>
       </w:r>
     </w:p>
     <w:p>
@@ -3981,7 +3981,7 @@
           <w:rFonts w:ascii="Times New Roman" w:hAnsi="Times New Roman"/>
           <w:sz w:val="28"/>
         </w:rPr>
-        <w:t>Сравнение в таблице 1.2 показывает, что классические методы обеспечивают высокую точность лишь на структурных аномалиях и обладают низкой интерпретируемостью. Только VLM-based подходы сочетают применимость к логическим аномалиям с высокой интерпретируемостью без разметки аномальных данных, что и обусловливает выбор данного направления в настоящей работе.</w:t>
+        <w:t>Из таблицы 1.2 напрашивается простой вывод. Классические методы хорошо ловят структурные дефекты, но плохо объяснимы и мало что дают на логических аномалиях. У VLM-based подходов набор сильных сторон иной: они работают с логическими нарушениями, не требуют размеченных аномалий и при этом остаются интерпретируемыми. Ради этого сочетания свойств мы и выбрали данное направление.</w:t>
       </w:r>
     </w:p>
     <w:p>
@@ -4347,7 +4347,7 @@
           <w:rFonts w:ascii="Times New Roman" w:hAnsi="Times New Roman"/>
           <w:sz w:val="28"/>
         </w:rPr>
-        <w:t>Норму описывает набор семантических ограничений C = {c_1, ..., c_k}, выводимых из обучающего множества D_train. По природе эти ограничения различаются: они бывают количественными (ровно два мандарина), пространственными (болты лежат слева) или атрибутивными (мюсли полностью заполняют отсек). Объект признаётся аномальным, как только нарушено хотя бы одно из них, то есть f(x_test) = 1, если ∃ c_i ∈ C: c_i(x_test) = False.</w:t>
+        <w:t>Что считать нормой, фиксирует множество семантических ограничений C = {c_1, ..., c_k}, выведенных из обучающей выборки D_train. Сами ограничения неоднородны. Одни касаются количества (ровно два мандарина), другие — расположения (болты лежат слева), третьи — атрибутов (мюсли полностью заполняют отсек). Стоит нарушиться хотя бы одному из них, и объект уже считается аномальным: f(x_test) = 1, если ∃ c_i ∈ C: c_i(x_test) = False.</w:t>
       </w:r>
     </w:p>
     <w:p>
@@ -4361,7 +4361,7 @@
           <w:rFonts w:ascii="Times New Roman" w:hAnsi="Times New Roman"/>
           <w:sz w:val="28"/>
         </w:rPr>
-        <w:t>Качество предиктора измеряется двумя основными метриками. Первая, AUROC (Area Under ROC Curve), — это площадь под кривой, связывающей True Positive Rate и False Positive Rate при пробегании порога аномальности от 0 до 1; её удобство в том, что она не привязана к конкретному порогу классификации. Вторая, F1-max, представляет собой максимум F1-меры F1 = 2·TP / (2·TP + FP + FN), взятый по всем порогам. Промежуточные же компоненты пайплайна оцениваются отдельно, иерархическими метриками L1–L4, которые подробно разобраны в разделе 2.</w:t>
+        <w:t>Основных метрик качества у предиктора две. AUROC (Area Under ROC Curve) — это площадь под кривой, которая связывает True Positive Rate с False Positive Rate, пока порог аномальности пробегает значения от 0 до 1; ценно, что от выбора самого порога эта величина не зависит. F1-max берётся иначе — как наибольшее по всем порогам значение F1-меры F1 = 2·TP / (2·TP + FP + FN). Качество же отдельных стадий пайплайна измеряется собственным набором иерархических метрик L1–L4, которому посвящён раздел 2.</w:t>
       </w:r>
     </w:p>
     <w:p>
@@ -6597,35 +6597,7 @@
           <w:rFonts w:ascii="Times New Roman" w:hAnsi="Times New Roman"/>
           <w:sz w:val="28"/>
         </w:rPr>
-        <w:t>L2.5 — качество фильтрации вопросов. Этот уровень показывает, насколько итоговый набор вопросов покрывает формальные ограничения нормальности. Потребность в нём подсказывает наблюдение из VALOR-EVAL [32]: даже полное и точное описание (L1–L2) ещё не гарантирует хороших вопросов — описание может быть исчерпывающим, а порождённые по нему вопросы при этом обходить ключевые ограничения.</w:t>
-      </w:r>
-    </w:p>
-    <w:p>
-      <w:pPr>
-        <w:spacing w:before="0" w:after="0" w:line="360" w:lineRule="auto"/>
-        <w:ind w:left="709" w:hanging="283"/>
-        <w:jc w:val="both"/>
-      </w:pPr>
-      <w:r>
-        <w:rPr>
-          <w:rFonts w:ascii="Times New Roman" w:hAnsi="Times New Roman"/>
-          <w:sz w:val="28"/>
-        </w:rPr>
-        <w:t>— Filter Precision — доля вопросов финального набора, попадающих хотя бы в одно формальное ограничение (оценку даёт LLM-as-Judge).</w:t>
-      </w:r>
-    </w:p>
-    <w:p>
-      <w:pPr>
-        <w:spacing w:before="0" w:after="0" w:line="360" w:lineRule="auto"/>
-        <w:ind w:left="709" w:hanging="283"/>
-        <w:jc w:val="both"/>
-      </w:pPr>
-      <w:r>
-        <w:rPr>
-          <w:rFonts w:ascii="Times New Roman" w:hAnsi="Times New Roman"/>
-          <w:sz w:val="28"/>
-        </w:rPr>
-        <w:t>— Filter Recall — доля формальных ограничений, охваченных финальным набором вопросов.</w:t>
+        <w:t>Уровень L2.5 отвечает за качество фильтрации вопросов, то есть за то, насколько хорошо итоговый набор покрывает формальные ограничения нормы. Зачем он нужен, поясняет наблюдение из VALOR-EVAL [32]: бывает, что описание получилось полным и точным (уровни L1–L2), а собранные по нему вопросы всё равно проходят мимо ключевых ограничений. Считаются здесь две величины. Filter Precision — какая часть вопросов финального набора попадает хотя бы в одно формальное ограничение (оценку выставляет LLM-as-Judge). Filter Recall, наоборот, — какая часть формальных ограничений охвачена этим набором вопросов.</w:t>
       </w:r>
     </w:p>
     <w:p>
@@ -6639,21 +6611,7 @@
           <w:rFonts w:ascii="Times New Roman" w:hAnsi="Times New Roman"/>
           <w:sz w:val="28"/>
         </w:rPr>
-        <w:t>L3 — уровень рассуждения (Reasoning); здесь оценивается стабильность ответов VLM. Повод для такой оценки даёт работа «Uncertainty in Vision-Language Models» [35], показавшая, что точность модели и её неопределённость рассогласованы: даже самые точные модели порой демонстрируют наибольшую неуверенность. Значит, полагаться на единичный ответ нельзя, и нужно проверять, насколько устойчивы ответы при перефразировках.</w:t>
-      </w:r>
-    </w:p>
-    <w:p>
-      <w:pPr>
-        <w:spacing w:before="0" w:after="0" w:line="360" w:lineRule="auto"/>
-        <w:ind w:left="709" w:hanging="283"/>
-        <w:jc w:val="both"/>
-      </w:pPr>
-      <w:r>
-        <w:rPr>
-          <w:rFonts w:ascii="Times New Roman" w:hAnsi="Times New Roman"/>
-          <w:sz w:val="28"/>
-        </w:rPr>
-        <w:t>— Sub-Q Consistency Score [L10] для каждого вопроса считает долю согласованных ответов среди его 4 sub-questions. Высокая согласованность говорит об уверенности модели; низкая — о том, что ответ неустойчив и продиктован скорее поверхностными языковыми шаблонами, чем реальным анализом изображения.</w:t>
+        <w:t>Уровень L3 — рассуждение (Reasoning). На нём проверяется, насколько устойчивы ответы модели. Подсказку даёт работа «Uncertainty in Vision-Language Models» [35]: оказывается, точность и уверенность модели идут вразнобой, и порой именно самые точные модели оказываются наименее уверенными. Раз так, единичному ответу доверять рискованно — стоит посмотреть, сохранится ли он при перефразировках. Этим и занимается Sub-Q Consistency Score [L10]: для каждого вопроса он измеряет долю совпадающих ответов среди его 4 sub-questions. Высокая доля выдаёт уверенность модели, низкая — что ответ держится скорее на поверхностных языковых шаблонах, чем на разборе самого изображения.</w:t>
       </w:r>
     </w:p>
     <w:p>
@@ -7154,7 +7112,7 @@
           <w:rFonts w:ascii="Times New Roman" w:hAnsi="Times New Roman"/>
           <w:sz w:val="28"/>
         </w:rPr>
-        <w:t>Сведённые в таблице 2.3 уровни L1–L4 образуют сквозную диагностическую цепочку: от качества восприятия (описания) через точность атрибутов и фильтрации вопросов к устойчивости рассуждения и итоговому обнаружению. Такое разбиение позволяет локализовать источник ошибки на конкретной стадии пайплайна, а не ограничиваться итоговой метрикой.</w:t>
+        <w:t>Вместе уровни L1–L4 из таблицы 2.3 выстраиваются в сквозную диагностическую цепочку. Она ведёт от качества восприятия (описаний) к точности атрибутов и фильтрации вопросов, затем к устойчивости рассуждения и, наконец, к самому обнаружению. Благодаря такой разбивке ошибку удаётся привязать к конкретной стадии пайплайна, а не довольствоваться одной лишь итоговой цифрой.</w:t>
       </w:r>
     </w:p>
     <w:p>
@@ -7220,7 +7178,7 @@
           <w:rFonts w:ascii="Times New Roman" w:hAnsi="Times New Roman"/>
           <w:sz w:val="28"/>
         </w:rPr>
-        <w:t>1. Разработан четырёхстадийный пайплайн, реализующий per-component описание нормальных изображений, формирование нормативного определения, структурированную генерацию и фильтрацию вопросов, а также CoT-тестирование с механизмом majority vote.</w:t>
+        <w:t>1. Построен четырёхстадийный пайплайн: он покомпонентно описывает нормальные изображения, сводит описания в нормативное определение, структурированно порождает и фильтрует вопросы и, наконец, тестирует изображение по схеме CoT с голосованием большинством.</w:t>
       </w:r>
     </w:p>
     <w:p>
@@ -10110,7 +10068,7 @@
           <w:rFonts w:ascii="Times New Roman" w:hAnsi="Times New Roman"/>
           <w:sz w:val="28"/>
         </w:rPr>
-        <w:t>Средний AUROC 0.527 по пяти классам существенно ниже результатов оригинального LogicQA с GPT-4o (≈0.876). Разрыв объясняется принципиальными различиями моделей: GPT-4o обладает значительно более сильными возможностями пространственного рассуждения и понимания счёта, чем open-source InternVL2.5-8B. Это подтверждает задачу настоящей работы: компенсировать ограничения модели через улучшение пайплайна.</w:t>
+        <w:t>Средний AUROC 0.527 по пяти классам существенно ниже результатов оригинального LogicQA с GPT-4o (≈0.876). Причина разрыва кроется в самих моделях: GPT-4o куда увереннее рассуждает о пространстве и считает объекты, чем открытая InternVL2.5-8B. По сути, это и есть формулировка нашей задачи — компенсировать слабости модели за счёт доработки пайплайна.</w:t>
       </w:r>
     </w:p>
     <w:p>
@@ -10124,7 +10082,7 @@
           <w:rFonts w:ascii="Times New Roman" w:hAnsi="Times New Roman"/>
           <w:sz w:val="28"/>
         </w:rPr>
-        <w:t>Дополнительно проверены результаты InternVL2.5-8B на полном тестовом наборе breakfast_box (275 изображений) без улучшений: AUROC=0.683, F1-max=0.772 (TP=109, FP=27, FN=64, TN=75). Расхождение с результатом 50-изображений (AUROC=0.589) связано с различием тестовых подмножеств и случайной выборкой при n=50.</w:t>
+        <w:t>Дополнительно мы прогнали InternVL2.5-8B без улучшений на полном тестовом наборе breakfast_box из 275 изображений и получили AUROC=0.683, F1-max=0.772 (TP=109, FP=27, FN=64, TN=75). То, что эта цифра расходится с результатом на 50 изображениях (AUROC=0.589), вполне ожидаемо: подмножества разные, а при n=50 заметно сказывается случайность выборки.</w:t>
       </w:r>
     </w:p>
     <w:p>
@@ -12125,7 +12083,7 @@
           <w:rFonts w:ascii="Times New Roman" w:hAnsi="Times New Roman"/>
           <w:sz w:val="28"/>
         </w:rPr>
-        <w:t>Анализ хронологии. Первая группа экспериментов (structured_bb50 — visual_grounding_retry) исследовала монолитные подходы. Visual grounding retry достиг AUROC=0.797, однако с FP=19 — недопустимо высоким числом ложных тревог. Запуски r18–r21 ввели декомпозированный Stage 1, однако регрессировали на AUROC≈0.5 из-за ошибок в реализации фильтрации и аугментации. Ключевой скачок произошёл в r23 (AUROC=0.782) после исправления Stage 3b, 3c и 4. Лучший результат r25 (AUROC=0.852, FP=0) получен после внедрения RC4-A CoT.</w:t>
+        <w:t>Если проследить хронологию, вырисовывается следующая картина. Первая группа запусков (от structured_bb50 до visual_grounding_retry) исследовала монолитные подходы; среди них visual grounding retry дал AUROC=0.797, но ценой FP=19 — недопустимо большого числа ложных тревог. Запуски r18–r21 уже вводили декомпозированную стадию 1, однако просели до AUROC около 0.5 из-за ошибок в фильтрации и аугментации. Перелом наступил в r23 (AUROC=0.782), когда были починены стадии 3b, 3c и 4. А лучший результат — r25 с AUROC=0.852 и FP=0 — пришёл уже после внедрения RC4-A CoT.</w:t>
       </w:r>
     </w:p>
     <w:p>
@@ -12816,7 +12774,7 @@
           <w:rFonts w:ascii="Times New Roman" w:hAnsi="Times New Roman"/>
           <w:sz w:val="28"/>
         </w:rPr>
-        <w:t>Таблица 4.3 показывает, что основной прирост качества обеспечивают два изменения: починка механизма count-bypass на стадии 3b (AUROC 0.500→0.782) и внедрение встроенного CoT на стадии 4 (AUROC 0.782→0.852 при полностью обнулённых ложноположительных срабатываниях). Остальные доработки выполняют в основном стабилизирующую функцию, делая пайплайн устойчивее.</w:t>
+        <w:t>По таблице 4.3 хорошо видно, на чём держится рост качества. Львиную долю прироста дают всего два изменения. Первое — починка count-bypass на стадии 3b, поднявшая AUROC с 0.500 до 0.782. Второе — встроенный CoT на стадии 4, который довёл AUROC до 0.852 и заодно обнулил ложноположительные срабатывания. Прочие доработки прирост почти не двигают, зато делают пайплайн стабильнее.</w:t>
       </w:r>
     </w:p>
     <w:p>

--- a/diploma/vkr_final.docx
+++ b/diploma/vkr_final.docx
@@ -2082,7 +2082,7 @@
           <w:rFonts w:ascii="Times New Roman" w:hAnsi="Times New Roman"/>
           <w:sz w:val="28"/>
         </w:rPr>
-        <w:t>Степень разработанности проблемы. Задача обнаружения структурных аномалий хорошо изучена: методы на основе реконструкции (VAE, DRAEM [12]), дистилляции знаний (Student-Teacher [14,15], EfficientAD) и признаковых карт (PatchCore [13]) достигают AUROC &gt; 0.95 на стандартных бенчмарках. Для логических аномалий ситуация принципиально иная: датасет MVTec LOCO AD [4] (2022) специально создан для этой задачи и выявил существенные ограничения существующих методов. Подходы на основе CLIP (WinCLIP [5], AnoVL) демонстрируют улучшения, но не охватывают сложную семантику ограничений. Принципиально иное решение предложено в LogicQA [L1] (2025). Здесь визуально-языковая модель работает не как экстрактор признаков, а как рассуждающий агент: она сначала формирует перечень условий нормальности, после чего последовательно сверяет с ним каждое тестовое изображение. У этого решения есть существенный недостаток — оно опирается на закрытую модель GPT-4o, что затрудняет промышленное внедрение и по стоимости запросов, и по требованиям воспроизводимости.</w:t>
+        <w:t>Степень разработанности проблемы. Задача обнаружения структурных аномалий хорошо изучена: методы на основе реконструкции (VAE, DRAEM [1]), дистилляции знаний (Student-Teacher [2, 3], EfficientAD) и признаковых карт (PatchCore [4]) достигают AUROC &gt; 0.95 на стандартных бенчмарках. Для логических аномалий ситуация принципиально иная: датасет MVTec LOCO AD [5] (2022) специально создан для этой задачи и выявил существенные ограничения существующих методов. Подходы на основе CLIP (WinCLIP [6], AnoVL) демонстрируют улучшения, но не охватывают сложную семантику ограничений. Принципиально иное решение предложено в LogicQA [7] (2025). Здесь визуально-языковая модель работает не как экстрактор признаков, а как рассуждающий агент: она сначала формирует перечень условий нормальности, после чего последовательно сверяет с ним каждое тестовое изображение. У этого решения есть существенный недостаток — оно опирается на закрытую модель GPT-4o, что затрудняет промышленное внедрение и по стоимости запросов, и по требованиям воспроизводимости.</w:t>
       </w:r>
     </w:p>
     <w:p>
@@ -2434,7 +2434,7 @@
           <w:rFonts w:ascii="Times New Roman" w:hAnsi="Times New Roman"/>
           <w:sz w:val="28"/>
         </w:rPr>
-        <w:t>Визуальный контроль качества (Visual Quality Inspection) является неотъемлемым элементом производственных процессов в соответствии с требованиями стандарта ISO 9001 [1]. Традиционно контроль осуществлялся операторами-людьми, однако рост скоростей производственных линий и потребность в стопроцентном охвате продукции сделали автоматизацию необходимостью. Методы компьютерного зрения позволяют обнаруживать отклонения на изображениях без остановки конвейера.</w:t>
+        <w:t>Визуальный контроль качества (Visual Quality Inspection) является неотъемлемым элементом производственных процессов в соответствии с требованиями стандарта ISO 9001 [8]. Традиционно контроль осуществлялся операторами-людьми, однако рост скоростей производственных линий и потребность в стопроцентном охвате продукции сделали автоматизацию необходимостью. Методы компьютерного зрения позволяют обнаруживать отклонения на изображениях без остановки конвейера.</w:t>
       </w:r>
     </w:p>
     <w:p>
@@ -2490,7 +2490,7 @@
           <w:rFonts w:ascii="Times New Roman" w:hAnsi="Times New Roman"/>
           <w:sz w:val="28"/>
         </w:rPr>
-        <w:t>Датасет MVTec LOCO AD (Logical Constraints Anomaly Detection) [4], разработанный Бергманном и соавторами в 2022 году, специально создан для бенчмаркинга логических аномалий. Он включает пять классов промышленных объектов: breakfast_box, juice_bottle, pushpins, screw_bag и splicing_connectors. Каждый класс содержит как нормальные образцы, так и изображения с логическими и/или структурными аномалиями.</w:t>
+        <w:t>Датасет MVTec LOCO AD (Logical Constraints Anomaly Detection) [5], разработанный Бергманном и соавторами в 2022 году, специально создан для бенчмаркинга логических аномалий. Он включает пять классов промышленных объектов: breakfast_box, juice_bottle, pushpins, screw_bag и splicing_connectors. Каждый класс содержит как нормальные образцы, так и изображения с логическими и/или структурными аномалиями.</w:t>
       </w:r>
     </w:p>
     <w:p>
@@ -3263,7 +3263,7 @@
           <w:rFonts w:ascii="Times New Roman" w:hAnsi="Times New Roman"/>
           <w:sz w:val="28"/>
         </w:rPr>
-        <w:t>Reconstruction-based методы обучают автоэнкодер или генеративную модель воспроизводить нормальные изображения. Аномалия детектируется как высокая ошибка реконструкции. Метод VAE (Variational Autoencoder) [12] применяет вариационный вывод для построения латентного пространства нормальности. DRAEM [12] обучает дискриминатор на синтетических аномалиях, наложенных на нормальные изображения. Основной недостаток этих подходов — неспособность детектировать логические аномалии, поскольку реконструкция опирается на локальные паттерны.</w:t>
+        <w:t>Reconstruction-based методы обучают автоэнкодер или генеративную модель воспроизводить нормальные изображения. Аномалия детектируется как высокая ошибка реконструкции. Метод VAE (Variational Autoencoder) [1] применяет вариационный вывод для построения латентного пространства нормальности. DRAEM [1] обучает дискриминатор на синтетических аномалиях, наложенных на нормальные изображения. Основной недостаток этих подходов — неспособность детектировать логические аномалии, поскольку реконструкция опирается на локальные паттерны.</w:t>
       </w:r>
     </w:p>
     <w:p>
@@ -3277,7 +3277,7 @@
           <w:rFonts w:ascii="Times New Roman" w:hAnsi="Times New Roman"/>
           <w:sz w:val="28"/>
         </w:rPr>
-        <w:t>Embedding-based методы извлекают признаки из предобученных нейросетей (ResNet, EfficientNet) и строят карту нормальности в признаковом пространстве. PatchCore [13] формирует кор-сет нормальных патч-признаков и вычисляет аномальность тестового патча как расстояние до ближайшего соседа в кор-сете. SPADE строит пирамидальную карту нормальности. Эти методы хорошо работают для структурных аномалий (AUROC &gt; 0.95), но слепы к логическим нарушениям: признаки каждого патча нормальны по отдельности.</w:t>
+        <w:t>Embedding-based методы извлекают признаки из предобученных нейросетей (ResNet, EfficientNet) и строят карту нормальности в признаковом пространстве. PatchCore [4] формирует кор-сет нормальных патч-признаков и вычисляет аномальность тестового патча как расстояние до ближайшего соседа в кор-сете. SPADE строит пирамидальную карту нормальности. Эти методы хорошо работают для структурных аномалий (AUROC &gt; 0.95), но слепы к логическим нарушениям: признаки каждого патча нормальны по отдельности.</w:t>
       </w:r>
     </w:p>
     <w:p>
@@ -3291,7 +3291,7 @@
           <w:rFonts w:ascii="Times New Roman" w:hAnsi="Times New Roman"/>
           <w:sz w:val="28"/>
         </w:rPr>
-        <w:t>В методах дистилляции знаний студенческую сеть учат повторять поведение учительской на нормальных изображениях [14, 15], а об аномалии судят по расхождению их активаций. Здесь выделяется EfficientAD [6], сочетающий высокую скорость с приемлемой точностью. Но ограничение никуда не девается: обнаружение по-прежнему остаётся локальным.</w:t>
+        <w:t>В методах дистилляции знаний студенческую сеть учат повторять поведение учительской на нормальных изображениях [2, 3], а об аномалии судят по расхождению их активаций. Здесь выделяется EfficientAD [9], сочетающий высокую скорость с приемлемой точностью. Но ограничение никуда не девается: обнаружение по-прежнему остаётся локальным.</w:t>
       </w:r>
     </w:p>
     <w:p>
@@ -3305,7 +3305,7 @@
           <w:rFonts w:ascii="Times New Roman" w:hAnsi="Times New Roman"/>
           <w:sz w:val="28"/>
         </w:rPr>
-        <w:t>Группа VLM-based методов строится на предобученных визуально-языковых моделях. Так, WinCLIP [5] оценивает через CLIP, насколько патчи изображения близки к текстовым описаниям нормы и аномалии, а AnoVL развивает эту идею дальше. На общем фоне LogicQA [L1] (2025) стоит особняком: вместо подсчёта признаков модель берёт на себя роль рассуждающего агента — собирает перечень семантических ограничений нормы и по очереди проверяет каждое из них на тестовом изображении.</w:t>
+        <w:t>Группа VLM-based методов строится на предобученных визуально-языковых моделях. Так, WinCLIP [6] оценивает через CLIP, насколько патчи изображения близки к текстовым описаниям нормы и аномалии, а AnoVL развивает эту идею дальше. На общем фоне LogicQA [7] (2025) стоит особняком: вместо подсчёта признаков модель берёт на себя роль рассуждающего агента — собирает перечень семантических ограничений нормы и по очереди проверяет каждое из них на тестовом изображении.</w:t>
       </w:r>
     </w:p>
     <w:p>
@@ -3461,7 +3461,7 @@
                 <w:rFonts w:ascii="Times New Roman" w:hAnsi="Times New Roman"/>
                 <w:sz w:val="22"/>
               </w:rPr>
-              <w:t>PatchCore [13]</w:t>
+              <w:t>PatchCore [4]</w:t>
             </w:r>
           </w:p>
         </w:tc>
@@ -3548,7 +3548,7 @@
                 <w:rFonts w:ascii="Times New Roman" w:hAnsi="Times New Roman"/>
                 <w:sz w:val="22"/>
               </w:rPr>
-              <w:t>DRAEM [12]</w:t>
+              <w:t>DRAEM [1]</w:t>
             </w:r>
           </w:p>
         </w:tc>
@@ -3635,7 +3635,7 @@
                 <w:rFonts w:ascii="Times New Roman" w:hAnsi="Times New Roman"/>
                 <w:sz w:val="22"/>
               </w:rPr>
-              <w:t>EfficientAD [6]</w:t>
+              <w:t>EfficientAD [9]</w:t>
             </w:r>
           </w:p>
         </w:tc>
@@ -3722,7 +3722,7 @@
                 <w:rFonts w:ascii="Times New Roman" w:hAnsi="Times New Roman"/>
                 <w:sz w:val="22"/>
               </w:rPr>
-              <w:t>WinCLIP [5]</w:t>
+              <w:t>WinCLIP [6]</w:t>
             </w:r>
           </w:p>
         </w:tc>
@@ -3809,7 +3809,7 @@
                 <w:rFonts w:ascii="Times New Roman" w:hAnsi="Times New Roman"/>
                 <w:sz w:val="22"/>
               </w:rPr>
-              <w:t>LogicQA (GPT-4o) [L1]</w:t>
+              <w:t>LogicQA (GPT-4o) [7]</w:t>
             </w:r>
           </w:p>
         </w:tc>
@@ -4047,7 +4047,7 @@
           <w:rFonts w:ascii="Times New Roman" w:hAnsi="Times New Roman"/>
           <w:sz w:val="28"/>
         </w:rPr>
-        <w:t>Модель CLIP (Contrastive Language–Image Pre-training) [7] обучена на 400 миллионах пар «изображение — текстовое описание» с контрастивной функцией потерь. В результате формируется совместное пространство эмбеддингов, где близкие по смыслу пары располагаются рядом, а несовпадающие расходятся. Благодаря этому сходство между любым изображением и любым текстом можно измерить напрямую, не прибегая к дообучению. Мы применяем вариант CLIP ViT-B/32 для расчёта метрики CLIPScore, которая оценивает качество текстового описания нормального изображения.</w:t>
+        <w:t>Модель CLIP (Contrastive Language–Image Pre-training) [10] обучена на 400 миллионах пар «изображение — текстовое описание» с контрастивной функцией потерь. В результате формируется совместное пространство эмбеддингов, где близкие по смыслу пары располагаются рядом, а несовпадающие расходятся. Благодаря этому сходство между любым изображением и любым текстом можно измерить напрямую, не прибегая к дообучению. Мы применяем вариант CLIP ViT-B/32 для расчёта метрики CLIPScore, которая оценивает качество текстового описания нормального изображения.</w:t>
       </w:r>
     </w:p>
     <w:p>
@@ -4061,7 +4061,7 @@
           <w:rFonts w:ascii="Times New Roman" w:hAnsi="Times New Roman"/>
           <w:sz w:val="28"/>
         </w:rPr>
-        <w:t>Семейство открытых визуально-языковых моделей InternVL2.5 [8] собрано из трёх компонентов: визуального энкодера InternViT-6B, модуля pixel shuffling для работы с изображениями высокого разрешения и языковой модели Qwen2.5 от Alibaba. Обучающая выборка носила мультимодальный характер и включала пары изображение–текст, данные пространственного grounding с координатами ограничивающих прямоугольников, вопросно-ответные пары по изображениям и задачи на пространственное рассуждение. Модуль pixel shuffling динамически подстраивает разрешение входа; в задачах обнаружения аномалий применяется разбиение на плитки 448×448 пикселей, благодаря чему сохраняются мелкие детали объекта. Особую роль играют grounding-данные: модель научилась не только описывать сцену, но и привязывать упоминаемые объекты к координатам, а это повышает достоверность описания пространственных отношений между компонентами.</w:t>
+        <w:t>Семейство открытых визуально-языковых моделей InternVL2.5 [11] собрано из трёх компонентов: визуального энкодера InternViT-6B, модуля pixel shuffling для работы с изображениями высокого разрешения и языковой модели Qwen2.5 от Alibaba. Обучающая выборка носила мультимодальный характер и включала пары изображение–текст, данные пространственного grounding с координатами ограничивающих прямоугольников, вопросно-ответные пары по изображениям и задачи на пространственное рассуждение. Модуль pixel shuffling динамически подстраивает разрешение входа; в задачах обнаружения аномалий применяется разбиение на плитки 448×448 пикселей, благодаря чему сохраняются мелкие детали объекта. Особую роль играют grounding-данные: модель научилась не только описывать сцену, но и привязывать упоминаемые объекты к координатам, а это повышает достоверность описания пространственных отношений между компонентами.</w:t>
       </w:r>
     </w:p>
     <w:p>
@@ -4103,7 +4103,7 @@
           <w:rFonts w:ascii="Times New Roman" w:hAnsi="Times New Roman"/>
           <w:sz w:val="28"/>
         </w:rPr>
-        <w:t>Следует учитывать, что выигрыш от CoT носит эмерджентный (emergent) характер и проявляется лишь с ростом масштаба модели [36]. Согласно работе «Chain-of-Thought Prompting» [36] (NeurIPS 2022), на небольших моделях (примерно до 100 млрд параметров) приём не помогает, а порой и вредит: такие модели выстраивают правдоподобные с виду, но логически ошибочные цепочки рассуждений, и точность падает относительно прямого запроса. Ощутимая польза начинается только у достаточно крупных моделей. Для нашей задачи отсюда следует вполне конкретный прогноз. У InternVL2.5-8B эффект CoT заметен, но половинчат (FP снижается с 12 до 0, однако FN растёт с 3 до 10); у InternVL2.5-38B же за счёт более ёмкого языкового модуля можно рассчитывать на более устойчивое рассуждение.</w:t>
+        <w:t>Следует учитывать, что выигрыш от CoT носит эмерджентный (emergent) характер и проявляется лишь с ростом масштаба модели [12]. Согласно работе «Chain-of-Thought Prompting» [12] (NeurIPS 2022), на небольших моделях (примерно до 100 млрд параметров) приём не помогает, а порой и вредит: такие модели выстраивают правдоподобные с виду, но логически ошибочные цепочки рассуждений, и точность падает относительно прямого запроса. Ощутимая польза начинается только у достаточно крупных моделей. Для нашей задачи отсюда следует вполне конкретный прогноз. У InternVL2.5-8B эффект CoT заметен, но половинчат (FP снижается с 12 до 0, однако FN растёт с 3 до 10); у InternVL2.5-38B же за счёт более ёмкого языкового модуля можно рассчитывать на более устойчивое рассуждение.</w:t>
       </w:r>
     </w:p>
     <w:p>
@@ -4117,7 +4117,7 @@
           <w:rFonts w:ascii="Times New Roman" w:hAnsi="Times New Roman"/>
           <w:sz w:val="28"/>
         </w:rPr>
-        <w:t>Тяга визуально-языковых моделей к «галлюцинациям» и к утвердительному «Yes» подробно разобрана в исследовании POPE [34]. Его авторы зафиксировали, что крупные модели нередко «видят» на изображении объекты, которых там нет, и чем чаще объект встречался в обучающих данных, тем выше вероятность такой ошибки. При этом открытый запрос провоцирует галлюцинации сильнее, чем закрытый вопрос с ответом Yes/No. Этот результат прямо оправдывает наш выбор бинарного формата вопросов на стадии 3 и поясняет природу FP=12 в эксперименте r23 без CoT: лишённая обязательного шага наблюдения, модель отвечала «Yes», ориентируясь на статистические ожидания, а не на конкретный кадр.</w:t>
+        <w:t>Тяга визуально-языковых моделей к «галлюцинациям» и к утвердительному «Yes» подробно разобрана в исследовании POPE [13]. Его авторы зафиксировали, что крупные модели нередко «видят» на изображении объекты, которых там нет, и чем чаще объект встречался в обучающих данных, тем выше вероятность такой ошибки. При этом открытый запрос провоцирует галлюцинации сильнее, чем закрытый вопрос с ответом Yes/No. Этот результат прямо оправдывает наш выбор бинарного формата вопросов на стадии 3 и поясняет природу FP=12 в эксперименте r23 без CoT: лишённая обязательного шага наблюдения, модель отвечала «Yes», ориентируясь на статистические ожидания, а не на конкретный кадр.</w:t>
       </w:r>
     </w:p>
     <w:p>
@@ -4131,7 +4131,7 @@
           <w:rFonts w:ascii="Times New Roman" w:hAnsi="Times New Roman"/>
           <w:sz w:val="28"/>
         </w:rPr>
-        <w:t>Второе системное ограничение визуально-языковых моделей — слабое пространственное рассуждение. Эта проблема прицельно изучена в работе «What's Up with Vision-Language Models?» [33] на трёх специально подготовленных корпусах. Оказалось, что дообученные модели VQAv2 на основе BLIP практически сравниваются с человеком на общем бенчмарке (около 99%), однако на отношениях вида «на/под» и «слева/справа» их точность обваливается до 56% против тех же 99% у людей. Главную причину авторы видят в дефиците надёжных примеров пространственных отношений внутри больших предобучающих корпусов, таких как LAION-2B. Именно поэтому метрика SRA (Spatial Relation Accuracy) выделена у нас в самостоятельный уровень L2, и именно поэтому можно заранее предположить, что пространственные аномалии станут самым трудным случаем для модели масштаба 8B.</w:t>
+        <w:t>Второе системное ограничение визуально-языковых моделей — слабое пространственное рассуждение. Эта проблема прицельно изучена в работе «What's Up with Vision-Language Models?» [14] на трёх специально подготовленных корпусах. Оказалось, что дообученные модели VQAv2 на основе BLIP практически сравниваются с человеком на общем бенчмарке (около 99%), однако на отношениях вида «на/под» и «слева/справа» их точность обваливается до 56% против тех же 99% у людей. Главную причину авторы видят в дефиците надёжных примеров пространственных отношений внутри больших предобучающих корпусов, таких как LAION-2B. Именно поэтому метрика SRA (Spatial Relation Accuracy) выделена у нас в самостоятельный уровень L2, и именно поэтому можно заранее предположить, что пространственные аномалии станут самым трудным случаем для модели масштаба 8B.</w:t>
       </w:r>
     </w:p>
     <w:p>
@@ -4569,7 +4569,7 @@
           <w:rFonts w:ascii="Times New Roman" w:hAnsi="Times New Roman"/>
           <w:sz w:val="28"/>
         </w:rPr>
-        <w:t>Разработанный фреймворк реализует парадигму question-checklist [L1]: нормальность объекта формализуется через набор бинарных проверочных вопросов, каждый из которых соответствует одному семантическому ограничению. Тестовое изображение считается аномальным, если достаточное число вопросов получает ответ «No» (нарушение ограничения). Пайплайн состоит из четырёх последовательных стадий.</w:t>
+        <w:t>Разработанный фреймворк реализует парадигму question-checklist [7]: нормальность объекта формализуется через набор бинарных проверочных вопросов, каждый из которых соответствует одному семантическому ограничению. Тестовое изображение считается аномальным, если достаточное число вопросов получает ответ «No» (нарушение ограничения). Пайплайн состоит из четырёх последовательных стадий.</w:t>
       </w:r>
     </w:p>
     <w:p>
@@ -6433,7 +6433,7 @@
           <w:rFonts w:ascii="Times New Roman" w:hAnsi="Times New Roman"/>
           <w:sz w:val="28"/>
         </w:rPr>
-        <w:t>Следует привести теоретическое обоснование применения Chain-of-Thought в данной задаче. Согласно работе «Chain-of-Thought Prompting Elicits Reasoning in Large Language Models» [36], метод CoT служит способом разблокировать рассуждательные способности языковых моделей через явную формулировку промежуточных шагов. В задаче обнаружения аномалий CoT устраняет специфическую форму галлюцинаций — «yes-bias»: VLM, не имея явного шага верификации, склонна подтверждать ограничение даже при его нарушении (эффект, задокументированный в POPE [34]). Step 1 Observe создаёт верифицируемую промежуточную посылку: если наблюдение фиксирует отсутствие нарушения, вывод Yes логически согласован; если наблюдение описывает нарушение, вывод No обоснован. Ложноположительный ответ требовал бы сформулировать несуществующее нарушение — что модель не делает при наличии реального изображения перед ней. Практический эффект в эксперименте r23→r25: FP 12→0 при сохранении AUROC-ранжирования (AUROC 0.782→0.852).</w:t>
+        <w:t>Следует привести теоретическое обоснование применения Chain-of-Thought в данной задаче. Согласно работе «Chain-of-Thought Prompting Elicits Reasoning in Large Language Models» [12], метод CoT служит способом разблокировать рассуждательные способности языковых моделей через явную формулировку промежуточных шагов. В задаче обнаружения аномалий CoT устраняет специфическую форму галлюцинаций — «yes-bias»: VLM, не имея явного шага верификации, склонна подтверждать ограничение даже при его нарушении (эффект, задокументированный в POPE [13]). Step 1 Observe создаёт верифицируемую промежуточную посылку: если наблюдение фиксирует отсутствие нарушения, вывод Yes логически согласован; если наблюдение описывает нарушение, вывод No обоснован. Ложноположительный ответ требовал бы сформулировать несуществующее нарушение — что модель не делает при наличии реального изображения перед ней. Практический эффект в эксперименте r23→r25: FP 12→0 при сохранении AUROC-ранжирования (AUROC 0.782→0.852).</w:t>
       </w:r>
     </w:p>
     <w:p>
@@ -6499,7 +6499,7 @@
           <w:rFonts w:ascii="Times New Roman" w:hAnsi="Times New Roman"/>
           <w:sz w:val="28"/>
         </w:rPr>
-        <w:t>Традиционные метрики AUROC и F1 оценивают лишь финальное бинарное решение, не позволяя диагностировать, на каком именно этапе пайплайна возникает ошибка. В работе VALOR-EVAL [32] показано, что существующие бенчмарки ограничены преимущественно объектными галлюцинациями и не охватывают атрибуты и пространственные отношения — именно те аспекты, которые критичны для обнаружения логических аномалий. Для решения этой проблемы разработана иерархическая система оценки, охватывающая все уровни пайплайна [L1]–[L10].</w:t>
+        <w:t>Традиционные метрики AUROC и F1 оценивают лишь финальное бинарное решение, не позволяя диагностировать, на каком именно этапе пайплайна возникает ошибка. В работе VALOR-EVAL [15] показано, что существующие бенчмарки ограничены преимущественно объектными галлюцинациями и не охватывают атрибуты и пространственные отношения — именно те аспекты, которые критичны для обнаружения логических аномалий. Для решения этой проблемы разработана иерархическая система оценки, охватывающая все уровни пайплайна.</w:t>
       </w:r>
     </w:p>
     <w:p>
@@ -6527,7 +6527,7 @@
           <w:rFonts w:ascii="Times New Roman" w:hAnsi="Times New Roman"/>
           <w:sz w:val="28"/>
         </w:rPr>
-        <w:t>— CLIPScore [L2]: косинусное сходство между CLIP-эмбеддингами сгенерированного текстового описания и изображения. Измеряет, насколько описание семантически соответствует изображению. Формула: CLIPScore(t, i) = cos(CLIP_text(t), CLIP_image(i)).</w:t>
+        <w:t>— CLIPScore [16]: косинусное сходство между CLIP-эмбеддингами сгенерированного текстового описания и изображения. Измеряет, насколько описание семантически соответствует изображению. Формула: CLIPScore(t, i) = cos(CLIP_text(t), CLIP_image(i)).</w:t>
       </w:r>
     </w:p>
     <w:p>
@@ -6541,7 +6541,7 @@
           <w:rFonts w:ascii="Times New Roman" w:hAnsi="Times New Roman"/>
           <w:sz w:val="28"/>
         </w:rPr>
-        <w:t>— CCR (Constraint Coverage Rate) [L5, L6]: доля формальных ограничений нормальности (ATOMIC_CONSTRAINTS), упомянутых в сгенерированном описании. Подход мотивирован метриками типа FaithScore [30]: разложение описания на атомарные факты и их независимая верификация без эталонного текста высококоррелирует с оценкой людей. Оценивается LLM-as-Judge [L3] (Qwen2.5-3B-Instruct), обоснованность которого подтверждена Prometheus-Vision [31]: подход VLM-as-Judge показывает наивысшую корреляцию Пирсона с оценками людей среди open-source моделей-оценщиков. CCR = |покрытые ограничения| / |все ограничения|.</w:t>
+        <w:t>— CCR (Constraint Coverage Rate) [17, 18]: доля формальных ограничений нормальности (ATOMIC_CONSTRAINTS), упомянутых в сгенерированном описании. Подход мотивирован метриками типа FaithScore [17]: разложение описания на атомарные факты и их независимая верификация без эталонного текста высококоррелирует с оценкой людей. Оценивается LLM-as-Judge [19] (Qwen2.5-3B-Instruct), обоснованность которого подтверждена Prometheus-Vision [18]: подход VLM-as-Judge показывает наивысшую корреляцию Пирсона с оценками людей среди open-source моделей-оценщиков. CCR = |покрытые ограничения| / |все ограничения|.</w:t>
       </w:r>
     </w:p>
     <w:p>
@@ -6569,7 +6569,7 @@
           <w:rFonts w:ascii="Times New Roman" w:hAnsi="Times New Roman"/>
           <w:sz w:val="28"/>
         </w:rPr>
-        <w:t>— MACE (Mean Absolute Count Error) [L7] измеряет среднее абсолютное расхождение между количеством объекта, названным в описании, и его истинным числом. Скажем, если в описании указано «3 мандарина» при фактических двух, MACE равен 1.</w:t>
+        <w:t>— MACE (Mean Absolute Count Error) измеряет среднее абсолютное расхождение между количеством объекта, названным в описании, и его истинным числом. Скажем, если в описании указано «3 мандарина» при фактических двух, MACE равен 1.</w:t>
       </w:r>
     </w:p>
     <w:p>
@@ -6583,7 +6583,7 @@
           <w:rFonts w:ascii="Times New Roman" w:hAnsi="Times New Roman"/>
           <w:sz w:val="28"/>
         </w:rPr>
-        <w:t>— SRA (Spatial Relation Accuracy) [L8, L9] — это доля верно описанных пространственных отношений между компонентами (left/right/above/below). Выделить пространственное рассуждение в отдельную метрику нас побудили результаты работы «What's Up with Vision-Language Models?» [33], где даже SOTA-модели после дообучения дотягивают лишь до 56% точности на таких задачах против 99% у человека. Отслеживая SRA, мы отделяем ошибки пространственного восприятия от ошибок семантической верификации.</w:t>
+        <w:t>— SRA (Spatial Relation Accuracy) [13, 14] — это доля верно описанных пространственных отношений между компонентами (left/right/above/below). Выделить пространственное рассуждение в отдельную метрику нас побудили результаты работы «What's Up with Vision-Language Models?» [14], где даже SOTA-модели после дообучения дотягивают лишь до 56% точности на таких задачах против 99% у человека. Отслеживая SRA, мы отделяем ошибки пространственного восприятия от ошибок семантической верификации.</w:t>
       </w:r>
     </w:p>
     <w:p>
@@ -6597,7 +6597,7 @@
           <w:rFonts w:ascii="Times New Roman" w:hAnsi="Times New Roman"/>
           <w:sz w:val="28"/>
         </w:rPr>
-        <w:t>Уровень L2.5 отвечает за качество фильтрации вопросов, то есть за то, насколько хорошо итоговый набор покрывает формальные ограничения нормы. Зачем он нужен, поясняет наблюдение из VALOR-EVAL [32]: бывает, что описание получилось полным и точным (уровни L1–L2), а собранные по нему вопросы всё равно проходят мимо ключевых ограничений. Считаются здесь две величины. Filter Precision — какая часть вопросов финального набора попадает хотя бы в одно формальное ограничение (оценку выставляет LLM-as-Judge). Filter Recall, наоборот, — какая часть формальных ограничений охвачена этим набором вопросов.</w:t>
+        <w:t>Уровень L2.5 отвечает за качество фильтрации вопросов, то есть за то, насколько хорошо итоговый набор покрывает формальные ограничения нормы. Зачем он нужен, поясняет наблюдение из VALOR-EVAL [15]: бывает, что описание получилось полным и точным (уровни L1–L2), а собранные по нему вопросы всё равно проходят мимо ключевых ограничений. Считаются здесь две величины. Filter Precision — какая часть вопросов финального набора попадает хотя бы в одно формальное ограничение (оценку выставляет LLM-as-Judge). Filter Recall, наоборот, — какая часть формальных ограничений охвачена этим набором вопросов.</w:t>
       </w:r>
     </w:p>
     <w:p>
@@ -6611,7 +6611,7 @@
           <w:rFonts w:ascii="Times New Roman" w:hAnsi="Times New Roman"/>
           <w:sz w:val="28"/>
         </w:rPr>
-        <w:t>Уровень L3 — рассуждение (Reasoning). На нём проверяется, насколько устойчивы ответы модели. Подсказку даёт работа «Uncertainty in Vision-Language Models» [35]: оказывается, точность и уверенность модели идут вразнобой, и порой именно самые точные модели оказываются наименее уверенными. Раз так, единичному ответу доверять рискованно — стоит посмотреть, сохранится ли он при перефразировках. Этим и занимается Sub-Q Consistency Score [L10]: для каждого вопроса он измеряет долю совпадающих ответов среди его 4 sub-questions. Высокая доля выдаёт уверенность модели, низкая — что ответ держится скорее на поверхностных языковых шаблонах, чем на разборе самого изображения.</w:t>
+        <w:t>Уровень L3 — рассуждение (Reasoning). На нём проверяется, насколько устойчивы ответы модели. Подсказку даёт работа «Uncertainty in Vision-Language Models» [20]: оказывается, точность и уверенность модели идут вразнобой, и порой именно самые точные модели оказываются наименее уверенными. Раз так, единичному ответу доверять рискованно — стоит посмотреть, сохранится ли он при перефразировках. Этим и занимается Sub-Q Consistency Score [20]: для каждого вопроса он измеряет долю совпадающих ответов среди его 4 sub-questions. Высокая доля выдаёт уверенность модели, низкая — что ответ держится скорее на поверхностных языковых шаблонах, чем на разборе самого изображения.</w:t>
       </w:r>
     </w:p>
     <w:p>
@@ -7446,7 +7446,7 @@
           <w:rFonts w:ascii="Times New Roman" w:hAnsi="Times New Roman"/>
           <w:sz w:val="28"/>
         </w:rPr>
-        <w:t>— Детерминированная инициализация. Все эксперименты стартуют с фиксированным seed=42 и ensemble_seeds=[42], а вызовы VLM выполняются при temperature=0.2 — это удерживает разброс ответов при повторных запусках на низком уровне.</w:t>
+        <w:t>— Детерминированная инициализация. Все эксперименты стартуют с фиксированным seed=42 и ensemble_seeds={42}, а вызовы VLM выполняются при temperature=0.2 — это удерживает разброс ответов при повторных запусках на низком уровне.</w:t>
       </w:r>
     </w:p>
     <w:p>
@@ -7582,7 +7582,7 @@
           <w:rFonts w:ascii="Times New Roman" w:hAnsi="Times New Roman"/>
           <w:sz w:val="28"/>
         </w:rPr>
-        <w:t>AWQ (Activation-aware Weight Quantization) [9] — это метод 4-битной посттренировочной квантизации. В его основе лежит простое наблюдение: ошибка квантизации распределена неравномерно, и львиную её долю вносит лишь небольшая доля весовых каналов. AWQ находит такие «важные» каналы по статистике активаций и либо оставляет их в FP16, либо масштабирует так, чтобы свести квантизационную ошибку к минимуму. В результате квантованная модель сохраняет качество без какого-либо дообучения. Для 38B-модели приём снижает требования к памяти примерно с 76 GB до 40 GB.</w:t>
+        <w:t>AWQ (Activation-aware Weight Quantization) [21] — это метод 4-битной посттренировочной квантизации. В его основе лежит простое наблюдение: ошибка квантизации распределена неравномерно, и львиную её долю вносит лишь небольшая доля весовых каналов. AWQ находит такие «важные» каналы по статистике активаций и либо оставляет их в FP16, либо масштабирует так, чтобы свести квантизационную ошибку к минимуму. В результате квантованная модель сохраняет качество без какого-либо дообучения. Для 38B-модели приём снижает требования к памяти примерно с 76 GB до 40 GB.</w:t>
       </w:r>
     </w:p>
     <w:p>
@@ -8963,7 +8963,7 @@
           <w:rFonts w:ascii="Times New Roman" w:hAnsi="Times New Roman"/>
           <w:sz w:val="28"/>
         </w:rPr>
-        <w:t>Эксперименты проводились на датасете MVTec LOCO AD [4], версия 1.0, 5 классов. Для базового сравнения (baseline_full) использовался полный тестовый набор: breakfast_box — 275 изображений, juice_bottle — 280, pushpins — 309, screw_bag — 345, splicing_connectors — 312. Для серии разработочных экспериментов (r18–r25) применялось подмножество 50 изображений класса breakfast_box (25 good + 25 anomaly). Оборудование: NVIDIA A100 80 GB (для InternVL2.5-38B-AWQ) и NVIDIA A100 40 GB (для 8B-модели). Все эксперименты запускались с единственным случайным зерном seed=42.</w:t>
+        <w:t>Эксперименты проводились на датасете MVTec LOCO AD [5], версия 1.0, 5 классов. Для базового сравнения (baseline_full) использовался полный тестовый набор: breakfast_box — 275 изображений, juice_bottle — 280, pushpins — 309, screw_bag — 345, splicing_connectors — 312. Для серии разработочных экспериментов (r18–r25) применялось подмножество 50 изображений класса breakfast_box (25 good + 25 anomaly). Оборудование: NVIDIA A100 80 GB (для InternVL2.5-38B-AWQ) и NVIDIA A100 40 GB (для 8B-модели). Все эксперименты запускались с единственным случайным зерном seed=42.</w:t>
       </w:r>
     </w:p>
     <w:p>
@@ -14758,7 +14758,7 @@
           <w:rFonts w:ascii="Times New Roman" w:hAnsi="Times New Roman"/>
           <w:sz w:val="28"/>
         </w:rPr>
-        <w:t>RC4-A сводит ложные срабатывания к нулю (FP: 12→0), но платой за это становится рост числа пропущенных аномалий (FN: 3→10). Перед нами типичный компромисс: более строгая проверка, требующая наблюдения до вывода, повышает специфичность ценой чувствительности. Природа исчезновения FP хорошо ложится на логику POPE [34]: в r23 модель отвечала «Yes» не оттого, что нарушения действительно не было, а оттого, что её ничто не обязывало это нарушение искать — и RC4-A как раз закрыл этот обходной путь.</w:t>
+        <w:t>RC4-A сводит ложные срабатывания к нулю (FP: 12→0), но платой за это становится рост числа пропущенных аномалий (FN: 3→10). Перед нами типичный компромисс: более строгая проверка, требующая наблюдения до вывода, повышает специфичность ценой чувствительности. Природа исчезновения FP хорошо ложится на логику POPE [13]: в r23 модель отвечала «Yes» не оттого, что нарушения действительно не было, а оттого, что её ничто не обязывало это нарушение искать — и RC4-A как раз закрыл этот обходной путь.</w:t>
       </w:r>
     </w:p>
     <w:p>
@@ -14772,7 +14772,7 @@
           <w:rFonts w:ascii="Times New Roman" w:hAnsi="Times New Roman"/>
           <w:sz w:val="28"/>
         </w:rPr>
-        <w:t>Если разобрать структуру FN=10, выясняется, что порядка 70% пропусков приходится на пространственные нарушения — неверное взаимное расположение компонентов или их сдвиг относительно отсеков коробки. Картина в точности повторяет уже отмеченную слабость VLM в пространственном рассуждении из «What's Up with VLMs?» [33], где даже дообученные SOTA-модели берут лишь 56% против 99% у человека. На шаге Step 1 CoT-наблюдение верно передаёт геометрию сцены, однако языкового модуля масштаба 8B не всегда хватает, чтобы сверить с этой геометрией нормативное пространственное ограничение. Отсюда и наш SRA=64.25%: он ощутимо выше случайного уровня, но не дотягивает до человеческого, и именно он определяет большую часть оставшихся ошибок. Логично предположить, что InternVL2.5-38B с более мощным языковым модулем (в основе — Qwen2.5-72B) рассуждает о пространстве заметно лучше [8] и потому должен сократить FN на пространственных аномалиях.</w:t>
+        <w:t>Если разобрать структуру FN=10, выясняется, что порядка 70% пропусков приходится на пространственные нарушения — неверное взаимное расположение компонентов или их сдвиг относительно отсеков коробки. Картина в точности повторяет уже отмеченную слабость VLM в пространственном рассуждении из «What's Up with VLMs?» [14], где даже дообученные SOTA-модели берут лишь 56% против 99% у человека. На шаге Step 1 CoT-наблюдение верно передаёт геометрию сцены, однако языкового модуля масштаба 8B не всегда хватает, чтобы сверить с этой геометрией нормативное пространственное ограничение. Отсюда и наш SRA=64.25%: он ощутимо выше случайного уровня, но не дотягивает до человеческого, и именно он определяет большую часть оставшихся ошибок. Логично предположить, что InternVL2.5-38B с более мощным языковым модулем (в основе — Qwen2.5-72B) рассуждает о пространстве заметно лучше [11] и потому должен сократить FN на пространственных аномалиях.</w:t>
       </w:r>
     </w:p>
     <w:p>
@@ -14838,7 +14838,7 @@
           <w:rFonts w:ascii="Times New Roman" w:hAnsi="Times New Roman"/>
           <w:sz w:val="28"/>
         </w:rPr>
-        <w:t>Чтобы поместить полученные числа в контекст, сопоставим наш подход с оригинальным LogicQA [L1].</w:t>
+        <w:t>Чтобы поместить полученные числа в контекст, сопоставим наш подход с оригинальным LogicQA [7].</w:t>
       </w:r>
     </w:p>
     <w:p>
@@ -15224,7 +15224,7 @@
           <w:rFonts w:ascii="Times New Roman" w:hAnsi="Times New Roman"/>
           <w:sz w:val="28"/>
         </w:rPr>
-        <w:t>1. ISO 9001:2015. Quality management systems — Requirements. — Geneva: ISO, 2015. — 29 p.</w:t>
+        <w:t>1. Zavrtanik, V. DRAEM – A Discriminatively Trained Reconstruction Embedding for Surface Anomaly Detection / V. Zavrtanik, M. Kristan, D. Skočaj // Proceedings of the IEEE/CVF International Conference on Computer Vision (ICCV). – 2021. – P. 8330–8339. – Текст : непосредственный.</w:t>
       </w:r>
     </w:p>
     <w:p>
@@ -15238,7 +15238,7 @@
           <w:rFonts w:ascii="Times New Roman" w:hAnsi="Times New Roman"/>
           <w:sz w:val="28"/>
         </w:rPr>
-        <w:t>2. Goodfellow I., Bengio Y., Courville A. Deep learning. — MIT Press, 2016. — 800 p.</w:t>
+        <w:t>2. Wang, G. Student-Teacher Feature Pyramid Matching for Unsupervised Anomaly Detection / G. Wang, S. Han, E. Ding, D. Huang // Proceedings of the British Machine Vision Conference (BMVC). – 2021. – 14 p. – Текст : непосредственный.</w:t>
       </w:r>
     </w:p>
     <w:p>
@@ -15252,7 +15252,7 @@
           <w:rFonts w:ascii="Times New Roman" w:hAnsi="Times New Roman"/>
           <w:sz w:val="28"/>
         </w:rPr>
-        <w:t>3. LeCun Y., Bengio Y., Hinton G. Deep learning // Nature. — 2015. — Vol. 521. — P. 436–444.</w:t>
+        <w:t>3. Deng, H. Anomaly Detection via Reverse Distillation from One-Class Embedding / H. Deng, X. Li // Proceedings of the IEEE/CVF Conference on Computer Vision and Pattern Recognition (CVPR). – 2022. – P. 9737–9746. – Текст : непосредственный.</w:t>
       </w:r>
     </w:p>
     <w:p>
@@ -15266,7 +15266,7 @@
           <w:rFonts w:ascii="Times New Roman" w:hAnsi="Times New Roman"/>
           <w:sz w:val="28"/>
         </w:rPr>
-        <w:t>4. Bergmann P., Batzner K., Fauser M. et al. The MVTec Anomaly Detection Dataset: A Comprehensive Real-World Dataset for Unsupervised Anomaly Detection // International Journal of Computer Vision. — 2021. — Vol. 129. — P. 1038–1059.</w:t>
+        <w:t>4. Roth, K. Towards Total Recall in Industrial Anomaly Detection / K. Roth, L. Pemula, J. Zepeda [et al.] // Proceedings of the IEEE/CVF Conference on Computer Vision and Pattern Recognition (CVPR). – 2022. – P. 14298–14308. – Текст : непосредственный.</w:t>
       </w:r>
     </w:p>
     <w:p>
@@ -15280,7 +15280,7 @@
           <w:rFonts w:ascii="Times New Roman" w:hAnsi="Times New Roman"/>
           <w:sz w:val="28"/>
         </w:rPr>
-        <w:t>5. Jeong J., Zou Y., Kim T., et al. WinCLIP: Zero-/Few-Shot Anomaly Classification and Segmentation // Proceedings of CVPR. — 2023. — P. 19606–19616.</w:t>
+        <w:t>5. Bergmann, P. Beyond Dents and Scratches: Logical Constraints in Unsupervised Anomaly Detection and Localization / P. Bergmann, K. Batzner, M. Fauser [et al.] // International Journal of Computer Vision. – 2022. – Vol. 130. – P. 947–969. – Текст : непосредственный.</w:t>
       </w:r>
     </w:p>
     <w:p>
@@ -15294,7 +15294,7 @@
           <w:rFonts w:ascii="Times New Roman" w:hAnsi="Times New Roman"/>
           <w:sz w:val="28"/>
         </w:rPr>
-        <w:t>6. Batzner K., Heckler L., Büttner R. EfficientAD: Accurate Visual Anomaly Detection at Millisecond-Level Latencies // Proceedings of WACV. — 2024. — P. 128–138.</w:t>
+        <w:t>6. Jeong, J. WinCLIP: Zero-/Few-Shot Anomaly Classification and Segmentation / J. Jeong, Y. Zou, T. Kim [et al.] // Proceedings of the IEEE/CVF Conference on Computer Vision and Pattern Recognition (CVPR). – 2023. – P. 19606–19616. – Текст : непосредственный.</w:t>
       </w:r>
     </w:p>
     <w:p>
@@ -15308,7 +15308,7 @@
           <w:rFonts w:ascii="Times New Roman" w:hAnsi="Times New Roman"/>
           <w:sz w:val="28"/>
         </w:rPr>
-        <w:t>7. Radford A., Kim J.W., Hallacy C. et al. Learning Transferable Visual Models From Natural Language Supervision // Proceedings of ICML. — 2021. — P. 8748–8763.</w:t>
+        <w:t>7. Kwon, Y. LogicQA: Question-Checklist-Based Anomaly Detection Using Vision-Language Models / Y. Kwon, S. Kim, J. Choi // arXiv. – 2025. – arXiv:2503.20252. – URL: https://arxiv.org/abs/2503.20252 (дата обращения: 18.06.2026). – Текст : электронный.</w:t>
       </w:r>
     </w:p>
     <w:p>
@@ -15322,7 +15322,7 @@
           <w:rFonts w:ascii="Times New Roman" w:hAnsi="Times New Roman"/>
           <w:sz w:val="28"/>
         </w:rPr>
-        <w:t>8. Chen Z., Wu J., Wang W. et al. InternVL: Scaling up Vision Foundation Models and Aligning for Generic Visual-Linguistic Tasks // arXiv:2312.14238. — 2024.</w:t>
+        <w:t>8. ISO 9001:2015. Quality management systems – Requirements. – Geneva : ISO, 2015. – 29 p. – Текст : непосредственный.</w:t>
       </w:r>
     </w:p>
     <w:p>
@@ -15336,7 +15336,7 @@
           <w:rFonts w:ascii="Times New Roman" w:hAnsi="Times New Roman"/>
           <w:sz w:val="28"/>
         </w:rPr>
-        <w:t>9. Lin J., Tang J., Tang H. et al. AWQ: Activation-aware Weight Quantization for LLM Compression and Acceleration // Proceedings of MLSys. — 2024.</w:t>
+        <w:t>9. Batzner, K. EfficientAD: Accurate Visual Anomaly Detection at Millisecond-Level Latencies / K. Batzner, L. Heckler, R. Büttner // Proceedings of the IEEE/CVF Winter Conference on Applications of Computer Vision (WACV). – 2024. – P. 128–138. – Текст : непосредственный.</w:t>
       </w:r>
     </w:p>
     <w:p>
@@ -15350,7 +15350,7 @@
           <w:rFonts w:ascii="Times New Roman" w:hAnsi="Times New Roman"/>
           <w:sz w:val="28"/>
         </w:rPr>
-        <w:t>10. Roth K., Pemula L., Zepeda J. et al. Towards Total Recall in Industrial Anomaly Detection (PatchCore) // Proceedings of CVPR. — 2022. — P. 14298–14308.</w:t>
+        <w:t>10. Radford, A. Learning Transferable Visual Models From Natural Language Supervision / A. Radford, J. W. Kim, C. Hallacy [et al.] // Proceedings of the 38th International Conference on Machine Learning (ICML). – 2021. – P. 8748–8763. – Текст : непосредственный.</w:t>
       </w:r>
     </w:p>
     <w:p>
@@ -15364,7 +15364,7 @@
           <w:rFonts w:ascii="Times New Roman" w:hAnsi="Times New Roman"/>
           <w:sz w:val="28"/>
         </w:rPr>
-        <w:t>11. Defard T., Setkov A., Loesch A., Audigier R. PaDiM: A Patch Distribution Modeling Framework for Anomaly Detection and Localization // ICPR. — 2021.</w:t>
+        <w:t>11. Chen, Z. Expanding Performance Boundaries of Open-Source Multimodal Models with Model, Data, and Test-Time Scaling (InternVL 2.5) / Z. Chen, W. Wang, Y. Cao [et al.] // arXiv. – 2024. – arXiv:2412.05271. – URL: https://arxiv.org/abs/2412.05271 (дата обращения: 18.06.2026). – Текст : электронный.</w:t>
       </w:r>
     </w:p>
     <w:p>
@@ -15378,7 +15378,7 @@
           <w:rFonts w:ascii="Times New Roman" w:hAnsi="Times New Roman"/>
           <w:sz w:val="28"/>
         </w:rPr>
-        <w:t>12. Zavrtanik V., Kristan M., Skočaj D. DRAEM — A Discriminatively Trained Reconstruction Embedding for Surface Anomaly Detection // ICCV. — 2021.</w:t>
+        <w:t>12. Wei, J. Chain-of-Thought Prompting Elicits Reasoning in Large Language Models / J. Wei, X. Wang, D. Schuurmans [et al.] // Advances in Neural Information Processing Systems (NeurIPS). – 2022. – Vol. 35. – P. 24824–24837. – Текст : непосредственный.</w:t>
       </w:r>
     </w:p>
     <w:p>
@@ -15392,7 +15392,7 @@
           <w:rFonts w:ascii="Times New Roman" w:hAnsi="Times New Roman"/>
           <w:sz w:val="28"/>
         </w:rPr>
-        <w:t>13. Roth K., Pemula L., Zepeda J. et al. Towards Total Recall in Industrial Anomaly Detection // CVPR. — 2022. — P. 14298–14308.</w:t>
+        <w:t>13. Li, Y. Evaluating Object Hallucination in Large Vision-Language Models / Y. Li, Y. Du, K. Zhou [et al.] // Proceedings of the 2023 Conference on Empirical Methods in Natural Language Processing (EMNLP). – 2023. – P. 292–305. – Текст : непосредственный.</w:t>
       </w:r>
     </w:p>
     <w:p>
@@ -15406,7 +15406,7 @@
           <w:rFonts w:ascii="Times New Roman" w:hAnsi="Times New Roman"/>
           <w:sz w:val="28"/>
         </w:rPr>
-        <w:t>14. Wang G., Han S., Ding E., Huang D. Student-Teacher Feature Pyramid Matching for Unsupervised Anomaly Detection // BMVC. — 2021.</w:t>
+        <w:t>14. Kamath, A. What's "up" with Vision-Language Models? Investigating Their Struggle with Spatial Reasoning / A. Kamath, J. Hessel, K.-W. Chang // Proceedings of the 2023 Conference on Empirical Methods in Natural Language Processing (EMNLP). – 2023. – P. 9161–9175. – Текст : непосредственный.</w:t>
       </w:r>
     </w:p>
     <w:p>
@@ -15420,7 +15420,7 @@
           <w:rFonts w:ascii="Times New Roman" w:hAnsi="Times New Roman"/>
           <w:sz w:val="28"/>
         </w:rPr>
-        <w:t>15. Deng H., Li X. Anomaly Detection via Reverse Distillation from One-Class Embedding // CVPR. — 2022.</w:t>
+        <w:t>15. Qiu, H. VALOR-EVAL: Holistic Coverage and Faithfulness Evaluation of Large Vision-Language Models / H. Qiu, W. Hu, Z.-Y. Dou [et al.] // arXiv. – 2024. – arXiv:2404.13874. – URL: https://arxiv.org/abs/2404.13874 (дата обращения: 18.06.2026). – Текст : электронный.</w:t>
       </w:r>
     </w:p>
     <w:p>
@@ -15434,7 +15434,7 @@
           <w:rFonts w:ascii="Times New Roman" w:hAnsi="Times New Roman"/>
           <w:sz w:val="28"/>
         </w:rPr>
-        <w:t>16. Lee S., Lee S., Song B.C. CFA: Coupled-Hypersphere-Based Feature Adaptation for Target-Oriented Anomaly Localization // IEEE Access. — 2022.</w:t>
+        <w:t>16. Hessel, J. CLIPScore: A Reference-free Evaluation Metric for Image Captioning / J. Hessel, A. Holtzman, M. Forbes [et al.] // Proceedings of the 2021 Conference on Empirical Methods in Natural Language Processing (EMNLP). – 2021. – P. 7514–7528. – Текст : непосредственный.</w:t>
       </w:r>
     </w:p>
     <w:p>
@@ -15448,7 +15448,7 @@
           <w:rFonts w:ascii="Times New Roman" w:hAnsi="Times New Roman"/>
           <w:sz w:val="28"/>
         </w:rPr>
-        <w:t>17. Vaswani A., Shazeer N., Parmar N. et al. Attention Is All You Need // Advances in NeurIPS. — 2017. — Vol. 30.</w:t>
+        <w:t>17. Jing, L. FaithScore: Evaluating Hallucinations in Large Vision-Language Models / L. Jing, R. Li, Y. Chen [et al.] // arXiv. – 2023. – arXiv:2311.01477. – URL: https://arxiv.org/abs/2311.01477 (дата обращения: 18.06.2026). – Текст : электронный.</w:t>
       </w:r>
     </w:p>
     <w:p>
@@ -15462,7 +15462,7 @@
           <w:rFonts w:ascii="Times New Roman" w:hAnsi="Times New Roman"/>
           <w:sz w:val="28"/>
         </w:rPr>
-        <w:t>18. Dosovitskiy A., Beyer L., Kolesnikov A. et al. An Image is Worth 16x16 Words: Transformers for Image Recognition at Scale // ICLR. — 2021.</w:t>
+        <w:t>18. Lee, S. Prometheus-Vision: Vision-Language Model as a Judge for Fine-Grained Evaluation / S. Lee, S. Kim, S. Park [et al.] // Findings of the Association for Computational Linguistics (ACL). – 2024. – P. 11286–11315. – Текст : непосредственный.</w:t>
       </w:r>
     </w:p>
     <w:p>
@@ -15476,7 +15476,7 @@
           <w:rFonts w:ascii="Times New Roman" w:hAnsi="Times New Roman"/>
           <w:sz w:val="28"/>
         </w:rPr>
-        <w:t>19. Liu Z., Lin Y., Cao Y. et al. Swin Transformer: Hierarchical Vision Transformer using Shifted Windows // ICCV. — 2021.</w:t>
+        <w:t>19. Zheng, L. Judging LLM-as-a-Judge with MT-Bench and Chatbot Arena / L. Zheng, W.-L. Chiang, Y. Sheng [et al.] // Advances in Neural Information Processing Systems (NeurIPS). – 2023. – Vol. 36. – P. 46595–46623. – Текст : непосредственный.</w:t>
       </w:r>
     </w:p>
     <w:p>
@@ -15490,7 +15490,7 @@
           <w:rFonts w:ascii="Times New Roman" w:hAnsi="Times New Roman"/>
           <w:sz w:val="28"/>
         </w:rPr>
-        <w:t>20. He K., Zhang X., Ren S., Sun J. Deep Residual Learning for Image Recognition // CVPR. — 2016. — P. 770–778.</w:t>
+        <w:t>20. Kostumov, V. Uncertainty-Aware Evaluation for Vision-Language Models / V. Kostumov, B. Nutfullin, O. Pilipenko, E. Ilyushin // arXiv. – 2024. – arXiv:2402.14418. – URL: https://arxiv.org/abs/2402.14418 (дата обращения: 18.06.2026). – Текст : электронный.</w:t>
       </w:r>
     </w:p>
     <w:p>
@@ -15504,217 +15504,7 @@
           <w:rFonts w:ascii="Times New Roman" w:hAnsi="Times New Roman"/>
           <w:sz w:val="28"/>
         </w:rPr>
-        <w:t>21. Brown T., Mann B., Ryder N. et al. Language Models are Few-Shot Learners // Advances in NeurIPS. — 2020. — Vol. 33.</w:t>
-      </w:r>
-    </w:p>
-    <w:p>
-      <w:pPr>
-        <w:spacing w:before="0" w:after="0" w:line="360" w:lineRule="auto"/>
-        <w:ind w:left="567" w:hanging="567"/>
-        <w:jc w:val="both"/>
-      </w:pPr>
-      <w:r>
-        <w:rPr>
-          <w:rFonts w:ascii="Times New Roman" w:hAnsi="Times New Roman"/>
-          <w:sz w:val="28"/>
-        </w:rPr>
-        <w:t>22. Kwon Y., Kim S., Choi J. LogicQA: Question-Checklist-Based Anomaly Detection Using VLMs // arXiv:2503.20252. — 2025.</w:t>
-      </w:r>
-    </w:p>
-    <w:p>
-      <w:pPr>
-        <w:spacing w:before="0" w:after="0" w:line="360" w:lineRule="auto"/>
-        <w:ind w:left="567" w:hanging="567"/>
-        <w:jc w:val="both"/>
-      </w:pPr>
-      <w:r>
-        <w:rPr>
-          <w:rFonts w:ascii="Times New Roman" w:hAnsi="Times New Roman"/>
-          <w:sz w:val="28"/>
-        </w:rPr>
-        <w:t>23. Bergmann P., Batzner K., Fauser M. et al. Beyond Dents and Scratches: Logical Constraints in Unsupervised Anomaly Detection and Localization // International Journal of Computer Vision. — 2022. — Vol. 130. — P. 947–969.</w:t>
-      </w:r>
-    </w:p>
-    <w:p>
-      <w:pPr>
-        <w:spacing w:before="0" w:after="0" w:line="360" w:lineRule="auto"/>
-        <w:ind w:left="567" w:hanging="567"/>
-        <w:jc w:val="both"/>
-      </w:pPr>
-      <w:r>
-        <w:rPr>
-          <w:rFonts w:ascii="Times New Roman" w:hAnsi="Times New Roman"/>
-          <w:sz w:val="28"/>
-        </w:rPr>
-        <w:t>24. Chen Z., Wang W., Tian H. et al. InternVL2.5: Expanding Performance Frontiers for Multimodal Models // arXiv:2412.05271. — 2024.</w:t>
-      </w:r>
-    </w:p>
-    <w:p>
-      <w:pPr>
-        <w:spacing w:before="0" w:after="0" w:line="360" w:lineRule="auto"/>
-        <w:ind w:left="567" w:hanging="567"/>
-        <w:jc w:val="both"/>
-      </w:pPr>
-      <w:r>
-        <w:rPr>
-          <w:rFonts w:ascii="Times New Roman" w:hAnsi="Times New Roman"/>
-          <w:sz w:val="28"/>
-        </w:rPr>
-        <w:t>25. Jeong J., Zou Y., Kim T. et al. WinCLIP: Zero-/Few-Shot Anomaly Classification and Segmentation // CVPR. — 2023.</w:t>
-      </w:r>
-    </w:p>
-    <w:p>
-      <w:pPr>
-        <w:spacing w:before="0" w:after="0" w:line="360" w:lineRule="auto"/>
-        <w:ind w:left="567" w:hanging="567"/>
-        <w:jc w:val="both"/>
-      </w:pPr>
-      <w:r>
-        <w:rPr>
-          <w:rFonts w:ascii="Times New Roman" w:hAnsi="Times New Roman"/>
-          <w:sz w:val="28"/>
-        </w:rPr>
-        <w:t>26. Batzner K., Heckler L., Büttner R. EfficientAD: Accurate Visual Anomaly Detection at Millisecond-Level Latencies // WACV. — 2024.</w:t>
-      </w:r>
-    </w:p>
-    <w:p>
-      <w:pPr>
-        <w:spacing w:before="0" w:after="0" w:line="360" w:lineRule="auto"/>
-        <w:ind w:left="567" w:hanging="567"/>
-        <w:jc w:val="both"/>
-      </w:pPr>
-      <w:r>
-        <w:rPr>
-          <w:rFonts w:ascii="Times New Roman" w:hAnsi="Times New Roman"/>
-          <w:sz w:val="28"/>
-        </w:rPr>
-        <w:t>27. Hessel J., Holtzman A., Forbes M. et al. CLIPScore: A Reference-free Evaluation Metric for Image Captioning // EMNLP. — 2021. — P. 7514–7528.</w:t>
-      </w:r>
-    </w:p>
-    <w:p>
-      <w:pPr>
-        <w:spacing w:before="0" w:after="0" w:line="360" w:lineRule="auto"/>
-        <w:ind w:left="567" w:hanging="567"/>
-        <w:jc w:val="both"/>
-      </w:pPr>
-      <w:r>
-        <w:rPr>
-          <w:rFonts w:ascii="Times New Roman" w:hAnsi="Times New Roman"/>
-          <w:sz w:val="28"/>
-        </w:rPr>
-        <w:t>28. Zheng L., Chiang W.L., Sheng Y. et al. Judging LLM-as-a-Judge with MT-Bench and Chatbot Arena // Advances in NeurIPS. — 2023.</w:t>
-      </w:r>
-    </w:p>
-    <w:p>
-      <w:pPr>
-        <w:spacing w:before="0" w:after="0" w:line="360" w:lineRule="auto"/>
-        <w:ind w:left="567" w:hanging="567"/>
-        <w:jc w:val="both"/>
-      </w:pPr>
-      <w:r>
-        <w:rPr>
-          <w:rFonts w:ascii="Times New Roman" w:hAnsi="Times New Roman"/>
-          <w:sz w:val="28"/>
-        </w:rPr>
-        <w:t>29. Bergmann P., Fauser M., Sattlegger D., Steger C. MVTec AD: A Real-World Dataset for Unsupervised Anomaly Detection // CVPR. — 2019.</w:t>
-      </w:r>
-    </w:p>
-    <w:p>
-      <w:pPr>
-        <w:spacing w:before="0" w:after="0" w:line="360" w:lineRule="auto"/>
-        <w:ind w:left="567" w:hanging="567"/>
-        <w:jc w:val="both"/>
-      </w:pPr>
-      <w:r>
-        <w:rPr>
-          <w:rFonts w:ascii="Times New Roman" w:hAnsi="Times New Roman"/>
-          <w:sz w:val="28"/>
-        </w:rPr>
-        <w:t>30. Jing L., Li R., Chen Y. et al. FaithScore: Evaluating Hallucinations in Large Vision-Language Models // arXiv:2311.01477. — 2023.</w:t>
-      </w:r>
-    </w:p>
-    <w:p>
-      <w:pPr>
-        <w:spacing w:before="0" w:after="0" w:line="360" w:lineRule="auto"/>
-        <w:ind w:left="567" w:hanging="567"/>
-        <w:jc w:val="both"/>
-      </w:pPr>
-      <w:r>
-        <w:rPr>
-          <w:rFonts w:ascii="Times New Roman" w:hAnsi="Times New Roman"/>
-          <w:sz w:val="28"/>
-        </w:rPr>
-        <w:t>31. Lee S., Choi S., Shin J. et al. Prometheus-Vision: Vision-Language Model as a Judge for Fine-Grained Evaluation // ACL. — 2024.</w:t>
-      </w:r>
-    </w:p>
-    <w:p>
-      <w:pPr>
-        <w:spacing w:before="0" w:after="0" w:line="360" w:lineRule="auto"/>
-        <w:ind w:left="567" w:hanging="567"/>
-        <w:jc w:val="both"/>
-      </w:pPr>
-      <w:r>
-        <w:rPr>
-          <w:rFonts w:ascii="Times New Roman" w:hAnsi="Times New Roman"/>
-          <w:sz w:val="28"/>
-        </w:rPr>
-        <w:t>32. Qiu H., Zhang P., Tang X. et al. VALOR-EVAL: Holistic Coverage and Faithfulness Evaluation of Large Vision-Language Models // arXiv:2404.13874. — 2024.</w:t>
-      </w:r>
-    </w:p>
-    <w:p>
-      <w:pPr>
-        <w:spacing w:before="0" w:after="0" w:line="360" w:lineRule="auto"/>
-        <w:ind w:left="567" w:hanging="567"/>
-        <w:jc w:val="both"/>
-      </w:pPr>
-      <w:r>
-        <w:rPr>
-          <w:rFonts w:ascii="Times New Roman" w:hAnsi="Times New Roman"/>
-          <w:sz w:val="28"/>
-        </w:rPr>
-        <w:t>33. Kamath A., Hessel J., Chang K.W. What's "up" with Vision-Language Models? Investigating Their Struggle with Spatial Reasoning // EMNLP. — 2023.</w:t>
-      </w:r>
-    </w:p>
-    <w:p>
-      <w:pPr>
-        <w:spacing w:before="0" w:after="0" w:line="360" w:lineRule="auto"/>
-        <w:ind w:left="567" w:hanging="567"/>
-        <w:jc w:val="both"/>
-      </w:pPr>
-      <w:r>
-        <w:rPr>
-          <w:rFonts w:ascii="Times New Roman" w:hAnsi="Times New Roman"/>
-          <w:sz w:val="28"/>
-        </w:rPr>
-        <w:t>34. Li Y., Du Y., Zhou K. et al. Evaluating Object Hallucination in Large Vision-Language Models (POPE) // EMNLP. — 2023. — P. 292–305.</w:t>
-      </w:r>
-    </w:p>
-    <w:p>
-      <w:pPr>
-        <w:spacing w:before="0" w:after="0" w:line="360" w:lineRule="auto"/>
-        <w:ind w:left="567" w:hanging="567"/>
-        <w:jc w:val="both"/>
-      </w:pPr>
-      <w:r>
-        <w:rPr>
-          <w:rFonts w:ascii="Times New Roman" w:hAnsi="Times New Roman"/>
-          <w:sz w:val="28"/>
-        </w:rPr>
-        <w:t>35. Kostumov V., Borisov V., Belyy A. et al. Uncertainty in Vision-Language Models: Towards Reliable Evaluation // arXiv:2402.14418. — 2024.</w:t>
-      </w:r>
-    </w:p>
-    <w:p>
-      <w:pPr>
-        <w:spacing w:before="0" w:after="0" w:line="360" w:lineRule="auto"/>
-        <w:ind w:left="567" w:hanging="567"/>
-        <w:jc w:val="both"/>
-      </w:pPr>
-      <w:r>
-        <w:rPr>
-          <w:rFonts w:ascii="Times New Roman" w:hAnsi="Times New Roman"/>
-          <w:sz w:val="28"/>
-        </w:rPr>
-        <w:t>36. Wei J., Wang X., Schuurmans D. et al. Chain-of-Thought Prompting Elicits Reasoning in Large Language Models // Advances in Neural Information Processing Systems (NeurIPS). — 2022. — Vol. 35. — P. 24824–24837.</w:t>
+        <w:t>21. Lin, J. AWQ: Activation-aware Weight Quantization for LLM Compression and Acceleration / J. Lin, J. Tang, H. Tang [et al.] // Proceedings of Machine Learning and Systems (MLSys). – 2024. – Vol. 6. – P. 87–100. – Текст : непосредственный.</w:t>
       </w:r>
     </w:p>
     <w:p>

--- a/diploma/vkr_final.docx
+++ b/diploma/vkr_final.docx
@@ -2082,7 +2082,7 @@
           <w:rFonts w:ascii="Times New Roman" w:hAnsi="Times New Roman"/>
           <w:sz w:val="28"/>
         </w:rPr>
-        <w:t>Степень разработанности проблемы. Задача обнаружения структурных аномалий хорошо изучена: методы на основе реконструкции (VAE, DRAEM [1]), дистилляции знаний (Student-Teacher [2, 3], EfficientAD) и признаковых карт (PatchCore [4]) достигают AUROC &gt; 0.95 на стандартных бенчмарках. Для логических аномалий ситуация принципиально иная: датасет MVTec LOCO AD [5] (2022) специально создан для этой задачи и выявил существенные ограничения существующих методов. Подходы на основе CLIP (WinCLIP [6], AnoVL) демонстрируют улучшения, но не охватывают сложную семантику ограничений. Принципиально иное решение предложено в LogicQA [7] (2025). Здесь визуально-языковая модель работает не как экстрактор признаков, а как рассуждающий агент: она сначала формирует перечень условий нормальности, после чего последовательно сверяет с ним каждое тестовое изображение. У этого решения есть существенный недостаток — оно опирается на закрытую модель GPT-4o, что затрудняет промышленное внедрение и по стоимости запросов, и по требованиям воспроизводимости.</w:t>
+        <w:t>Степень разработанности проблемы. Задача обнаружения структурных аномалий хорошо изучена: методы на основе реконструкции (VAE, DRAEM [1]), дистилляции знаний (Student-Teacher [2, 3], EfficientAD) и признаковых карт (PatchCore [4]) достигают AUROC &gt; 0.95 на стандартных бенчмарках. Для логических аномалий ситуация принципиально иная: датасет MVTec LOCO AD [5] (2022) специально создан для этой задачи и выявил существенные ограничения существующих методов. Подходы на основе CLIP (WinCLIP [6], AnoVL [22]) демонстрируют улучшения, но не охватывают сложную семантику ограничений. Принципиально иное решение предложено в LogicQA [7] (2025). Здесь визуально-языковая модель работает не как экстрактор признаков, а как рассуждающий агент: она сначала формирует перечень условий нормальности, после чего последовательно сверяет с ним каждое тестовое изображение. У этого решения есть существенный недостаток — оно опирается на закрытую модель GPT-4o, что затрудняет промышленное внедрение и по стоимости запросов, и по требованиям воспроизводимости.</w:t>
       </w:r>
     </w:p>
     <w:p>
@@ -3277,7 +3277,7 @@
           <w:rFonts w:ascii="Times New Roman" w:hAnsi="Times New Roman"/>
           <w:sz w:val="28"/>
         </w:rPr>
-        <w:t>Embedding-based методы извлекают признаки из предобученных нейросетей (ResNet, EfficientNet) и строят карту нормальности в признаковом пространстве. PatchCore [4] формирует кор-сет нормальных патч-признаков и вычисляет аномальность тестового патча как расстояние до ближайшего соседа в кор-сете. SPADE строит пирамидальную карту нормальности. Эти методы хорошо работают для структурных аномалий (AUROC &gt; 0.95), но слепы к логическим нарушениям: признаки каждого патча нормальны по отдельности.</w:t>
+        <w:t>Embedding-based методы извлекают признаки из предобученных нейросетей (ResNet, EfficientNet) и строят карту нормальности в признаковом пространстве. PatchCore [4] формирует кор-сет нормальных патч-признаков и вычисляет аномальность тестового патча как расстояние до ближайшего соседа в кор-сете. SPADE [23] строит пирамидальную карту нормальности. Эти методы хорошо работают для структурных аномалий (AUROC &gt; 0.95), но слепы к логическим нарушениям: признаки каждого патча нормальны по отдельности.</w:t>
       </w:r>
     </w:p>
     <w:p>
@@ -3305,7 +3305,7 @@
           <w:rFonts w:ascii="Times New Roman" w:hAnsi="Times New Roman"/>
           <w:sz w:val="28"/>
         </w:rPr>
-        <w:t>Группа VLM-based методов строится на предобученных визуально-языковых моделях. Так, WinCLIP [6] оценивает через CLIP, насколько патчи изображения близки к текстовым описаниям нормы и аномалии, а AnoVL развивает эту идею дальше. На общем фоне LogicQA [7] (2025) стоит особняком: вместо подсчёта признаков модель берёт на себя роль рассуждающего агента — собирает перечень семантических ограничений нормы и по очереди проверяет каждое из них на тестовом изображении.</w:t>
+        <w:t>Группа VLM-based методов строится на предобученных визуально-языковых моделях. Так, WinCLIP [6] оценивает через CLIP, насколько патчи изображения близки к текстовым описаниям нормы и аномалии, а AnoVL [22] развивает эту идею дальше. На общем фоне LogicQA [7] (2025) стоит особняком: вместо подсчёта признаков модель берёт на себя роль рассуждающего агента — собирает перечень семантических ограничений нормы и по очереди проверяет каждое из них на тестовом изображении.</w:t>
       </w:r>
     </w:p>
     <w:p>
@@ -15505,6 +15505,34 @@
           <w:sz w:val="28"/>
         </w:rPr>
         <w:t>21. Lin, J. AWQ: Activation-aware Weight Quantization for LLM Compression and Acceleration / J. Lin, J. Tang, H. Tang [et al.] // Proceedings of Machine Learning and Systems (MLSys). – 2024. – Vol. 6. – P. 87–100. – Текст : непосредственный.</w:t>
+      </w:r>
+    </w:p>
+    <w:p>
+      <w:pPr>
+        <w:spacing w:before="0" w:after="0" w:line="360" w:lineRule="auto"/>
+        <w:ind w:left="567" w:hanging="567"/>
+        <w:jc w:val="both"/>
+      </w:pPr>
+      <w:r>
+        <w:rPr>
+          <w:rFonts w:ascii="Times New Roman" w:hAnsi="Times New Roman"/>
+          <w:sz w:val="28"/>
+        </w:rPr>
+        <w:t>22. Deng, H. AnoVL: Adapting Vision-Language Models for Unified Zero-shot Anomaly Localization / H. Deng, Z. Zhang, J. Bao, X. Li // arXiv. – 2023. – arXiv:2308.15939. – URL: https://arxiv.org/abs/2308.15939 (дата обращения: 18.06.2026). – Текст : электронный.</w:t>
+      </w:r>
+    </w:p>
+    <w:p>
+      <w:pPr>
+        <w:spacing w:before="0" w:after="0" w:line="360" w:lineRule="auto"/>
+        <w:ind w:left="567" w:hanging="567"/>
+        <w:jc w:val="both"/>
+      </w:pPr>
+      <w:r>
+        <w:rPr>
+          <w:rFonts w:ascii="Times New Roman" w:hAnsi="Times New Roman"/>
+          <w:sz w:val="28"/>
+        </w:rPr>
+        <w:t>23. Cohen, N. Sub-Image Anomaly Detection with Deep Pyramid Correspondences (SPADE) / N. Cohen, Y. Hoshen // arXiv. – 2020. – arXiv:2005.02357. – URL: https://arxiv.org/abs/2005.02357 (дата обращения: 18.06.2026). – Текст : электронный.</w:t>
       </w:r>
     </w:p>
     <w:p>
